--- a/report_template/template_main/tOncoPro_XW6701_3gene_v1.0.docx
+++ b/report_template/template_main/tOncoPro_XW6701_3gene_v1.0.docx
@@ -1,12 +1,12 @@
 
 <file path=word/document.xml><?xml version="1.0" encoding="utf-8"?>
-<w:document xmlns:wpc="http://schemas.microsoft.com/office/word/2010/wordprocessingCanvas" xmlns:cx="http://schemas.microsoft.com/office/drawing/2014/chartex" xmlns:cx1="http://schemas.microsoft.com/office/drawing/2015/9/8/chartex" xmlns:cx2="http://schemas.microsoft.com/office/drawing/2015/10/21/chartex" xmlns:cx3="http://schemas.microsoft.com/office/drawing/2016/5/9/chartex" xmlns:cx4="http://schemas.microsoft.com/office/drawing/2016/5/10/chartex" xmlns:cx5="http://schemas.microsoft.com/office/drawing/2016/5/11/chartex" xmlns:cx6="http://schemas.microsoft.com/office/drawing/2016/5/12/chartex" xmlns:cx7="http://schemas.microsoft.com/office/drawing/2016/5/13/chartex" xmlns:cx8="http://schemas.microsoft.com/office/drawing/2016/5/14/chartex" xmlns:mc="http://schemas.openxmlformats.org/markup-compatibility/2006" xmlns:aink="http://schemas.microsoft.com/office/drawing/2016/ink" xmlns:am3d="http://schemas.microsoft.com/office/drawing/2017/model3d" xmlns:o="urn:schemas-microsoft-com:office:office" xmlns:r="http://schemas.openxmlformats.org/officeDocument/2006/relationships" xmlns:m="http://schemas.openxmlformats.org/officeDocument/2006/math" xmlns:v="urn:schemas-microsoft-com:vml" xmlns:wp14="http://schemas.microsoft.com/office/word/2010/wordprocessingDrawing" xmlns:wp="http://schemas.openxmlformats.org/drawingml/2006/wordprocessingDrawing" xmlns:w10="urn:schemas-microsoft-com:office:word" xmlns:w="http://schemas.openxmlformats.org/wordprocessingml/2006/main" xmlns:w14="http://schemas.microsoft.com/office/word/2010/wordml" xmlns:w15="http://schemas.microsoft.com/office/word/2012/wordml" xmlns:w16cex="http://schemas.microsoft.com/office/word/2018/wordml/cex" xmlns:w16cid="http://schemas.microsoft.com/office/word/2016/wordml/cid" xmlns:w16="http://schemas.microsoft.com/office/word/2018/wordml" xmlns:w16sdtdh="http://schemas.microsoft.com/office/word/2020/wordml/sdtdatahash" xmlns:w16se="http://schemas.microsoft.com/office/word/2015/wordml/symex" xmlns:wpg="http://schemas.microsoft.com/office/word/2010/wordprocessingGroup" xmlns:wpi="http://schemas.microsoft.com/office/word/2010/wordprocessingInk" xmlns:wne="http://schemas.microsoft.com/office/word/2006/wordml" xmlns:wps="http://schemas.microsoft.com/office/word/2010/wordprocessingShape" mc:Ignorable="w14 w15 w16se w16cid w16 w16cex w16sdtdh wp14">
+<w:document xmlns:wpc="http://schemas.microsoft.com/office/word/2010/wordprocessingCanvas" xmlns:cx="http://schemas.microsoft.com/office/drawing/2014/chartex" xmlns:cx1="http://schemas.microsoft.com/office/drawing/2015/9/8/chartex" xmlns:cx2="http://schemas.microsoft.com/office/drawing/2015/10/21/chartex" xmlns:cx3="http://schemas.microsoft.com/office/drawing/2016/5/9/chartex" xmlns:cx4="http://schemas.microsoft.com/office/drawing/2016/5/10/chartex" xmlns:cx5="http://schemas.microsoft.com/office/drawing/2016/5/11/chartex" xmlns:cx6="http://schemas.microsoft.com/office/drawing/2016/5/12/chartex" xmlns:cx7="http://schemas.microsoft.com/office/drawing/2016/5/13/chartex" xmlns:cx8="http://schemas.microsoft.com/office/drawing/2016/5/14/chartex" xmlns:mc="http://schemas.openxmlformats.org/markup-compatibility/2006" xmlns:aink="http://schemas.microsoft.com/office/drawing/2016/ink" xmlns:am3d="http://schemas.microsoft.com/office/drawing/2017/model3d" xmlns:o="urn:schemas-microsoft-com:office:office" xmlns:oel="http://schemas.microsoft.com/office/2019/extlst" xmlns:r="http://schemas.openxmlformats.org/officeDocument/2006/relationships" xmlns:m="http://schemas.openxmlformats.org/officeDocument/2006/math" xmlns:v="urn:schemas-microsoft-com:vml" xmlns:wp14="http://schemas.microsoft.com/office/word/2010/wordprocessingDrawing" xmlns:wp="http://schemas.openxmlformats.org/drawingml/2006/wordprocessingDrawing" xmlns:w10="urn:schemas-microsoft-com:office:word" xmlns:w="http://schemas.openxmlformats.org/wordprocessingml/2006/main" xmlns:w14="http://schemas.microsoft.com/office/word/2010/wordml" xmlns:w15="http://schemas.microsoft.com/office/word/2012/wordml" xmlns:w16cex="http://schemas.microsoft.com/office/word/2018/wordml/cex" xmlns:w16cid="http://schemas.microsoft.com/office/word/2016/wordml/cid" xmlns:w16="http://schemas.microsoft.com/office/word/2018/wordml" xmlns:w16du="http://schemas.microsoft.com/office/word/2023/wordml/word16du" xmlns:w16sdtdh="http://schemas.microsoft.com/office/word/2020/wordml/sdtdatahash" xmlns:w16sdtfl="http://schemas.microsoft.com/office/word/2024/wordml/sdtformatlock" xmlns:w16se="http://schemas.microsoft.com/office/word/2015/wordml/symex" xmlns:wpg="http://schemas.microsoft.com/office/word/2010/wordprocessingGroup" xmlns:wpi="http://schemas.microsoft.com/office/word/2010/wordprocessingInk" xmlns:wne="http://schemas.microsoft.com/office/word/2006/wordml" xmlns:wps="http://schemas.microsoft.com/office/word/2010/wordprocessingShape" mc:Ignorable="w14 w15 w16se w16cid w16 w16cex w16sdtdh w16sdtfl w16du wp14">
   <w:body>
     <w:p>
       <w:pPr>
         <w:pStyle w:val="aa"/>
         <w:rPr>
-          <w:rFonts w:ascii="思源黑体 CN Bold" w:eastAsia="思源黑体 CN Bold" w:hAnsi="思源黑体 CN Bold"/>
+          <w:rFonts w:ascii="思源黑体 CN Bold" w:eastAsia="思源黑体 CN Bold" w:hAnsi="思源黑体 CN Bold" w:hint="eastAsia"/>
           <w:color w:val="00653B"/>
           <w:sz w:val="72"/>
           <w:szCs w:val="72"/>
@@ -55,7 +55,7 @@
             <w:pPr>
               <w:jc w:val="right"/>
               <w:rPr>
-                <w:rFonts w:ascii="思源黑体 CN Bold" w:eastAsia="思源黑体 CN Bold" w:hAnsi="思源黑体 CN Bold" w:cs="微软雅黑"/>
+                <w:rFonts w:ascii="思源黑体 CN Bold" w:eastAsia="思源黑体 CN Bold" w:hAnsi="思源黑体 CN Bold" w:cs="微软雅黑" w:hint="eastAsia"/>
                 <w:b/>
                 <w:color w:val="000000" w:themeColor="text1"/>
                 <w:szCs w:val="18"/>
@@ -80,7 +80,7 @@
             <w:pPr>
               <w:jc w:val="left"/>
               <w:rPr>
-                <w:rFonts w:ascii="思源黑体 CN Bold" w:eastAsia="思源黑体 CN Bold" w:hAnsi="思源黑体 CN Bold" w:cs="微软雅黑"/>
+                <w:rFonts w:ascii="思源黑体 CN Bold" w:eastAsia="思源黑体 CN Bold" w:hAnsi="思源黑体 CN Bold" w:cs="微软雅黑" w:hint="eastAsia"/>
                 <w:b/>
                 <w:color w:val="000000" w:themeColor="text1"/>
                 <w:szCs w:val="18"/>
@@ -105,7 +105,7 @@
             <w:pPr>
               <w:jc w:val="right"/>
               <w:rPr>
-                <w:rFonts w:ascii="思源黑体 CN Bold" w:eastAsia="思源黑体 CN Bold" w:hAnsi="思源黑体 CN Bold" w:cs="微软雅黑"/>
+                <w:rFonts w:ascii="思源黑体 CN Bold" w:eastAsia="思源黑体 CN Bold" w:hAnsi="思源黑体 CN Bold" w:cs="微软雅黑" w:hint="eastAsia"/>
                 <w:b/>
                 <w:color w:val="000000" w:themeColor="text1"/>
                 <w:szCs w:val="18"/>
@@ -130,7 +130,7 @@
             <w:pPr>
               <w:jc w:val="left"/>
               <w:rPr>
-                <w:rFonts w:ascii="思源黑体 CN Bold" w:eastAsia="思源黑体 CN Bold" w:hAnsi="思源黑体 CN Bold" w:cs="微软雅黑"/>
+                <w:rFonts w:ascii="思源黑体 CN Bold" w:eastAsia="思源黑体 CN Bold" w:hAnsi="思源黑体 CN Bold" w:cs="微软雅黑" w:hint="eastAsia"/>
                 <w:b/>
                 <w:color w:val="000000" w:themeColor="text1"/>
                 <w:szCs w:val="18"/>
@@ -156,7 +156,7 @@
         </w:tabs>
         <w:ind w:rightChars="-67" w:right="-141"/>
         <w:rPr>
-          <w:rFonts w:ascii="思源黑体 CN Bold" w:eastAsia="思源黑体 CN Bold" w:hAnsi="思源黑体 CN Bold" w:cs="微软雅黑"/>
+          <w:rFonts w:ascii="思源黑体 CN Bold" w:eastAsia="思源黑体 CN Bold" w:hAnsi="思源黑体 CN Bold" w:cs="微软雅黑" w:hint="eastAsia"/>
           <w:b/>
           <w:color w:val="3C6243"/>
           <w:sz w:val="32"/>
@@ -281,6 +281,7 @@
               </w:tabs>
               <w:jc w:val="left"/>
               <w:rPr>
+                <w:rFonts w:hint="eastAsia"/>
                 <w:b w:val="0"/>
                 <w:bCs w:val="0"/>
               </w:rPr>
@@ -309,7 +310,6 @@
               <w:top w:val="single" w:sz="4" w:space="0" w:color="auto"/>
               <w:right w:val="nil"/>
             </w:tcBorders>
-            <w:shd w:val="clear" w:color="auto" w:fill="auto"/>
             <w:vAlign w:val="center"/>
           </w:tcPr>
           <w:p>
@@ -319,6 +319,7 @@
               </w:tabs>
               <w:jc w:val="left"/>
               <w:rPr>
+                <w:rFonts w:hint="eastAsia"/>
                 <w:b w:val="0"/>
                 <w:szCs w:val="21"/>
               </w:rPr>
@@ -347,7 +348,6 @@
               <w:top w:val="single" w:sz="4" w:space="0" w:color="auto"/>
               <w:left w:val="nil"/>
             </w:tcBorders>
-            <w:shd w:val="clear" w:color="auto" w:fill="auto"/>
             <w:vAlign w:val="center"/>
           </w:tcPr>
           <w:p>
@@ -357,6 +357,7 @@
               </w:tabs>
               <w:cnfStyle w:val="000000000000" w:firstRow="0" w:lastRow="0" w:firstColumn="0" w:lastColumn="0" w:oddVBand="0" w:evenVBand="0" w:oddHBand="0" w:evenHBand="0" w:firstRowFirstColumn="0" w:firstRowLastColumn="0" w:lastRowFirstColumn="0" w:lastRowLastColumn="0"/>
               <w:rPr>
+                <w:rFonts w:hint="eastAsia"/>
                 <w:b/>
                 <w:color w:val="A6A6A6" w:themeColor="background1" w:themeShade="A6"/>
                 <w:szCs w:val="21"/>
@@ -409,7 +410,6 @@
             <w:tcBorders>
               <w:right w:val="nil"/>
             </w:tcBorders>
-            <w:shd w:val="clear" w:color="auto" w:fill="auto"/>
             <w:vAlign w:val="center"/>
           </w:tcPr>
           <w:p>
@@ -418,6 +418,7 @@
                 <w:tab w:val="left" w:pos="426"/>
               </w:tabs>
               <w:rPr>
+                <w:rFonts w:hint="eastAsia"/>
                 <w:b w:val="0"/>
                 <w:szCs w:val="21"/>
               </w:rPr>
@@ -444,7 +445,6 @@
             <w:tcBorders>
               <w:left w:val="nil"/>
             </w:tcBorders>
-            <w:shd w:val="clear" w:color="auto" w:fill="auto"/>
             <w:vAlign w:val="center"/>
           </w:tcPr>
           <w:p>
@@ -454,6 +454,7 @@
               </w:tabs>
               <w:cnfStyle w:val="000000000000" w:firstRow="0" w:lastRow="0" w:firstColumn="0" w:lastColumn="0" w:oddVBand="0" w:evenVBand="0" w:oddHBand="0" w:evenHBand="0" w:firstRowFirstColumn="0" w:firstRowLastColumn="0" w:lastRowFirstColumn="0" w:lastRowLastColumn="0"/>
               <w:rPr>
+                <w:rFonts w:hint="eastAsia"/>
                 <w:b/>
                 <w:color w:val="A6A6A6" w:themeColor="background1" w:themeShade="A6"/>
                 <w:szCs w:val="21"/>
@@ -485,7 +486,6 @@
             <w:tcBorders>
               <w:right w:val="nil"/>
             </w:tcBorders>
-            <w:shd w:val="clear" w:color="auto" w:fill="auto"/>
             <w:vAlign w:val="center"/>
           </w:tcPr>
           <w:p>
@@ -495,7 +495,7 @@
               </w:tabs>
               <w:cnfStyle w:val="000000000000" w:firstRow="0" w:lastRow="0" w:firstColumn="0" w:lastColumn="0" w:oddVBand="0" w:evenVBand="0" w:oddHBand="0" w:evenHBand="0" w:firstRowFirstColumn="0" w:firstRowLastColumn="0" w:lastRowFirstColumn="0" w:lastRowLastColumn="0"/>
               <w:rPr>
-                <w:rFonts w:ascii="思源黑体 CN Bold" w:eastAsia="思源黑体 CN Bold" w:hAnsi="思源黑体 CN Bold" w:cs="微软雅黑"/>
+                <w:rFonts w:ascii="思源黑体 CN Bold" w:eastAsia="思源黑体 CN Bold" w:hAnsi="思源黑体 CN Bold" w:cs="微软雅黑" w:hint="eastAsia"/>
                 <w:b/>
                 <w:szCs w:val="21"/>
               </w:rPr>
@@ -524,7 +524,6 @@
             <w:tcBorders>
               <w:left w:val="nil"/>
             </w:tcBorders>
-            <w:shd w:val="clear" w:color="auto" w:fill="auto"/>
             <w:vAlign w:val="center"/>
           </w:tcPr>
           <w:p>
@@ -534,7 +533,7 @@
               </w:tabs>
               <w:cnfStyle w:val="000000000000" w:firstRow="0" w:lastRow="0" w:firstColumn="0" w:lastColumn="0" w:oddVBand="0" w:evenVBand="0" w:oddHBand="0" w:evenHBand="0" w:firstRowFirstColumn="0" w:firstRowLastColumn="0" w:lastRowFirstColumn="0" w:lastRowLastColumn="0"/>
               <w:rPr>
-                <w:rFonts w:ascii="思源黑体 CN Bold" w:eastAsia="思源黑体 CN Bold" w:hAnsi="思源黑体 CN Bold" w:cs="微软雅黑"/>
+                <w:rFonts w:ascii="思源黑体 CN Bold" w:eastAsia="思源黑体 CN Bold" w:hAnsi="思源黑体 CN Bold" w:cs="微软雅黑" w:hint="eastAsia"/>
                 <w:b/>
                 <w:szCs w:val="21"/>
               </w:rPr>
@@ -586,7 +585,6 @@
             <w:tcBorders>
               <w:right w:val="nil"/>
             </w:tcBorders>
-            <w:shd w:val="clear" w:color="auto" w:fill="auto"/>
             <w:vAlign w:val="center"/>
           </w:tcPr>
           <w:p>
@@ -595,6 +593,7 @@
                 <w:tab w:val="left" w:pos="426"/>
               </w:tabs>
               <w:rPr>
+                <w:rFonts w:hint="eastAsia"/>
                 <w:b w:val="0"/>
                 <w:szCs w:val="21"/>
               </w:rPr>
@@ -621,7 +620,6 @@
             <w:tcBorders>
               <w:left w:val="nil"/>
             </w:tcBorders>
-            <w:shd w:val="clear" w:color="auto" w:fill="auto"/>
             <w:vAlign w:val="center"/>
           </w:tcPr>
           <w:p>
@@ -631,6 +629,7 @@
               </w:tabs>
               <w:cnfStyle w:val="000000000000" w:firstRow="0" w:lastRow="0" w:firstColumn="0" w:lastColumn="0" w:oddVBand="0" w:evenVBand="0" w:oddHBand="0" w:evenHBand="0" w:firstRowFirstColumn="0" w:firstRowLastColumn="0" w:lastRowFirstColumn="0" w:lastRowLastColumn="0"/>
               <w:rPr>
+                <w:rFonts w:hint="eastAsia"/>
                 <w:b/>
                 <w:color w:val="A6A6A6" w:themeColor="background1" w:themeShade="A6"/>
                 <w:szCs w:val="21"/>
@@ -662,7 +661,6 @@
             <w:tcBorders>
               <w:right w:val="nil"/>
             </w:tcBorders>
-            <w:shd w:val="clear" w:color="auto" w:fill="auto"/>
             <w:vAlign w:val="center"/>
           </w:tcPr>
           <w:p>
@@ -672,6 +670,7 @@
               </w:tabs>
               <w:cnfStyle w:val="000000000000" w:firstRow="0" w:lastRow="0" w:firstColumn="0" w:lastColumn="0" w:oddVBand="0" w:evenVBand="0" w:oddHBand="0" w:evenHBand="0" w:firstRowFirstColumn="0" w:firstRowLastColumn="0" w:lastRowFirstColumn="0" w:lastRowLastColumn="0"/>
               <w:rPr>
+                <w:rFonts w:hint="eastAsia"/>
                 <w:b/>
                 <w:szCs w:val="21"/>
               </w:rPr>
@@ -692,7 +691,6 @@
             <w:tcBorders>
               <w:left w:val="nil"/>
             </w:tcBorders>
-            <w:shd w:val="clear" w:color="auto" w:fill="auto"/>
             <w:vAlign w:val="center"/>
           </w:tcPr>
           <w:p>
@@ -702,6 +700,7 @@
               </w:tabs>
               <w:cnfStyle w:val="000000000000" w:firstRow="0" w:lastRow="0" w:firstColumn="0" w:lastColumn="0" w:oddVBand="0" w:evenVBand="0" w:oddHBand="0" w:evenHBand="0" w:firstRowFirstColumn="0" w:firstRowLastColumn="0" w:lastRowFirstColumn="0" w:lastRowLastColumn="0"/>
               <w:rPr>
+                <w:rFonts w:hint="eastAsia"/>
                 <w:b/>
                 <w:color w:val="A6A6A6" w:themeColor="background1" w:themeShade="A6"/>
                 <w:szCs w:val="21"/>
@@ -728,6 +727,7 @@
         <w:ind w:rightChars="-67" w:right="-141"/>
         <w:jc w:val="left"/>
         <w:rPr>
+          <w:rFonts w:hint="eastAsia"/>
           <w:szCs w:val="21"/>
         </w:rPr>
       </w:pPr>
@@ -779,6 +779,7 @@
               </w:tabs>
               <w:jc w:val="left"/>
               <w:rPr>
+                <w:rFonts w:hint="eastAsia"/>
                 <w:b w:val="0"/>
                 <w:bCs w:val="0"/>
                 <w:szCs w:val="21"/>
@@ -812,7 +813,6 @@
               <w:top w:val="single" w:sz="4" w:space="0" w:color="auto"/>
               <w:right w:val="nil"/>
             </w:tcBorders>
-            <w:shd w:val="clear" w:color="auto" w:fill="auto"/>
             <w:vAlign w:val="center"/>
           </w:tcPr>
           <w:p>
@@ -822,6 +822,7 @@
               </w:tabs>
               <w:jc w:val="left"/>
               <w:rPr>
+                <w:rFonts w:hint="eastAsia"/>
                 <w:b w:val="0"/>
                 <w:szCs w:val="21"/>
               </w:rPr>
@@ -849,7 +850,6 @@
               <w:top w:val="single" w:sz="4" w:space="0" w:color="auto"/>
               <w:left w:val="nil"/>
             </w:tcBorders>
-            <w:shd w:val="clear" w:color="auto" w:fill="auto"/>
             <w:vAlign w:val="center"/>
           </w:tcPr>
           <w:p>
@@ -859,6 +859,7 @@
               </w:tabs>
               <w:cnfStyle w:val="000000000000" w:firstRow="0" w:lastRow="0" w:firstColumn="0" w:lastColumn="0" w:oddVBand="0" w:evenVBand="0" w:oddHBand="0" w:evenHBand="0" w:firstRowFirstColumn="0" w:firstRowLastColumn="0" w:lastRowFirstColumn="0" w:lastRowLastColumn="0"/>
               <w:rPr>
+                <w:rFonts w:hint="eastAsia"/>
                 <w:b/>
                 <w:szCs w:val="21"/>
               </w:rPr>
@@ -881,7 +882,6 @@
               <w:top w:val="single" w:sz="4" w:space="0" w:color="auto"/>
               <w:right w:val="nil"/>
             </w:tcBorders>
-            <w:shd w:val="clear" w:color="auto" w:fill="auto"/>
             <w:vAlign w:val="center"/>
           </w:tcPr>
           <w:p>
@@ -892,6 +892,7 @@
               <w:jc w:val="left"/>
               <w:cnfStyle w:val="000000000000" w:firstRow="0" w:lastRow="0" w:firstColumn="0" w:lastColumn="0" w:oddVBand="0" w:evenVBand="0" w:oddHBand="0" w:evenHBand="0" w:firstRowFirstColumn="0" w:firstRowLastColumn="0" w:lastRowFirstColumn="0" w:lastRowLastColumn="0"/>
               <w:rPr>
+                <w:rFonts w:hint="eastAsia"/>
                 <w:b/>
                 <w:szCs w:val="21"/>
               </w:rPr>
@@ -921,7 +922,6 @@
               <w:top w:val="single" w:sz="4" w:space="0" w:color="auto"/>
               <w:left w:val="nil"/>
             </w:tcBorders>
-            <w:shd w:val="clear" w:color="auto" w:fill="auto"/>
             <w:vAlign w:val="center"/>
           </w:tcPr>
           <w:p>
@@ -931,7 +931,7 @@
               </w:tabs>
               <w:cnfStyle w:val="000000000000" w:firstRow="0" w:lastRow="0" w:firstColumn="0" w:lastColumn="0" w:oddVBand="0" w:evenVBand="0" w:oddHBand="0" w:evenHBand="0" w:firstRowFirstColumn="0" w:firstRowLastColumn="0" w:lastRowFirstColumn="0" w:lastRowLastColumn="0"/>
               <w:rPr>
-                <w:rFonts w:ascii="思源黑体 CN Bold" w:eastAsia="思源黑体 CN Bold" w:hAnsi="思源黑体 CN Bold" w:cs="微软雅黑"/>
+                <w:rFonts w:ascii="思源黑体 CN Bold" w:eastAsia="思源黑体 CN Bold" w:hAnsi="思源黑体 CN Bold" w:cs="微软雅黑" w:hint="eastAsia"/>
                 <w:bCs/>
                 <w:szCs w:val="21"/>
               </w:rPr>
@@ -1082,7 +1082,6 @@
             <w:tcBorders>
               <w:right w:val="nil"/>
             </w:tcBorders>
-            <w:shd w:val="clear" w:color="auto" w:fill="auto"/>
             <w:vAlign w:val="center"/>
           </w:tcPr>
           <w:p>
@@ -1092,7 +1091,7 @@
               </w:tabs>
               <w:jc w:val="left"/>
               <w:rPr>
-                <w:rFonts w:ascii="思源黑体 CN Bold" w:eastAsia="思源黑体 CN Bold" w:hAnsi="思源黑体 CN Bold" w:cs="微软雅黑"/>
+                <w:rFonts w:ascii="思源黑体 CN Bold" w:eastAsia="思源黑体 CN Bold" w:hAnsi="思源黑体 CN Bold" w:cs="微软雅黑" w:hint="eastAsia"/>
                 <w:szCs w:val="21"/>
               </w:rPr>
             </w:pPr>
@@ -1118,7 +1117,6 @@
             <w:tcBorders>
               <w:left w:val="nil"/>
             </w:tcBorders>
-            <w:shd w:val="clear" w:color="auto" w:fill="auto"/>
             <w:vAlign w:val="center"/>
           </w:tcPr>
           <w:p>
@@ -1128,7 +1126,7 @@
               </w:tabs>
               <w:cnfStyle w:val="000000000000" w:firstRow="0" w:lastRow="0" w:firstColumn="0" w:lastColumn="0" w:oddVBand="0" w:evenVBand="0" w:oddHBand="0" w:evenHBand="0" w:firstRowFirstColumn="0" w:firstRowLastColumn="0" w:lastRowFirstColumn="0" w:lastRowLastColumn="0"/>
               <w:rPr>
-                <w:rFonts w:ascii="思源黑体 CN Bold" w:eastAsia="思源黑体 CN Bold" w:hAnsi="思源黑体 CN Bold" w:cs="微软雅黑"/>
+                <w:rFonts w:ascii="思源黑体 CN Bold" w:eastAsia="思源黑体 CN Bold" w:hAnsi="思源黑体 CN Bold" w:cs="微软雅黑" w:hint="eastAsia"/>
                 <w:b/>
                 <w:bCs/>
                 <w:szCs w:val="21"/>
@@ -1160,7 +1158,6 @@
             <w:tcBorders>
               <w:right w:val="nil"/>
             </w:tcBorders>
-            <w:shd w:val="clear" w:color="auto" w:fill="auto"/>
             <w:vAlign w:val="center"/>
           </w:tcPr>
           <w:p>
@@ -1171,7 +1168,7 @@
               <w:jc w:val="left"/>
               <w:cnfStyle w:val="000000000000" w:firstRow="0" w:lastRow="0" w:firstColumn="0" w:lastColumn="0" w:oddVBand="0" w:evenVBand="0" w:oddHBand="0" w:evenHBand="0" w:firstRowFirstColumn="0" w:firstRowLastColumn="0" w:lastRowFirstColumn="0" w:lastRowLastColumn="0"/>
               <w:rPr>
-                <w:rFonts w:ascii="思源黑体 CN Bold" w:eastAsia="思源黑体 CN Bold" w:hAnsi="思源黑体 CN Bold" w:cs="微软雅黑"/>
+                <w:rFonts w:ascii="思源黑体 CN Bold" w:eastAsia="思源黑体 CN Bold" w:hAnsi="思源黑体 CN Bold" w:cs="微软雅黑" w:hint="eastAsia"/>
                 <w:b/>
                 <w:bCs/>
                 <w:szCs w:val="21"/>
@@ -1193,7 +1190,6 @@
             <w:tcBorders>
               <w:left w:val="nil"/>
             </w:tcBorders>
-            <w:shd w:val="clear" w:color="auto" w:fill="auto"/>
             <w:vAlign w:val="center"/>
           </w:tcPr>
           <w:p>
@@ -1203,6 +1199,7 @@
               </w:tabs>
               <w:cnfStyle w:val="000000000000" w:firstRow="0" w:lastRow="0" w:firstColumn="0" w:lastColumn="0" w:oddVBand="0" w:evenVBand="0" w:oddHBand="0" w:evenHBand="0" w:firstRowFirstColumn="0" w:firstRowLastColumn="0" w:lastRowFirstColumn="0" w:lastRowLastColumn="0"/>
               <w:rPr>
+                <w:rFonts w:hint="eastAsia"/>
                 <w:b/>
                 <w:color w:val="A6A6A6" w:themeColor="background1" w:themeShade="A6"/>
                 <w:szCs w:val="21"/>
@@ -1300,7 +1297,6 @@
             <w:tcBorders>
               <w:right w:val="nil"/>
             </w:tcBorders>
-            <w:shd w:val="clear" w:color="auto" w:fill="auto"/>
             <w:vAlign w:val="center"/>
           </w:tcPr>
           <w:p>
@@ -1310,7 +1306,7 @@
               </w:tabs>
               <w:jc w:val="left"/>
               <w:rPr>
-                <w:rFonts w:ascii="思源黑体 CN Bold" w:eastAsia="思源黑体 CN Bold" w:hAnsi="思源黑体 CN Bold" w:cs="微软雅黑"/>
+                <w:rFonts w:ascii="思源黑体 CN Bold" w:eastAsia="思源黑体 CN Bold" w:hAnsi="思源黑体 CN Bold" w:cs="微软雅黑" w:hint="eastAsia"/>
                 <w:szCs w:val="21"/>
               </w:rPr>
             </w:pPr>
@@ -1337,7 +1333,6 @@
             <w:tcBorders>
               <w:left w:val="nil"/>
             </w:tcBorders>
-            <w:shd w:val="clear" w:color="auto" w:fill="auto"/>
             <w:vAlign w:val="center"/>
           </w:tcPr>
           <w:p>
@@ -1347,7 +1342,7 @@
               </w:tabs>
               <w:cnfStyle w:val="000000000000" w:firstRow="0" w:lastRow="0" w:firstColumn="0" w:lastColumn="0" w:oddVBand="0" w:evenVBand="0" w:oddHBand="0" w:evenHBand="0" w:firstRowFirstColumn="0" w:firstRowLastColumn="0" w:lastRowFirstColumn="0" w:lastRowLastColumn="0"/>
               <w:rPr>
-                <w:rFonts w:ascii="思源黑体 CN Bold" w:eastAsia="思源黑体 CN Bold" w:hAnsi="思源黑体 CN Bold" w:cs="微软雅黑"/>
+                <w:rFonts w:ascii="思源黑体 CN Bold" w:eastAsia="思源黑体 CN Bold" w:hAnsi="思源黑体 CN Bold" w:cs="微软雅黑" w:hint="eastAsia"/>
                 <w:b/>
                 <w:bCs/>
                 <w:szCs w:val="21"/>
@@ -1442,7 +1437,6 @@
             <w:tcBorders>
               <w:right w:val="nil"/>
             </w:tcBorders>
-            <w:shd w:val="clear" w:color="auto" w:fill="auto"/>
             <w:vAlign w:val="center"/>
           </w:tcPr>
           <w:p>
@@ -1453,7 +1447,7 @@
               <w:jc w:val="left"/>
               <w:cnfStyle w:val="000000000000" w:firstRow="0" w:lastRow="0" w:firstColumn="0" w:lastColumn="0" w:oddVBand="0" w:evenVBand="0" w:oddHBand="0" w:evenHBand="0" w:firstRowFirstColumn="0" w:firstRowLastColumn="0" w:lastRowFirstColumn="0" w:lastRowLastColumn="0"/>
               <w:rPr>
-                <w:rFonts w:ascii="思源黑体 CN Bold" w:eastAsia="思源黑体 CN Bold" w:hAnsi="思源黑体 CN Bold" w:cs="微软雅黑"/>
+                <w:rFonts w:ascii="思源黑体 CN Bold" w:eastAsia="思源黑体 CN Bold" w:hAnsi="思源黑体 CN Bold" w:cs="微软雅黑" w:hint="eastAsia"/>
                 <w:b/>
                 <w:bCs/>
                 <w:szCs w:val="21"/>
@@ -1475,7 +1469,6 @@
             <w:tcBorders>
               <w:left w:val="nil"/>
             </w:tcBorders>
-            <w:shd w:val="clear" w:color="auto" w:fill="auto"/>
             <w:vAlign w:val="center"/>
           </w:tcPr>
           <w:p>
@@ -1485,7 +1478,7 @@
               </w:tabs>
               <w:cnfStyle w:val="000000000000" w:firstRow="0" w:lastRow="0" w:firstColumn="0" w:lastColumn="0" w:oddVBand="0" w:evenVBand="0" w:oddHBand="0" w:evenHBand="0" w:firstRowFirstColumn="0" w:firstRowLastColumn="0" w:lastRowFirstColumn="0" w:lastRowLastColumn="0"/>
               <w:rPr>
-                <w:rFonts w:ascii="思源黑体 CN Bold" w:eastAsia="思源黑体 CN Bold" w:hAnsi="思源黑体 CN Bold" w:cs="微软雅黑"/>
+                <w:rFonts w:ascii="思源黑体 CN Bold" w:eastAsia="思源黑体 CN Bold" w:hAnsi="思源黑体 CN Bold" w:cs="微软雅黑" w:hint="eastAsia"/>
                 <w:b/>
                 <w:bCs/>
                 <w:szCs w:val="21"/>
@@ -1511,6 +1504,9 @@
           <w:tab w:val="left" w:pos="426"/>
         </w:tabs>
         <w:ind w:rightChars="-67" w:right="-141"/>
+        <w:rPr>
+          <w:rFonts w:hint="eastAsia"/>
+        </w:rPr>
       </w:pPr>
       <w:r>
         <w:rPr>
@@ -1529,7 +1525,7 @@
         </w:tabs>
         <w:ind w:rightChars="-67" w:right="-141"/>
         <w:rPr>
-          <w:rFonts w:ascii="思源黑体 CN Bold" w:eastAsia="思源黑体 CN Bold" w:hAnsi="思源黑体 CN Bold" w:cs="微软雅黑"/>
+          <w:rFonts w:ascii="思源黑体 CN Bold" w:eastAsia="思源黑体 CN Bold" w:hAnsi="思源黑体 CN Bold" w:cs="微软雅黑" w:hint="eastAsia"/>
           <w:b/>
           <w:color w:val="00653B"/>
           <w:sz w:val="36"/>
@@ -1616,7 +1612,7 @@
         <w:spacing w:line="600" w:lineRule="auto"/>
         <w:ind w:left="360" w:firstLineChars="0"/>
         <w:rPr>
-          <w:rFonts w:ascii="思源黑体 CN Bold" w:eastAsia="思源黑体 CN Bold" w:hAnsi="思源黑体 CN Bold" w:cs="微软雅黑"/>
+          <w:rFonts w:ascii="思源黑体 CN Bold" w:eastAsia="思源黑体 CN Bold" w:hAnsi="思源黑体 CN Bold" w:cs="微软雅黑" w:hint="eastAsia"/>
           <w:b/>
           <w:bCs/>
           <w:color w:val="00653B"/>
@@ -1672,7 +1668,7 @@
               <w:jc w:val="center"/>
               <w:textAlignment w:val="center"/>
               <w:rPr>
-                <w:rFonts w:ascii="思源黑体 CN Bold" w:eastAsia="思源黑体 CN Bold" w:hAnsi="思源黑体 CN Bold"/>
+                <w:rFonts w:ascii="思源黑体 CN Bold" w:eastAsia="思源黑体 CN Bold" w:hAnsi="思源黑体 CN Bold" w:hint="eastAsia"/>
                 <w:b/>
                 <w:bCs/>
                 <w:color w:val="FFFFFF" w:themeColor="background1"/>
@@ -1703,7 +1699,7 @@
               <w:jc w:val="center"/>
               <w:textAlignment w:val="center"/>
               <w:rPr>
-                <w:rFonts w:ascii="思源黑体 CN Bold" w:eastAsia="思源黑体 CN Bold" w:hAnsi="思源黑体 CN Bold"/>
+                <w:rFonts w:ascii="思源黑体 CN Bold" w:eastAsia="思源黑体 CN Bold" w:hAnsi="思源黑体 CN Bold" w:hint="eastAsia"/>
                 <w:b/>
                 <w:bCs/>
                 <w:color w:val="FFFFFF" w:themeColor="background1"/>
@@ -1734,7 +1730,7 @@
               <w:jc w:val="center"/>
               <w:textAlignment w:val="center"/>
               <w:rPr>
-                <w:rFonts w:ascii="思源黑体 CN Bold" w:eastAsia="思源黑体 CN Bold" w:hAnsi="思源黑体 CN Bold"/>
+                <w:rFonts w:ascii="思源黑体 CN Bold" w:eastAsia="思源黑体 CN Bold" w:hAnsi="思源黑体 CN Bold" w:hint="eastAsia"/>
                 <w:b/>
                 <w:bCs/>
                 <w:color w:val="FFFFFF" w:themeColor="background1"/>
@@ -1772,7 +1768,7 @@
               <w:jc w:val="center"/>
               <w:textAlignment w:val="center"/>
               <w:rPr>
-                <w:rFonts w:ascii="思源黑体 CN Normal" w:eastAsia="思源黑体 CN Normal" w:hAnsi="思源黑体 CN Normal" w:cs="微软雅黑"/>
+                <w:rFonts w:ascii="思源黑体 CN Normal" w:eastAsia="思源黑体 CN Normal" w:hAnsi="思源黑体 CN Normal" w:cs="微软雅黑" w:hint="eastAsia"/>
                 <w:bCs/>
                 <w:sz w:val="18"/>
                 <w:szCs w:val="18"/>
@@ -1837,7 +1833,7 @@
               <w:jc w:val="center"/>
               <w:textAlignment w:val="center"/>
               <w:rPr>
-                <w:rFonts w:ascii="思源黑体 CN Normal" w:eastAsia="思源黑体 CN Normal" w:hAnsi="思源黑体 CN Normal" w:cs="微软雅黑"/>
+                <w:rFonts w:ascii="思源黑体 CN Normal" w:eastAsia="思源黑体 CN Normal" w:hAnsi="思源黑体 CN Normal" w:cs="微软雅黑" w:hint="eastAsia"/>
                 <w:bCs/>
                 <w:sz w:val="18"/>
                 <w:szCs w:val="18"/>
@@ -1898,7 +1894,7 @@
               <w:jc w:val="center"/>
               <w:textAlignment w:val="center"/>
               <w:rPr>
-                <w:rFonts w:ascii="思源黑体 CN Normal" w:eastAsia="思源黑体 CN Normal" w:hAnsi="思源黑体 CN Normal" w:cs="微软雅黑"/>
+                <w:rFonts w:ascii="思源黑体 CN Normal" w:eastAsia="思源黑体 CN Normal" w:hAnsi="思源黑体 CN Normal" w:cs="微软雅黑" w:hint="eastAsia"/>
                 <w:bCs/>
                 <w:sz w:val="18"/>
                 <w:szCs w:val="18"/>
@@ -1958,7 +1954,7 @@
               <w:jc w:val="center"/>
               <w:textAlignment w:val="center"/>
               <w:rPr>
-                <w:rFonts w:ascii="思源黑体 CN Normal" w:eastAsia="思源黑体 CN Normal" w:hAnsi="思源黑体 CN Normal" w:cs="微软雅黑"/>
+                <w:rFonts w:ascii="思源黑体 CN Normal" w:eastAsia="思源黑体 CN Normal" w:hAnsi="思源黑体 CN Normal" w:cs="微软雅黑" w:hint="eastAsia"/>
                 <w:bCs/>
                 <w:sz w:val="18"/>
                 <w:szCs w:val="18"/>
@@ -2021,7 +2017,7 @@
               <w:jc w:val="center"/>
               <w:textAlignment w:val="center"/>
               <w:rPr>
-                <w:rFonts w:ascii="思源黑体 CN Normal" w:eastAsia="思源黑体 CN Normal" w:hAnsi="思源黑体 CN Normal" w:cs="微软雅黑"/>
+                <w:rFonts w:ascii="思源黑体 CN Normal" w:eastAsia="思源黑体 CN Normal" w:hAnsi="思源黑体 CN Normal" w:cs="微软雅黑" w:hint="eastAsia"/>
                 <w:bCs/>
                 <w:sz w:val="18"/>
                 <w:szCs w:val="18"/>
@@ -2148,7 +2144,7 @@
               <w:jc w:val="center"/>
               <w:textAlignment w:val="center"/>
               <w:rPr>
-                <w:rFonts w:ascii="思源黑体 CN Normal" w:eastAsia="思源黑体 CN Normal" w:hAnsi="思源黑体 CN Normal" w:cs="微软雅黑"/>
+                <w:rFonts w:ascii="思源黑体 CN Normal" w:eastAsia="思源黑体 CN Normal" w:hAnsi="思源黑体 CN Normal" w:cs="微软雅黑" w:hint="eastAsia"/>
                 <w:bCs/>
                 <w:sz w:val="18"/>
                 <w:szCs w:val="18"/>
@@ -2209,7 +2205,7 @@
               <w:jc w:val="center"/>
               <w:textAlignment w:val="center"/>
               <w:rPr>
-                <w:rFonts w:ascii="思源黑体 CN Normal" w:eastAsia="思源黑体 CN Normal" w:hAnsi="思源黑体 CN Normal" w:cs="微软雅黑"/>
+                <w:rFonts w:ascii="思源黑体 CN Normal" w:eastAsia="思源黑体 CN Normal" w:hAnsi="思源黑体 CN Normal" w:cs="微软雅黑" w:hint="eastAsia"/>
                 <w:bCs/>
                 <w:sz w:val="18"/>
                 <w:szCs w:val="18"/>
@@ -2252,7 +2248,7 @@
               <w:jc w:val="center"/>
               <w:textAlignment w:val="center"/>
               <w:rPr>
-                <w:rFonts w:ascii="思源黑体 CN Normal" w:eastAsia="思源黑体 CN Normal" w:hAnsi="思源黑体 CN Normal" w:cs="微软雅黑"/>
+                <w:rFonts w:ascii="思源黑体 CN Normal" w:eastAsia="思源黑体 CN Normal" w:hAnsi="思源黑体 CN Normal" w:cs="微软雅黑" w:hint="eastAsia"/>
                 <w:bCs/>
                 <w:sz w:val="18"/>
                 <w:szCs w:val="18"/>
@@ -2294,7 +2290,7 @@
               <w:jc w:val="center"/>
               <w:textAlignment w:val="center"/>
               <w:rPr>
-                <w:rFonts w:ascii="思源黑体 CN Normal" w:eastAsia="思源黑体 CN Normal" w:hAnsi="思源黑体 CN Normal" w:cs="微软雅黑"/>
+                <w:rFonts w:ascii="思源黑体 CN Normal" w:eastAsia="思源黑体 CN Normal" w:hAnsi="思源黑体 CN Normal" w:cs="微软雅黑" w:hint="eastAsia"/>
                 <w:bCs/>
                 <w:sz w:val="18"/>
                 <w:szCs w:val="18"/>
@@ -2339,7 +2335,7 @@
               <w:jc w:val="center"/>
               <w:textAlignment w:val="center"/>
               <w:rPr>
-                <w:rFonts w:ascii="思源黑体 CN Normal" w:eastAsia="思源黑体 CN Normal" w:hAnsi="思源黑体 CN Normal" w:cs="微软雅黑"/>
+                <w:rFonts w:ascii="思源黑体 CN Normal" w:eastAsia="思源黑体 CN Normal" w:hAnsi="思源黑体 CN Normal" w:cs="微软雅黑" w:hint="eastAsia"/>
                 <w:bCs/>
                 <w:sz w:val="18"/>
                 <w:szCs w:val="18"/>
@@ -2366,7 +2362,7 @@
               <w:jc w:val="center"/>
               <w:textAlignment w:val="center"/>
               <w:rPr>
-                <w:rFonts w:ascii="思源黑体 CN Normal" w:eastAsia="思源黑体 CN Normal" w:hAnsi="思源黑体 CN Normal" w:cs="微软雅黑"/>
+                <w:rFonts w:ascii="思源黑体 CN Normal" w:eastAsia="思源黑体 CN Normal" w:hAnsi="思源黑体 CN Normal" w:cs="微软雅黑" w:hint="eastAsia"/>
                 <w:bCs/>
                 <w:sz w:val="18"/>
                 <w:szCs w:val="18"/>
@@ -2400,7 +2396,7 @@
               <w:jc w:val="center"/>
               <w:textAlignment w:val="center"/>
               <w:rPr>
-                <w:rFonts w:ascii="思源黑体 CN Normal" w:eastAsia="思源黑体 CN Normal" w:hAnsi="思源黑体 CN Normal" w:cs="微软雅黑"/>
+                <w:rFonts w:ascii="思源黑体 CN Normal" w:eastAsia="思源黑体 CN Normal" w:hAnsi="思源黑体 CN Normal" w:cs="微软雅黑" w:hint="eastAsia"/>
                 <w:bCs/>
                 <w:sz w:val="18"/>
                 <w:szCs w:val="18"/>
@@ -2461,7 +2457,7 @@
               <w:jc w:val="center"/>
               <w:textAlignment w:val="center"/>
               <w:rPr>
-                <w:rFonts w:ascii="思源黑体 CN Normal" w:eastAsia="思源黑体 CN Normal" w:hAnsi="思源黑体 CN Normal" w:cs="微软雅黑"/>
+                <w:rFonts w:ascii="思源黑体 CN Normal" w:eastAsia="思源黑体 CN Normal" w:hAnsi="思源黑体 CN Normal" w:cs="微软雅黑" w:hint="eastAsia"/>
                 <w:bCs/>
                 <w:sz w:val="18"/>
                 <w:szCs w:val="18"/>
@@ -2522,7 +2518,7 @@
               <w:jc w:val="center"/>
               <w:textAlignment w:val="center"/>
               <w:rPr>
-                <w:rFonts w:ascii="思源黑体 CN Normal" w:eastAsia="思源黑体 CN Normal" w:hAnsi="思源黑体 CN Normal" w:cs="微软雅黑"/>
+                <w:rFonts w:ascii="思源黑体 CN Normal" w:eastAsia="思源黑体 CN Normal" w:hAnsi="思源黑体 CN Normal" w:cs="微软雅黑" w:hint="eastAsia"/>
                 <w:bCs/>
                 <w:sz w:val="18"/>
                 <w:szCs w:val="18"/>
@@ -2582,7 +2578,7 @@
               <w:jc w:val="center"/>
               <w:textAlignment w:val="center"/>
               <w:rPr>
-                <w:rFonts w:ascii="思源黑体 CN Normal" w:eastAsia="思源黑体 CN Normal" w:hAnsi="思源黑体 CN Normal" w:cs="微软雅黑"/>
+                <w:rFonts w:ascii="思源黑体 CN Normal" w:eastAsia="思源黑体 CN Normal" w:hAnsi="思源黑体 CN Normal" w:cs="微软雅黑" w:hint="eastAsia"/>
                 <w:bCs/>
                 <w:sz w:val="18"/>
                 <w:szCs w:val="18"/>
@@ -2627,7 +2623,7 @@
               <w:jc w:val="center"/>
               <w:textAlignment w:val="center"/>
               <w:rPr>
-                <w:rFonts w:ascii="思源黑体 CN Normal" w:eastAsia="思源黑体 CN Normal" w:hAnsi="思源黑体 CN Normal" w:cs="微软雅黑"/>
+                <w:rFonts w:ascii="思源黑体 CN Normal" w:eastAsia="思源黑体 CN Normal" w:hAnsi="思源黑体 CN Normal" w:cs="微软雅黑" w:hint="eastAsia"/>
                 <w:bCs/>
                 <w:sz w:val="18"/>
                 <w:szCs w:val="18"/>
@@ -2754,7 +2750,7 @@
               <w:jc w:val="center"/>
               <w:textAlignment w:val="center"/>
               <w:rPr>
-                <w:rFonts w:ascii="思源黑体 CN Normal" w:eastAsia="思源黑体 CN Normal" w:hAnsi="思源黑体 CN Normal" w:cs="微软雅黑"/>
+                <w:rFonts w:ascii="思源黑体 CN Normal" w:eastAsia="思源黑体 CN Normal" w:hAnsi="思源黑体 CN Normal" w:cs="微软雅黑" w:hint="eastAsia"/>
                 <w:bCs/>
                 <w:sz w:val="18"/>
                 <w:szCs w:val="18"/>
@@ -2815,7 +2811,7 @@
               <w:jc w:val="center"/>
               <w:textAlignment w:val="center"/>
               <w:rPr>
-                <w:rFonts w:ascii="思源黑体 CN Normal" w:eastAsia="思源黑体 CN Normal" w:hAnsi="思源黑体 CN Normal" w:cs="微软雅黑"/>
+                <w:rFonts w:ascii="思源黑体 CN Normal" w:eastAsia="思源黑体 CN Normal" w:hAnsi="思源黑体 CN Normal" w:cs="微软雅黑" w:hint="eastAsia"/>
                 <w:bCs/>
                 <w:sz w:val="18"/>
                 <w:szCs w:val="18"/>
@@ -2858,7 +2854,7 @@
               <w:jc w:val="center"/>
               <w:textAlignment w:val="center"/>
               <w:rPr>
-                <w:rFonts w:ascii="思源黑体 CN Normal" w:eastAsia="思源黑体 CN Normal" w:hAnsi="思源黑体 CN Normal" w:cs="微软雅黑"/>
+                <w:rFonts w:ascii="思源黑体 CN Normal" w:eastAsia="思源黑体 CN Normal" w:hAnsi="思源黑体 CN Normal" w:cs="微软雅黑" w:hint="eastAsia"/>
                 <w:bCs/>
                 <w:sz w:val="18"/>
                 <w:szCs w:val="18"/>
@@ -2900,7 +2896,7 @@
               <w:jc w:val="center"/>
               <w:textAlignment w:val="center"/>
               <w:rPr>
-                <w:rFonts w:ascii="思源黑体 CN Normal" w:eastAsia="思源黑体 CN Normal" w:hAnsi="思源黑体 CN Normal" w:cs="微软雅黑"/>
+                <w:rFonts w:ascii="思源黑体 CN Normal" w:eastAsia="思源黑体 CN Normal" w:hAnsi="思源黑体 CN Normal" w:cs="微软雅黑" w:hint="eastAsia"/>
                 <w:bCs/>
                 <w:sz w:val="18"/>
                 <w:szCs w:val="18"/>
@@ -2937,7 +2933,7 @@
               <w:jc w:val="center"/>
               <w:textAlignment w:val="center"/>
               <w:rPr>
-                <w:rFonts w:ascii="思源黑体 CN Normal" w:eastAsia="思源黑体 CN Normal" w:hAnsi="思源黑体 CN Normal" w:cs="微软雅黑"/>
+                <w:rFonts w:ascii="思源黑体 CN Normal" w:eastAsia="思源黑体 CN Normal" w:hAnsi="思源黑体 CN Normal" w:cs="微软雅黑" w:hint="eastAsia"/>
                 <w:bCs/>
                 <w:sz w:val="18"/>
                 <w:szCs w:val="18"/>
@@ -2964,7 +2960,7 @@
               <w:jc w:val="center"/>
               <w:textAlignment w:val="center"/>
               <w:rPr>
-                <w:rFonts w:ascii="思源黑体 CN Normal" w:eastAsia="思源黑体 CN Normal" w:hAnsi="思源黑体 CN Normal" w:cs="微软雅黑"/>
+                <w:rFonts w:ascii="思源黑体 CN Normal" w:eastAsia="思源黑体 CN Normal" w:hAnsi="思源黑体 CN Normal" w:cs="微软雅黑" w:hint="eastAsia"/>
                 <w:bCs/>
                 <w:sz w:val="18"/>
                 <w:szCs w:val="18"/>
@@ -2998,7 +2994,7 @@
               <w:jc w:val="center"/>
               <w:textAlignment w:val="center"/>
               <w:rPr>
-                <w:rFonts w:ascii="思源黑体 CN Normal" w:eastAsia="思源黑体 CN Normal" w:hAnsi="思源黑体 CN Normal" w:cs="微软雅黑"/>
+                <w:rFonts w:ascii="思源黑体 CN Normal" w:eastAsia="思源黑体 CN Normal" w:hAnsi="思源黑体 CN Normal" w:cs="微软雅黑" w:hint="eastAsia"/>
                 <w:bCs/>
                 <w:sz w:val="18"/>
                 <w:szCs w:val="18"/>
@@ -3059,7 +3055,7 @@
               <w:jc w:val="center"/>
               <w:textAlignment w:val="center"/>
               <w:rPr>
-                <w:rFonts w:ascii="思源黑体 CN Normal" w:eastAsia="思源黑体 CN Normal" w:hAnsi="思源黑体 CN Normal" w:cs="微软雅黑"/>
+                <w:rFonts w:ascii="思源黑体 CN Normal" w:eastAsia="思源黑体 CN Normal" w:hAnsi="思源黑体 CN Normal" w:cs="微软雅黑" w:hint="eastAsia"/>
                 <w:bCs/>
                 <w:sz w:val="18"/>
                 <w:szCs w:val="18"/>
@@ -3146,7 +3142,7 @@
               <w:jc w:val="center"/>
               <w:textAlignment w:val="center"/>
               <w:rPr>
-                <w:rFonts w:ascii="思源黑体 CN Normal" w:eastAsia="思源黑体 CN Normal" w:hAnsi="思源黑体 CN Normal" w:cs="微软雅黑"/>
+                <w:rFonts w:ascii="思源黑体 CN Normal" w:eastAsia="思源黑体 CN Normal" w:hAnsi="思源黑体 CN Normal" w:cs="微软雅黑" w:hint="eastAsia"/>
                 <w:bCs/>
                 <w:sz w:val="18"/>
                 <w:szCs w:val="18"/>
@@ -3207,7 +3203,7 @@
               <w:jc w:val="center"/>
               <w:textAlignment w:val="center"/>
               <w:rPr>
-                <w:rFonts w:ascii="思源黑体 CN Normal" w:eastAsia="思源黑体 CN Normal" w:hAnsi="思源黑体 CN Normal" w:cs="微软雅黑"/>
+                <w:rFonts w:ascii="思源黑体 CN Normal" w:eastAsia="思源黑体 CN Normal" w:hAnsi="思源黑体 CN Normal" w:cs="微软雅黑" w:hint="eastAsia"/>
                 <w:bCs/>
                 <w:sz w:val="18"/>
                 <w:szCs w:val="18"/>
@@ -3267,7 +3263,7 @@
               <w:jc w:val="center"/>
               <w:textAlignment w:val="center"/>
               <w:rPr>
-                <w:rFonts w:ascii="思源黑体 CN Normal" w:eastAsia="思源黑体 CN Normal" w:hAnsi="思源黑体 CN Normal" w:cs="微软雅黑"/>
+                <w:rFonts w:ascii="思源黑体 CN Normal" w:eastAsia="思源黑体 CN Normal" w:hAnsi="思源黑体 CN Normal" w:cs="微软雅黑" w:hint="eastAsia"/>
                 <w:bCs/>
                 <w:sz w:val="18"/>
                 <w:szCs w:val="18"/>
@@ -3330,7 +3326,7 @@
               <w:jc w:val="center"/>
               <w:textAlignment w:val="center"/>
               <w:rPr>
-                <w:rFonts w:ascii="思源黑体 CN Normal" w:eastAsia="思源黑体 CN Normal" w:hAnsi="思源黑体 CN Normal" w:cs="微软雅黑"/>
+                <w:rFonts w:ascii="思源黑体 CN Normal" w:eastAsia="思源黑体 CN Normal" w:hAnsi="思源黑体 CN Normal" w:cs="微软雅黑" w:hint="eastAsia"/>
                 <w:bCs/>
                 <w:sz w:val="18"/>
                 <w:szCs w:val="18"/>
@@ -3457,7 +3453,7 @@
               <w:jc w:val="center"/>
               <w:textAlignment w:val="center"/>
               <w:rPr>
-                <w:rFonts w:ascii="思源黑体 CN Normal" w:eastAsia="思源黑体 CN Normal" w:hAnsi="思源黑体 CN Normal" w:cs="微软雅黑"/>
+                <w:rFonts w:ascii="思源黑体 CN Normal" w:eastAsia="思源黑体 CN Normal" w:hAnsi="思源黑体 CN Normal" w:cs="微软雅黑" w:hint="eastAsia"/>
                 <w:bCs/>
                 <w:sz w:val="18"/>
                 <w:szCs w:val="18"/>
@@ -3518,7 +3514,7 @@
               <w:jc w:val="center"/>
               <w:textAlignment w:val="center"/>
               <w:rPr>
-                <w:rFonts w:ascii="思源黑体 CN Normal" w:eastAsia="思源黑体 CN Normal" w:hAnsi="思源黑体 CN Normal" w:cs="微软雅黑"/>
+                <w:rFonts w:ascii="思源黑体 CN Normal" w:eastAsia="思源黑体 CN Normal" w:hAnsi="思源黑体 CN Normal" w:cs="微软雅黑" w:hint="eastAsia"/>
                 <w:bCs/>
                 <w:sz w:val="18"/>
                 <w:szCs w:val="18"/>
@@ -3561,7 +3557,7 @@
               <w:jc w:val="center"/>
               <w:textAlignment w:val="center"/>
               <w:rPr>
-                <w:rFonts w:ascii="思源黑体 CN Normal" w:eastAsia="思源黑体 CN Normal" w:hAnsi="思源黑体 CN Normal" w:cs="微软雅黑"/>
+                <w:rFonts w:ascii="思源黑体 CN Normal" w:eastAsia="思源黑体 CN Normal" w:hAnsi="思源黑体 CN Normal" w:cs="微软雅黑" w:hint="eastAsia"/>
                 <w:bCs/>
                 <w:sz w:val="18"/>
                 <w:szCs w:val="18"/>
@@ -3603,7 +3599,7 @@
               <w:jc w:val="center"/>
               <w:textAlignment w:val="center"/>
               <w:rPr>
-                <w:rFonts w:ascii="思源黑体 CN Normal" w:eastAsia="思源黑体 CN Normal" w:hAnsi="思源黑体 CN Normal" w:cs="微软雅黑"/>
+                <w:rFonts w:ascii="思源黑体 CN Normal" w:eastAsia="思源黑体 CN Normal" w:hAnsi="思源黑体 CN Normal" w:cs="微软雅黑" w:hint="eastAsia"/>
                 <w:bCs/>
                 <w:sz w:val="18"/>
                 <w:szCs w:val="18"/>
@@ -3648,7 +3644,7 @@
               <w:jc w:val="center"/>
               <w:textAlignment w:val="center"/>
               <w:rPr>
-                <w:rFonts w:ascii="思源黑体 CN Normal" w:eastAsia="思源黑体 CN Normal" w:hAnsi="思源黑体 CN Normal" w:cs="微软雅黑"/>
+                <w:rFonts w:ascii="思源黑体 CN Normal" w:eastAsia="思源黑体 CN Normal" w:hAnsi="思源黑体 CN Normal" w:cs="微软雅黑" w:hint="eastAsia"/>
                 <w:bCs/>
                 <w:sz w:val="18"/>
                 <w:szCs w:val="18"/>
@@ -3675,7 +3671,7 @@
               <w:jc w:val="center"/>
               <w:textAlignment w:val="center"/>
               <w:rPr>
-                <w:rFonts w:ascii="思源黑体 CN Normal" w:eastAsia="思源黑体 CN Normal" w:hAnsi="思源黑体 CN Normal" w:cs="微软雅黑"/>
+                <w:rFonts w:ascii="思源黑体 CN Normal" w:eastAsia="思源黑体 CN Normal" w:hAnsi="思源黑体 CN Normal" w:cs="微软雅黑" w:hint="eastAsia"/>
                 <w:bCs/>
                 <w:sz w:val="18"/>
                 <w:szCs w:val="18"/>
@@ -3709,7 +3705,7 @@
               <w:jc w:val="center"/>
               <w:textAlignment w:val="center"/>
               <w:rPr>
-                <w:rFonts w:ascii="思源黑体 CN Normal" w:eastAsia="思源黑体 CN Normal" w:hAnsi="思源黑体 CN Normal" w:cs="微软雅黑"/>
+                <w:rFonts w:ascii="思源黑体 CN Normal" w:eastAsia="思源黑体 CN Normal" w:hAnsi="思源黑体 CN Normal" w:cs="微软雅黑" w:hint="eastAsia"/>
                 <w:bCs/>
                 <w:sz w:val="18"/>
                 <w:szCs w:val="18"/>
@@ -3770,7 +3766,7 @@
               <w:jc w:val="center"/>
               <w:textAlignment w:val="center"/>
               <w:rPr>
-                <w:rFonts w:ascii="思源黑体 CN Normal" w:eastAsia="思源黑体 CN Normal" w:hAnsi="思源黑体 CN Normal" w:cs="微软雅黑"/>
+                <w:rFonts w:ascii="思源黑体 CN Normal" w:eastAsia="思源黑体 CN Normal" w:hAnsi="思源黑体 CN Normal" w:cs="微软雅黑" w:hint="eastAsia"/>
                 <w:bCs/>
                 <w:sz w:val="18"/>
                 <w:szCs w:val="18"/>
@@ -3831,7 +3827,7 @@
               <w:jc w:val="center"/>
               <w:textAlignment w:val="center"/>
               <w:rPr>
-                <w:rFonts w:ascii="思源黑体 CN Normal" w:eastAsia="思源黑体 CN Normal" w:hAnsi="思源黑体 CN Normal" w:cs="微软雅黑"/>
+                <w:rFonts w:ascii="思源黑体 CN Normal" w:eastAsia="思源黑体 CN Normal" w:hAnsi="思源黑体 CN Normal" w:cs="微软雅黑" w:hint="eastAsia"/>
                 <w:bCs/>
                 <w:sz w:val="18"/>
                 <w:szCs w:val="18"/>
@@ -3891,7 +3887,7 @@
               <w:jc w:val="center"/>
               <w:textAlignment w:val="center"/>
               <w:rPr>
-                <w:rFonts w:ascii="思源黑体 CN Normal" w:eastAsia="思源黑体 CN Normal" w:hAnsi="思源黑体 CN Normal" w:cs="微软雅黑"/>
+                <w:rFonts w:ascii="思源黑体 CN Normal" w:eastAsia="思源黑体 CN Normal" w:hAnsi="思源黑体 CN Normal" w:cs="微软雅黑" w:hint="eastAsia"/>
                 <w:bCs/>
                 <w:sz w:val="18"/>
                 <w:szCs w:val="18"/>
@@ -3936,7 +3932,7 @@
               <w:jc w:val="center"/>
               <w:textAlignment w:val="center"/>
               <w:rPr>
-                <w:rFonts w:ascii="思源黑体 CN Normal" w:eastAsia="思源黑体 CN Normal" w:hAnsi="思源黑体 CN Normal" w:cs="微软雅黑"/>
+                <w:rFonts w:ascii="思源黑体 CN Normal" w:eastAsia="思源黑体 CN Normal" w:hAnsi="思源黑体 CN Normal" w:cs="微软雅黑" w:hint="eastAsia"/>
                 <w:bCs/>
                 <w:sz w:val="18"/>
                 <w:szCs w:val="18"/>
@@ -4063,7 +4059,7 @@
               <w:jc w:val="center"/>
               <w:textAlignment w:val="center"/>
               <w:rPr>
-                <w:rFonts w:ascii="思源黑体 CN Normal" w:eastAsia="思源黑体 CN Normal" w:hAnsi="思源黑体 CN Normal" w:cs="微软雅黑"/>
+                <w:rFonts w:ascii="思源黑体 CN Normal" w:eastAsia="思源黑体 CN Normal" w:hAnsi="思源黑体 CN Normal" w:cs="微软雅黑" w:hint="eastAsia"/>
                 <w:bCs/>
                 <w:sz w:val="18"/>
                 <w:szCs w:val="18"/>
@@ -4124,7 +4120,7 @@
               <w:jc w:val="center"/>
               <w:textAlignment w:val="center"/>
               <w:rPr>
-                <w:rFonts w:ascii="思源黑体 CN Normal" w:eastAsia="思源黑体 CN Normal" w:hAnsi="思源黑体 CN Normal" w:cs="微软雅黑"/>
+                <w:rFonts w:ascii="思源黑体 CN Normal" w:eastAsia="思源黑体 CN Normal" w:hAnsi="思源黑体 CN Normal" w:cs="微软雅黑" w:hint="eastAsia"/>
                 <w:bCs/>
                 <w:sz w:val="18"/>
                 <w:szCs w:val="18"/>
@@ -4167,7 +4163,7 @@
               <w:jc w:val="center"/>
               <w:textAlignment w:val="center"/>
               <w:rPr>
-                <w:rFonts w:ascii="思源黑体 CN Normal" w:eastAsia="思源黑体 CN Normal" w:hAnsi="思源黑体 CN Normal" w:cs="微软雅黑"/>
+                <w:rFonts w:ascii="思源黑体 CN Normal" w:eastAsia="思源黑体 CN Normal" w:hAnsi="思源黑体 CN Normal" w:cs="微软雅黑" w:hint="eastAsia"/>
                 <w:bCs/>
                 <w:sz w:val="18"/>
                 <w:szCs w:val="18"/>
@@ -4209,19 +4205,19 @@
               <w:jc w:val="center"/>
               <w:textAlignment w:val="center"/>
               <w:rPr>
+                <w:rFonts w:ascii="思源黑体 CN Bold" w:eastAsia="思源黑体 CN Bold" w:hAnsi="思源黑体 CN Bold" w:cs="微软雅黑" w:hint="eastAsia"/>
+                <w:b/>
+                <w:sz w:val="18"/>
+                <w:szCs w:val="18"/>
+              </w:rPr>
+            </w:pPr>
+            <w:r>
+              <w:rPr>
                 <w:rFonts w:ascii="思源黑体 CN Bold" w:eastAsia="思源黑体 CN Bold" w:hAnsi="思源黑体 CN Bold" w:cs="微软雅黑"/>
                 <w:b/>
                 <w:sz w:val="18"/>
                 <w:szCs w:val="18"/>
               </w:rPr>
-            </w:pPr>
-            <w:r>
-              <w:rPr>
-                <w:rFonts w:ascii="思源黑体 CN Bold" w:eastAsia="思源黑体 CN Bold" w:hAnsi="思源黑体 CN Bold" w:cs="微软雅黑"/>
-                <w:b/>
-                <w:sz w:val="18"/>
-                <w:szCs w:val="18"/>
-              </w:rPr>
               <w:t>CDK12 / PALB2</w:t>
             </w:r>
             <w:r>
@@ -4245,7 +4241,7 @@
               <w:jc w:val="center"/>
               <w:textAlignment w:val="center"/>
               <w:rPr>
-                <w:rFonts w:ascii="思源黑体 CN Normal" w:eastAsia="思源黑体 CN Normal" w:hAnsi="思源黑体 CN Normal" w:cs="微软雅黑"/>
+                <w:rFonts w:ascii="思源黑体 CN Normal" w:eastAsia="思源黑体 CN Normal" w:hAnsi="思源黑体 CN Normal" w:cs="微软雅黑" w:hint="eastAsia"/>
                 <w:bCs/>
                 <w:sz w:val="18"/>
                 <w:szCs w:val="18"/>
@@ -4272,7 +4268,7 @@
               <w:jc w:val="center"/>
               <w:textAlignment w:val="center"/>
               <w:rPr>
-                <w:rFonts w:ascii="思源黑体 CN Normal" w:eastAsia="思源黑体 CN Normal" w:hAnsi="思源黑体 CN Normal" w:cs="微软雅黑"/>
+                <w:rFonts w:ascii="思源黑体 CN Normal" w:eastAsia="思源黑体 CN Normal" w:hAnsi="思源黑体 CN Normal" w:cs="微软雅黑" w:hint="eastAsia"/>
                 <w:bCs/>
                 <w:sz w:val="18"/>
                 <w:szCs w:val="18"/>
@@ -4306,7 +4302,7 @@
               <w:jc w:val="center"/>
               <w:textAlignment w:val="center"/>
               <w:rPr>
-                <w:rFonts w:ascii="思源黑体 CN Normal" w:eastAsia="思源黑体 CN Normal" w:hAnsi="思源黑体 CN Normal" w:cs="微软雅黑"/>
+                <w:rFonts w:ascii="思源黑体 CN Normal" w:eastAsia="思源黑体 CN Normal" w:hAnsi="思源黑体 CN Normal" w:cs="微软雅黑" w:hint="eastAsia"/>
                 <w:bCs/>
                 <w:sz w:val="18"/>
                 <w:szCs w:val="18"/>
@@ -4367,7 +4363,7 @@
               <w:jc w:val="center"/>
               <w:textAlignment w:val="center"/>
               <w:rPr>
-                <w:rFonts w:ascii="思源黑体 CN Normal" w:eastAsia="思源黑体 CN Normal" w:hAnsi="思源黑体 CN Normal" w:cs="微软雅黑"/>
+                <w:rFonts w:ascii="思源黑体 CN Normal" w:eastAsia="思源黑体 CN Normal" w:hAnsi="思源黑体 CN Normal" w:cs="微软雅黑" w:hint="eastAsia"/>
                 <w:bCs/>
                 <w:sz w:val="18"/>
                 <w:szCs w:val="18"/>
@@ -4413,7 +4409,7 @@
               <w:jc w:val="center"/>
               <w:textAlignment w:val="center"/>
               <w:rPr>
-                <w:rFonts w:ascii="思源黑体 CN Normal" w:eastAsia="思源黑体 CN Normal" w:hAnsi="思源黑体 CN Normal" w:cs="微软雅黑"/>
+                <w:rFonts w:ascii="思源黑体 CN Normal" w:eastAsia="思源黑体 CN Normal" w:hAnsi="思源黑体 CN Normal" w:cs="微软雅黑" w:hint="eastAsia"/>
                 <w:bCs/>
                 <w:sz w:val="18"/>
                 <w:szCs w:val="18"/>
@@ -4474,7 +4470,7 @@
               <w:jc w:val="center"/>
               <w:textAlignment w:val="center"/>
               <w:rPr>
-                <w:rFonts w:ascii="思源黑体 CN Normal" w:eastAsia="思源黑体 CN Normal" w:hAnsi="思源黑体 CN Normal" w:cs="微软雅黑"/>
+                <w:rFonts w:ascii="思源黑体 CN Normal" w:eastAsia="思源黑体 CN Normal" w:hAnsi="思源黑体 CN Normal" w:cs="微软雅黑" w:hint="eastAsia"/>
                 <w:bCs/>
                 <w:sz w:val="18"/>
                 <w:szCs w:val="18"/>
@@ -4534,12 +4530,48 @@
               <w:jc w:val="center"/>
               <w:textAlignment w:val="center"/>
               <w:rPr>
+                <w:rFonts w:ascii="思源黑体 CN Bold" w:eastAsia="思源黑体 CN Bold" w:hAnsi="思源黑体 CN Bold" w:cs="微软雅黑" w:hint="eastAsia"/>
+                <w:b/>
+                <w:sz w:val="18"/>
+                <w:szCs w:val="18"/>
+              </w:rPr>
+            </w:pPr>
+            <w:r>
+              <w:rPr>
+                <w:rFonts w:ascii="思源黑体 CN Bold" w:eastAsia="思源黑体 CN Bold" w:hAnsi="思源黑体 CN Bold" w:cs="微软雅黑" w:hint="eastAsia"/>
+                <w:b/>
+                <w:sz w:val="18"/>
+                <w:szCs w:val="18"/>
+              </w:rPr>
+              <w:t>{</w:t>
+            </w:r>
+            <w:r>
+              <w:rPr>
                 <w:rFonts w:ascii="思源黑体 CN Bold" w:eastAsia="思源黑体 CN Bold" w:hAnsi="思源黑体 CN Bold" w:cs="微软雅黑"/>
                 <w:b/>
                 <w:sz w:val="18"/>
                 <w:szCs w:val="18"/>
               </w:rPr>
-            </w:pPr>
+              <w:t>%vm%}</w:t>
+            </w:r>
+            <w:r>
+              <w:rPr>
+                <w:rFonts w:ascii="思源黑体 CN Bold" w:eastAsia="思源黑体 CN Bold" w:hAnsi="思源黑体 CN Bold" w:cs="微软雅黑"/>
+                <w:b/>
+                <w:sz w:val="18"/>
+                <w:szCs w:val="18"/>
+              </w:rPr>
+              <w:t xml:space="preserve"> BRCA</w:t>
+            </w:r>
+            <w:r>
+              <w:rPr>
+                <w:rFonts w:ascii="思源黑体 CN Bold" w:eastAsia="思源黑体 CN Bold" w:hAnsi="思源黑体 CN Bold" w:cs="微软雅黑"/>
+                <w:b/>
+                <w:sz w:val="18"/>
+                <w:szCs w:val="18"/>
+              </w:rPr>
+              <w:t>1/2</w:t>
+            </w:r>
             <w:r>
               <w:rPr>
                 <w:rFonts w:ascii="思源黑体 CN Bold" w:eastAsia="思源黑体 CN Bold" w:hAnsi="思源黑体 CN Bold" w:cs="微软雅黑" w:hint="eastAsia"/>
@@ -4547,42 +4579,6 @@
                 <w:sz w:val="18"/>
                 <w:szCs w:val="18"/>
               </w:rPr>
-              <w:t>{</w:t>
-            </w:r>
-            <w:r>
-              <w:rPr>
-                <w:rFonts w:ascii="思源黑体 CN Bold" w:eastAsia="思源黑体 CN Bold" w:hAnsi="思源黑体 CN Bold" w:cs="微软雅黑"/>
-                <w:b/>
-                <w:sz w:val="18"/>
-                <w:szCs w:val="18"/>
-              </w:rPr>
-              <w:t>%vm%}</w:t>
-            </w:r>
-            <w:r>
-              <w:rPr>
-                <w:rFonts w:ascii="思源黑体 CN Bold" w:eastAsia="思源黑体 CN Bold" w:hAnsi="思源黑体 CN Bold" w:cs="微软雅黑"/>
-                <w:b/>
-                <w:sz w:val="18"/>
-                <w:szCs w:val="18"/>
-              </w:rPr>
-              <w:t xml:space="preserve"> BRCA</w:t>
-            </w:r>
-            <w:r>
-              <w:rPr>
-                <w:rFonts w:ascii="思源黑体 CN Bold" w:eastAsia="思源黑体 CN Bold" w:hAnsi="思源黑体 CN Bold" w:cs="微软雅黑"/>
-                <w:b/>
-                <w:sz w:val="18"/>
-                <w:szCs w:val="18"/>
-              </w:rPr>
-              <w:t>1/2</w:t>
-            </w:r>
-            <w:r>
-              <w:rPr>
-                <w:rFonts w:ascii="思源黑体 CN Bold" w:eastAsia="思源黑体 CN Bold" w:hAnsi="思源黑体 CN Bold" w:cs="微软雅黑" w:hint="eastAsia"/>
-                <w:b/>
-                <w:sz w:val="18"/>
-                <w:szCs w:val="18"/>
-              </w:rPr>
               <w:t>检测结果</w:t>
             </w:r>
           </w:p>
@@ -4597,7 +4593,7 @@
               <w:jc w:val="center"/>
               <w:textAlignment w:val="center"/>
               <w:rPr>
-                <w:rFonts w:ascii="思源黑体 CN Normal" w:eastAsia="思源黑体 CN Normal" w:hAnsi="思源黑体 CN Normal" w:cs="微软雅黑"/>
+                <w:rFonts w:ascii="思源黑体 CN Normal" w:eastAsia="思源黑体 CN Normal" w:hAnsi="思源黑体 CN Normal" w:cs="微软雅黑" w:hint="eastAsia"/>
                 <w:bCs/>
                 <w:sz w:val="18"/>
                 <w:szCs w:val="18"/>
@@ -4724,7 +4720,7 @@
               <w:jc w:val="center"/>
               <w:textAlignment w:val="center"/>
               <w:rPr>
-                <w:rFonts w:ascii="思源黑体 CN Normal" w:eastAsia="思源黑体 CN Normal" w:hAnsi="思源黑体 CN Normal" w:cs="微软雅黑"/>
+                <w:rFonts w:ascii="思源黑体 CN Normal" w:eastAsia="思源黑体 CN Normal" w:hAnsi="思源黑体 CN Normal" w:cs="微软雅黑" w:hint="eastAsia"/>
                 <w:bCs/>
                 <w:sz w:val="18"/>
                 <w:szCs w:val="18"/>
@@ -4785,7 +4781,7 @@
               <w:jc w:val="center"/>
               <w:textAlignment w:val="center"/>
               <w:rPr>
-                <w:rFonts w:ascii="思源黑体 CN Normal" w:eastAsia="思源黑体 CN Normal" w:hAnsi="思源黑体 CN Normal" w:cs="微软雅黑"/>
+                <w:rFonts w:ascii="思源黑体 CN Normal" w:eastAsia="思源黑体 CN Normal" w:hAnsi="思源黑体 CN Normal" w:cs="微软雅黑" w:hint="eastAsia"/>
                 <w:bCs/>
                 <w:sz w:val="18"/>
                 <w:szCs w:val="18"/>
@@ -4828,7 +4824,7 @@
               <w:jc w:val="center"/>
               <w:textAlignment w:val="center"/>
               <w:rPr>
-                <w:rFonts w:ascii="思源黑体 CN Normal" w:eastAsia="思源黑体 CN Normal" w:hAnsi="思源黑体 CN Normal" w:cs="微软雅黑"/>
+                <w:rFonts w:ascii="思源黑体 CN Normal" w:eastAsia="思源黑体 CN Normal" w:hAnsi="思源黑体 CN Normal" w:cs="微软雅黑" w:hint="eastAsia"/>
                 <w:bCs/>
                 <w:sz w:val="18"/>
                 <w:szCs w:val="18"/>
@@ -4870,12 +4866,21 @@
               <w:jc w:val="center"/>
               <w:textAlignment w:val="center"/>
               <w:rPr>
+                <w:rFonts w:ascii="思源黑体 CN Bold" w:eastAsia="思源黑体 CN Bold" w:hAnsi="思源黑体 CN Bold" w:cs="微软雅黑" w:hint="eastAsia"/>
+                <w:b/>
+                <w:sz w:val="18"/>
+                <w:szCs w:val="18"/>
+              </w:rPr>
+            </w:pPr>
+            <w:r>
+              <w:rPr>
                 <w:rFonts w:ascii="思源黑体 CN Bold" w:eastAsia="思源黑体 CN Bold" w:hAnsi="思源黑体 CN Bold" w:cs="微软雅黑"/>
                 <w:b/>
                 <w:sz w:val="18"/>
                 <w:szCs w:val="18"/>
               </w:rPr>
-            </w:pPr>
+              <w:t>BRCA</w:t>
+            </w:r>
             <w:r>
               <w:rPr>
                 <w:rFonts w:ascii="思源黑体 CN Bold" w:eastAsia="思源黑体 CN Bold" w:hAnsi="思源黑体 CN Bold" w:cs="微软雅黑"/>
@@ -4883,15 +4888,6 @@
                 <w:sz w:val="18"/>
                 <w:szCs w:val="18"/>
               </w:rPr>
-              <w:t>BRCA</w:t>
-            </w:r>
-            <w:r>
-              <w:rPr>
-                <w:rFonts w:ascii="思源黑体 CN Bold" w:eastAsia="思源黑体 CN Bold" w:hAnsi="思源黑体 CN Bold" w:cs="微软雅黑"/>
-                <w:b/>
-                <w:sz w:val="18"/>
-                <w:szCs w:val="18"/>
-              </w:rPr>
               <w:t>1/2</w:t>
             </w:r>
             <w:r>
@@ -4915,7 +4911,7 @@
               <w:jc w:val="center"/>
               <w:textAlignment w:val="center"/>
               <w:rPr>
-                <w:rFonts w:ascii="思源黑体 CN Normal" w:eastAsia="思源黑体 CN Normal" w:hAnsi="思源黑体 CN Normal" w:cs="微软雅黑"/>
+                <w:rFonts w:ascii="思源黑体 CN Normal" w:eastAsia="思源黑体 CN Normal" w:hAnsi="思源黑体 CN Normal" w:cs="微软雅黑" w:hint="eastAsia"/>
                 <w:bCs/>
                 <w:sz w:val="18"/>
                 <w:szCs w:val="18"/>
@@ -4942,7 +4938,7 @@
               <w:jc w:val="center"/>
               <w:textAlignment w:val="center"/>
               <w:rPr>
-                <w:rFonts w:ascii="思源黑体 CN Normal" w:eastAsia="思源黑体 CN Normal" w:hAnsi="思源黑体 CN Normal" w:cs="微软雅黑"/>
+                <w:rFonts w:ascii="思源黑体 CN Normal" w:eastAsia="思源黑体 CN Normal" w:hAnsi="思源黑体 CN Normal" w:cs="微软雅黑" w:hint="eastAsia"/>
                 <w:bCs/>
                 <w:sz w:val="18"/>
                 <w:szCs w:val="18"/>
@@ -4976,7 +4972,7 @@
               <w:jc w:val="center"/>
               <w:textAlignment w:val="center"/>
               <w:rPr>
-                <w:rFonts w:ascii="思源黑体 CN Normal" w:eastAsia="思源黑体 CN Normal" w:hAnsi="思源黑体 CN Normal" w:cs="微软雅黑"/>
+                <w:rFonts w:ascii="思源黑体 CN Normal" w:eastAsia="思源黑体 CN Normal" w:hAnsi="思源黑体 CN Normal" w:cs="微软雅黑" w:hint="eastAsia"/>
                 <w:bCs/>
                 <w:sz w:val="18"/>
                 <w:szCs w:val="18"/>
@@ -5037,7 +5033,7 @@
               <w:jc w:val="center"/>
               <w:textAlignment w:val="center"/>
               <w:rPr>
-                <w:rFonts w:ascii="思源黑体 CN Normal" w:eastAsia="思源黑体 CN Normal" w:hAnsi="思源黑体 CN Normal" w:cs="微软雅黑"/>
+                <w:rFonts w:ascii="思源黑体 CN Normal" w:eastAsia="思源黑体 CN Normal" w:hAnsi="思源黑体 CN Normal" w:cs="微软雅黑" w:hint="eastAsia"/>
                 <w:bCs/>
                 <w:sz w:val="18"/>
                 <w:szCs w:val="18"/>
@@ -5098,7 +5094,7 @@
               <w:jc w:val="center"/>
               <w:textAlignment w:val="center"/>
               <w:rPr>
-                <w:rFonts w:ascii="思源黑体 CN Normal" w:eastAsia="思源黑体 CN Normal" w:hAnsi="思源黑体 CN Normal" w:cs="微软雅黑"/>
+                <w:rFonts w:ascii="思源黑体 CN Normal" w:eastAsia="思源黑体 CN Normal" w:hAnsi="思源黑体 CN Normal" w:cs="微软雅黑" w:hint="eastAsia"/>
                 <w:bCs/>
                 <w:sz w:val="18"/>
                 <w:szCs w:val="18"/>
@@ -5158,7 +5154,7 @@
               <w:jc w:val="center"/>
               <w:textAlignment w:val="center"/>
               <w:rPr>
-                <w:rFonts w:ascii="思源黑体 CN Normal" w:eastAsia="思源黑体 CN Normal" w:hAnsi="思源黑体 CN Normal" w:cs="微软雅黑"/>
+                <w:rFonts w:ascii="思源黑体 CN Normal" w:eastAsia="思源黑体 CN Normal" w:hAnsi="思源黑体 CN Normal" w:cs="微软雅黑" w:hint="eastAsia"/>
                 <w:bCs/>
                 <w:sz w:val="18"/>
                 <w:szCs w:val="18"/>
@@ -5203,7 +5199,7 @@
               <w:jc w:val="center"/>
               <w:textAlignment w:val="center"/>
               <w:rPr>
-                <w:rFonts w:ascii="思源黑体 CN Normal" w:eastAsia="思源黑体 CN Normal" w:hAnsi="思源黑体 CN Normal" w:cs="微软雅黑"/>
+                <w:rFonts w:ascii="思源黑体 CN Normal" w:eastAsia="思源黑体 CN Normal" w:hAnsi="思源黑体 CN Normal" w:cs="微软雅黑" w:hint="eastAsia"/>
                 <w:bCs/>
                 <w:sz w:val="18"/>
                 <w:szCs w:val="18"/>
@@ -5330,7 +5326,7 @@
               <w:jc w:val="center"/>
               <w:textAlignment w:val="center"/>
               <w:rPr>
-                <w:rFonts w:ascii="思源黑体 CN Normal" w:eastAsia="思源黑体 CN Normal" w:hAnsi="思源黑体 CN Normal" w:cs="微软雅黑"/>
+                <w:rFonts w:ascii="思源黑体 CN Normal" w:eastAsia="思源黑体 CN Normal" w:hAnsi="思源黑体 CN Normal" w:cs="微软雅黑" w:hint="eastAsia"/>
                 <w:bCs/>
                 <w:sz w:val="18"/>
                 <w:szCs w:val="18"/>
@@ -5391,7 +5387,7 @@
               <w:jc w:val="center"/>
               <w:textAlignment w:val="center"/>
               <w:rPr>
-                <w:rFonts w:ascii="思源黑体 CN Normal" w:eastAsia="思源黑体 CN Normal" w:hAnsi="思源黑体 CN Normal" w:cs="微软雅黑"/>
+                <w:rFonts w:ascii="思源黑体 CN Normal" w:eastAsia="思源黑体 CN Normal" w:hAnsi="思源黑体 CN Normal" w:cs="微软雅黑" w:hint="eastAsia"/>
                 <w:bCs/>
                 <w:sz w:val="18"/>
                 <w:szCs w:val="18"/>
@@ -5434,7 +5430,7 @@
               <w:jc w:val="center"/>
               <w:textAlignment w:val="center"/>
               <w:rPr>
-                <w:rFonts w:ascii="思源黑体 CN Normal" w:eastAsia="思源黑体 CN Normal" w:hAnsi="思源黑体 CN Normal" w:cs="微软雅黑"/>
+                <w:rFonts w:ascii="思源黑体 CN Normal" w:eastAsia="思源黑体 CN Normal" w:hAnsi="思源黑体 CN Normal" w:cs="微软雅黑" w:hint="eastAsia"/>
                 <w:bCs/>
                 <w:sz w:val="18"/>
                 <w:szCs w:val="18"/>
@@ -5476,19 +5472,19 @@
               <w:jc w:val="center"/>
               <w:textAlignment w:val="center"/>
               <w:rPr>
+                <w:rFonts w:ascii="思源黑体 CN Bold" w:eastAsia="思源黑体 CN Bold" w:hAnsi="思源黑体 CN Bold" w:cs="微软雅黑" w:hint="eastAsia"/>
+                <w:b/>
+                <w:sz w:val="18"/>
+                <w:szCs w:val="18"/>
+              </w:rPr>
+            </w:pPr>
+            <w:r>
+              <w:rPr>
                 <w:rFonts w:ascii="思源黑体 CN Bold" w:eastAsia="思源黑体 CN Bold" w:hAnsi="思源黑体 CN Bold" w:cs="微软雅黑"/>
                 <w:b/>
                 <w:sz w:val="18"/>
                 <w:szCs w:val="18"/>
               </w:rPr>
-            </w:pPr>
-            <w:r>
-              <w:rPr>
-                <w:rFonts w:ascii="思源黑体 CN Bold" w:eastAsia="思源黑体 CN Bold" w:hAnsi="思源黑体 CN Bold" w:cs="微软雅黑"/>
-                <w:b/>
-                <w:sz w:val="18"/>
-                <w:szCs w:val="18"/>
-              </w:rPr>
               <w:t>CDK12 / PALB2</w:t>
             </w:r>
             <w:r>
@@ -5512,7 +5508,7 @@
               <w:jc w:val="center"/>
               <w:textAlignment w:val="center"/>
               <w:rPr>
-                <w:rFonts w:ascii="思源黑体 CN Normal" w:eastAsia="思源黑体 CN Normal" w:hAnsi="思源黑体 CN Normal" w:cs="微软雅黑"/>
+                <w:rFonts w:ascii="思源黑体 CN Normal" w:eastAsia="思源黑体 CN Normal" w:hAnsi="思源黑体 CN Normal" w:cs="微软雅黑" w:hint="eastAsia"/>
                 <w:bCs/>
                 <w:sz w:val="18"/>
                 <w:szCs w:val="18"/>
@@ -5539,7 +5535,7 @@
               <w:jc w:val="center"/>
               <w:textAlignment w:val="center"/>
               <w:rPr>
-                <w:rFonts w:ascii="思源黑体 CN Normal" w:eastAsia="思源黑体 CN Normal" w:hAnsi="思源黑体 CN Normal" w:cs="微软雅黑"/>
+                <w:rFonts w:ascii="思源黑体 CN Normal" w:eastAsia="思源黑体 CN Normal" w:hAnsi="思源黑体 CN Normal" w:cs="微软雅黑" w:hint="eastAsia"/>
                 <w:bCs/>
                 <w:sz w:val="18"/>
                 <w:szCs w:val="18"/>
@@ -5573,7 +5569,7 @@
               <w:jc w:val="center"/>
               <w:textAlignment w:val="center"/>
               <w:rPr>
-                <w:rFonts w:ascii="思源黑体 CN Normal" w:eastAsia="思源黑体 CN Normal" w:hAnsi="思源黑体 CN Normal" w:cs="微软雅黑"/>
+                <w:rFonts w:ascii="思源黑体 CN Normal" w:eastAsia="思源黑体 CN Normal" w:hAnsi="思源黑体 CN Normal" w:cs="微软雅黑" w:hint="eastAsia"/>
                 <w:bCs/>
                 <w:sz w:val="18"/>
                 <w:szCs w:val="18"/>
@@ -5634,7 +5630,7 @@
               <w:jc w:val="center"/>
               <w:textAlignment w:val="center"/>
               <w:rPr>
-                <w:rFonts w:ascii="思源黑体 CN Normal" w:eastAsia="思源黑体 CN Normal" w:hAnsi="思源黑体 CN Normal" w:cs="微软雅黑"/>
+                <w:rFonts w:ascii="思源黑体 CN Normal" w:eastAsia="思源黑体 CN Normal" w:hAnsi="思源黑体 CN Normal" w:cs="微软雅黑" w:hint="eastAsia"/>
                 <w:bCs/>
                 <w:sz w:val="18"/>
                 <w:szCs w:val="18"/>
@@ -5687,7 +5683,7 @@
     <w:p>
       <w:pPr>
         <w:rPr>
-          <w:rFonts w:ascii="思源黑体 CN Normal" w:eastAsia="思源黑体 CN Normal" w:hAnsi="思源黑体 CN Normal"/>
+          <w:rFonts w:ascii="思源黑体 CN Normal" w:eastAsia="思源黑体 CN Normal" w:hAnsi="思源黑体 CN Normal" w:hint="eastAsia"/>
           <w:color w:val="000000"/>
           <w:sz w:val="16"/>
           <w:szCs w:val="16"/>
@@ -5711,7 +5707,7 @@
         </w:numPr>
         <w:ind w:left="200" w:hanging="200"/>
         <w:rPr>
-          <w:rFonts w:ascii="思源黑体 CN Normal" w:eastAsia="思源黑体 CN Normal" w:hAnsi="思源黑体 CN Normal"/>
+          <w:rFonts w:ascii="思源黑体 CN Normal" w:eastAsia="思源黑体 CN Normal" w:hAnsi="思源黑体 CN Normal" w:hint="eastAsia"/>
           <w:color w:val="000000"/>
           <w:sz w:val="16"/>
           <w:szCs w:val="16"/>
@@ -5742,7 +5738,7 @@
         <w:widowControl/>
         <w:jc w:val="left"/>
         <w:rPr>
-          <w:rFonts w:ascii="思源黑体 CN Bold" w:eastAsia="思源黑体 CN Bold" w:hAnsi="思源黑体 CN Bold" w:cs="微软雅黑"/>
+          <w:rFonts w:ascii="思源黑体 CN Bold" w:eastAsia="思源黑体 CN Bold" w:hAnsi="思源黑体 CN Bold" w:cs="微软雅黑" w:hint="eastAsia"/>
           <w:b/>
           <w:bCs/>
           <w:color w:val="00653B"/>
@@ -5772,7 +5768,7 @@
         <w:spacing w:line="600" w:lineRule="auto"/>
         <w:ind w:left="360" w:firstLineChars="0"/>
         <w:rPr>
-          <w:rFonts w:ascii="思源黑体 CN Bold" w:eastAsia="思源黑体 CN Bold" w:hAnsi="思源黑体 CN Bold" w:cs="微软雅黑"/>
+          <w:rFonts w:ascii="思源黑体 CN Bold" w:eastAsia="思源黑体 CN Bold" w:hAnsi="思源黑体 CN Bold" w:cs="微软雅黑" w:hint="eastAsia"/>
           <w:b/>
           <w:bCs/>
           <w:color w:val="00653B"/>
@@ -5803,7 +5799,7 @@
         <w:spacing w:line="600" w:lineRule="auto"/>
         <w:ind w:left="360" w:firstLineChars="0"/>
         <w:rPr>
-          <w:rFonts w:ascii="思源黑体 CN Bold" w:eastAsia="思源黑体 CN Bold" w:hAnsi="思源黑体 CN Bold" w:cs="微软雅黑"/>
+          <w:rFonts w:ascii="思源黑体 CN Bold" w:eastAsia="思源黑体 CN Bold" w:hAnsi="思源黑体 CN Bold" w:cs="微软雅黑" w:hint="eastAsia"/>
           <w:b/>
           <w:bCs/>
           <w:color w:val="00653B"/>
@@ -5839,7 +5835,7 @@
       <w:pPr>
         <w:spacing w:line="600" w:lineRule="auto"/>
         <w:rPr>
-          <w:rFonts w:ascii="思源黑体 CN Bold" w:eastAsia="思源黑体 CN Bold" w:hAnsi="思源黑体 CN Bold" w:cs="微软雅黑"/>
+          <w:rFonts w:ascii="思源黑体 CN Bold" w:eastAsia="思源黑体 CN Bold" w:hAnsi="思源黑体 CN Bold" w:cs="微软雅黑" w:hint="eastAsia"/>
           <w:b/>
           <w:bCs/>
           <w:color w:val="00653B"/>
@@ -5901,7 +5897,7 @@
               <w:snapToGrid w:val="0"/>
               <w:jc w:val="center"/>
               <w:rPr>
-                <w:rFonts w:ascii="思源黑体 CN Bold" w:eastAsia="思源黑体 CN Bold" w:hAnsi="思源黑体 CN Bold" w:cs="微软雅黑"/>
+                <w:rFonts w:ascii="思源黑体 CN Bold" w:eastAsia="思源黑体 CN Bold" w:hAnsi="思源黑体 CN Bold" w:cs="微软雅黑" w:hint="eastAsia"/>
                 <w:b/>
                 <w:color w:val="FFFFFF" w:themeColor="background1"/>
                 <w:sz w:val="18"/>
@@ -5933,7 +5929,7 @@
               <w:snapToGrid w:val="0"/>
               <w:jc w:val="center"/>
               <w:rPr>
-                <w:rFonts w:ascii="思源黑体 CN Bold" w:eastAsia="思源黑体 CN Bold" w:hAnsi="思源黑体 CN Bold" w:cs="微软雅黑"/>
+                <w:rFonts w:ascii="思源黑体 CN Bold" w:eastAsia="思源黑体 CN Bold" w:hAnsi="思源黑体 CN Bold" w:cs="微软雅黑" w:hint="eastAsia"/>
                 <w:b/>
                 <w:color w:val="FFFFFF" w:themeColor="background1"/>
                 <w:sz w:val="18"/>
@@ -5964,7 +5960,7 @@
               <w:snapToGrid w:val="0"/>
               <w:jc w:val="center"/>
               <w:rPr>
-                <w:rFonts w:ascii="思源黑体 CN Bold" w:eastAsia="思源黑体 CN Bold" w:hAnsi="思源黑体 CN Bold" w:cs="微软雅黑"/>
+                <w:rFonts w:ascii="思源黑体 CN Bold" w:eastAsia="思源黑体 CN Bold" w:hAnsi="思源黑体 CN Bold" w:cs="微软雅黑" w:hint="eastAsia"/>
                 <w:b/>
                 <w:color w:val="FFFFFF" w:themeColor="background1"/>
                 <w:sz w:val="18"/>
@@ -5995,7 +5991,7 @@
               <w:snapToGrid w:val="0"/>
               <w:jc w:val="center"/>
               <w:rPr>
-                <w:rFonts w:ascii="思源黑体 CN Bold" w:eastAsia="思源黑体 CN Bold" w:hAnsi="思源黑体 CN Bold" w:cs="微软雅黑"/>
+                <w:rFonts w:ascii="思源黑体 CN Bold" w:eastAsia="思源黑体 CN Bold" w:hAnsi="思源黑体 CN Bold" w:cs="微软雅黑" w:hint="eastAsia"/>
                 <w:b/>
                 <w:color w:val="FFFFFF" w:themeColor="background1"/>
                 <w:sz w:val="18"/>
@@ -6026,7 +6022,7 @@
               <w:snapToGrid w:val="0"/>
               <w:jc w:val="center"/>
               <w:rPr>
-                <w:rFonts w:ascii="思源黑体 CN Bold" w:eastAsia="思源黑体 CN Bold" w:hAnsi="思源黑体 CN Bold" w:cs="微软雅黑"/>
+                <w:rFonts w:ascii="思源黑体 CN Bold" w:eastAsia="思源黑体 CN Bold" w:hAnsi="思源黑体 CN Bold" w:cs="微软雅黑" w:hint="eastAsia"/>
                 <w:b/>
                 <w:color w:val="FFFFFF" w:themeColor="background1"/>
                 <w:sz w:val="18"/>
@@ -6057,7 +6053,7 @@
               <w:snapToGrid w:val="0"/>
               <w:jc w:val="center"/>
               <w:rPr>
-                <w:rFonts w:ascii="思源黑体 CN Bold" w:eastAsia="思源黑体 CN Bold" w:hAnsi="思源黑体 CN Bold" w:cs="微软雅黑"/>
+                <w:rFonts w:ascii="思源黑体 CN Bold" w:eastAsia="思源黑体 CN Bold" w:hAnsi="思源黑体 CN Bold" w:cs="微软雅黑" w:hint="eastAsia"/>
                 <w:b/>
                 <w:color w:val="FFFFFF" w:themeColor="background1"/>
                 <w:sz w:val="18"/>
@@ -6088,7 +6084,7 @@
               <w:snapToGrid w:val="0"/>
               <w:jc w:val="center"/>
               <w:rPr>
-                <w:rFonts w:ascii="思源黑体 CN Bold" w:eastAsia="思源黑体 CN Bold" w:hAnsi="思源黑体 CN Bold" w:cs="微软雅黑"/>
+                <w:rFonts w:ascii="思源黑体 CN Bold" w:eastAsia="思源黑体 CN Bold" w:hAnsi="思源黑体 CN Bold" w:cs="微软雅黑" w:hint="eastAsia"/>
                 <w:b/>
                 <w:color w:val="FFFFFF" w:themeColor="background1"/>
                 <w:sz w:val="18"/>
@@ -6127,7 +6123,7 @@
               <w:snapToGrid w:val="0"/>
               <w:jc w:val="center"/>
               <w:rPr>
-                <w:rFonts w:ascii="思源黑体 CN Normal" w:eastAsia="思源黑体 CN Normal" w:hAnsi="思源黑体 CN Normal" w:cs="微软雅黑"/>
+                <w:rFonts w:ascii="思源黑体 CN Normal" w:eastAsia="思源黑体 CN Normal" w:hAnsi="思源黑体 CN Normal" w:cs="微软雅黑" w:hint="eastAsia"/>
                 <w:b/>
                 <w:sz w:val="18"/>
                 <w:szCs w:val="18"/>
@@ -6191,7 +6187,7 @@
               <w:snapToGrid w:val="0"/>
               <w:jc w:val="center"/>
               <w:rPr>
-                <w:rFonts w:ascii="思源黑体 CN Normal" w:eastAsia="思源黑体 CN Normal" w:hAnsi="思源黑体 CN Normal" w:cs="微软雅黑"/>
+                <w:rFonts w:ascii="思源黑体 CN Normal" w:eastAsia="思源黑体 CN Normal" w:hAnsi="思源黑体 CN Normal" w:cs="微软雅黑" w:hint="eastAsia"/>
                 <w:b/>
                 <w:sz w:val="18"/>
                 <w:szCs w:val="18"/>
@@ -6255,7 +6251,7 @@
               <w:snapToGrid w:val="0"/>
               <w:jc w:val="center"/>
               <w:rPr>
-                <w:rFonts w:ascii="思源黑体 CN Normal" w:eastAsia="思源黑体 CN Normal" w:hAnsi="思源黑体 CN Normal" w:cs="微软雅黑"/>
+                <w:rFonts w:ascii="思源黑体 CN Normal" w:eastAsia="思源黑体 CN Normal" w:hAnsi="思源黑体 CN Normal" w:cs="微软雅黑" w:hint="eastAsia"/>
                 <w:b/>
                 <w:sz w:val="18"/>
                 <w:szCs w:val="18"/>
@@ -6300,7 +6296,7 @@
               <w:snapToGrid w:val="0"/>
               <w:jc w:val="center"/>
               <w:rPr>
-                <w:rFonts w:ascii="思源黑体 CN Normal" w:eastAsia="思源黑体 CN Normal" w:hAnsi="思源黑体 CN Normal" w:cs="微软雅黑"/>
+                <w:rFonts w:ascii="思源黑体 CN Normal" w:eastAsia="思源黑体 CN Normal" w:hAnsi="思源黑体 CN Normal" w:cs="微软雅黑" w:hint="eastAsia"/>
                 <w:bCs/>
                 <w:i/>
                 <w:iCs/>
@@ -6345,7 +6341,7 @@
               <w:snapToGrid w:val="0"/>
               <w:jc w:val="center"/>
               <w:rPr>
-                <w:rFonts w:ascii="思源黑体 CN Normal" w:eastAsia="思源黑体 CN Normal" w:hAnsi="思源黑体 CN Normal" w:cs="微软雅黑"/>
+                <w:rFonts w:ascii="思源黑体 CN Normal" w:eastAsia="思源黑体 CN Normal" w:hAnsi="思源黑体 CN Normal" w:cs="微软雅黑" w:hint="eastAsia"/>
                 <w:bCs/>
                 <w:color w:val="auto"/>
                 <w:kern w:val="2"/>
@@ -6382,7 +6378,7 @@
               <w:snapToGrid w:val="0"/>
               <w:jc w:val="center"/>
               <w:rPr>
-                <w:rFonts w:ascii="思源黑体 CN Normal" w:eastAsia="思源黑体 CN Normal" w:hAnsi="思源黑体 CN Normal" w:cs="微软雅黑"/>
+                <w:rFonts w:ascii="思源黑体 CN Normal" w:eastAsia="思源黑体 CN Normal" w:hAnsi="思源黑体 CN Normal" w:cs="微软雅黑" w:hint="eastAsia"/>
                 <w:bCs/>
                 <w:color w:val="auto"/>
                 <w:kern w:val="2"/>
@@ -6408,7 +6404,7 @@
               <w:snapToGrid w:val="0"/>
               <w:jc w:val="center"/>
               <w:rPr>
-                <w:rFonts w:ascii="思源黑体 CN Normal" w:eastAsia="思源黑体 CN Normal" w:hAnsi="思源黑体 CN Normal" w:cs="微软雅黑"/>
+                <w:rFonts w:ascii="思源黑体 CN Normal" w:eastAsia="思源黑体 CN Normal" w:hAnsi="思源黑体 CN Normal" w:cs="微软雅黑" w:hint="eastAsia"/>
                 <w:bCs/>
                 <w:color w:val="auto"/>
                 <w:kern w:val="2"/>
@@ -6467,7 +6463,7 @@
               <w:snapToGrid w:val="0"/>
               <w:jc w:val="center"/>
               <w:rPr>
-                <w:rFonts w:ascii="思源黑体 CN Normal" w:eastAsia="思源黑体 CN Normal" w:hAnsi="思源黑体 CN Normal" w:cs="微软雅黑"/>
+                <w:rFonts w:ascii="思源黑体 CN Normal" w:eastAsia="思源黑体 CN Normal" w:hAnsi="思源黑体 CN Normal" w:cs="微软雅黑" w:hint="eastAsia"/>
                 <w:bCs/>
                 <w:color w:val="auto"/>
                 <w:kern w:val="2"/>
@@ -6504,7 +6500,7 @@
               <w:snapToGrid w:val="0"/>
               <w:jc w:val="center"/>
               <w:rPr>
-                <w:rFonts w:ascii="思源黑体 CN Normal" w:eastAsia="思源黑体 CN Normal" w:hAnsi="思源黑体 CN Normal" w:cs="微软雅黑"/>
+                <w:rFonts w:ascii="思源黑体 CN Normal" w:eastAsia="思源黑体 CN Normal" w:hAnsi="思源黑体 CN Normal" w:cs="微软雅黑" w:hint="eastAsia"/>
                 <w:bCs/>
                 <w:color w:val="auto"/>
                 <w:kern w:val="2"/>
@@ -6548,7 +6544,7 @@
               <w:snapToGrid w:val="0"/>
               <w:jc w:val="center"/>
               <w:rPr>
-                <w:rFonts w:ascii="思源黑体 CN Normal" w:eastAsia="思源黑体 CN Normal" w:hAnsi="思源黑体 CN Normal" w:cs="微软雅黑"/>
+                <w:rFonts w:ascii="思源黑体 CN Normal" w:eastAsia="思源黑体 CN Normal" w:hAnsi="思源黑体 CN Normal" w:cs="微软雅黑" w:hint="eastAsia"/>
                 <w:bCs/>
                 <w:color w:val="auto"/>
                 <w:kern w:val="2"/>
@@ -6581,7 +6577,7 @@
               <w:snapToGrid w:val="0"/>
               <w:jc w:val="center"/>
               <w:rPr>
-                <w:rFonts w:ascii="思源黑体 CN Normal" w:eastAsia="思源黑体 CN Normal" w:hAnsi="思源黑体 CN Normal" w:cs="微软雅黑"/>
+                <w:rFonts w:ascii="思源黑体 CN Normal" w:eastAsia="思源黑体 CN Normal" w:hAnsi="思源黑体 CN Normal" w:cs="微软雅黑" w:hint="eastAsia"/>
                 <w:bCs/>
                 <w:sz w:val="18"/>
                 <w:szCs w:val="18"/>
@@ -6619,7 +6615,7 @@
               <w:snapToGrid w:val="0"/>
               <w:jc w:val="center"/>
               <w:rPr>
-                <w:rFonts w:ascii="思源黑体 CN Normal" w:eastAsia="思源黑体 CN Normal" w:hAnsi="思源黑体 CN Normal" w:cs="微软雅黑"/>
+                <w:rFonts w:ascii="思源黑体 CN Normal" w:eastAsia="思源黑体 CN Normal" w:hAnsi="思源黑体 CN Normal" w:cs="微软雅黑" w:hint="eastAsia"/>
                 <w:bCs/>
                 <w:sz w:val="18"/>
                 <w:szCs w:val="18"/>
@@ -6657,7 +6653,7 @@
               <w:snapToGrid w:val="0"/>
               <w:jc w:val="center"/>
               <w:rPr>
-                <w:rFonts w:ascii="思源黑体 CN Normal" w:eastAsia="思源黑体 CN Normal" w:hAnsi="思源黑体 CN Normal" w:cs="微软雅黑"/>
+                <w:rFonts w:ascii="思源黑体 CN Normal" w:eastAsia="思源黑体 CN Normal" w:hAnsi="思源黑体 CN Normal" w:cs="微软雅黑" w:hint="eastAsia"/>
                 <w:bCs/>
                 <w:sz w:val="18"/>
                 <w:szCs w:val="18"/>
@@ -6695,7 +6691,7 @@
               <w:snapToGrid w:val="0"/>
               <w:jc w:val="center"/>
               <w:rPr>
-                <w:rFonts w:ascii="思源黑体 CN Normal" w:eastAsia="思源黑体 CN Normal" w:hAnsi="思源黑体 CN Normal" w:cs="微软雅黑"/>
+                <w:rFonts w:ascii="思源黑体 CN Normal" w:eastAsia="思源黑体 CN Normal" w:hAnsi="思源黑体 CN Normal" w:cs="微软雅黑" w:hint="eastAsia"/>
                 <w:bCs/>
                 <w:sz w:val="18"/>
                 <w:szCs w:val="18"/>
@@ -6732,7 +6728,7 @@
               <w:snapToGrid w:val="0"/>
               <w:jc w:val="center"/>
               <w:rPr>
-                <w:rFonts w:ascii="思源黑体 CN Normal" w:eastAsia="思源黑体 CN Normal" w:hAnsi="思源黑体 CN Normal" w:cs="微软雅黑"/>
+                <w:rFonts w:ascii="思源黑体 CN Normal" w:eastAsia="思源黑体 CN Normal" w:hAnsi="思源黑体 CN Normal" w:cs="微软雅黑" w:hint="eastAsia"/>
                 <w:bCs/>
                 <w:sz w:val="18"/>
                 <w:szCs w:val="18"/>
@@ -6778,7 +6774,7 @@
               <w:snapToGrid w:val="0"/>
               <w:jc w:val="center"/>
               <w:rPr>
-                <w:rFonts w:ascii="思源黑体 CN Normal" w:eastAsia="思源黑体 CN Normal" w:hAnsi="思源黑体 CN Normal" w:cs="微软雅黑"/>
+                <w:rFonts w:ascii="思源黑体 CN Normal" w:eastAsia="思源黑体 CN Normal" w:hAnsi="思源黑体 CN Normal" w:cs="微软雅黑" w:hint="eastAsia"/>
                 <w:bCs/>
                 <w:sz w:val="18"/>
                 <w:szCs w:val="18"/>
@@ -6823,7 +6819,7 @@
               <w:snapToGrid w:val="0"/>
               <w:jc w:val="center"/>
               <w:rPr>
-                <w:rFonts w:ascii="思源黑体 CN Normal" w:eastAsia="思源黑体 CN Normal" w:hAnsi="思源黑体 CN Normal" w:cs="微软雅黑"/>
+                <w:rFonts w:ascii="思源黑体 CN Normal" w:eastAsia="思源黑体 CN Normal" w:hAnsi="思源黑体 CN Normal" w:cs="微软雅黑" w:hint="eastAsia"/>
                 <w:bCs/>
                 <w:sz w:val="18"/>
                 <w:szCs w:val="18"/>
@@ -6853,7 +6849,7 @@
               <w:snapToGrid w:val="0"/>
               <w:jc w:val="center"/>
               <w:rPr>
-                <w:rFonts w:ascii="思源黑体 CN Normal" w:eastAsia="思源黑体 CN Normal" w:hAnsi="思源黑体 CN Normal" w:cs="微软雅黑"/>
+                <w:rFonts w:ascii="思源黑体 CN Normal" w:eastAsia="思源黑体 CN Normal" w:hAnsi="思源黑体 CN Normal" w:cs="微软雅黑" w:hint="eastAsia"/>
                 <w:bCs/>
                 <w:color w:val="auto"/>
                 <w:kern w:val="2"/>
@@ -6886,7 +6882,7 @@
               <w:snapToGrid w:val="0"/>
               <w:jc w:val="center"/>
               <w:rPr>
-                <w:rFonts w:ascii="思源黑体 CN Normal" w:eastAsia="思源黑体 CN Normal" w:hAnsi="思源黑体 CN Normal" w:cs="微软雅黑"/>
+                <w:rFonts w:ascii="思源黑体 CN Normal" w:eastAsia="思源黑体 CN Normal" w:hAnsi="思源黑体 CN Normal" w:cs="微软雅黑" w:hint="eastAsia"/>
                 <w:bCs/>
                 <w:color w:val="auto"/>
                 <w:kern w:val="2"/>
@@ -6919,7 +6915,7 @@
               <w:snapToGrid w:val="0"/>
               <w:jc w:val="center"/>
               <w:rPr>
-                <w:rFonts w:ascii="思源黑体 CN Normal" w:eastAsia="思源黑体 CN Normal" w:hAnsi="思源黑体 CN Normal" w:cs="微软雅黑"/>
+                <w:rFonts w:ascii="思源黑体 CN Normal" w:eastAsia="思源黑体 CN Normal" w:hAnsi="思源黑体 CN Normal" w:cs="微软雅黑" w:hint="eastAsia"/>
                 <w:bCs/>
                 <w:sz w:val="18"/>
                 <w:szCs w:val="18"/>
@@ -6948,7 +6944,7 @@
               <w:snapToGrid w:val="0"/>
               <w:jc w:val="center"/>
               <w:rPr>
-                <w:rFonts w:ascii="思源黑体 CN Normal" w:eastAsia="思源黑体 CN Normal" w:hAnsi="思源黑体 CN Normal" w:cs="微软雅黑"/>
+                <w:rFonts w:ascii="思源黑体 CN Normal" w:eastAsia="思源黑体 CN Normal" w:hAnsi="思源黑体 CN Normal" w:cs="微软雅黑" w:hint="eastAsia"/>
                 <w:bCs/>
                 <w:sz w:val="18"/>
                 <w:szCs w:val="18"/>
@@ -6977,7 +6973,7 @@
               <w:snapToGrid w:val="0"/>
               <w:jc w:val="center"/>
               <w:rPr>
-                <w:rFonts w:ascii="思源黑体 CN Normal" w:eastAsia="思源黑体 CN Normal" w:hAnsi="思源黑体 CN Normal" w:cs="微软雅黑"/>
+                <w:rFonts w:ascii="思源黑体 CN Normal" w:eastAsia="思源黑体 CN Normal" w:hAnsi="思源黑体 CN Normal" w:cs="微软雅黑" w:hint="eastAsia"/>
                 <w:bCs/>
                 <w:sz w:val="18"/>
                 <w:szCs w:val="18"/>
@@ -7006,7 +7002,7 @@
               <w:snapToGrid w:val="0"/>
               <w:jc w:val="center"/>
               <w:rPr>
-                <w:rFonts w:ascii="思源黑体 CN Normal" w:eastAsia="思源黑体 CN Normal" w:hAnsi="思源黑体 CN Normal" w:cs="微软雅黑"/>
+                <w:rFonts w:ascii="思源黑体 CN Normal" w:eastAsia="思源黑体 CN Normal" w:hAnsi="思源黑体 CN Normal" w:cs="微软雅黑" w:hint="eastAsia"/>
                 <w:bCs/>
                 <w:sz w:val="18"/>
                 <w:szCs w:val="18"/>
@@ -7043,7 +7039,7 @@
               <w:snapToGrid w:val="0"/>
               <w:jc w:val="center"/>
               <w:rPr>
-                <w:rFonts w:ascii="思源黑体 CN Normal" w:eastAsia="思源黑体 CN Normal" w:hAnsi="思源黑体 CN Normal" w:cs="微软雅黑"/>
+                <w:rFonts w:ascii="思源黑体 CN Normal" w:eastAsia="思源黑体 CN Normal" w:hAnsi="思源黑体 CN Normal" w:cs="微软雅黑" w:hint="eastAsia"/>
                 <w:bCs/>
                 <w:sz w:val="18"/>
                 <w:szCs w:val="18"/>
@@ -7107,7 +7103,7 @@
               <w:snapToGrid w:val="0"/>
               <w:jc w:val="center"/>
               <w:rPr>
-                <w:rFonts w:ascii="思源黑体 CN Normal" w:eastAsia="思源黑体 CN Normal" w:hAnsi="思源黑体 CN Normal" w:cs="微软雅黑"/>
+                <w:rFonts w:ascii="思源黑体 CN Normal" w:eastAsia="思源黑体 CN Normal" w:hAnsi="思源黑体 CN Normal" w:cs="微软雅黑" w:hint="eastAsia"/>
                 <w:bCs/>
                 <w:sz w:val="18"/>
                 <w:szCs w:val="18"/>
@@ -7152,7 +7148,7 @@
               <w:snapToGrid w:val="0"/>
               <w:jc w:val="center"/>
               <w:rPr>
-                <w:rFonts w:ascii="思源黑体 CN Normal" w:eastAsia="思源黑体 CN Normal" w:hAnsi="思源黑体 CN Normal" w:cs="微软雅黑"/>
+                <w:rFonts w:ascii="思源黑体 CN Normal" w:eastAsia="思源黑体 CN Normal" w:hAnsi="思源黑体 CN Normal" w:cs="微软雅黑" w:hint="eastAsia"/>
                 <w:bCs/>
                 <w:sz w:val="18"/>
                 <w:szCs w:val="18"/>
@@ -7191,7 +7187,7 @@
               <w:snapToGrid w:val="0"/>
               <w:jc w:val="center"/>
               <w:rPr>
-                <w:rFonts w:ascii="思源黑体 CN Normal" w:eastAsia="思源黑体 CN Normal" w:hAnsi="思源黑体 CN Normal" w:cs="微软雅黑"/>
+                <w:rFonts w:ascii="思源黑体 CN Normal" w:eastAsia="思源黑体 CN Normal" w:hAnsi="思源黑体 CN Normal" w:cs="微软雅黑" w:hint="eastAsia"/>
                 <w:bCs/>
                 <w:color w:val="auto"/>
                 <w:kern w:val="2"/>
@@ -7231,7 +7227,7 @@
               <w:snapToGrid w:val="0"/>
               <w:jc w:val="center"/>
               <w:rPr>
-                <w:rFonts w:ascii="思源黑体 CN Normal" w:eastAsia="思源黑体 CN Normal" w:hAnsi="思源黑体 CN Normal" w:cs="微软雅黑"/>
+                <w:rFonts w:ascii="思源黑体 CN Normal" w:eastAsia="思源黑体 CN Normal" w:hAnsi="思源黑体 CN Normal" w:cs="微软雅黑" w:hint="eastAsia"/>
                 <w:bCs/>
                 <w:color w:val="auto"/>
                 <w:kern w:val="2"/>
@@ -7271,7 +7267,7 @@
               <w:snapToGrid w:val="0"/>
               <w:jc w:val="center"/>
               <w:rPr>
-                <w:rFonts w:ascii="思源黑体 CN Normal" w:eastAsia="思源黑体 CN Normal" w:hAnsi="思源黑体 CN Normal" w:cs="微软雅黑"/>
+                <w:rFonts w:ascii="思源黑体 CN Normal" w:eastAsia="思源黑体 CN Normal" w:hAnsi="思源黑体 CN Normal" w:cs="微软雅黑" w:hint="eastAsia"/>
                 <w:bCs/>
                 <w:sz w:val="18"/>
                 <w:szCs w:val="18"/>
@@ -7309,7 +7305,7 @@
               <w:snapToGrid w:val="0"/>
               <w:jc w:val="center"/>
               <w:rPr>
-                <w:rFonts w:ascii="思源黑体 CN Normal" w:eastAsia="思源黑体 CN Normal" w:hAnsi="思源黑体 CN Normal" w:cs="微软雅黑"/>
+                <w:rFonts w:ascii="思源黑体 CN Normal" w:eastAsia="思源黑体 CN Normal" w:hAnsi="思源黑体 CN Normal" w:cs="微软雅黑" w:hint="eastAsia"/>
                 <w:bCs/>
                 <w:sz w:val="18"/>
                 <w:szCs w:val="18"/>
@@ -7347,7 +7343,7 @@
               <w:snapToGrid w:val="0"/>
               <w:jc w:val="center"/>
               <w:rPr>
-                <w:rFonts w:ascii="思源黑体 CN Normal" w:eastAsia="思源黑体 CN Normal" w:hAnsi="思源黑体 CN Normal" w:cs="微软雅黑"/>
+                <w:rFonts w:ascii="思源黑体 CN Normal" w:eastAsia="思源黑体 CN Normal" w:hAnsi="思源黑体 CN Normal" w:cs="微软雅黑" w:hint="eastAsia"/>
                 <w:bCs/>
                 <w:sz w:val="18"/>
                 <w:szCs w:val="18"/>
@@ -7385,7 +7381,7 @@
               <w:snapToGrid w:val="0"/>
               <w:jc w:val="center"/>
               <w:rPr>
-                <w:rFonts w:ascii="思源黑体 CN Normal" w:eastAsia="思源黑体 CN Normal" w:hAnsi="思源黑体 CN Normal" w:cs="微软雅黑"/>
+                <w:rFonts w:ascii="思源黑体 CN Normal" w:eastAsia="思源黑体 CN Normal" w:hAnsi="思源黑体 CN Normal" w:cs="微软雅黑" w:hint="eastAsia"/>
                 <w:bCs/>
                 <w:sz w:val="18"/>
                 <w:szCs w:val="18"/>
@@ -7431,7 +7427,7 @@
               <w:snapToGrid w:val="0"/>
               <w:jc w:val="center"/>
               <w:rPr>
-                <w:rFonts w:ascii="思源黑体 CN Normal" w:eastAsia="思源黑体 CN Normal" w:hAnsi="思源黑体 CN Normal" w:cs="微软雅黑"/>
+                <w:rFonts w:ascii="思源黑体 CN Normal" w:eastAsia="思源黑体 CN Normal" w:hAnsi="思源黑体 CN Normal" w:cs="微软雅黑" w:hint="eastAsia"/>
                 <w:b/>
                 <w:sz w:val="18"/>
                 <w:szCs w:val="18"/>
@@ -7482,7 +7478,7 @@
       <w:pPr>
         <w:spacing w:line="600" w:lineRule="auto"/>
         <w:rPr>
-          <w:rFonts w:ascii="思源黑体 CN Bold" w:eastAsia="思源黑体 CN Bold" w:hAnsi="思源黑体 CN Bold" w:cs="微软雅黑"/>
+          <w:rFonts w:ascii="思源黑体 CN Bold" w:eastAsia="思源黑体 CN Bold" w:hAnsi="思源黑体 CN Bold" w:cs="微软雅黑" w:hint="eastAsia"/>
           <w:b/>
           <w:bCs/>
           <w:color w:val="00653B"/>
@@ -7643,7 +7639,7 @@
               <w:snapToGrid w:val="0"/>
               <w:jc w:val="center"/>
               <w:rPr>
-                <w:rFonts w:ascii="思源黑体 CN Bold" w:eastAsia="思源黑体 CN Bold" w:hAnsi="思源黑体 CN Bold" w:cs="微软雅黑"/>
+                <w:rFonts w:ascii="思源黑体 CN Bold" w:eastAsia="思源黑体 CN Bold" w:hAnsi="思源黑体 CN Bold" w:cs="微软雅黑" w:hint="eastAsia"/>
                 <w:b/>
                 <w:color w:val="FFFFFF" w:themeColor="background1"/>
                 <w:sz w:val="18"/>
@@ -7675,7 +7671,7 @@
               <w:snapToGrid w:val="0"/>
               <w:jc w:val="center"/>
               <w:rPr>
-                <w:rFonts w:ascii="思源黑体 CN Bold" w:eastAsia="思源黑体 CN Bold" w:hAnsi="思源黑体 CN Bold" w:cs="微软雅黑"/>
+                <w:rFonts w:ascii="思源黑体 CN Bold" w:eastAsia="思源黑体 CN Bold" w:hAnsi="思源黑体 CN Bold" w:cs="微软雅黑" w:hint="eastAsia"/>
                 <w:b/>
                 <w:color w:val="FFFFFF" w:themeColor="background1"/>
                 <w:sz w:val="18"/>
@@ -7706,7 +7702,7 @@
               <w:snapToGrid w:val="0"/>
               <w:jc w:val="center"/>
               <w:rPr>
-                <w:rFonts w:ascii="思源黑体 CN Bold" w:eastAsia="思源黑体 CN Bold" w:hAnsi="思源黑体 CN Bold" w:cs="微软雅黑"/>
+                <w:rFonts w:ascii="思源黑体 CN Bold" w:eastAsia="思源黑体 CN Bold" w:hAnsi="思源黑体 CN Bold" w:cs="微软雅黑" w:hint="eastAsia"/>
                 <w:b/>
                 <w:color w:val="FFFFFF" w:themeColor="background1"/>
                 <w:sz w:val="18"/>
@@ -7737,7 +7733,7 @@
               <w:snapToGrid w:val="0"/>
               <w:jc w:val="center"/>
               <w:rPr>
-                <w:rFonts w:ascii="思源黑体 CN Bold" w:eastAsia="思源黑体 CN Bold" w:hAnsi="思源黑体 CN Bold" w:cs="微软雅黑"/>
+                <w:rFonts w:ascii="思源黑体 CN Bold" w:eastAsia="思源黑体 CN Bold" w:hAnsi="思源黑体 CN Bold" w:cs="微软雅黑" w:hint="eastAsia"/>
                 <w:b/>
                 <w:color w:val="FFFFFF" w:themeColor="background1"/>
                 <w:sz w:val="18"/>
@@ -7768,7 +7764,7 @@
               <w:snapToGrid w:val="0"/>
               <w:jc w:val="center"/>
               <w:rPr>
-                <w:rFonts w:ascii="思源黑体 CN Bold" w:eastAsia="思源黑体 CN Bold" w:hAnsi="思源黑体 CN Bold" w:cs="微软雅黑"/>
+                <w:rFonts w:ascii="思源黑体 CN Bold" w:eastAsia="思源黑体 CN Bold" w:hAnsi="思源黑体 CN Bold" w:cs="微软雅黑" w:hint="eastAsia"/>
                 <w:b/>
                 <w:color w:val="FFFFFF" w:themeColor="background1"/>
                 <w:sz w:val="18"/>
@@ -7799,7 +7795,7 @@
               <w:snapToGrid w:val="0"/>
               <w:jc w:val="center"/>
               <w:rPr>
-                <w:rFonts w:ascii="思源黑体 CN Bold" w:eastAsia="思源黑体 CN Bold" w:hAnsi="思源黑体 CN Bold" w:cs="微软雅黑"/>
+                <w:rFonts w:ascii="思源黑体 CN Bold" w:eastAsia="思源黑体 CN Bold" w:hAnsi="思源黑体 CN Bold" w:cs="微软雅黑" w:hint="eastAsia"/>
                 <w:b/>
                 <w:color w:val="FFFFFF" w:themeColor="background1"/>
                 <w:sz w:val="18"/>
@@ -7830,7 +7826,7 @@
               <w:snapToGrid w:val="0"/>
               <w:jc w:val="center"/>
               <w:rPr>
-                <w:rFonts w:ascii="思源黑体 CN Bold" w:eastAsia="思源黑体 CN Bold" w:hAnsi="思源黑体 CN Bold" w:cs="微软雅黑"/>
+                <w:rFonts w:ascii="思源黑体 CN Bold" w:eastAsia="思源黑体 CN Bold" w:hAnsi="思源黑体 CN Bold" w:cs="微软雅黑" w:hint="eastAsia"/>
                 <w:b/>
                 <w:color w:val="FFFFFF" w:themeColor="background1"/>
                 <w:sz w:val="18"/>
@@ -7869,7 +7865,7 @@
               <w:snapToGrid w:val="0"/>
               <w:jc w:val="center"/>
               <w:rPr>
-                <w:rFonts w:ascii="思源黑体 CN Normal" w:eastAsia="思源黑体 CN Normal" w:hAnsi="思源黑体 CN Normal" w:cs="微软雅黑"/>
+                <w:rFonts w:ascii="思源黑体 CN Normal" w:eastAsia="思源黑体 CN Normal" w:hAnsi="思源黑体 CN Normal" w:cs="微软雅黑" w:hint="eastAsia"/>
                 <w:b/>
                 <w:sz w:val="18"/>
                 <w:szCs w:val="18"/>
@@ -7929,7 +7925,7 @@
               <w:snapToGrid w:val="0"/>
               <w:jc w:val="center"/>
               <w:rPr>
-                <w:rFonts w:ascii="思源黑体 CN Normal" w:eastAsia="思源黑体 CN Normal" w:hAnsi="思源黑体 CN Normal" w:cs="微软雅黑"/>
+                <w:rFonts w:ascii="思源黑体 CN Normal" w:eastAsia="思源黑体 CN Normal" w:hAnsi="思源黑体 CN Normal" w:cs="微软雅黑" w:hint="eastAsia"/>
                 <w:b/>
                 <w:sz w:val="18"/>
                 <w:szCs w:val="18"/>
@@ -7993,7 +7989,7 @@
               <w:snapToGrid w:val="0"/>
               <w:jc w:val="center"/>
               <w:rPr>
-                <w:rFonts w:ascii="思源黑体 CN Normal" w:eastAsia="思源黑体 CN Normal" w:hAnsi="思源黑体 CN Normal" w:cs="微软雅黑"/>
+                <w:rFonts w:ascii="思源黑体 CN Normal" w:eastAsia="思源黑体 CN Normal" w:hAnsi="思源黑体 CN Normal" w:cs="微软雅黑" w:hint="eastAsia"/>
                 <w:b/>
                 <w:sz w:val="18"/>
                 <w:szCs w:val="18"/>
@@ -8038,7 +8034,7 @@
               <w:snapToGrid w:val="0"/>
               <w:jc w:val="center"/>
               <w:rPr>
-                <w:rFonts w:ascii="思源黑体 CN Normal" w:eastAsia="思源黑体 CN Normal" w:hAnsi="思源黑体 CN Normal" w:cs="微软雅黑"/>
+                <w:rFonts w:ascii="思源黑体 CN Normal" w:eastAsia="思源黑体 CN Normal" w:hAnsi="思源黑体 CN Normal" w:cs="微软雅黑" w:hint="eastAsia"/>
                 <w:bCs/>
                 <w:i/>
                 <w:iCs/>
@@ -8083,7 +8079,7 @@
               <w:snapToGrid w:val="0"/>
               <w:jc w:val="center"/>
               <w:rPr>
-                <w:rFonts w:ascii="思源黑体 CN Normal" w:eastAsia="思源黑体 CN Normal" w:hAnsi="思源黑体 CN Normal" w:cs="微软雅黑"/>
+                <w:rFonts w:ascii="思源黑体 CN Normal" w:eastAsia="思源黑体 CN Normal" w:hAnsi="思源黑体 CN Normal" w:cs="微软雅黑" w:hint="eastAsia"/>
                 <w:bCs/>
                 <w:color w:val="auto"/>
                 <w:kern w:val="2"/>
@@ -8120,7 +8116,7 @@
               <w:snapToGrid w:val="0"/>
               <w:jc w:val="center"/>
               <w:rPr>
-                <w:rFonts w:ascii="思源黑体 CN Normal" w:eastAsia="思源黑体 CN Normal" w:hAnsi="思源黑体 CN Normal" w:cs="微软雅黑"/>
+                <w:rFonts w:ascii="思源黑体 CN Normal" w:eastAsia="思源黑体 CN Normal" w:hAnsi="思源黑体 CN Normal" w:cs="微软雅黑" w:hint="eastAsia"/>
                 <w:bCs/>
                 <w:color w:val="auto"/>
                 <w:kern w:val="2"/>
@@ -8146,7 +8142,7 @@
               <w:snapToGrid w:val="0"/>
               <w:jc w:val="center"/>
               <w:rPr>
-                <w:rFonts w:ascii="思源黑体 CN Normal" w:eastAsia="思源黑体 CN Normal" w:hAnsi="思源黑体 CN Normal" w:cs="微软雅黑"/>
+                <w:rFonts w:ascii="思源黑体 CN Normal" w:eastAsia="思源黑体 CN Normal" w:hAnsi="思源黑体 CN Normal" w:cs="微软雅黑" w:hint="eastAsia"/>
                 <w:bCs/>
                 <w:color w:val="auto"/>
                 <w:kern w:val="2"/>
@@ -8205,7 +8201,7 @@
               <w:snapToGrid w:val="0"/>
               <w:jc w:val="center"/>
               <w:rPr>
-                <w:rFonts w:ascii="思源黑体 CN Normal" w:eastAsia="思源黑体 CN Normal" w:hAnsi="思源黑体 CN Normal" w:cs="微软雅黑"/>
+                <w:rFonts w:ascii="思源黑体 CN Normal" w:eastAsia="思源黑体 CN Normal" w:hAnsi="思源黑体 CN Normal" w:cs="微软雅黑" w:hint="eastAsia"/>
                 <w:bCs/>
                 <w:color w:val="auto"/>
                 <w:kern w:val="2"/>
@@ -8242,7 +8238,7 @@
               <w:snapToGrid w:val="0"/>
               <w:jc w:val="center"/>
               <w:rPr>
-                <w:rFonts w:ascii="思源黑体 CN Normal" w:eastAsia="思源黑体 CN Normal" w:hAnsi="思源黑体 CN Normal" w:cs="微软雅黑"/>
+                <w:rFonts w:ascii="思源黑体 CN Normal" w:eastAsia="思源黑体 CN Normal" w:hAnsi="思源黑体 CN Normal" w:cs="微软雅黑" w:hint="eastAsia"/>
                 <w:bCs/>
                 <w:color w:val="auto"/>
                 <w:kern w:val="2"/>
@@ -8286,7 +8282,7 @@
               <w:snapToGrid w:val="0"/>
               <w:jc w:val="center"/>
               <w:rPr>
-                <w:rFonts w:ascii="思源黑体 CN Normal" w:eastAsia="思源黑体 CN Normal" w:hAnsi="思源黑体 CN Normal" w:cs="微软雅黑"/>
+                <w:rFonts w:ascii="思源黑体 CN Normal" w:eastAsia="思源黑体 CN Normal" w:hAnsi="思源黑体 CN Normal" w:cs="微软雅黑" w:hint="eastAsia"/>
                 <w:bCs/>
                 <w:color w:val="auto"/>
                 <w:kern w:val="2"/>
@@ -8319,7 +8315,7 @@
               <w:snapToGrid w:val="0"/>
               <w:jc w:val="center"/>
               <w:rPr>
-                <w:rFonts w:ascii="思源黑体 CN Normal" w:eastAsia="思源黑体 CN Normal" w:hAnsi="思源黑体 CN Normal" w:cs="微软雅黑"/>
+                <w:rFonts w:ascii="思源黑体 CN Normal" w:eastAsia="思源黑体 CN Normal" w:hAnsi="思源黑体 CN Normal" w:cs="微软雅黑" w:hint="eastAsia"/>
                 <w:bCs/>
                 <w:sz w:val="18"/>
                 <w:szCs w:val="18"/>
@@ -8357,7 +8353,7 @@
               <w:snapToGrid w:val="0"/>
               <w:jc w:val="center"/>
               <w:rPr>
-                <w:rFonts w:ascii="思源黑体 CN Normal" w:eastAsia="思源黑体 CN Normal" w:hAnsi="思源黑体 CN Normal" w:cs="微软雅黑"/>
+                <w:rFonts w:ascii="思源黑体 CN Normal" w:eastAsia="思源黑体 CN Normal" w:hAnsi="思源黑体 CN Normal" w:cs="微软雅黑" w:hint="eastAsia"/>
                 <w:bCs/>
                 <w:sz w:val="18"/>
                 <w:szCs w:val="18"/>
@@ -8395,7 +8391,7 @@
               <w:snapToGrid w:val="0"/>
               <w:jc w:val="center"/>
               <w:rPr>
-                <w:rFonts w:ascii="思源黑体 CN Normal" w:eastAsia="思源黑体 CN Normal" w:hAnsi="思源黑体 CN Normal" w:cs="微软雅黑"/>
+                <w:rFonts w:ascii="思源黑体 CN Normal" w:eastAsia="思源黑体 CN Normal" w:hAnsi="思源黑体 CN Normal" w:cs="微软雅黑" w:hint="eastAsia"/>
                 <w:bCs/>
                 <w:sz w:val="18"/>
                 <w:szCs w:val="18"/>
@@ -8433,7 +8429,7 @@
               <w:snapToGrid w:val="0"/>
               <w:jc w:val="center"/>
               <w:rPr>
-                <w:rFonts w:ascii="思源黑体 CN Normal" w:eastAsia="思源黑体 CN Normal" w:hAnsi="思源黑体 CN Normal" w:cs="微软雅黑"/>
+                <w:rFonts w:ascii="思源黑体 CN Normal" w:eastAsia="思源黑体 CN Normal" w:hAnsi="思源黑体 CN Normal" w:cs="微软雅黑" w:hint="eastAsia"/>
                 <w:bCs/>
                 <w:sz w:val="18"/>
                 <w:szCs w:val="18"/>
@@ -8470,7 +8466,7 @@
               <w:snapToGrid w:val="0"/>
               <w:jc w:val="center"/>
               <w:rPr>
-                <w:rFonts w:ascii="思源黑体 CN Normal" w:eastAsia="思源黑体 CN Normal" w:hAnsi="思源黑体 CN Normal" w:cs="微软雅黑"/>
+                <w:rFonts w:ascii="思源黑体 CN Normal" w:eastAsia="思源黑体 CN Normal" w:hAnsi="思源黑体 CN Normal" w:cs="微软雅黑" w:hint="eastAsia"/>
                 <w:bCs/>
                 <w:sz w:val="18"/>
                 <w:szCs w:val="18"/>
@@ -8516,7 +8512,7 @@
               <w:snapToGrid w:val="0"/>
               <w:jc w:val="center"/>
               <w:rPr>
-                <w:rFonts w:ascii="思源黑体 CN Normal" w:eastAsia="思源黑体 CN Normal" w:hAnsi="思源黑体 CN Normal" w:cs="微软雅黑"/>
+                <w:rFonts w:ascii="思源黑体 CN Normal" w:eastAsia="思源黑体 CN Normal" w:hAnsi="思源黑体 CN Normal" w:cs="微软雅黑" w:hint="eastAsia"/>
                 <w:bCs/>
                 <w:sz w:val="18"/>
                 <w:szCs w:val="18"/>
@@ -8561,7 +8557,7 @@
               <w:snapToGrid w:val="0"/>
               <w:jc w:val="center"/>
               <w:rPr>
-                <w:rFonts w:ascii="思源黑体 CN Normal" w:eastAsia="思源黑体 CN Normal" w:hAnsi="思源黑体 CN Normal" w:cs="微软雅黑"/>
+                <w:rFonts w:ascii="思源黑体 CN Normal" w:eastAsia="思源黑体 CN Normal" w:hAnsi="思源黑体 CN Normal" w:cs="微软雅黑" w:hint="eastAsia"/>
                 <w:bCs/>
                 <w:sz w:val="18"/>
                 <w:szCs w:val="18"/>
@@ -8591,7 +8587,7 @@
               <w:snapToGrid w:val="0"/>
               <w:jc w:val="center"/>
               <w:rPr>
-                <w:rFonts w:ascii="思源黑体 CN Normal" w:eastAsia="思源黑体 CN Normal" w:hAnsi="思源黑体 CN Normal" w:cs="微软雅黑"/>
+                <w:rFonts w:ascii="思源黑体 CN Normal" w:eastAsia="思源黑体 CN Normal" w:hAnsi="思源黑体 CN Normal" w:cs="微软雅黑" w:hint="eastAsia"/>
                 <w:bCs/>
                 <w:color w:val="auto"/>
                 <w:kern w:val="2"/>
@@ -8624,7 +8620,7 @@
               <w:snapToGrid w:val="0"/>
               <w:jc w:val="center"/>
               <w:rPr>
-                <w:rFonts w:ascii="思源黑体 CN Normal" w:eastAsia="思源黑体 CN Normal" w:hAnsi="思源黑体 CN Normal" w:cs="微软雅黑"/>
+                <w:rFonts w:ascii="思源黑体 CN Normal" w:eastAsia="思源黑体 CN Normal" w:hAnsi="思源黑体 CN Normal" w:cs="微软雅黑" w:hint="eastAsia"/>
                 <w:bCs/>
                 <w:color w:val="auto"/>
                 <w:kern w:val="2"/>
@@ -8657,7 +8653,7 @@
               <w:snapToGrid w:val="0"/>
               <w:jc w:val="center"/>
               <w:rPr>
-                <w:rFonts w:ascii="思源黑体 CN Normal" w:eastAsia="思源黑体 CN Normal" w:hAnsi="思源黑体 CN Normal" w:cs="微软雅黑"/>
+                <w:rFonts w:ascii="思源黑体 CN Normal" w:eastAsia="思源黑体 CN Normal" w:hAnsi="思源黑体 CN Normal" w:cs="微软雅黑" w:hint="eastAsia"/>
                 <w:bCs/>
                 <w:sz w:val="18"/>
                 <w:szCs w:val="18"/>
@@ -8686,7 +8682,7 @@
               <w:snapToGrid w:val="0"/>
               <w:jc w:val="center"/>
               <w:rPr>
-                <w:rFonts w:ascii="思源黑体 CN Normal" w:eastAsia="思源黑体 CN Normal" w:hAnsi="思源黑体 CN Normal" w:cs="微软雅黑"/>
+                <w:rFonts w:ascii="思源黑体 CN Normal" w:eastAsia="思源黑体 CN Normal" w:hAnsi="思源黑体 CN Normal" w:cs="微软雅黑" w:hint="eastAsia"/>
                 <w:bCs/>
                 <w:sz w:val="18"/>
                 <w:szCs w:val="18"/>
@@ -8715,7 +8711,7 @@
               <w:snapToGrid w:val="0"/>
               <w:jc w:val="center"/>
               <w:rPr>
-                <w:rFonts w:ascii="思源黑体 CN Normal" w:eastAsia="思源黑体 CN Normal" w:hAnsi="思源黑体 CN Normal" w:cs="微软雅黑"/>
+                <w:rFonts w:ascii="思源黑体 CN Normal" w:eastAsia="思源黑体 CN Normal" w:hAnsi="思源黑体 CN Normal" w:cs="微软雅黑" w:hint="eastAsia"/>
                 <w:bCs/>
                 <w:sz w:val="18"/>
                 <w:szCs w:val="18"/>
@@ -8744,7 +8740,7 @@
               <w:snapToGrid w:val="0"/>
               <w:jc w:val="center"/>
               <w:rPr>
-                <w:rFonts w:ascii="思源黑体 CN Normal" w:eastAsia="思源黑体 CN Normal" w:hAnsi="思源黑体 CN Normal" w:cs="微软雅黑"/>
+                <w:rFonts w:ascii="思源黑体 CN Normal" w:eastAsia="思源黑体 CN Normal" w:hAnsi="思源黑体 CN Normal" w:cs="微软雅黑" w:hint="eastAsia"/>
                 <w:bCs/>
                 <w:sz w:val="18"/>
                 <w:szCs w:val="18"/>
@@ -8781,7 +8777,7 @@
               <w:snapToGrid w:val="0"/>
               <w:jc w:val="center"/>
               <w:rPr>
-                <w:rFonts w:ascii="思源黑体 CN Normal" w:eastAsia="思源黑体 CN Normal" w:hAnsi="思源黑体 CN Normal" w:cs="微软雅黑"/>
+                <w:rFonts w:ascii="思源黑体 CN Normal" w:eastAsia="思源黑体 CN Normal" w:hAnsi="思源黑体 CN Normal" w:cs="微软雅黑" w:hint="eastAsia"/>
                 <w:bCs/>
                 <w:sz w:val="18"/>
                 <w:szCs w:val="18"/>
@@ -8845,7 +8841,7 @@
               <w:snapToGrid w:val="0"/>
               <w:jc w:val="center"/>
               <w:rPr>
-                <w:rFonts w:ascii="思源黑体 CN Normal" w:eastAsia="思源黑体 CN Normal" w:hAnsi="思源黑体 CN Normal" w:cs="微软雅黑"/>
+                <w:rFonts w:ascii="思源黑体 CN Normal" w:eastAsia="思源黑体 CN Normal" w:hAnsi="思源黑体 CN Normal" w:cs="微软雅黑" w:hint="eastAsia"/>
                 <w:bCs/>
                 <w:sz w:val="18"/>
                 <w:szCs w:val="18"/>
@@ -8890,7 +8886,7 @@
               <w:snapToGrid w:val="0"/>
               <w:jc w:val="center"/>
               <w:rPr>
-                <w:rFonts w:ascii="思源黑体 CN Normal" w:eastAsia="思源黑体 CN Normal" w:hAnsi="思源黑体 CN Normal" w:cs="微软雅黑"/>
+                <w:rFonts w:ascii="思源黑体 CN Normal" w:eastAsia="思源黑体 CN Normal" w:hAnsi="思源黑体 CN Normal" w:cs="微软雅黑" w:hint="eastAsia"/>
                 <w:bCs/>
                 <w:sz w:val="18"/>
                 <w:szCs w:val="18"/>
@@ -8929,7 +8925,7 @@
               <w:snapToGrid w:val="0"/>
               <w:jc w:val="center"/>
               <w:rPr>
-                <w:rFonts w:ascii="思源黑体 CN Normal" w:eastAsia="思源黑体 CN Normal" w:hAnsi="思源黑体 CN Normal" w:cs="微软雅黑"/>
+                <w:rFonts w:ascii="思源黑体 CN Normal" w:eastAsia="思源黑体 CN Normal" w:hAnsi="思源黑体 CN Normal" w:cs="微软雅黑" w:hint="eastAsia"/>
                 <w:bCs/>
                 <w:color w:val="auto"/>
                 <w:kern w:val="2"/>
@@ -8969,7 +8965,7 @@
               <w:snapToGrid w:val="0"/>
               <w:jc w:val="center"/>
               <w:rPr>
-                <w:rFonts w:ascii="思源黑体 CN Normal" w:eastAsia="思源黑体 CN Normal" w:hAnsi="思源黑体 CN Normal" w:cs="微软雅黑"/>
+                <w:rFonts w:ascii="思源黑体 CN Normal" w:eastAsia="思源黑体 CN Normal" w:hAnsi="思源黑体 CN Normal" w:cs="微软雅黑" w:hint="eastAsia"/>
                 <w:bCs/>
                 <w:color w:val="auto"/>
                 <w:kern w:val="2"/>
@@ -9009,7 +9005,7 @@
               <w:snapToGrid w:val="0"/>
               <w:jc w:val="center"/>
               <w:rPr>
-                <w:rFonts w:ascii="思源黑体 CN Normal" w:eastAsia="思源黑体 CN Normal" w:hAnsi="思源黑体 CN Normal" w:cs="微软雅黑"/>
+                <w:rFonts w:ascii="思源黑体 CN Normal" w:eastAsia="思源黑体 CN Normal" w:hAnsi="思源黑体 CN Normal" w:cs="微软雅黑" w:hint="eastAsia"/>
                 <w:bCs/>
                 <w:sz w:val="18"/>
                 <w:szCs w:val="18"/>
@@ -9047,7 +9043,7 @@
               <w:snapToGrid w:val="0"/>
               <w:jc w:val="center"/>
               <w:rPr>
-                <w:rFonts w:ascii="思源黑体 CN Normal" w:eastAsia="思源黑体 CN Normal" w:hAnsi="思源黑体 CN Normal" w:cs="微软雅黑"/>
+                <w:rFonts w:ascii="思源黑体 CN Normal" w:eastAsia="思源黑体 CN Normal" w:hAnsi="思源黑体 CN Normal" w:cs="微软雅黑" w:hint="eastAsia"/>
                 <w:bCs/>
                 <w:sz w:val="18"/>
                 <w:szCs w:val="18"/>
@@ -9085,7 +9081,7 @@
               <w:snapToGrid w:val="0"/>
               <w:jc w:val="center"/>
               <w:rPr>
-                <w:rFonts w:ascii="思源黑体 CN Normal" w:eastAsia="思源黑体 CN Normal" w:hAnsi="思源黑体 CN Normal" w:cs="微软雅黑"/>
+                <w:rFonts w:ascii="思源黑体 CN Normal" w:eastAsia="思源黑体 CN Normal" w:hAnsi="思源黑体 CN Normal" w:cs="微软雅黑" w:hint="eastAsia"/>
                 <w:bCs/>
                 <w:sz w:val="18"/>
                 <w:szCs w:val="18"/>
@@ -9123,7 +9119,7 @@
               <w:snapToGrid w:val="0"/>
               <w:jc w:val="center"/>
               <w:rPr>
-                <w:rFonts w:ascii="思源黑体 CN Normal" w:eastAsia="思源黑体 CN Normal" w:hAnsi="思源黑体 CN Normal" w:cs="微软雅黑"/>
+                <w:rFonts w:ascii="思源黑体 CN Normal" w:eastAsia="思源黑体 CN Normal" w:hAnsi="思源黑体 CN Normal" w:cs="微软雅黑" w:hint="eastAsia"/>
                 <w:bCs/>
                 <w:sz w:val="18"/>
                 <w:szCs w:val="18"/>
@@ -9169,7 +9165,7 @@
               <w:snapToGrid w:val="0"/>
               <w:jc w:val="center"/>
               <w:rPr>
-                <w:rFonts w:ascii="思源黑体 CN Normal" w:eastAsia="思源黑体 CN Normal" w:hAnsi="思源黑体 CN Normal" w:cs="微软雅黑"/>
+                <w:rFonts w:ascii="思源黑体 CN Normal" w:eastAsia="思源黑体 CN Normal" w:hAnsi="思源黑体 CN Normal" w:cs="微软雅黑" w:hint="eastAsia"/>
                 <w:b/>
                 <w:sz w:val="18"/>
                 <w:szCs w:val="18"/>
@@ -9219,7 +9215,7 @@
       <w:pPr>
         <w:spacing w:line="600" w:lineRule="auto"/>
         <w:rPr>
-          <w:rFonts w:ascii="思源黑体 CN Bold" w:eastAsia="思源黑体 CN Bold" w:hAnsi="思源黑体 CN Bold" w:cs="微软雅黑"/>
+          <w:rFonts w:ascii="思源黑体 CN Bold" w:eastAsia="思源黑体 CN Bold" w:hAnsi="思源黑体 CN Bold" w:cs="微软雅黑" w:hint="eastAsia"/>
           <w:b/>
           <w:bCs/>
           <w:color w:val="00653B"/>
@@ -9314,7 +9310,7 @@
               <w:snapToGrid w:val="0"/>
               <w:jc w:val="center"/>
               <w:rPr>
-                <w:rFonts w:ascii="思源黑体 CN Bold" w:eastAsia="思源黑体 CN Bold" w:hAnsi="思源黑体 CN Bold" w:cs="微软雅黑"/>
+                <w:rFonts w:ascii="思源黑体 CN Bold" w:eastAsia="思源黑体 CN Bold" w:hAnsi="思源黑体 CN Bold" w:cs="微软雅黑" w:hint="eastAsia"/>
                 <w:b/>
                 <w:color w:val="FFFFFF" w:themeColor="background1"/>
                 <w:sz w:val="18"/>
@@ -9347,7 +9343,7 @@
               <w:snapToGrid w:val="0"/>
               <w:jc w:val="center"/>
               <w:rPr>
-                <w:rFonts w:ascii="思源黑体 CN Bold" w:eastAsia="思源黑体 CN Bold" w:hAnsi="思源黑体 CN Bold" w:cs="微软雅黑"/>
+                <w:rFonts w:ascii="思源黑体 CN Bold" w:eastAsia="思源黑体 CN Bold" w:hAnsi="思源黑体 CN Bold" w:cs="微软雅黑" w:hint="eastAsia"/>
                 <w:b/>
                 <w:color w:val="FFFFFF" w:themeColor="background1"/>
                 <w:sz w:val="18"/>
@@ -9378,7 +9374,7 @@
               <w:snapToGrid w:val="0"/>
               <w:jc w:val="center"/>
               <w:rPr>
-                <w:rFonts w:ascii="思源黑体 CN Bold" w:eastAsia="思源黑体 CN Bold" w:hAnsi="思源黑体 CN Bold" w:cs="微软雅黑"/>
+                <w:rFonts w:ascii="思源黑体 CN Bold" w:eastAsia="思源黑体 CN Bold" w:hAnsi="思源黑体 CN Bold" w:cs="微软雅黑" w:hint="eastAsia"/>
                 <w:b/>
                 <w:color w:val="FFFFFF" w:themeColor="background1"/>
                 <w:sz w:val="18"/>
@@ -9409,7 +9405,7 @@
               <w:snapToGrid w:val="0"/>
               <w:jc w:val="center"/>
               <w:rPr>
-                <w:rFonts w:ascii="思源黑体 CN Bold" w:eastAsia="思源黑体 CN Bold" w:hAnsi="思源黑体 CN Bold" w:cs="微软雅黑"/>
+                <w:rFonts w:ascii="思源黑体 CN Bold" w:eastAsia="思源黑体 CN Bold" w:hAnsi="思源黑体 CN Bold" w:cs="微软雅黑" w:hint="eastAsia"/>
                 <w:b/>
                 <w:color w:val="FFFFFF" w:themeColor="background1"/>
                 <w:sz w:val="18"/>
@@ -9440,7 +9436,7 @@
               <w:snapToGrid w:val="0"/>
               <w:jc w:val="center"/>
               <w:rPr>
-                <w:rFonts w:ascii="思源黑体 CN Bold" w:eastAsia="思源黑体 CN Bold" w:hAnsi="思源黑体 CN Bold" w:cs="微软雅黑"/>
+                <w:rFonts w:ascii="思源黑体 CN Bold" w:eastAsia="思源黑体 CN Bold" w:hAnsi="思源黑体 CN Bold" w:cs="微软雅黑" w:hint="eastAsia"/>
                 <w:b/>
                 <w:color w:val="FFFFFF" w:themeColor="background1"/>
                 <w:sz w:val="18"/>
@@ -9471,7 +9467,7 @@
               <w:snapToGrid w:val="0"/>
               <w:jc w:val="center"/>
               <w:rPr>
-                <w:rFonts w:ascii="思源黑体 CN Bold" w:eastAsia="思源黑体 CN Bold" w:hAnsi="思源黑体 CN Bold" w:cs="微软雅黑"/>
+                <w:rFonts w:ascii="思源黑体 CN Bold" w:eastAsia="思源黑体 CN Bold" w:hAnsi="思源黑体 CN Bold" w:cs="微软雅黑" w:hint="eastAsia"/>
                 <w:b/>
                 <w:color w:val="FFFFFF" w:themeColor="background1"/>
                 <w:sz w:val="18"/>
@@ -9502,7 +9498,7 @@
               <w:snapToGrid w:val="0"/>
               <w:jc w:val="center"/>
               <w:rPr>
-                <w:rFonts w:ascii="思源黑体 CN Bold" w:eastAsia="思源黑体 CN Bold" w:hAnsi="思源黑体 CN Bold" w:cs="微软雅黑"/>
+                <w:rFonts w:ascii="思源黑体 CN Bold" w:eastAsia="思源黑体 CN Bold" w:hAnsi="思源黑体 CN Bold" w:cs="微软雅黑" w:hint="eastAsia"/>
                 <w:b/>
                 <w:color w:val="FFFFFF" w:themeColor="background1"/>
                 <w:sz w:val="18"/>
@@ -9541,7 +9537,7 @@
               <w:snapToGrid w:val="0"/>
               <w:jc w:val="center"/>
               <w:rPr>
-                <w:rFonts w:ascii="思源黑体 CN Normal" w:eastAsia="思源黑体 CN Normal" w:hAnsi="思源黑体 CN Normal" w:cs="微软雅黑"/>
+                <w:rFonts w:ascii="思源黑体 CN Normal" w:eastAsia="思源黑体 CN Normal" w:hAnsi="思源黑体 CN Normal" w:cs="微软雅黑" w:hint="eastAsia"/>
                 <w:b/>
                 <w:sz w:val="18"/>
                 <w:szCs w:val="18"/>
@@ -9605,7 +9601,7 @@
               <w:snapToGrid w:val="0"/>
               <w:jc w:val="center"/>
               <w:rPr>
-                <w:rFonts w:ascii="思源黑体 CN Normal" w:eastAsia="思源黑体 CN Normal" w:hAnsi="思源黑体 CN Normal" w:cs="微软雅黑"/>
+                <w:rFonts w:ascii="思源黑体 CN Normal" w:eastAsia="思源黑体 CN Normal" w:hAnsi="思源黑体 CN Normal" w:cs="微软雅黑" w:hint="eastAsia"/>
                 <w:b/>
                 <w:sz w:val="18"/>
                 <w:szCs w:val="18"/>
@@ -9669,7 +9665,7 @@
               <w:snapToGrid w:val="0"/>
               <w:jc w:val="center"/>
               <w:rPr>
-                <w:rFonts w:ascii="思源黑体 CN Normal" w:eastAsia="思源黑体 CN Normal" w:hAnsi="思源黑体 CN Normal" w:cs="微软雅黑"/>
+                <w:rFonts w:ascii="思源黑体 CN Normal" w:eastAsia="思源黑体 CN Normal" w:hAnsi="思源黑体 CN Normal" w:cs="微软雅黑" w:hint="eastAsia"/>
                 <w:b/>
                 <w:sz w:val="18"/>
                 <w:szCs w:val="18"/>
@@ -9714,7 +9710,7 @@
               <w:snapToGrid w:val="0"/>
               <w:jc w:val="center"/>
               <w:rPr>
-                <w:rFonts w:ascii="思源黑体 CN Normal" w:eastAsia="思源黑体 CN Normal" w:hAnsi="思源黑体 CN Normal" w:cs="微软雅黑"/>
+                <w:rFonts w:ascii="思源黑体 CN Normal" w:eastAsia="思源黑体 CN Normal" w:hAnsi="思源黑体 CN Normal" w:cs="微软雅黑" w:hint="eastAsia"/>
                 <w:bCs/>
                 <w:i/>
                 <w:iCs/>
@@ -9759,7 +9755,7 @@
               <w:snapToGrid w:val="0"/>
               <w:jc w:val="center"/>
               <w:rPr>
-                <w:rFonts w:ascii="思源黑体 CN Normal" w:eastAsia="思源黑体 CN Normal" w:hAnsi="思源黑体 CN Normal" w:cs="微软雅黑"/>
+                <w:rFonts w:ascii="思源黑体 CN Normal" w:eastAsia="思源黑体 CN Normal" w:hAnsi="思源黑体 CN Normal" w:cs="微软雅黑" w:hint="eastAsia"/>
                 <w:bCs/>
                 <w:color w:val="auto"/>
                 <w:kern w:val="2"/>
@@ -9796,7 +9792,7 @@
               <w:snapToGrid w:val="0"/>
               <w:jc w:val="center"/>
               <w:rPr>
-                <w:rFonts w:ascii="思源黑体 CN Normal" w:eastAsia="思源黑体 CN Normal" w:hAnsi="思源黑体 CN Normal" w:cs="微软雅黑"/>
+                <w:rFonts w:ascii="思源黑体 CN Normal" w:eastAsia="思源黑体 CN Normal" w:hAnsi="思源黑体 CN Normal" w:cs="微软雅黑" w:hint="eastAsia"/>
                 <w:bCs/>
                 <w:color w:val="auto"/>
                 <w:kern w:val="2"/>
@@ -9822,7 +9818,7 @@
               <w:snapToGrid w:val="0"/>
               <w:jc w:val="center"/>
               <w:rPr>
-                <w:rFonts w:ascii="思源黑体 CN Normal" w:eastAsia="思源黑体 CN Normal" w:hAnsi="思源黑体 CN Normal" w:cs="微软雅黑"/>
+                <w:rFonts w:ascii="思源黑体 CN Normal" w:eastAsia="思源黑体 CN Normal" w:hAnsi="思源黑体 CN Normal" w:cs="微软雅黑" w:hint="eastAsia"/>
                 <w:bCs/>
                 <w:color w:val="auto"/>
                 <w:kern w:val="2"/>
@@ -9881,7 +9877,7 @@
               <w:snapToGrid w:val="0"/>
               <w:jc w:val="center"/>
               <w:rPr>
-                <w:rFonts w:ascii="思源黑体 CN Normal" w:eastAsia="思源黑体 CN Normal" w:hAnsi="思源黑体 CN Normal" w:cs="微软雅黑"/>
+                <w:rFonts w:ascii="思源黑体 CN Normal" w:eastAsia="思源黑体 CN Normal" w:hAnsi="思源黑体 CN Normal" w:cs="微软雅黑" w:hint="eastAsia"/>
                 <w:bCs/>
                 <w:color w:val="auto"/>
                 <w:kern w:val="2"/>
@@ -9918,7 +9914,7 @@
               <w:snapToGrid w:val="0"/>
               <w:jc w:val="center"/>
               <w:rPr>
-                <w:rFonts w:ascii="思源黑体 CN Normal" w:eastAsia="思源黑体 CN Normal" w:hAnsi="思源黑体 CN Normal" w:cs="微软雅黑"/>
+                <w:rFonts w:ascii="思源黑体 CN Normal" w:eastAsia="思源黑体 CN Normal" w:hAnsi="思源黑体 CN Normal" w:cs="微软雅黑" w:hint="eastAsia"/>
                 <w:bCs/>
                 <w:color w:val="auto"/>
                 <w:kern w:val="2"/>
@@ -9962,7 +9958,7 @@
               <w:snapToGrid w:val="0"/>
               <w:jc w:val="center"/>
               <w:rPr>
-                <w:rFonts w:ascii="思源黑体 CN Normal" w:eastAsia="思源黑体 CN Normal" w:hAnsi="思源黑体 CN Normal" w:cs="微软雅黑"/>
+                <w:rFonts w:ascii="思源黑体 CN Normal" w:eastAsia="思源黑体 CN Normal" w:hAnsi="思源黑体 CN Normal" w:cs="微软雅黑" w:hint="eastAsia"/>
                 <w:bCs/>
                 <w:color w:val="auto"/>
                 <w:kern w:val="2"/>
@@ -9995,7 +9991,7 @@
               <w:snapToGrid w:val="0"/>
               <w:jc w:val="center"/>
               <w:rPr>
-                <w:rFonts w:ascii="思源黑体 CN Normal" w:eastAsia="思源黑体 CN Normal" w:hAnsi="思源黑体 CN Normal" w:cs="微软雅黑"/>
+                <w:rFonts w:ascii="思源黑体 CN Normal" w:eastAsia="思源黑体 CN Normal" w:hAnsi="思源黑体 CN Normal" w:cs="微软雅黑" w:hint="eastAsia"/>
                 <w:bCs/>
                 <w:sz w:val="18"/>
                 <w:szCs w:val="18"/>
@@ -10033,7 +10029,7 @@
               <w:snapToGrid w:val="0"/>
               <w:jc w:val="center"/>
               <w:rPr>
-                <w:rFonts w:ascii="思源黑体 CN Normal" w:eastAsia="思源黑体 CN Normal" w:hAnsi="思源黑体 CN Normal" w:cs="微软雅黑"/>
+                <w:rFonts w:ascii="思源黑体 CN Normal" w:eastAsia="思源黑体 CN Normal" w:hAnsi="思源黑体 CN Normal" w:cs="微软雅黑" w:hint="eastAsia"/>
                 <w:bCs/>
                 <w:sz w:val="18"/>
                 <w:szCs w:val="18"/>
@@ -10071,7 +10067,7 @@
               <w:snapToGrid w:val="0"/>
               <w:jc w:val="center"/>
               <w:rPr>
-                <w:rFonts w:ascii="思源黑体 CN Normal" w:eastAsia="思源黑体 CN Normal" w:hAnsi="思源黑体 CN Normal" w:cs="微软雅黑"/>
+                <w:rFonts w:ascii="思源黑体 CN Normal" w:eastAsia="思源黑体 CN Normal" w:hAnsi="思源黑体 CN Normal" w:cs="微软雅黑" w:hint="eastAsia"/>
                 <w:bCs/>
                 <w:sz w:val="18"/>
                 <w:szCs w:val="18"/>
@@ -10109,7 +10105,7 @@
               <w:snapToGrid w:val="0"/>
               <w:jc w:val="center"/>
               <w:rPr>
-                <w:rFonts w:ascii="思源黑体 CN Normal" w:eastAsia="思源黑体 CN Normal" w:hAnsi="思源黑体 CN Normal" w:cs="微软雅黑"/>
+                <w:rFonts w:ascii="思源黑体 CN Normal" w:eastAsia="思源黑体 CN Normal" w:hAnsi="思源黑体 CN Normal" w:cs="微软雅黑" w:hint="eastAsia"/>
                 <w:bCs/>
                 <w:sz w:val="18"/>
                 <w:szCs w:val="18"/>
@@ -10146,7 +10142,7 @@
               <w:snapToGrid w:val="0"/>
               <w:jc w:val="center"/>
               <w:rPr>
-                <w:rFonts w:ascii="思源黑体 CN Normal" w:eastAsia="思源黑体 CN Normal" w:hAnsi="思源黑体 CN Normal" w:cs="微软雅黑"/>
+                <w:rFonts w:ascii="思源黑体 CN Normal" w:eastAsia="思源黑体 CN Normal" w:hAnsi="思源黑体 CN Normal" w:cs="微软雅黑" w:hint="eastAsia"/>
                 <w:bCs/>
                 <w:sz w:val="18"/>
                 <w:szCs w:val="18"/>
@@ -10192,7 +10188,7 @@
               <w:snapToGrid w:val="0"/>
               <w:jc w:val="center"/>
               <w:rPr>
-                <w:rFonts w:ascii="思源黑体 CN Normal" w:eastAsia="思源黑体 CN Normal" w:hAnsi="思源黑体 CN Normal" w:cs="微软雅黑"/>
+                <w:rFonts w:ascii="思源黑体 CN Normal" w:eastAsia="思源黑体 CN Normal" w:hAnsi="思源黑体 CN Normal" w:cs="微软雅黑" w:hint="eastAsia"/>
                 <w:bCs/>
                 <w:sz w:val="18"/>
                 <w:szCs w:val="18"/>
@@ -10237,7 +10233,7 @@
               <w:snapToGrid w:val="0"/>
               <w:jc w:val="center"/>
               <w:rPr>
-                <w:rFonts w:ascii="思源黑体 CN Normal" w:eastAsia="思源黑体 CN Normal" w:hAnsi="思源黑体 CN Normal" w:cs="微软雅黑"/>
+                <w:rFonts w:ascii="思源黑体 CN Normal" w:eastAsia="思源黑体 CN Normal" w:hAnsi="思源黑体 CN Normal" w:cs="微软雅黑" w:hint="eastAsia"/>
                 <w:bCs/>
                 <w:sz w:val="18"/>
                 <w:szCs w:val="18"/>
@@ -10267,7 +10263,7 @@
               <w:snapToGrid w:val="0"/>
               <w:jc w:val="center"/>
               <w:rPr>
-                <w:rFonts w:ascii="思源黑体 CN Normal" w:eastAsia="思源黑体 CN Normal" w:hAnsi="思源黑体 CN Normal" w:cs="微软雅黑"/>
+                <w:rFonts w:ascii="思源黑体 CN Normal" w:eastAsia="思源黑体 CN Normal" w:hAnsi="思源黑体 CN Normal" w:cs="微软雅黑" w:hint="eastAsia"/>
                 <w:bCs/>
                 <w:color w:val="auto"/>
                 <w:kern w:val="2"/>
@@ -10300,7 +10296,7 @@
               <w:snapToGrid w:val="0"/>
               <w:jc w:val="center"/>
               <w:rPr>
-                <w:rFonts w:ascii="思源黑体 CN Normal" w:eastAsia="思源黑体 CN Normal" w:hAnsi="思源黑体 CN Normal" w:cs="微软雅黑"/>
+                <w:rFonts w:ascii="思源黑体 CN Normal" w:eastAsia="思源黑体 CN Normal" w:hAnsi="思源黑体 CN Normal" w:cs="微软雅黑" w:hint="eastAsia"/>
                 <w:bCs/>
                 <w:color w:val="auto"/>
                 <w:kern w:val="2"/>
@@ -10333,7 +10329,7 @@
               <w:snapToGrid w:val="0"/>
               <w:jc w:val="center"/>
               <w:rPr>
-                <w:rFonts w:ascii="思源黑体 CN Normal" w:eastAsia="思源黑体 CN Normal" w:hAnsi="思源黑体 CN Normal" w:cs="微软雅黑"/>
+                <w:rFonts w:ascii="思源黑体 CN Normal" w:eastAsia="思源黑体 CN Normal" w:hAnsi="思源黑体 CN Normal" w:cs="微软雅黑" w:hint="eastAsia"/>
                 <w:bCs/>
                 <w:sz w:val="18"/>
                 <w:szCs w:val="18"/>
@@ -10362,7 +10358,7 @@
               <w:snapToGrid w:val="0"/>
               <w:jc w:val="center"/>
               <w:rPr>
-                <w:rFonts w:ascii="思源黑体 CN Normal" w:eastAsia="思源黑体 CN Normal" w:hAnsi="思源黑体 CN Normal" w:cs="微软雅黑"/>
+                <w:rFonts w:ascii="思源黑体 CN Normal" w:eastAsia="思源黑体 CN Normal" w:hAnsi="思源黑体 CN Normal" w:cs="微软雅黑" w:hint="eastAsia"/>
                 <w:bCs/>
                 <w:sz w:val="18"/>
                 <w:szCs w:val="18"/>
@@ -10391,7 +10387,7 @@
               <w:snapToGrid w:val="0"/>
               <w:jc w:val="center"/>
               <w:rPr>
-                <w:rFonts w:ascii="思源黑体 CN Normal" w:eastAsia="思源黑体 CN Normal" w:hAnsi="思源黑体 CN Normal" w:cs="微软雅黑"/>
+                <w:rFonts w:ascii="思源黑体 CN Normal" w:eastAsia="思源黑体 CN Normal" w:hAnsi="思源黑体 CN Normal" w:cs="微软雅黑" w:hint="eastAsia"/>
                 <w:bCs/>
                 <w:sz w:val="18"/>
                 <w:szCs w:val="18"/>
@@ -10420,7 +10416,7 @@
               <w:snapToGrid w:val="0"/>
               <w:jc w:val="center"/>
               <w:rPr>
-                <w:rFonts w:ascii="思源黑体 CN Normal" w:eastAsia="思源黑体 CN Normal" w:hAnsi="思源黑体 CN Normal" w:cs="微软雅黑"/>
+                <w:rFonts w:ascii="思源黑体 CN Normal" w:eastAsia="思源黑体 CN Normal" w:hAnsi="思源黑体 CN Normal" w:cs="微软雅黑" w:hint="eastAsia"/>
                 <w:bCs/>
                 <w:sz w:val="18"/>
                 <w:szCs w:val="18"/>
@@ -10457,7 +10453,7 @@
               <w:snapToGrid w:val="0"/>
               <w:jc w:val="center"/>
               <w:rPr>
-                <w:rFonts w:ascii="思源黑体 CN Normal" w:eastAsia="思源黑体 CN Normal" w:hAnsi="思源黑体 CN Normal" w:cs="微软雅黑"/>
+                <w:rFonts w:ascii="思源黑体 CN Normal" w:eastAsia="思源黑体 CN Normal" w:hAnsi="思源黑体 CN Normal" w:cs="微软雅黑" w:hint="eastAsia"/>
                 <w:bCs/>
                 <w:sz w:val="18"/>
                 <w:szCs w:val="18"/>
@@ -10521,7 +10517,7 @@
               <w:snapToGrid w:val="0"/>
               <w:jc w:val="center"/>
               <w:rPr>
-                <w:rFonts w:ascii="思源黑体 CN Normal" w:eastAsia="思源黑体 CN Normal" w:hAnsi="思源黑体 CN Normal" w:cs="微软雅黑"/>
+                <w:rFonts w:ascii="思源黑体 CN Normal" w:eastAsia="思源黑体 CN Normal" w:hAnsi="思源黑体 CN Normal" w:cs="微软雅黑" w:hint="eastAsia"/>
                 <w:bCs/>
                 <w:sz w:val="18"/>
                 <w:szCs w:val="18"/>
@@ -10566,7 +10562,7 @@
               <w:snapToGrid w:val="0"/>
               <w:jc w:val="center"/>
               <w:rPr>
-                <w:rFonts w:ascii="思源黑体 CN Normal" w:eastAsia="思源黑体 CN Normal" w:hAnsi="思源黑体 CN Normal" w:cs="微软雅黑"/>
+                <w:rFonts w:ascii="思源黑体 CN Normal" w:eastAsia="思源黑体 CN Normal" w:hAnsi="思源黑体 CN Normal" w:cs="微软雅黑" w:hint="eastAsia"/>
                 <w:bCs/>
                 <w:sz w:val="18"/>
                 <w:szCs w:val="18"/>
@@ -10605,7 +10601,7 @@
               <w:snapToGrid w:val="0"/>
               <w:jc w:val="center"/>
               <w:rPr>
-                <w:rFonts w:ascii="思源黑体 CN Normal" w:eastAsia="思源黑体 CN Normal" w:hAnsi="思源黑体 CN Normal" w:cs="微软雅黑"/>
+                <w:rFonts w:ascii="思源黑体 CN Normal" w:eastAsia="思源黑体 CN Normal" w:hAnsi="思源黑体 CN Normal" w:cs="微软雅黑" w:hint="eastAsia"/>
                 <w:bCs/>
                 <w:color w:val="auto"/>
                 <w:kern w:val="2"/>
@@ -10645,7 +10641,7 @@
               <w:snapToGrid w:val="0"/>
               <w:jc w:val="center"/>
               <w:rPr>
-                <w:rFonts w:ascii="思源黑体 CN Normal" w:eastAsia="思源黑体 CN Normal" w:hAnsi="思源黑体 CN Normal" w:cs="微软雅黑"/>
+                <w:rFonts w:ascii="思源黑体 CN Normal" w:eastAsia="思源黑体 CN Normal" w:hAnsi="思源黑体 CN Normal" w:cs="微软雅黑" w:hint="eastAsia"/>
                 <w:bCs/>
                 <w:color w:val="auto"/>
                 <w:kern w:val="2"/>
@@ -10685,7 +10681,7 @@
               <w:snapToGrid w:val="0"/>
               <w:jc w:val="center"/>
               <w:rPr>
-                <w:rFonts w:ascii="思源黑体 CN Normal" w:eastAsia="思源黑体 CN Normal" w:hAnsi="思源黑体 CN Normal" w:cs="微软雅黑"/>
+                <w:rFonts w:ascii="思源黑体 CN Normal" w:eastAsia="思源黑体 CN Normal" w:hAnsi="思源黑体 CN Normal" w:cs="微软雅黑" w:hint="eastAsia"/>
                 <w:bCs/>
                 <w:sz w:val="18"/>
                 <w:szCs w:val="18"/>
@@ -10723,7 +10719,7 @@
               <w:snapToGrid w:val="0"/>
               <w:jc w:val="center"/>
               <w:rPr>
-                <w:rFonts w:ascii="思源黑体 CN Normal" w:eastAsia="思源黑体 CN Normal" w:hAnsi="思源黑体 CN Normal" w:cs="微软雅黑"/>
+                <w:rFonts w:ascii="思源黑体 CN Normal" w:eastAsia="思源黑体 CN Normal" w:hAnsi="思源黑体 CN Normal" w:cs="微软雅黑" w:hint="eastAsia"/>
                 <w:bCs/>
                 <w:sz w:val="18"/>
                 <w:szCs w:val="18"/>
@@ -10761,7 +10757,7 @@
               <w:snapToGrid w:val="0"/>
               <w:jc w:val="center"/>
               <w:rPr>
-                <w:rFonts w:ascii="思源黑体 CN Normal" w:eastAsia="思源黑体 CN Normal" w:hAnsi="思源黑体 CN Normal" w:cs="微软雅黑"/>
+                <w:rFonts w:ascii="思源黑体 CN Normal" w:eastAsia="思源黑体 CN Normal" w:hAnsi="思源黑体 CN Normal" w:cs="微软雅黑" w:hint="eastAsia"/>
                 <w:bCs/>
                 <w:sz w:val="18"/>
                 <w:szCs w:val="18"/>
@@ -10799,7 +10795,7 @@
               <w:snapToGrid w:val="0"/>
               <w:jc w:val="center"/>
               <w:rPr>
-                <w:rFonts w:ascii="思源黑体 CN Normal" w:eastAsia="思源黑体 CN Normal" w:hAnsi="思源黑体 CN Normal" w:cs="微软雅黑"/>
+                <w:rFonts w:ascii="思源黑体 CN Normal" w:eastAsia="思源黑体 CN Normal" w:hAnsi="思源黑体 CN Normal" w:cs="微软雅黑" w:hint="eastAsia"/>
                 <w:bCs/>
                 <w:sz w:val="18"/>
                 <w:szCs w:val="18"/>
@@ -10845,7 +10841,7 @@
               <w:snapToGrid w:val="0"/>
               <w:jc w:val="center"/>
               <w:rPr>
-                <w:rFonts w:ascii="思源黑体 CN Normal" w:eastAsia="思源黑体 CN Normal" w:hAnsi="思源黑体 CN Normal" w:cs="微软雅黑"/>
+                <w:rFonts w:ascii="思源黑体 CN Normal" w:eastAsia="思源黑体 CN Normal" w:hAnsi="思源黑体 CN Normal" w:cs="微软雅黑" w:hint="eastAsia"/>
                 <w:b/>
                 <w:sz w:val="18"/>
                 <w:szCs w:val="18"/>
@@ -10895,7 +10891,7 @@
       <w:pPr>
         <w:spacing w:line="600" w:lineRule="auto"/>
         <w:rPr>
-          <w:rFonts w:ascii="思源黑体 CN Bold" w:eastAsia="思源黑体 CN Bold" w:hAnsi="思源黑体 CN Bold" w:cs="微软雅黑"/>
+          <w:rFonts w:ascii="思源黑体 CN Bold" w:eastAsia="思源黑体 CN Bold" w:hAnsi="思源黑体 CN Bold" w:cs="微软雅黑" w:hint="eastAsia"/>
           <w:b/>
           <w:bCs/>
           <w:color w:val="00653B"/>
@@ -10936,7 +10932,7 @@
         <w:spacing w:line="600" w:lineRule="auto"/>
         <w:ind w:left="360" w:firstLineChars="0"/>
         <w:rPr>
-          <w:rFonts w:ascii="思源黑体 CN Bold" w:eastAsia="思源黑体 CN Bold" w:hAnsi="思源黑体 CN Bold" w:cs="微软雅黑"/>
+          <w:rFonts w:ascii="思源黑体 CN Bold" w:eastAsia="思源黑体 CN Bold" w:hAnsi="思源黑体 CN Bold" w:cs="微软雅黑" w:hint="eastAsia"/>
           <w:b/>
           <w:bCs/>
           <w:color w:val="00653B"/>
@@ -10960,7 +10956,7 @@
       <w:pPr>
         <w:spacing w:line="600" w:lineRule="auto"/>
         <w:rPr>
-          <w:rFonts w:ascii="思源黑体 CN Bold" w:eastAsia="思源黑体 CN Bold" w:hAnsi="思源黑体 CN Bold" w:cs="微软雅黑"/>
+          <w:rFonts w:ascii="思源黑体 CN Bold" w:eastAsia="思源黑体 CN Bold" w:hAnsi="思源黑体 CN Bold" w:cs="微软雅黑" w:hint="eastAsia"/>
           <w:b/>
           <w:bCs/>
           <w:color w:val="00653B"/>
@@ -11019,7 +11015,7 @@
               <w:widowControl/>
               <w:jc w:val="center"/>
               <w:rPr>
-                <w:rFonts w:ascii="思源黑体 CN Bold" w:eastAsia="思源黑体 CN Bold" w:hAnsi="思源黑体 CN Bold"/>
+                <w:rFonts w:ascii="思源黑体 CN Bold" w:eastAsia="思源黑体 CN Bold" w:hAnsi="思源黑体 CN Bold" w:hint="eastAsia"/>
                 <w:b/>
                 <w:color w:val="FFFFFF"/>
                 <w:sz w:val="18"/>
@@ -11049,7 +11045,7 @@
             <w:pPr>
               <w:jc w:val="center"/>
               <w:rPr>
-                <w:rFonts w:ascii="思源黑体 CN Bold" w:eastAsia="思源黑体 CN Bold" w:hAnsi="思源黑体 CN Bold"/>
+                <w:rFonts w:ascii="思源黑体 CN Bold" w:eastAsia="思源黑体 CN Bold" w:hAnsi="思源黑体 CN Bold" w:hint="eastAsia"/>
                 <w:b/>
                 <w:bCs/>
                 <w:color w:val="FFFFFF"/>
@@ -11089,7 +11085,7 @@
             <w:pPr>
               <w:jc w:val="center"/>
               <w:rPr>
-                <w:rFonts w:ascii="思源黑体 CN Bold" w:eastAsia="思源黑体 CN Bold" w:hAnsi="思源黑体 CN Bold"/>
+                <w:rFonts w:ascii="思源黑体 CN Bold" w:eastAsia="思源黑体 CN Bold" w:hAnsi="思源黑体 CN Bold" w:hint="eastAsia"/>
                 <w:b/>
                 <w:color w:val="FFFFFF"/>
                 <w:sz w:val="18"/>
@@ -11119,7 +11115,7 @@
             <w:pPr>
               <w:jc w:val="center"/>
               <w:rPr>
-                <w:rFonts w:ascii="思源黑体 CN Bold" w:eastAsia="思源黑体 CN Bold" w:hAnsi="思源黑体 CN Bold"/>
+                <w:rFonts w:ascii="思源黑体 CN Bold" w:eastAsia="思源黑体 CN Bold" w:hAnsi="思源黑体 CN Bold" w:hint="eastAsia"/>
                 <w:b/>
                 <w:color w:val="FFFFFF"/>
                 <w:sz w:val="18"/>
@@ -11158,7 +11154,7 @@
               <w:snapToGrid w:val="0"/>
               <w:jc w:val="center"/>
               <w:rPr>
-                <w:rFonts w:ascii="思源黑体 CN Normal" w:eastAsia="思源黑体 CN Normal" w:hAnsi="思源黑体 CN Normal" w:cs="微软雅黑"/>
+                <w:rFonts w:ascii="思源黑体 CN Normal" w:eastAsia="思源黑体 CN Normal" w:hAnsi="思源黑体 CN Normal" w:cs="微软雅黑" w:hint="eastAsia"/>
                 <w:b/>
                 <w:sz w:val="18"/>
                 <w:szCs w:val="18"/>
@@ -11206,7 +11202,7 @@
               <w:snapToGrid w:val="0"/>
               <w:jc w:val="center"/>
               <w:rPr>
-                <w:rFonts w:ascii="思源黑体 CN Normal" w:eastAsia="思源黑体 CN Normal" w:hAnsi="思源黑体 CN Normal" w:cs="微软雅黑"/>
+                <w:rFonts w:ascii="思源黑体 CN Normal" w:eastAsia="思源黑体 CN Normal" w:hAnsi="思源黑体 CN Normal" w:cs="微软雅黑" w:hint="eastAsia"/>
                 <w:b/>
                 <w:sz w:val="18"/>
                 <w:szCs w:val="18"/>
@@ -11270,7 +11266,7 @@
               <w:snapToGrid w:val="0"/>
               <w:jc w:val="center"/>
               <w:rPr>
-                <w:rFonts w:ascii="思源黑体 CN Normal" w:eastAsia="思源黑体 CN Normal" w:hAnsi="思源黑体 CN Normal" w:cs="微软雅黑"/>
+                <w:rFonts w:ascii="思源黑体 CN Normal" w:eastAsia="思源黑体 CN Normal" w:hAnsi="思源黑体 CN Normal" w:cs="微软雅黑" w:hint="eastAsia"/>
                 <w:b/>
                 <w:sz w:val="18"/>
                 <w:szCs w:val="18"/>
@@ -11315,7 +11311,7 @@
               <w:snapToGrid w:val="0"/>
               <w:jc w:val="center"/>
               <w:rPr>
-                <w:rFonts w:ascii="思源黑体 CN Normal" w:eastAsia="思源黑体 CN Normal" w:hAnsi="思源黑体 CN Normal" w:cs="微软雅黑"/>
+                <w:rFonts w:ascii="思源黑体 CN Normal" w:eastAsia="思源黑体 CN Normal" w:hAnsi="思源黑体 CN Normal" w:cs="微软雅黑" w:hint="eastAsia"/>
                 <w:bCs/>
                 <w:i/>
                 <w:iCs/>
@@ -11349,7 +11345,7 @@
               <w:snapToGrid w:val="0"/>
               <w:jc w:val="center"/>
               <w:rPr>
-                <w:rFonts w:ascii="思源黑体 CN Normal" w:eastAsia="思源黑体 CN Normal" w:hAnsi="思源黑体 CN Normal" w:cs="微软雅黑"/>
+                <w:rFonts w:ascii="思源黑体 CN Normal" w:eastAsia="思源黑体 CN Normal" w:hAnsi="思源黑体 CN Normal" w:cs="微软雅黑" w:hint="eastAsia"/>
                 <w:bCs/>
                 <w:sz w:val="18"/>
                 <w:szCs w:val="18"/>
@@ -11371,7 +11367,7 @@
               <w:snapToGrid w:val="0"/>
               <w:jc w:val="center"/>
               <w:rPr>
-                <w:rFonts w:ascii="思源黑体 CN Normal" w:eastAsia="思源黑体 CN Normal" w:hAnsi="思源黑体 CN Normal" w:cs="微软雅黑"/>
+                <w:rFonts w:ascii="思源黑体 CN Normal" w:eastAsia="思源黑体 CN Normal" w:hAnsi="思源黑体 CN Normal" w:cs="微软雅黑" w:hint="eastAsia"/>
                 <w:bCs/>
                 <w:sz w:val="18"/>
                 <w:szCs w:val="18"/>
@@ -11393,7 +11389,7 @@
               <w:snapToGrid w:val="0"/>
               <w:jc w:val="center"/>
               <w:rPr>
-                <w:rFonts w:ascii="思源黑体 CN Normal" w:eastAsia="思源黑体 CN Normal" w:hAnsi="思源黑体 CN Normal" w:cs="微软雅黑"/>
+                <w:rFonts w:ascii="思源黑体 CN Normal" w:eastAsia="思源黑体 CN Normal" w:hAnsi="思源黑体 CN Normal" w:cs="微软雅黑" w:hint="eastAsia"/>
                 <w:bCs/>
                 <w:sz w:val="18"/>
                 <w:szCs w:val="18"/>
@@ -11415,7 +11411,7 @@
               <w:snapToGrid w:val="0"/>
               <w:jc w:val="center"/>
               <w:rPr>
-                <w:rFonts w:ascii="思源黑体 CN Normal" w:eastAsia="思源黑体 CN Normal" w:hAnsi="思源黑体 CN Normal" w:cs="微软雅黑"/>
+                <w:rFonts w:ascii="思源黑体 CN Normal" w:eastAsia="思源黑体 CN Normal" w:hAnsi="思源黑体 CN Normal" w:cs="微软雅黑" w:hint="eastAsia"/>
                 <w:bCs/>
                 <w:sz w:val="18"/>
                 <w:szCs w:val="18"/>
@@ -11437,7 +11433,7 @@
               <w:snapToGrid w:val="0"/>
               <w:jc w:val="center"/>
               <w:rPr>
-                <w:rFonts w:ascii="思源黑体 CN Normal" w:eastAsia="思源黑体 CN Normal" w:hAnsi="思源黑体 CN Normal" w:cs="微软雅黑"/>
+                <w:rFonts w:ascii="思源黑体 CN Normal" w:eastAsia="思源黑体 CN Normal" w:hAnsi="思源黑体 CN Normal" w:cs="微软雅黑" w:hint="eastAsia"/>
                 <w:bCs/>
                 <w:sz w:val="18"/>
                 <w:szCs w:val="18"/>
@@ -11466,7 +11462,7 @@
               <w:snapToGrid w:val="0"/>
               <w:jc w:val="center"/>
               <w:rPr>
-                <w:rFonts w:ascii="思源黑体 CN Normal" w:eastAsia="思源黑体 CN Normal" w:hAnsi="思源黑体 CN Normal" w:cs="微软雅黑"/>
+                <w:rFonts w:ascii="思源黑体 CN Normal" w:eastAsia="思源黑体 CN Normal" w:hAnsi="思源黑体 CN Normal" w:cs="微软雅黑" w:hint="eastAsia"/>
                 <w:bCs/>
                 <w:sz w:val="18"/>
                 <w:szCs w:val="18"/>
@@ -11495,7 +11491,7 @@
               <w:snapToGrid w:val="0"/>
               <w:jc w:val="center"/>
               <w:rPr>
-                <w:rFonts w:ascii="思源黑体 CN Normal" w:eastAsia="思源黑体 CN Normal" w:hAnsi="思源黑体 CN Normal" w:cs="微软雅黑"/>
+                <w:rFonts w:ascii="思源黑体 CN Normal" w:eastAsia="思源黑体 CN Normal" w:hAnsi="思源黑体 CN Normal" w:cs="微软雅黑" w:hint="eastAsia"/>
                 <w:bCs/>
                 <w:sz w:val="18"/>
                 <w:szCs w:val="18"/>
@@ -11559,7 +11555,7 @@
               <w:snapToGrid w:val="0"/>
               <w:jc w:val="center"/>
               <w:rPr>
-                <w:rFonts w:ascii="思源黑体 CN Normal" w:eastAsia="思源黑体 CN Normal" w:hAnsi="思源黑体 CN Normal" w:cs="微软雅黑"/>
+                <w:rFonts w:ascii="思源黑体 CN Normal" w:eastAsia="思源黑体 CN Normal" w:hAnsi="思源黑体 CN Normal" w:cs="微软雅黑" w:hint="eastAsia"/>
                 <w:bCs/>
                 <w:sz w:val="18"/>
                 <w:szCs w:val="18"/>
@@ -11605,7 +11601,7 @@
               <w:snapToGrid w:val="0"/>
               <w:jc w:val="center"/>
               <w:rPr>
-                <w:rFonts w:ascii="思源黑体 CN Normal" w:eastAsia="思源黑体 CN Normal" w:hAnsi="思源黑体 CN Normal" w:cs="微软雅黑"/>
+                <w:rFonts w:ascii="思源黑体 CN Normal" w:eastAsia="思源黑体 CN Normal" w:hAnsi="思源黑体 CN Normal" w:cs="微软雅黑" w:hint="eastAsia"/>
                 <w:bCs/>
                 <w:sz w:val="18"/>
                 <w:szCs w:val="18"/>
@@ -11650,7 +11646,7 @@
               <w:snapToGrid w:val="0"/>
               <w:jc w:val="center"/>
               <w:rPr>
-                <w:rFonts w:ascii="思源黑体 CN Normal" w:eastAsia="思源黑体 CN Normal" w:hAnsi="思源黑体 CN Normal" w:cs="微软雅黑"/>
+                <w:rFonts w:ascii="思源黑体 CN Normal" w:eastAsia="思源黑体 CN Normal" w:hAnsi="思源黑体 CN Normal" w:cs="微软雅黑" w:hint="eastAsia"/>
                 <w:bCs/>
                 <w:sz w:val="18"/>
                 <w:szCs w:val="18"/>
@@ -11680,7 +11676,7 @@
               <w:snapToGrid w:val="0"/>
               <w:jc w:val="center"/>
               <w:rPr>
-                <w:rFonts w:ascii="思源黑体 CN Normal" w:eastAsia="思源黑体 CN Normal" w:hAnsi="思源黑体 CN Normal" w:cs="微软雅黑"/>
+                <w:rFonts w:ascii="思源黑体 CN Normal" w:eastAsia="思源黑体 CN Normal" w:hAnsi="思源黑体 CN Normal" w:cs="微软雅黑" w:hint="eastAsia"/>
                 <w:bCs/>
                 <w:sz w:val="18"/>
                 <w:szCs w:val="18"/>
@@ -11709,7 +11705,7 @@
               <w:snapToGrid w:val="0"/>
               <w:jc w:val="center"/>
               <w:rPr>
-                <w:rFonts w:ascii="思源黑体 CN Normal" w:eastAsia="思源黑体 CN Normal" w:hAnsi="思源黑体 CN Normal" w:cs="微软雅黑"/>
+                <w:rFonts w:ascii="思源黑体 CN Normal" w:eastAsia="思源黑体 CN Normal" w:hAnsi="思源黑体 CN Normal" w:cs="微软雅黑" w:hint="eastAsia"/>
                 <w:bCs/>
                 <w:sz w:val="18"/>
                 <w:szCs w:val="18"/>
@@ -11738,7 +11734,7 @@
               <w:snapToGrid w:val="0"/>
               <w:jc w:val="center"/>
               <w:rPr>
-                <w:rFonts w:ascii="思源黑体 CN Normal" w:eastAsia="思源黑体 CN Normal" w:hAnsi="思源黑体 CN Normal" w:cs="微软雅黑"/>
+                <w:rFonts w:ascii="思源黑体 CN Normal" w:eastAsia="思源黑体 CN Normal" w:hAnsi="思源黑体 CN Normal" w:cs="微软雅黑" w:hint="eastAsia"/>
                 <w:bCs/>
                 <w:sz w:val="18"/>
                 <w:szCs w:val="18"/>
@@ -11775,7 +11771,7 @@
               <w:snapToGrid w:val="0"/>
               <w:jc w:val="center"/>
               <w:rPr>
-                <w:rFonts w:ascii="思源黑体 CN Normal" w:eastAsia="思源黑体 CN Normal" w:hAnsi="思源黑体 CN Normal" w:cs="微软雅黑"/>
+                <w:rFonts w:ascii="思源黑体 CN Normal" w:eastAsia="思源黑体 CN Normal" w:hAnsi="思源黑体 CN Normal" w:cs="微软雅黑" w:hint="eastAsia"/>
                 <w:bCs/>
                 <w:sz w:val="18"/>
                 <w:szCs w:val="18"/>
@@ -11821,7 +11817,7 @@
               <w:snapToGrid w:val="0"/>
               <w:jc w:val="center"/>
               <w:rPr>
-                <w:rFonts w:ascii="思源黑体 CN Normal" w:eastAsia="思源黑体 CN Normal" w:hAnsi="思源黑体 CN Normal" w:cs="微软雅黑"/>
+                <w:rFonts w:ascii="思源黑体 CN Normal" w:eastAsia="思源黑体 CN Normal" w:hAnsi="思源黑体 CN Normal" w:cs="微软雅黑" w:hint="eastAsia"/>
                 <w:bCs/>
                 <w:sz w:val="18"/>
                 <w:szCs w:val="18"/>
@@ -11866,7 +11862,7 @@
               <w:snapToGrid w:val="0"/>
               <w:jc w:val="center"/>
               <w:rPr>
-                <w:rFonts w:ascii="思源黑体 CN Normal" w:eastAsia="思源黑体 CN Normal" w:hAnsi="思源黑体 CN Normal" w:cs="微软雅黑"/>
+                <w:rFonts w:ascii="思源黑体 CN Normal" w:eastAsia="思源黑体 CN Normal" w:hAnsi="思源黑体 CN Normal" w:cs="微软雅黑" w:hint="eastAsia"/>
                 <w:bCs/>
                 <w:sz w:val="18"/>
                 <w:szCs w:val="18"/>
@@ -11904,7 +11900,7 @@
               <w:snapToGrid w:val="0"/>
               <w:jc w:val="center"/>
               <w:rPr>
-                <w:rFonts w:ascii="思源黑体 CN Normal" w:eastAsia="思源黑体 CN Normal" w:hAnsi="思源黑体 CN Normal" w:cs="微软雅黑"/>
+                <w:rFonts w:ascii="思源黑体 CN Normal" w:eastAsia="思源黑体 CN Normal" w:hAnsi="思源黑体 CN Normal" w:cs="微软雅黑" w:hint="eastAsia"/>
                 <w:bCs/>
                 <w:sz w:val="18"/>
                 <w:szCs w:val="18"/>
@@ -11941,7 +11937,7 @@
               <w:snapToGrid w:val="0"/>
               <w:jc w:val="center"/>
               <w:rPr>
-                <w:rFonts w:ascii="思源黑体 CN Normal" w:eastAsia="思源黑体 CN Normal" w:hAnsi="思源黑体 CN Normal" w:cs="微软雅黑"/>
+                <w:rFonts w:ascii="思源黑体 CN Normal" w:eastAsia="思源黑体 CN Normal" w:hAnsi="思源黑体 CN Normal" w:cs="微软雅黑" w:hint="eastAsia"/>
                 <w:bCs/>
                 <w:sz w:val="18"/>
                 <w:szCs w:val="18"/>
@@ -11978,7 +11974,7 @@
               <w:snapToGrid w:val="0"/>
               <w:jc w:val="center"/>
               <w:rPr>
-                <w:rFonts w:ascii="思源黑体 CN Normal" w:eastAsia="思源黑体 CN Normal" w:hAnsi="思源黑体 CN Normal" w:cs="微软雅黑"/>
+                <w:rFonts w:ascii="思源黑体 CN Normal" w:eastAsia="思源黑体 CN Normal" w:hAnsi="思源黑体 CN Normal" w:cs="微软雅黑" w:hint="eastAsia"/>
                 <w:bCs/>
                 <w:sz w:val="18"/>
                 <w:szCs w:val="18"/>
@@ -12024,7 +12020,7 @@
               <w:snapToGrid w:val="0"/>
               <w:jc w:val="center"/>
               <w:rPr>
-                <w:rFonts w:ascii="思源黑体 CN Normal" w:eastAsia="思源黑体 CN Normal" w:hAnsi="思源黑体 CN Normal" w:cs="微软雅黑"/>
+                <w:rFonts w:ascii="思源黑体 CN Normal" w:eastAsia="思源黑体 CN Normal" w:hAnsi="思源黑体 CN Normal" w:cs="微软雅黑" w:hint="eastAsia"/>
                 <w:b/>
                 <w:sz w:val="18"/>
                 <w:szCs w:val="18"/>
@@ -12056,7 +12052,7 @@
       <w:pPr>
         <w:spacing w:line="600" w:lineRule="auto"/>
         <w:rPr>
-          <w:rFonts w:ascii="思源黑体 CN Bold" w:eastAsia="思源黑体 CN Bold" w:hAnsi="思源黑体 CN Bold" w:cs="微软雅黑"/>
+          <w:rFonts w:ascii="思源黑体 CN Bold" w:eastAsia="思源黑体 CN Bold" w:hAnsi="思源黑体 CN Bold" w:cs="微软雅黑" w:hint="eastAsia"/>
           <w:b/>
           <w:bCs/>
           <w:color w:val="00653B"/>
@@ -12213,7 +12209,7 @@
               <w:widowControl/>
               <w:jc w:val="center"/>
               <w:rPr>
-                <w:rFonts w:ascii="思源黑体 CN Bold" w:eastAsia="思源黑体 CN Bold" w:hAnsi="思源黑体 CN Bold"/>
+                <w:rFonts w:ascii="思源黑体 CN Bold" w:eastAsia="思源黑体 CN Bold" w:hAnsi="思源黑体 CN Bold" w:hint="eastAsia"/>
                 <w:b/>
                 <w:color w:val="FFFFFF"/>
                 <w:sz w:val="18"/>
@@ -12243,7 +12239,7 @@
             <w:pPr>
               <w:jc w:val="center"/>
               <w:rPr>
-                <w:rFonts w:ascii="思源黑体 CN Bold" w:eastAsia="思源黑体 CN Bold" w:hAnsi="思源黑体 CN Bold"/>
+                <w:rFonts w:ascii="思源黑体 CN Bold" w:eastAsia="思源黑体 CN Bold" w:hAnsi="思源黑体 CN Bold" w:hint="eastAsia"/>
                 <w:b/>
                 <w:bCs/>
                 <w:color w:val="FFFFFF"/>
@@ -12283,7 +12279,7 @@
             <w:pPr>
               <w:jc w:val="center"/>
               <w:rPr>
-                <w:rFonts w:ascii="思源黑体 CN Bold" w:eastAsia="思源黑体 CN Bold" w:hAnsi="思源黑体 CN Bold"/>
+                <w:rFonts w:ascii="思源黑体 CN Bold" w:eastAsia="思源黑体 CN Bold" w:hAnsi="思源黑体 CN Bold" w:hint="eastAsia"/>
                 <w:b/>
                 <w:color w:val="FFFFFF"/>
                 <w:sz w:val="18"/>
@@ -12313,7 +12309,7 @@
             <w:pPr>
               <w:jc w:val="center"/>
               <w:rPr>
-                <w:rFonts w:ascii="思源黑体 CN Bold" w:eastAsia="思源黑体 CN Bold" w:hAnsi="思源黑体 CN Bold"/>
+                <w:rFonts w:ascii="思源黑体 CN Bold" w:eastAsia="思源黑体 CN Bold" w:hAnsi="思源黑体 CN Bold" w:hint="eastAsia"/>
                 <w:b/>
                 <w:color w:val="FFFFFF"/>
                 <w:sz w:val="18"/>
@@ -12352,7 +12348,7 @@
               <w:snapToGrid w:val="0"/>
               <w:jc w:val="center"/>
               <w:rPr>
-                <w:rFonts w:ascii="思源黑体 CN Normal" w:eastAsia="思源黑体 CN Normal" w:hAnsi="思源黑体 CN Normal" w:cs="微软雅黑"/>
+                <w:rFonts w:ascii="思源黑体 CN Normal" w:eastAsia="思源黑体 CN Normal" w:hAnsi="思源黑体 CN Normal" w:cs="微软雅黑" w:hint="eastAsia"/>
                 <w:b/>
                 <w:sz w:val="18"/>
                 <w:szCs w:val="18"/>
@@ -12412,7 +12408,7 @@
               <w:snapToGrid w:val="0"/>
               <w:jc w:val="center"/>
               <w:rPr>
-                <w:rFonts w:ascii="思源黑体 CN Normal" w:eastAsia="思源黑体 CN Normal" w:hAnsi="思源黑体 CN Normal" w:cs="微软雅黑"/>
+                <w:rFonts w:ascii="思源黑体 CN Normal" w:eastAsia="思源黑体 CN Normal" w:hAnsi="思源黑体 CN Normal" w:cs="微软雅黑" w:hint="eastAsia"/>
                 <w:b/>
                 <w:sz w:val="18"/>
                 <w:szCs w:val="18"/>
@@ -12486,7 +12482,7 @@
               <w:snapToGrid w:val="0"/>
               <w:jc w:val="center"/>
               <w:rPr>
-                <w:rFonts w:ascii="思源黑体 CN Normal" w:eastAsia="思源黑体 CN Normal" w:hAnsi="思源黑体 CN Normal" w:cs="微软雅黑"/>
+                <w:rFonts w:ascii="思源黑体 CN Normal" w:eastAsia="思源黑体 CN Normal" w:hAnsi="思源黑体 CN Normal" w:cs="微软雅黑" w:hint="eastAsia"/>
                 <w:b/>
                 <w:sz w:val="18"/>
                 <w:szCs w:val="18"/>
@@ -12532,7 +12528,7 @@
               <w:snapToGrid w:val="0"/>
               <w:jc w:val="center"/>
               <w:rPr>
-                <w:rFonts w:ascii="思源黑体 CN Normal" w:eastAsia="思源黑体 CN Normal" w:hAnsi="思源黑体 CN Normal" w:cs="微软雅黑"/>
+                <w:rFonts w:ascii="思源黑体 CN Normal" w:eastAsia="思源黑体 CN Normal" w:hAnsi="思源黑体 CN Normal" w:cs="微软雅黑" w:hint="eastAsia"/>
                 <w:bCs/>
                 <w:i/>
                 <w:iCs/>
@@ -12566,7 +12562,7 @@
               <w:snapToGrid w:val="0"/>
               <w:jc w:val="center"/>
               <w:rPr>
-                <w:rFonts w:ascii="思源黑体 CN Normal" w:eastAsia="思源黑体 CN Normal" w:hAnsi="思源黑体 CN Normal" w:cs="微软雅黑"/>
+                <w:rFonts w:ascii="思源黑体 CN Normal" w:eastAsia="思源黑体 CN Normal" w:hAnsi="思源黑体 CN Normal" w:cs="微软雅黑" w:hint="eastAsia"/>
                 <w:bCs/>
                 <w:sz w:val="18"/>
                 <w:szCs w:val="18"/>
@@ -12588,7 +12584,7 @@
               <w:snapToGrid w:val="0"/>
               <w:jc w:val="center"/>
               <w:rPr>
-                <w:rFonts w:ascii="思源黑体 CN Normal" w:eastAsia="思源黑体 CN Normal" w:hAnsi="思源黑体 CN Normal" w:cs="微软雅黑"/>
+                <w:rFonts w:ascii="思源黑体 CN Normal" w:eastAsia="思源黑体 CN Normal" w:hAnsi="思源黑体 CN Normal" w:cs="微软雅黑" w:hint="eastAsia"/>
                 <w:bCs/>
                 <w:sz w:val="18"/>
                 <w:szCs w:val="18"/>
@@ -12610,7 +12606,7 @@
               <w:snapToGrid w:val="0"/>
               <w:jc w:val="center"/>
               <w:rPr>
-                <w:rFonts w:ascii="思源黑体 CN Normal" w:eastAsia="思源黑体 CN Normal" w:hAnsi="思源黑体 CN Normal" w:cs="微软雅黑"/>
+                <w:rFonts w:ascii="思源黑体 CN Normal" w:eastAsia="思源黑体 CN Normal" w:hAnsi="思源黑体 CN Normal" w:cs="微软雅黑" w:hint="eastAsia"/>
                 <w:bCs/>
                 <w:sz w:val="18"/>
                 <w:szCs w:val="18"/>
@@ -12632,7 +12628,7 @@
               <w:snapToGrid w:val="0"/>
               <w:jc w:val="center"/>
               <w:rPr>
-                <w:rFonts w:ascii="思源黑体 CN Normal" w:eastAsia="思源黑体 CN Normal" w:hAnsi="思源黑体 CN Normal" w:cs="微软雅黑"/>
+                <w:rFonts w:ascii="思源黑体 CN Normal" w:eastAsia="思源黑体 CN Normal" w:hAnsi="思源黑体 CN Normal" w:cs="微软雅黑" w:hint="eastAsia"/>
                 <w:bCs/>
                 <w:sz w:val="18"/>
                 <w:szCs w:val="18"/>
@@ -12654,7 +12650,7 @@
               <w:snapToGrid w:val="0"/>
               <w:jc w:val="center"/>
               <w:rPr>
-                <w:rFonts w:ascii="思源黑体 CN Normal" w:eastAsia="思源黑体 CN Normal" w:hAnsi="思源黑体 CN Normal" w:cs="微软雅黑"/>
+                <w:rFonts w:ascii="思源黑体 CN Normal" w:eastAsia="思源黑体 CN Normal" w:hAnsi="思源黑体 CN Normal" w:cs="微软雅黑" w:hint="eastAsia"/>
                 <w:bCs/>
                 <w:sz w:val="18"/>
                 <w:szCs w:val="18"/>
@@ -12683,7 +12679,7 @@
               <w:snapToGrid w:val="0"/>
               <w:jc w:val="center"/>
               <w:rPr>
-                <w:rFonts w:ascii="思源黑体 CN Normal" w:eastAsia="思源黑体 CN Normal" w:hAnsi="思源黑体 CN Normal" w:cs="微软雅黑"/>
+                <w:rFonts w:ascii="思源黑体 CN Normal" w:eastAsia="思源黑体 CN Normal" w:hAnsi="思源黑体 CN Normal" w:cs="微软雅黑" w:hint="eastAsia"/>
                 <w:bCs/>
                 <w:sz w:val="18"/>
                 <w:szCs w:val="18"/>
@@ -12712,7 +12708,7 @@
               <w:snapToGrid w:val="0"/>
               <w:jc w:val="center"/>
               <w:rPr>
-                <w:rFonts w:ascii="思源黑体 CN Normal" w:eastAsia="思源黑体 CN Normal" w:hAnsi="思源黑体 CN Normal" w:cs="微软雅黑"/>
+                <w:rFonts w:ascii="思源黑体 CN Normal" w:eastAsia="思源黑体 CN Normal" w:hAnsi="思源黑体 CN Normal" w:cs="微软雅黑" w:hint="eastAsia"/>
                 <w:bCs/>
                 <w:sz w:val="18"/>
                 <w:szCs w:val="18"/>
@@ -12776,7 +12772,7 @@
               <w:snapToGrid w:val="0"/>
               <w:jc w:val="center"/>
               <w:rPr>
-                <w:rFonts w:ascii="思源黑体 CN Normal" w:eastAsia="思源黑体 CN Normal" w:hAnsi="思源黑体 CN Normal" w:cs="微软雅黑"/>
+                <w:rFonts w:ascii="思源黑体 CN Normal" w:eastAsia="思源黑体 CN Normal" w:hAnsi="思源黑体 CN Normal" w:cs="微软雅黑" w:hint="eastAsia"/>
                 <w:bCs/>
                 <w:sz w:val="18"/>
                 <w:szCs w:val="18"/>
@@ -12822,7 +12818,7 @@
               <w:snapToGrid w:val="0"/>
               <w:jc w:val="center"/>
               <w:rPr>
-                <w:rFonts w:ascii="思源黑体 CN Normal" w:eastAsia="思源黑体 CN Normal" w:hAnsi="思源黑体 CN Normal" w:cs="微软雅黑"/>
+                <w:rFonts w:ascii="思源黑体 CN Normal" w:eastAsia="思源黑体 CN Normal" w:hAnsi="思源黑体 CN Normal" w:cs="微软雅黑" w:hint="eastAsia"/>
                 <w:bCs/>
                 <w:sz w:val="18"/>
                 <w:szCs w:val="18"/>
@@ -12867,7 +12863,7 @@
               <w:snapToGrid w:val="0"/>
               <w:jc w:val="center"/>
               <w:rPr>
-                <w:rFonts w:ascii="思源黑体 CN Normal" w:eastAsia="思源黑体 CN Normal" w:hAnsi="思源黑体 CN Normal" w:cs="微软雅黑"/>
+                <w:rFonts w:ascii="思源黑体 CN Normal" w:eastAsia="思源黑体 CN Normal" w:hAnsi="思源黑体 CN Normal" w:cs="微软雅黑" w:hint="eastAsia"/>
                 <w:bCs/>
                 <w:sz w:val="18"/>
                 <w:szCs w:val="18"/>
@@ -12897,7 +12893,7 @@
               <w:snapToGrid w:val="0"/>
               <w:jc w:val="center"/>
               <w:rPr>
-                <w:rFonts w:ascii="思源黑体 CN Normal" w:eastAsia="思源黑体 CN Normal" w:hAnsi="思源黑体 CN Normal" w:cs="微软雅黑"/>
+                <w:rFonts w:ascii="思源黑体 CN Normal" w:eastAsia="思源黑体 CN Normal" w:hAnsi="思源黑体 CN Normal" w:cs="微软雅黑" w:hint="eastAsia"/>
                 <w:bCs/>
                 <w:sz w:val="18"/>
                 <w:szCs w:val="18"/>
@@ -12926,7 +12922,7 @@
               <w:snapToGrid w:val="0"/>
               <w:jc w:val="center"/>
               <w:rPr>
-                <w:rFonts w:ascii="思源黑体 CN Normal" w:eastAsia="思源黑体 CN Normal" w:hAnsi="思源黑体 CN Normal" w:cs="微软雅黑"/>
+                <w:rFonts w:ascii="思源黑体 CN Normal" w:eastAsia="思源黑体 CN Normal" w:hAnsi="思源黑体 CN Normal" w:cs="微软雅黑" w:hint="eastAsia"/>
                 <w:bCs/>
                 <w:sz w:val="18"/>
                 <w:szCs w:val="18"/>
@@ -12955,7 +12951,7 @@
               <w:snapToGrid w:val="0"/>
               <w:jc w:val="center"/>
               <w:rPr>
-                <w:rFonts w:ascii="思源黑体 CN Normal" w:eastAsia="思源黑体 CN Normal" w:hAnsi="思源黑体 CN Normal" w:cs="微软雅黑"/>
+                <w:rFonts w:ascii="思源黑体 CN Normal" w:eastAsia="思源黑体 CN Normal" w:hAnsi="思源黑体 CN Normal" w:cs="微软雅黑" w:hint="eastAsia"/>
                 <w:bCs/>
                 <w:sz w:val="18"/>
                 <w:szCs w:val="18"/>
@@ -12992,7 +12988,7 @@
               <w:snapToGrid w:val="0"/>
               <w:jc w:val="center"/>
               <w:rPr>
-                <w:rFonts w:ascii="思源黑体 CN Normal" w:eastAsia="思源黑体 CN Normal" w:hAnsi="思源黑体 CN Normal" w:cs="微软雅黑"/>
+                <w:rFonts w:ascii="思源黑体 CN Normal" w:eastAsia="思源黑体 CN Normal" w:hAnsi="思源黑体 CN Normal" w:cs="微软雅黑" w:hint="eastAsia"/>
                 <w:bCs/>
                 <w:sz w:val="18"/>
                 <w:szCs w:val="18"/>
@@ -13038,7 +13034,7 @@
               <w:snapToGrid w:val="0"/>
               <w:jc w:val="center"/>
               <w:rPr>
-                <w:rFonts w:ascii="思源黑体 CN Normal" w:eastAsia="思源黑体 CN Normal" w:hAnsi="思源黑体 CN Normal" w:cs="微软雅黑"/>
+                <w:rFonts w:ascii="思源黑体 CN Normal" w:eastAsia="思源黑体 CN Normal" w:hAnsi="思源黑体 CN Normal" w:cs="微软雅黑" w:hint="eastAsia"/>
                 <w:bCs/>
                 <w:sz w:val="18"/>
                 <w:szCs w:val="18"/>
@@ -13083,7 +13079,7 @@
               <w:snapToGrid w:val="0"/>
               <w:jc w:val="center"/>
               <w:rPr>
-                <w:rFonts w:ascii="思源黑体 CN Normal" w:eastAsia="思源黑体 CN Normal" w:hAnsi="思源黑体 CN Normal" w:cs="微软雅黑"/>
+                <w:rFonts w:ascii="思源黑体 CN Normal" w:eastAsia="思源黑体 CN Normal" w:hAnsi="思源黑体 CN Normal" w:cs="微软雅黑" w:hint="eastAsia"/>
                 <w:bCs/>
                 <w:sz w:val="18"/>
                 <w:szCs w:val="18"/>
@@ -13121,7 +13117,7 @@
               <w:snapToGrid w:val="0"/>
               <w:jc w:val="center"/>
               <w:rPr>
-                <w:rFonts w:ascii="思源黑体 CN Normal" w:eastAsia="思源黑体 CN Normal" w:hAnsi="思源黑体 CN Normal" w:cs="微软雅黑"/>
+                <w:rFonts w:ascii="思源黑体 CN Normal" w:eastAsia="思源黑体 CN Normal" w:hAnsi="思源黑体 CN Normal" w:cs="微软雅黑" w:hint="eastAsia"/>
                 <w:bCs/>
                 <w:sz w:val="18"/>
                 <w:szCs w:val="18"/>
@@ -13158,7 +13154,7 @@
               <w:snapToGrid w:val="0"/>
               <w:jc w:val="center"/>
               <w:rPr>
-                <w:rFonts w:ascii="思源黑体 CN Normal" w:eastAsia="思源黑体 CN Normal" w:hAnsi="思源黑体 CN Normal" w:cs="微软雅黑"/>
+                <w:rFonts w:ascii="思源黑体 CN Normal" w:eastAsia="思源黑体 CN Normal" w:hAnsi="思源黑体 CN Normal" w:cs="微软雅黑" w:hint="eastAsia"/>
                 <w:bCs/>
                 <w:sz w:val="18"/>
                 <w:szCs w:val="18"/>
@@ -13195,7 +13191,7 @@
               <w:snapToGrid w:val="0"/>
               <w:jc w:val="center"/>
               <w:rPr>
-                <w:rFonts w:ascii="思源黑体 CN Normal" w:eastAsia="思源黑体 CN Normal" w:hAnsi="思源黑体 CN Normal" w:cs="微软雅黑"/>
+                <w:rFonts w:ascii="思源黑体 CN Normal" w:eastAsia="思源黑体 CN Normal" w:hAnsi="思源黑体 CN Normal" w:cs="微软雅黑" w:hint="eastAsia"/>
                 <w:bCs/>
                 <w:sz w:val="18"/>
                 <w:szCs w:val="18"/>
@@ -13241,7 +13237,7 @@
               <w:snapToGrid w:val="0"/>
               <w:jc w:val="center"/>
               <w:rPr>
-                <w:rFonts w:ascii="思源黑体 CN Normal" w:eastAsia="思源黑体 CN Normal" w:hAnsi="思源黑体 CN Normal" w:cs="微软雅黑"/>
+                <w:rFonts w:ascii="思源黑体 CN Normal" w:eastAsia="思源黑体 CN Normal" w:hAnsi="思源黑体 CN Normal" w:cs="微软雅黑" w:hint="eastAsia"/>
                 <w:b/>
                 <w:sz w:val="18"/>
                 <w:szCs w:val="18"/>
@@ -13273,7 +13269,7 @@
       <w:pPr>
         <w:spacing w:line="600" w:lineRule="auto"/>
         <w:rPr>
-          <w:rFonts w:ascii="思源黑体 CN Bold" w:eastAsia="思源黑体 CN Bold" w:hAnsi="思源黑体 CN Bold" w:cs="微软雅黑"/>
+          <w:rFonts w:ascii="思源黑体 CN Bold" w:eastAsia="思源黑体 CN Bold" w:hAnsi="思源黑体 CN Bold" w:cs="微软雅黑" w:hint="eastAsia"/>
           <w:b/>
           <w:bCs/>
           <w:color w:val="00653B"/>
@@ -13342,7 +13338,7 @@
               <w:widowControl/>
               <w:jc w:val="center"/>
               <w:rPr>
-                <w:rFonts w:ascii="思源黑体 CN Bold" w:eastAsia="思源黑体 CN Bold" w:hAnsi="思源黑体 CN Bold"/>
+                <w:rFonts w:ascii="思源黑体 CN Bold" w:eastAsia="思源黑体 CN Bold" w:hAnsi="思源黑体 CN Bold" w:hint="eastAsia"/>
                 <w:b/>
                 <w:color w:val="FFFFFF"/>
                 <w:sz w:val="18"/>
@@ -13372,7 +13368,7 @@
             <w:pPr>
               <w:jc w:val="center"/>
               <w:rPr>
-                <w:rFonts w:ascii="思源黑体 CN Bold" w:eastAsia="思源黑体 CN Bold" w:hAnsi="思源黑体 CN Bold"/>
+                <w:rFonts w:ascii="思源黑体 CN Bold" w:eastAsia="思源黑体 CN Bold" w:hAnsi="思源黑体 CN Bold" w:hint="eastAsia"/>
                 <w:b/>
                 <w:bCs/>
                 <w:color w:val="FFFFFF"/>
@@ -13412,7 +13408,7 @@
             <w:pPr>
               <w:jc w:val="center"/>
               <w:rPr>
-                <w:rFonts w:ascii="思源黑体 CN Bold" w:eastAsia="思源黑体 CN Bold" w:hAnsi="思源黑体 CN Bold"/>
+                <w:rFonts w:ascii="思源黑体 CN Bold" w:eastAsia="思源黑体 CN Bold" w:hAnsi="思源黑体 CN Bold" w:hint="eastAsia"/>
                 <w:b/>
                 <w:color w:val="FFFFFF"/>
                 <w:sz w:val="18"/>
@@ -13442,7 +13438,7 @@
             <w:pPr>
               <w:jc w:val="center"/>
               <w:rPr>
-                <w:rFonts w:ascii="思源黑体 CN Bold" w:eastAsia="思源黑体 CN Bold" w:hAnsi="思源黑体 CN Bold"/>
+                <w:rFonts w:ascii="思源黑体 CN Bold" w:eastAsia="思源黑体 CN Bold" w:hAnsi="思源黑体 CN Bold" w:hint="eastAsia"/>
                 <w:b/>
                 <w:color w:val="FFFFFF"/>
                 <w:sz w:val="18"/>
@@ -13480,7 +13476,7 @@
               <w:snapToGrid w:val="0"/>
               <w:jc w:val="center"/>
               <w:rPr>
-                <w:rFonts w:ascii="思源黑体 CN Normal" w:eastAsia="思源黑体 CN Normal" w:hAnsi="思源黑体 CN Normal" w:cs="微软雅黑"/>
+                <w:rFonts w:ascii="思源黑体 CN Normal" w:eastAsia="思源黑体 CN Normal" w:hAnsi="思源黑体 CN Normal" w:cs="微软雅黑" w:hint="eastAsia"/>
                 <w:bCs/>
                 <w:sz w:val="18"/>
                 <w:szCs w:val="18"/>
@@ -13518,7 +13514,7 @@
               <w:snapToGrid w:val="0"/>
               <w:jc w:val="center"/>
               <w:rPr>
-                <w:rFonts w:ascii="思源黑体 CN Normal" w:eastAsia="思源黑体 CN Normal" w:hAnsi="思源黑体 CN Normal" w:cs="微软雅黑"/>
+                <w:rFonts w:ascii="思源黑体 CN Normal" w:eastAsia="思源黑体 CN Normal" w:hAnsi="思源黑体 CN Normal" w:cs="微软雅黑" w:hint="eastAsia"/>
                 <w:bCs/>
                 <w:sz w:val="18"/>
                 <w:szCs w:val="18"/>
@@ -13555,7 +13551,7 @@
               <w:snapToGrid w:val="0"/>
               <w:jc w:val="center"/>
               <w:rPr>
-                <w:rFonts w:ascii="思源黑体 CN Normal" w:eastAsia="思源黑体 CN Normal" w:hAnsi="思源黑体 CN Normal" w:cs="微软雅黑"/>
+                <w:rFonts w:ascii="思源黑体 CN Normal" w:eastAsia="思源黑体 CN Normal" w:hAnsi="思源黑体 CN Normal" w:cs="微软雅黑" w:hint="eastAsia"/>
                 <w:bCs/>
                 <w:sz w:val="18"/>
                 <w:szCs w:val="18"/>
@@ -13592,7 +13588,7 @@
               <w:snapToGrid w:val="0"/>
               <w:jc w:val="center"/>
               <w:rPr>
-                <w:rFonts w:ascii="思源黑体 CN Normal" w:eastAsia="思源黑体 CN Normal" w:hAnsi="思源黑体 CN Normal" w:cs="微软雅黑"/>
+                <w:rFonts w:ascii="思源黑体 CN Normal" w:eastAsia="思源黑体 CN Normal" w:hAnsi="思源黑体 CN Normal" w:cs="微软雅黑" w:hint="eastAsia"/>
                 <w:bCs/>
                 <w:sz w:val="18"/>
                 <w:szCs w:val="18"/>
@@ -13624,7 +13620,7 @@
       <w:pPr>
         <w:spacing w:line="600" w:lineRule="auto"/>
         <w:rPr>
-          <w:rFonts w:ascii="思源黑体 CN Bold" w:eastAsia="思源黑体 CN Bold" w:hAnsi="思源黑体 CN Bold" w:cs="微软雅黑"/>
+          <w:rFonts w:ascii="思源黑体 CN Bold" w:eastAsia="思源黑体 CN Bold" w:hAnsi="思源黑体 CN Bold" w:cs="微软雅黑" w:hint="eastAsia"/>
           <w:b/>
           <w:bCs/>
           <w:color w:val="00653B"/>
@@ -13665,7 +13661,7 @@
         <w:spacing w:line="600" w:lineRule="auto"/>
         <w:ind w:left="360" w:firstLineChars="0"/>
         <w:rPr>
-          <w:rFonts w:ascii="思源黑体 CN Bold" w:eastAsia="思源黑体 CN Bold" w:hAnsi="思源黑体 CN Bold" w:cs="微软雅黑"/>
+          <w:rFonts w:ascii="思源黑体 CN Bold" w:eastAsia="思源黑体 CN Bold" w:hAnsi="思源黑体 CN Bold" w:cs="微软雅黑" w:hint="eastAsia"/>
           <w:b/>
           <w:bCs/>
           <w:color w:val="00653B"/>
@@ -13690,7 +13686,7 @@
       <w:pPr>
         <w:spacing w:line="600" w:lineRule="auto"/>
         <w:rPr>
-          <w:rFonts w:ascii="思源黑体 CN Bold" w:eastAsia="思源黑体 CN Bold" w:hAnsi="思源黑体 CN Bold" w:cs="微软雅黑"/>
+          <w:rFonts w:ascii="思源黑体 CN Bold" w:eastAsia="思源黑体 CN Bold" w:hAnsi="思源黑体 CN Bold" w:cs="微软雅黑" w:hint="eastAsia"/>
           <w:b/>
           <w:bCs/>
           <w:color w:val="00653B"/>
@@ -13780,7 +13776,7 @@
               <w:widowControl/>
               <w:jc w:val="center"/>
               <w:rPr>
-                <w:rFonts w:ascii="思源黑体 CN Bold" w:eastAsia="思源黑体 CN Bold" w:hAnsi="思源黑体 CN Bold"/>
+                <w:rFonts w:ascii="思源黑体 CN Bold" w:eastAsia="思源黑体 CN Bold" w:hAnsi="思源黑体 CN Bold" w:hint="eastAsia"/>
                 <w:b/>
                 <w:color w:val="FFFFFF"/>
                 <w:sz w:val="18"/>
@@ -13811,7 +13807,7 @@
             <w:pPr>
               <w:jc w:val="center"/>
               <w:rPr>
-                <w:rFonts w:ascii="思源黑体 CN Bold" w:eastAsia="思源黑体 CN Bold" w:hAnsi="思源黑体 CN Bold"/>
+                <w:rFonts w:ascii="思源黑体 CN Bold" w:eastAsia="思源黑体 CN Bold" w:hAnsi="思源黑体 CN Bold" w:hint="eastAsia"/>
                 <w:b/>
                 <w:bCs/>
                 <w:color w:val="FFFFFF"/>
@@ -13842,7 +13838,7 @@
             <w:pPr>
               <w:jc w:val="center"/>
               <w:rPr>
-                <w:rFonts w:ascii="思源黑体 CN Bold" w:eastAsia="思源黑体 CN Bold" w:hAnsi="思源黑体 CN Bold"/>
+                <w:rFonts w:ascii="思源黑体 CN Bold" w:eastAsia="思源黑体 CN Bold" w:hAnsi="思源黑体 CN Bold" w:hint="eastAsia"/>
                 <w:b/>
                 <w:color w:val="FFFFFF"/>
                 <w:sz w:val="18"/>
@@ -13882,7 +13878,7 @@
               <w:snapToGrid w:val="0"/>
               <w:jc w:val="center"/>
               <w:rPr>
-                <w:rFonts w:ascii="思源黑体 CN Bold" w:eastAsia="思源黑体 CN Bold" w:hAnsi="思源黑体 CN Bold" w:cs="微软雅黑"/>
+                <w:rFonts w:ascii="思源黑体 CN Bold" w:eastAsia="思源黑体 CN Bold" w:hAnsi="思源黑体 CN Bold" w:cs="微软雅黑" w:hint="eastAsia"/>
                 <w:b/>
                 <w:sz w:val="18"/>
                 <w:szCs w:val="18"/>
@@ -13928,7 +13924,7 @@
               <w:snapToGrid w:val="0"/>
               <w:jc w:val="center"/>
               <w:rPr>
-                <w:rFonts w:ascii="思源黑体 CN Normal" w:eastAsia="思源黑体 CN Normal" w:hAnsi="思源黑体 CN Normal"/>
+                <w:rFonts w:ascii="思源黑体 CN Normal" w:eastAsia="思源黑体 CN Normal" w:hAnsi="思源黑体 CN Normal" w:hint="eastAsia"/>
                 <w:bCs/>
                 <w:sz w:val="18"/>
                 <w:szCs w:val="18"/>
@@ -13974,7 +13970,7 @@
               <w:snapToGrid w:val="0"/>
               <w:jc w:val="center"/>
               <w:rPr>
-                <w:rFonts w:ascii="思源黑体 CN Normal" w:eastAsia="思源黑体 CN Normal" w:hAnsi="思源黑体 CN Normal"/>
+                <w:rFonts w:ascii="思源黑体 CN Normal" w:eastAsia="思源黑体 CN Normal" w:hAnsi="思源黑体 CN Normal" w:hint="eastAsia"/>
                 <w:bCs/>
                 <w:sz w:val="18"/>
                 <w:szCs w:val="18"/>
@@ -14019,7 +14015,7 @@
               <w:snapToGrid w:val="0"/>
               <w:jc w:val="center"/>
               <w:rPr>
-                <w:rFonts w:ascii="思源黑体 CN Normal" w:eastAsia="思源黑体 CN Normal" w:hAnsi="思源黑体 CN Normal" w:cs="微软雅黑"/>
+                <w:rFonts w:ascii="思源黑体 CN Normal" w:eastAsia="思源黑体 CN Normal" w:hAnsi="思源黑体 CN Normal" w:cs="微软雅黑" w:hint="eastAsia"/>
                 <w:bCs/>
                 <w:sz w:val="18"/>
                 <w:szCs w:val="18"/>
@@ -14062,7 +14058,7 @@
               <w:snapToGrid w:val="0"/>
               <w:jc w:val="center"/>
               <w:rPr>
-                <w:rFonts w:ascii="思源黑体 CN Normal" w:eastAsia="思源黑体 CN Normal" w:hAnsi="思源黑体 CN Normal" w:cs="微软雅黑"/>
+                <w:rFonts w:ascii="思源黑体 CN Normal" w:eastAsia="思源黑体 CN Normal" w:hAnsi="思源黑体 CN Normal" w:cs="微软雅黑" w:hint="eastAsia"/>
                 <w:bCs/>
                 <w:sz w:val="18"/>
                 <w:szCs w:val="18"/>
@@ -14100,7 +14096,7 @@
               <w:snapToGrid w:val="0"/>
               <w:jc w:val="center"/>
               <w:rPr>
-                <w:rFonts w:ascii="思源黑体 CN Normal" w:eastAsia="思源黑体 CN Normal" w:hAnsi="思源黑体 CN Normal" w:cs="微软雅黑"/>
+                <w:rFonts w:ascii="思源黑体 CN Normal" w:eastAsia="思源黑体 CN Normal" w:hAnsi="思源黑体 CN Normal" w:cs="微软雅黑" w:hint="eastAsia"/>
                 <w:bCs/>
                 <w:sz w:val="18"/>
                 <w:szCs w:val="18"/>
@@ -14137,7 +14133,7 @@
               <w:snapToGrid w:val="0"/>
               <w:jc w:val="center"/>
               <w:rPr>
-                <w:rFonts w:ascii="思源黑体 CN Normal" w:eastAsia="思源黑体 CN Normal" w:hAnsi="思源黑体 CN Normal" w:cs="微软雅黑"/>
+                <w:rFonts w:ascii="思源黑体 CN Normal" w:eastAsia="思源黑体 CN Normal" w:hAnsi="思源黑体 CN Normal" w:cs="微软雅黑" w:hint="eastAsia"/>
                 <w:bCs/>
                 <w:sz w:val="18"/>
                 <w:szCs w:val="18"/>
@@ -14183,7 +14179,7 @@
               <w:snapToGrid w:val="0"/>
               <w:jc w:val="center"/>
               <w:rPr>
-                <w:rFonts w:ascii="思源黑体 CN Normal" w:eastAsia="思源黑体 CN Normal" w:hAnsi="思源黑体 CN Normal" w:cs="微软雅黑"/>
+                <w:rFonts w:ascii="思源黑体 CN Normal" w:eastAsia="思源黑体 CN Normal" w:hAnsi="思源黑体 CN Normal" w:cs="微软雅黑" w:hint="eastAsia"/>
                 <w:bCs/>
                 <w:sz w:val="18"/>
                 <w:szCs w:val="18"/>
@@ -14228,7 +14224,7 @@
               <w:snapToGrid w:val="0"/>
               <w:jc w:val="center"/>
               <w:rPr>
-                <w:rFonts w:ascii="思源黑体 CN Normal" w:eastAsia="思源黑体 CN Normal" w:hAnsi="思源黑体 CN Normal"/>
+                <w:rFonts w:ascii="思源黑体 CN Normal" w:eastAsia="思源黑体 CN Normal" w:hAnsi="思源黑体 CN Normal" w:hint="eastAsia"/>
                 <w:bCs/>
                 <w:sz w:val="16"/>
                 <w:szCs w:val="16"/>
@@ -14258,7 +14254,7 @@
               <w:snapToGrid w:val="0"/>
               <w:jc w:val="center"/>
               <w:rPr>
-                <w:rFonts w:ascii="思源黑体 CN Normal" w:eastAsia="思源黑体 CN Normal" w:hAnsi="思源黑体 CN Normal" w:cs="微软雅黑"/>
+                <w:rFonts w:ascii="思源黑体 CN Normal" w:eastAsia="思源黑体 CN Normal" w:hAnsi="思源黑体 CN Normal" w:cs="微软雅黑" w:hint="eastAsia"/>
                 <w:bCs/>
                 <w:sz w:val="16"/>
                 <w:szCs w:val="16"/>
@@ -14287,7 +14283,7 @@
               <w:snapToGrid w:val="0"/>
               <w:jc w:val="center"/>
               <w:rPr>
-                <w:rFonts w:ascii="思源黑体 CN Normal" w:eastAsia="思源黑体 CN Normal" w:hAnsi="思源黑体 CN Normal" w:cs="微软雅黑"/>
+                <w:rFonts w:ascii="思源黑体 CN Normal" w:eastAsia="思源黑体 CN Normal" w:hAnsi="思源黑体 CN Normal" w:cs="微软雅黑" w:hint="eastAsia"/>
                 <w:bCs/>
                 <w:sz w:val="16"/>
                 <w:szCs w:val="16"/>
@@ -14324,7 +14320,7 @@
               <w:snapToGrid w:val="0"/>
               <w:jc w:val="center"/>
               <w:rPr>
-                <w:rFonts w:ascii="思源黑体 CN Normal" w:eastAsia="思源黑体 CN Normal" w:hAnsi="思源黑体 CN Normal" w:cs="微软雅黑"/>
+                <w:rFonts w:ascii="思源黑体 CN Normal" w:eastAsia="思源黑体 CN Normal" w:hAnsi="思源黑体 CN Normal" w:cs="微软雅黑" w:hint="eastAsia"/>
                 <w:bCs/>
                 <w:sz w:val="18"/>
                 <w:szCs w:val="18"/>
@@ -14370,7 +14366,7 @@
               <w:snapToGrid w:val="0"/>
               <w:jc w:val="center"/>
               <w:rPr>
-                <w:rFonts w:ascii="思源黑体 CN Normal" w:eastAsia="思源黑体 CN Normal" w:hAnsi="思源黑体 CN Normal" w:cs="微软雅黑"/>
+                <w:rFonts w:ascii="思源黑体 CN Normal" w:eastAsia="思源黑体 CN Normal" w:hAnsi="思源黑体 CN Normal" w:cs="微软雅黑" w:hint="eastAsia"/>
                 <w:bCs/>
                 <w:sz w:val="18"/>
                 <w:szCs w:val="18"/>
@@ -14415,7 +14411,7 @@
               <w:snapToGrid w:val="0"/>
               <w:jc w:val="center"/>
               <w:rPr>
-                <w:rFonts w:ascii="思源黑体 CN Normal" w:eastAsia="思源黑体 CN Normal" w:hAnsi="思源黑体 CN Normal" w:cs="微软雅黑"/>
+                <w:rFonts w:ascii="思源黑体 CN Normal" w:eastAsia="思源黑体 CN Normal" w:hAnsi="思源黑体 CN Normal" w:cs="微软雅黑" w:hint="eastAsia"/>
                 <w:bCs/>
                 <w:sz w:val="18"/>
                 <w:szCs w:val="18"/>
@@ -14454,7 +14450,7 @@
               <w:snapToGrid w:val="0"/>
               <w:jc w:val="center"/>
               <w:rPr>
-                <w:rFonts w:ascii="思源黑体 CN Normal" w:eastAsia="思源黑体 CN Normal" w:hAnsi="思源黑体 CN Normal" w:cs="微软雅黑"/>
+                <w:rFonts w:ascii="思源黑体 CN Normal" w:eastAsia="思源黑体 CN Normal" w:hAnsi="思源黑体 CN Normal" w:cs="微软雅黑" w:hint="eastAsia"/>
                 <w:bCs/>
                 <w:sz w:val="18"/>
                 <w:szCs w:val="18"/>
@@ -14492,7 +14488,7 @@
               <w:snapToGrid w:val="0"/>
               <w:jc w:val="center"/>
               <w:rPr>
-                <w:rFonts w:ascii="思源黑体 CN Normal" w:eastAsia="思源黑体 CN Normal" w:hAnsi="思源黑体 CN Normal" w:cs="微软雅黑"/>
+                <w:rFonts w:ascii="思源黑体 CN Normal" w:eastAsia="思源黑体 CN Normal" w:hAnsi="思源黑体 CN Normal" w:cs="微软雅黑" w:hint="eastAsia"/>
                 <w:bCs/>
                 <w:sz w:val="18"/>
                 <w:szCs w:val="18"/>
@@ -14538,7 +14534,7 @@
               <w:snapToGrid w:val="0"/>
               <w:jc w:val="center"/>
               <w:rPr>
-                <w:rFonts w:ascii="思源黑体 CN Bold" w:eastAsia="思源黑体 CN Bold" w:hAnsi="思源黑体 CN Bold" w:cs="微软雅黑"/>
+                <w:rFonts w:ascii="思源黑体 CN Bold" w:eastAsia="思源黑体 CN Bold" w:hAnsi="思源黑体 CN Bold" w:cs="微软雅黑" w:hint="eastAsia"/>
                 <w:b/>
                 <w:sz w:val="18"/>
                 <w:szCs w:val="18"/>
@@ -14570,7 +14566,7 @@
       <w:pPr>
         <w:spacing w:line="600" w:lineRule="auto"/>
         <w:rPr>
-          <w:rFonts w:ascii="思源黑体 CN Bold" w:eastAsia="思源黑体 CN Bold" w:hAnsi="思源黑体 CN Bold" w:cs="微软雅黑"/>
+          <w:rFonts w:ascii="思源黑体 CN Bold" w:eastAsia="思源黑体 CN Bold" w:hAnsi="思源黑体 CN Bold" w:cs="微软雅黑" w:hint="eastAsia"/>
           <w:b/>
           <w:bCs/>
           <w:color w:val="00653B"/>
@@ -14748,7 +14744,7 @@
       <w:pPr>
         <w:spacing w:line="600" w:lineRule="auto"/>
         <w:rPr>
-          <w:rFonts w:ascii="思源黑体 CN Bold" w:eastAsia="思源黑体 CN Bold" w:hAnsi="思源黑体 CN Bold" w:cs="微软雅黑"/>
+          <w:rFonts w:ascii="思源黑体 CN Bold" w:eastAsia="思源黑体 CN Bold" w:hAnsi="思源黑体 CN Bold" w:cs="微软雅黑" w:hint="eastAsia"/>
           <w:b/>
           <w:bCs/>
           <w:color w:val="00653B"/>
@@ -14816,7 +14812,7 @@
               <w:widowControl/>
               <w:jc w:val="center"/>
               <w:rPr>
-                <w:rFonts w:ascii="思源黑体 CN Bold" w:eastAsia="思源黑体 CN Bold" w:hAnsi="思源黑体 CN Bold"/>
+                <w:rFonts w:ascii="思源黑体 CN Bold" w:eastAsia="思源黑体 CN Bold" w:hAnsi="思源黑体 CN Bold" w:hint="eastAsia"/>
                 <w:b/>
                 <w:color w:val="FFFFFF"/>
                 <w:sz w:val="18"/>
@@ -14846,7 +14842,7 @@
             <w:pPr>
               <w:jc w:val="center"/>
               <w:rPr>
-                <w:rFonts w:ascii="思源黑体 CN Bold" w:eastAsia="思源黑体 CN Bold" w:hAnsi="思源黑体 CN Bold"/>
+                <w:rFonts w:ascii="思源黑体 CN Bold" w:eastAsia="思源黑体 CN Bold" w:hAnsi="思源黑体 CN Bold" w:hint="eastAsia"/>
                 <w:b/>
                 <w:bCs/>
                 <w:color w:val="FFFFFF"/>
@@ -14877,7 +14873,7 @@
             <w:pPr>
               <w:jc w:val="center"/>
               <w:rPr>
-                <w:rFonts w:ascii="思源黑体 CN Bold" w:eastAsia="思源黑体 CN Bold" w:hAnsi="思源黑体 CN Bold"/>
+                <w:rFonts w:ascii="思源黑体 CN Bold" w:eastAsia="思源黑体 CN Bold" w:hAnsi="思源黑体 CN Bold" w:hint="eastAsia"/>
                 <w:b/>
                 <w:color w:val="FFFFFF"/>
                 <w:sz w:val="18"/>
@@ -14917,7 +14913,7 @@
               <w:snapToGrid w:val="0"/>
               <w:jc w:val="center"/>
               <w:rPr>
-                <w:rFonts w:ascii="思源黑体 CN Bold" w:eastAsia="思源黑体 CN Bold" w:hAnsi="思源黑体 CN Bold" w:cs="微软雅黑"/>
+                <w:rFonts w:ascii="思源黑体 CN Bold" w:eastAsia="思源黑体 CN Bold" w:hAnsi="思源黑体 CN Bold" w:cs="微软雅黑" w:hint="eastAsia"/>
                 <w:b/>
                 <w:sz w:val="18"/>
                 <w:szCs w:val="18"/>
@@ -14963,7 +14959,7 @@
               <w:snapToGrid w:val="0"/>
               <w:jc w:val="center"/>
               <w:rPr>
-                <w:rFonts w:ascii="思源黑体 CN Normal" w:eastAsia="思源黑体 CN Normal" w:hAnsi="思源黑体 CN Normal"/>
+                <w:rFonts w:ascii="思源黑体 CN Normal" w:eastAsia="思源黑体 CN Normal" w:hAnsi="思源黑体 CN Normal" w:hint="eastAsia"/>
                 <w:bCs/>
                 <w:sz w:val="18"/>
                 <w:szCs w:val="18"/>
@@ -15009,7 +15005,7 @@
               <w:snapToGrid w:val="0"/>
               <w:jc w:val="center"/>
               <w:rPr>
-                <w:rFonts w:ascii="思源黑体 CN Normal" w:eastAsia="思源黑体 CN Normal" w:hAnsi="思源黑体 CN Normal"/>
+                <w:rFonts w:ascii="思源黑体 CN Normal" w:eastAsia="思源黑体 CN Normal" w:hAnsi="思源黑体 CN Normal" w:hint="eastAsia"/>
                 <w:bCs/>
                 <w:sz w:val="18"/>
                 <w:szCs w:val="18"/>
@@ -15054,7 +15050,7 @@
               <w:snapToGrid w:val="0"/>
               <w:jc w:val="center"/>
               <w:rPr>
-                <w:rFonts w:ascii="思源黑体 CN Normal" w:eastAsia="思源黑体 CN Normal" w:hAnsi="思源黑体 CN Normal" w:cs="微软雅黑"/>
+                <w:rFonts w:ascii="思源黑体 CN Normal" w:eastAsia="思源黑体 CN Normal" w:hAnsi="思源黑体 CN Normal" w:cs="微软雅黑" w:hint="eastAsia"/>
                 <w:bCs/>
                 <w:sz w:val="18"/>
                 <w:szCs w:val="18"/>
@@ -15098,7 +15094,7 @@
               <w:snapToGrid w:val="0"/>
               <w:jc w:val="center"/>
               <w:rPr>
-                <w:rFonts w:ascii="思源黑体 CN Normal" w:eastAsia="思源黑体 CN Normal" w:hAnsi="思源黑体 CN Normal" w:cs="微软雅黑"/>
+                <w:rFonts w:ascii="思源黑体 CN Normal" w:eastAsia="思源黑体 CN Normal" w:hAnsi="思源黑体 CN Normal" w:cs="微软雅黑" w:hint="eastAsia"/>
                 <w:bCs/>
                 <w:sz w:val="18"/>
                 <w:szCs w:val="18"/>
@@ -15136,7 +15132,7 @@
               <w:snapToGrid w:val="0"/>
               <w:jc w:val="center"/>
               <w:rPr>
-                <w:rFonts w:ascii="思源黑体 CN Normal" w:eastAsia="思源黑体 CN Normal" w:hAnsi="思源黑体 CN Normal" w:cs="微软雅黑"/>
+                <w:rFonts w:ascii="思源黑体 CN Normal" w:eastAsia="思源黑体 CN Normal" w:hAnsi="思源黑体 CN Normal" w:cs="微软雅黑" w:hint="eastAsia"/>
                 <w:bCs/>
                 <w:sz w:val="18"/>
                 <w:szCs w:val="18"/>
@@ -15173,7 +15169,7 @@
               <w:snapToGrid w:val="0"/>
               <w:jc w:val="center"/>
               <w:rPr>
-                <w:rFonts w:ascii="思源黑体 CN Normal" w:eastAsia="思源黑体 CN Normal" w:hAnsi="思源黑体 CN Normal" w:cs="微软雅黑"/>
+                <w:rFonts w:ascii="思源黑体 CN Normal" w:eastAsia="思源黑体 CN Normal" w:hAnsi="思源黑体 CN Normal" w:cs="微软雅黑" w:hint="eastAsia"/>
                 <w:bCs/>
                 <w:sz w:val="18"/>
                 <w:szCs w:val="18"/>
@@ -15219,7 +15215,7 @@
               <w:snapToGrid w:val="0"/>
               <w:jc w:val="center"/>
               <w:rPr>
-                <w:rFonts w:ascii="思源黑体 CN Normal" w:eastAsia="思源黑体 CN Normal" w:hAnsi="思源黑体 CN Normal" w:cs="微软雅黑"/>
+                <w:rFonts w:ascii="思源黑体 CN Normal" w:eastAsia="思源黑体 CN Normal" w:hAnsi="思源黑体 CN Normal" w:cs="微软雅黑" w:hint="eastAsia"/>
                 <w:bCs/>
                 <w:sz w:val="18"/>
                 <w:szCs w:val="18"/>
@@ -15264,7 +15260,7 @@
               <w:snapToGrid w:val="0"/>
               <w:jc w:val="center"/>
               <w:rPr>
-                <w:rFonts w:ascii="思源黑体 CN Normal" w:eastAsia="思源黑体 CN Normal" w:hAnsi="思源黑体 CN Normal"/>
+                <w:rFonts w:ascii="思源黑体 CN Normal" w:eastAsia="思源黑体 CN Normal" w:hAnsi="思源黑体 CN Normal" w:hint="eastAsia"/>
                 <w:bCs/>
                 <w:sz w:val="16"/>
                 <w:szCs w:val="16"/>
@@ -15294,7 +15290,7 @@
               <w:snapToGrid w:val="0"/>
               <w:jc w:val="center"/>
               <w:rPr>
-                <w:rFonts w:ascii="思源黑体 CN Normal" w:eastAsia="思源黑体 CN Normal" w:hAnsi="思源黑体 CN Normal" w:cs="微软雅黑"/>
+                <w:rFonts w:ascii="思源黑体 CN Normal" w:eastAsia="思源黑体 CN Normal" w:hAnsi="思源黑体 CN Normal" w:cs="微软雅黑" w:hint="eastAsia"/>
                 <w:bCs/>
                 <w:sz w:val="16"/>
                 <w:szCs w:val="16"/>
@@ -15323,7 +15319,7 @@
               <w:snapToGrid w:val="0"/>
               <w:jc w:val="center"/>
               <w:rPr>
-                <w:rFonts w:ascii="思源黑体 CN Normal" w:eastAsia="思源黑体 CN Normal" w:hAnsi="思源黑体 CN Normal" w:cs="微软雅黑"/>
+                <w:rFonts w:ascii="思源黑体 CN Normal" w:eastAsia="思源黑体 CN Normal" w:hAnsi="思源黑体 CN Normal" w:cs="微软雅黑" w:hint="eastAsia"/>
                 <w:bCs/>
                 <w:sz w:val="16"/>
                 <w:szCs w:val="16"/>
@@ -15360,7 +15356,7 @@
               <w:snapToGrid w:val="0"/>
               <w:jc w:val="center"/>
               <w:rPr>
-                <w:rFonts w:ascii="思源黑体 CN Normal" w:eastAsia="思源黑体 CN Normal" w:hAnsi="思源黑体 CN Normal" w:cs="微软雅黑"/>
+                <w:rFonts w:ascii="思源黑体 CN Normal" w:eastAsia="思源黑体 CN Normal" w:hAnsi="思源黑体 CN Normal" w:cs="微软雅黑" w:hint="eastAsia"/>
                 <w:bCs/>
                 <w:sz w:val="18"/>
                 <w:szCs w:val="18"/>
@@ -15406,7 +15402,7 @@
               <w:snapToGrid w:val="0"/>
               <w:jc w:val="center"/>
               <w:rPr>
-                <w:rFonts w:ascii="思源黑体 CN Normal" w:eastAsia="思源黑体 CN Normal" w:hAnsi="思源黑体 CN Normal" w:cs="微软雅黑"/>
+                <w:rFonts w:ascii="思源黑体 CN Normal" w:eastAsia="思源黑体 CN Normal" w:hAnsi="思源黑体 CN Normal" w:cs="微软雅黑" w:hint="eastAsia"/>
                 <w:bCs/>
                 <w:sz w:val="18"/>
                 <w:szCs w:val="18"/>
@@ -15451,7 +15447,7 @@
               <w:snapToGrid w:val="0"/>
               <w:jc w:val="center"/>
               <w:rPr>
-                <w:rFonts w:ascii="思源黑体 CN Normal" w:eastAsia="思源黑体 CN Normal" w:hAnsi="思源黑体 CN Normal" w:cs="微软雅黑"/>
+                <w:rFonts w:ascii="思源黑体 CN Normal" w:eastAsia="思源黑体 CN Normal" w:hAnsi="思源黑体 CN Normal" w:cs="微软雅黑" w:hint="eastAsia"/>
                 <w:bCs/>
                 <w:sz w:val="18"/>
                 <w:szCs w:val="18"/>
@@ -15490,7 +15486,7 @@
               <w:snapToGrid w:val="0"/>
               <w:jc w:val="center"/>
               <w:rPr>
-                <w:rFonts w:ascii="思源黑体 CN Normal" w:eastAsia="思源黑体 CN Normal" w:hAnsi="思源黑体 CN Normal" w:cs="微软雅黑"/>
+                <w:rFonts w:ascii="思源黑体 CN Normal" w:eastAsia="思源黑体 CN Normal" w:hAnsi="思源黑体 CN Normal" w:cs="微软雅黑" w:hint="eastAsia"/>
                 <w:bCs/>
                 <w:sz w:val="18"/>
                 <w:szCs w:val="18"/>
@@ -15528,7 +15524,7 @@
               <w:snapToGrid w:val="0"/>
               <w:jc w:val="center"/>
               <w:rPr>
-                <w:rFonts w:ascii="思源黑体 CN Normal" w:eastAsia="思源黑体 CN Normal" w:hAnsi="思源黑体 CN Normal" w:cs="微软雅黑"/>
+                <w:rFonts w:ascii="思源黑体 CN Normal" w:eastAsia="思源黑体 CN Normal" w:hAnsi="思源黑体 CN Normal" w:cs="微软雅黑" w:hint="eastAsia"/>
                 <w:bCs/>
                 <w:sz w:val="18"/>
                 <w:szCs w:val="18"/>
@@ -15574,7 +15570,7 @@
               <w:snapToGrid w:val="0"/>
               <w:jc w:val="center"/>
               <w:rPr>
-                <w:rFonts w:ascii="思源黑体 CN Bold" w:eastAsia="思源黑体 CN Bold" w:hAnsi="思源黑体 CN Bold" w:cs="微软雅黑"/>
+                <w:rFonts w:ascii="思源黑体 CN Bold" w:eastAsia="思源黑体 CN Bold" w:hAnsi="思源黑体 CN Bold" w:cs="微软雅黑" w:hint="eastAsia"/>
                 <w:b/>
                 <w:sz w:val="18"/>
                 <w:szCs w:val="18"/>
@@ -15606,7 +15602,7 @@
       <w:pPr>
         <w:spacing w:line="600" w:lineRule="auto"/>
         <w:rPr>
-          <w:rFonts w:ascii="思源黑体 CN Bold" w:eastAsia="思源黑体 CN Bold" w:hAnsi="思源黑体 CN Bold" w:cs="微软雅黑"/>
+          <w:rFonts w:ascii="思源黑体 CN Bold" w:eastAsia="思源黑体 CN Bold" w:hAnsi="思源黑体 CN Bold" w:cs="微软雅黑" w:hint="eastAsia"/>
           <w:b/>
           <w:bCs/>
           <w:color w:val="00653B"/>
@@ -15674,7 +15670,7 @@
               <w:widowControl/>
               <w:jc w:val="center"/>
               <w:rPr>
-                <w:rFonts w:ascii="思源黑体 CN Bold" w:eastAsia="思源黑体 CN Bold" w:hAnsi="思源黑体 CN Bold"/>
+                <w:rFonts w:ascii="思源黑体 CN Bold" w:eastAsia="思源黑体 CN Bold" w:hAnsi="思源黑体 CN Bold" w:hint="eastAsia"/>
                 <w:b/>
                 <w:color w:val="FFFFFF"/>
                 <w:sz w:val="18"/>
@@ -15714,7 +15710,7 @@
             <w:pPr>
               <w:jc w:val="center"/>
               <w:rPr>
-                <w:rFonts w:ascii="思源黑体 CN Bold" w:eastAsia="思源黑体 CN Bold" w:hAnsi="思源黑体 CN Bold"/>
+                <w:rFonts w:ascii="思源黑体 CN Bold" w:eastAsia="思源黑体 CN Bold" w:hAnsi="思源黑体 CN Bold" w:hint="eastAsia"/>
                 <w:b/>
                 <w:bCs/>
                 <w:color w:val="FFFFFF"/>
@@ -15745,7 +15741,7 @@
             <w:pPr>
               <w:jc w:val="center"/>
               <w:rPr>
-                <w:rFonts w:ascii="思源黑体 CN Bold" w:eastAsia="思源黑体 CN Bold" w:hAnsi="思源黑体 CN Bold"/>
+                <w:rFonts w:ascii="思源黑体 CN Bold" w:eastAsia="思源黑体 CN Bold" w:hAnsi="思源黑体 CN Bold" w:hint="eastAsia"/>
                 <w:b/>
                 <w:color w:val="FFFFFF"/>
                 <w:sz w:val="18"/>
@@ -15784,7 +15780,7 @@
               <w:snapToGrid w:val="0"/>
               <w:jc w:val="center"/>
               <w:rPr>
-                <w:rFonts w:ascii="思源黑体 CN Normal" w:eastAsia="思源黑体 CN Normal" w:hAnsi="思源黑体 CN Normal" w:cs="微软雅黑"/>
+                <w:rFonts w:ascii="思源黑体 CN Normal" w:eastAsia="思源黑体 CN Normal" w:hAnsi="思源黑体 CN Normal" w:cs="微软雅黑" w:hint="eastAsia"/>
                 <w:bCs/>
                 <w:sz w:val="18"/>
                 <w:szCs w:val="18"/>
@@ -15823,7 +15819,7 @@
               <w:snapToGrid w:val="0"/>
               <w:jc w:val="center"/>
               <w:rPr>
-                <w:rFonts w:ascii="思源黑体 CN Normal" w:eastAsia="思源黑体 CN Normal" w:hAnsi="思源黑体 CN Normal" w:cs="微软雅黑"/>
+                <w:rFonts w:ascii="思源黑体 CN Normal" w:eastAsia="思源黑体 CN Normal" w:hAnsi="思源黑体 CN Normal" w:cs="微软雅黑" w:hint="eastAsia"/>
                 <w:bCs/>
                 <w:sz w:val="18"/>
                 <w:szCs w:val="18"/>
@@ -15861,7 +15857,7 @@
               <w:snapToGrid w:val="0"/>
               <w:jc w:val="center"/>
               <w:rPr>
-                <w:rFonts w:ascii="思源黑体 CN Normal" w:eastAsia="思源黑体 CN Normal" w:hAnsi="思源黑体 CN Normal" w:cs="微软雅黑"/>
+                <w:rFonts w:ascii="思源黑体 CN Normal" w:eastAsia="思源黑体 CN Normal" w:hAnsi="思源黑体 CN Normal" w:cs="微软雅黑" w:hint="eastAsia"/>
                 <w:bCs/>
                 <w:sz w:val="18"/>
                 <w:szCs w:val="18"/>
@@ -15893,7 +15889,7 @@
       <w:pPr>
         <w:spacing w:line="600" w:lineRule="auto"/>
         <w:rPr>
-          <w:rFonts w:ascii="思源黑体 CN Bold" w:eastAsia="思源黑体 CN Bold" w:hAnsi="思源黑体 CN Bold" w:cs="微软雅黑"/>
+          <w:rFonts w:ascii="思源黑体 CN Bold" w:eastAsia="思源黑体 CN Bold" w:hAnsi="思源黑体 CN Bold" w:cs="微软雅黑" w:hint="eastAsia"/>
           <w:b/>
           <w:bCs/>
           <w:color w:val="00653B"/>
@@ -15928,7 +15924,7 @@
       <w:pPr>
         <w:spacing w:line="600" w:lineRule="auto"/>
         <w:rPr>
-          <w:rFonts w:ascii="思源黑体 CN Bold" w:eastAsia="思源黑体 CN Bold" w:hAnsi="思源黑体 CN Bold" w:cs="微软雅黑"/>
+          <w:rFonts w:ascii="思源黑体 CN Bold" w:eastAsia="思源黑体 CN Bold" w:hAnsi="思源黑体 CN Bold" w:cs="微软雅黑" w:hint="eastAsia"/>
           <w:b/>
           <w:bCs/>
           <w:color w:val="00653B"/>
@@ -15996,7 +15992,7 @@
               <w:widowControl/>
               <w:jc w:val="center"/>
               <w:rPr>
-                <w:rFonts w:ascii="思源黑体 CN Bold" w:eastAsia="思源黑体 CN Bold" w:hAnsi="思源黑体 CN Bold"/>
+                <w:rFonts w:ascii="思源黑体 CN Bold" w:eastAsia="思源黑体 CN Bold" w:hAnsi="思源黑体 CN Bold" w:hint="eastAsia"/>
                 <w:b/>
                 <w:color w:val="FFFFFF"/>
                 <w:sz w:val="18"/>
@@ -16026,7 +16022,7 @@
             <w:pPr>
               <w:jc w:val="center"/>
               <w:rPr>
-                <w:rFonts w:ascii="思源黑体 CN Bold" w:eastAsia="思源黑体 CN Bold" w:hAnsi="思源黑体 CN Bold"/>
+                <w:rFonts w:ascii="思源黑体 CN Bold" w:eastAsia="思源黑体 CN Bold" w:hAnsi="思源黑体 CN Bold" w:hint="eastAsia"/>
                 <w:b/>
                 <w:bCs/>
                 <w:color w:val="FFFFFF"/>
@@ -16057,7 +16053,7 @@
             <w:pPr>
               <w:jc w:val="center"/>
               <w:rPr>
-                <w:rFonts w:ascii="思源黑体 CN Bold" w:eastAsia="思源黑体 CN Bold" w:hAnsi="思源黑体 CN Bold"/>
+                <w:rFonts w:ascii="思源黑体 CN Bold" w:eastAsia="思源黑体 CN Bold" w:hAnsi="思源黑体 CN Bold" w:hint="eastAsia"/>
                 <w:b/>
                 <w:color w:val="FFFFFF"/>
                 <w:sz w:val="18"/>
@@ -16096,7 +16092,7 @@
               <w:snapToGrid w:val="0"/>
               <w:jc w:val="center"/>
               <w:rPr>
-                <w:rFonts w:ascii="思源黑体 CN Normal" w:eastAsia="思源黑体 CN Normal" w:hAnsi="思源黑体 CN Normal" w:cs="微软雅黑"/>
+                <w:rFonts w:ascii="思源黑体 CN Normal" w:eastAsia="思源黑体 CN Normal" w:hAnsi="思源黑体 CN Normal" w:cs="微软雅黑" w:hint="eastAsia"/>
                 <w:bCs/>
                 <w:sz w:val="18"/>
                 <w:szCs w:val="18"/>
@@ -16135,7 +16131,7 @@
               <w:snapToGrid w:val="0"/>
               <w:jc w:val="center"/>
               <w:rPr>
-                <w:rFonts w:ascii="思源黑体 CN Normal" w:eastAsia="思源黑体 CN Normal" w:hAnsi="思源黑体 CN Normal" w:cs="微软雅黑"/>
+                <w:rFonts w:ascii="思源黑体 CN Normal" w:eastAsia="思源黑体 CN Normal" w:hAnsi="思源黑体 CN Normal" w:cs="微软雅黑" w:hint="eastAsia"/>
                 <w:bCs/>
                 <w:sz w:val="18"/>
                 <w:szCs w:val="18"/>
@@ -16173,7 +16169,7 @@
               <w:snapToGrid w:val="0"/>
               <w:jc w:val="center"/>
               <w:rPr>
-                <w:rFonts w:ascii="思源黑体 CN Normal" w:eastAsia="思源黑体 CN Normal" w:hAnsi="思源黑体 CN Normal" w:cs="微软雅黑"/>
+                <w:rFonts w:ascii="思源黑体 CN Normal" w:eastAsia="思源黑体 CN Normal" w:hAnsi="思源黑体 CN Normal" w:cs="微软雅黑" w:hint="eastAsia"/>
                 <w:bCs/>
                 <w:sz w:val="18"/>
                 <w:szCs w:val="18"/>
@@ -16205,7 +16201,7 @@
       <w:pPr>
         <w:spacing w:line="600" w:lineRule="auto"/>
         <w:rPr>
-          <w:rFonts w:ascii="思源黑体 CN Bold" w:eastAsia="思源黑体 CN Bold" w:hAnsi="思源黑体 CN Bold" w:cs="微软雅黑"/>
+          <w:rFonts w:ascii="思源黑体 CN Bold" w:eastAsia="思源黑体 CN Bold" w:hAnsi="思源黑体 CN Bold" w:cs="微软雅黑" w:hint="eastAsia"/>
           <w:b/>
           <w:bCs/>
           <w:color w:val="00653B"/>
@@ -16241,7 +16237,7 @@
         <w:snapToGrid w:val="0"/>
         <w:spacing w:line="400" w:lineRule="exact"/>
         <w:rPr>
-          <w:rFonts w:ascii="思源黑体 CN Normal" w:eastAsia="思源黑体 CN Normal" w:hAnsi="思源黑体 CN Normal" w:cs="微软雅黑"/>
+          <w:rFonts w:ascii="思源黑体 CN Normal" w:eastAsia="思源黑体 CN Normal" w:hAnsi="思源黑体 CN Normal" w:cs="微软雅黑" w:hint="eastAsia"/>
           <w:b/>
           <w:sz w:val="18"/>
           <w:szCs w:val="18"/>
@@ -16253,7 +16249,7 @@
         <w:snapToGrid w:val="0"/>
         <w:spacing w:line="400" w:lineRule="exact"/>
         <w:rPr>
-          <w:rFonts w:ascii="思源黑体 CN Normal" w:eastAsia="思源黑体 CN Normal" w:hAnsi="思源黑体 CN Normal" w:cs="微软雅黑"/>
+          <w:rFonts w:ascii="思源黑体 CN Normal" w:eastAsia="思源黑体 CN Normal" w:hAnsi="思源黑体 CN Normal" w:cs="微软雅黑" w:hint="eastAsia"/>
           <w:b/>
           <w:sz w:val="18"/>
           <w:szCs w:val="18"/>
@@ -16282,7 +16278,7 @@
         <w:spacing w:line="400" w:lineRule="exact"/>
         <w:ind w:firstLineChars="0"/>
         <w:rPr>
-          <w:rFonts w:ascii="思源黑体 CN Normal" w:eastAsia="思源黑体 CN Normal" w:hAnsi="思源黑体 CN Normal" w:cs="微软雅黑"/>
+          <w:rFonts w:ascii="思源黑体 CN Normal" w:eastAsia="思源黑体 CN Normal" w:hAnsi="思源黑体 CN Normal" w:cs="微软雅黑" w:hint="eastAsia"/>
           <w:bCs/>
           <w:sz w:val="18"/>
           <w:szCs w:val="18"/>
@@ -16309,7 +16305,7 @@
         <w:spacing w:line="400" w:lineRule="exact"/>
         <w:ind w:left="442" w:firstLineChars="0" w:hanging="442"/>
         <w:rPr>
-          <w:rFonts w:ascii="思源黑体 CN Normal" w:eastAsia="思源黑体 CN Normal" w:hAnsi="思源黑体 CN Normal" w:cs="微软雅黑"/>
+          <w:rFonts w:ascii="思源黑体 CN Normal" w:eastAsia="思源黑体 CN Normal" w:hAnsi="思源黑体 CN Normal" w:cs="微软雅黑" w:hint="eastAsia"/>
           <w:bCs/>
           <w:sz w:val="18"/>
           <w:szCs w:val="18"/>
@@ -16333,7 +16329,7 @@
         <w:ind w:rightChars="-67" w:right="-141"/>
         <w:jc w:val="left"/>
         <w:rPr>
-          <w:rFonts w:ascii="思源黑体 CN Bold" w:eastAsia="思源黑体 CN Bold" w:hAnsi="思源黑体 CN Bold" w:cs="微软雅黑"/>
+          <w:rFonts w:ascii="思源黑体 CN Bold" w:eastAsia="思源黑体 CN Bold" w:hAnsi="思源黑体 CN Bold" w:cs="微软雅黑" w:hint="eastAsia"/>
           <w:b/>
           <w:color w:val="000000" w:themeColor="text1"/>
           <w:sz w:val="18"/>
@@ -16347,7 +16343,7 @@
         <w:ind w:rightChars="-67" w:right="-141"/>
         <w:jc w:val="left"/>
         <w:rPr>
-          <w:rFonts w:ascii="思源黑体 CN Bold" w:eastAsia="思源黑体 CN Bold" w:hAnsi="思源黑体 CN Bold" w:cs="微软雅黑"/>
+          <w:rFonts w:ascii="思源黑体 CN Bold" w:eastAsia="思源黑体 CN Bold" w:hAnsi="思源黑体 CN Bold" w:cs="微软雅黑" w:hint="eastAsia"/>
           <w:b/>
           <w:color w:val="000000" w:themeColor="text1"/>
           <w:sz w:val="18"/>
@@ -16361,7 +16357,7 @@
         <w:ind w:rightChars="-67" w:right="-141"/>
         <w:jc w:val="left"/>
         <w:rPr>
-          <w:rFonts w:ascii="思源黑体 CN Bold" w:eastAsia="思源黑体 CN Bold" w:hAnsi="思源黑体 CN Bold" w:cs="微软雅黑"/>
+          <w:rFonts w:ascii="思源黑体 CN Bold" w:eastAsia="思源黑体 CN Bold" w:hAnsi="思源黑体 CN Bold" w:cs="微软雅黑" w:hint="eastAsia"/>
           <w:b/>
           <w:color w:val="000000" w:themeColor="text1"/>
           <w:sz w:val="18"/>
@@ -16375,7 +16371,7 @@
         <w:ind w:rightChars="-67" w:right="-141"/>
         <w:jc w:val="left"/>
         <w:rPr>
-          <w:rFonts w:ascii="思源黑体 CN Bold" w:eastAsia="思源黑体 CN Bold" w:hAnsi="思源黑体 CN Bold" w:cs="微软雅黑"/>
+          <w:rFonts w:ascii="思源黑体 CN Bold" w:eastAsia="思源黑体 CN Bold" w:hAnsi="思源黑体 CN Bold" w:cs="微软雅黑" w:hint="eastAsia"/>
           <w:b/>
           <w:color w:val="000000" w:themeColor="text1"/>
           <w:sz w:val="18"/>
@@ -16389,7 +16385,7 @@
         <w:ind w:rightChars="-67" w:right="-141"/>
         <w:jc w:val="left"/>
         <w:rPr>
-          <w:rFonts w:ascii="思源黑体 CN Bold" w:eastAsia="思源黑体 CN Bold" w:hAnsi="思源黑体 CN Bold" w:cs="微软雅黑"/>
+          <w:rFonts w:ascii="思源黑体 CN Bold" w:eastAsia="思源黑体 CN Bold" w:hAnsi="思源黑体 CN Bold" w:cs="微软雅黑" w:hint="eastAsia"/>
           <w:b/>
           <w:color w:val="000000" w:themeColor="text1"/>
           <w:sz w:val="18"/>
@@ -16403,7 +16399,7 @@
         <w:ind w:rightChars="-67" w:right="-141"/>
         <w:jc w:val="left"/>
         <w:rPr>
-          <w:rFonts w:ascii="思源黑体 CN Bold" w:eastAsia="思源黑体 CN Bold" w:hAnsi="思源黑体 CN Bold" w:cs="微软雅黑"/>
+          <w:rFonts w:ascii="思源黑体 CN Bold" w:eastAsia="思源黑体 CN Bold" w:hAnsi="思源黑体 CN Bold" w:cs="微软雅黑" w:hint="eastAsia"/>
           <w:b/>
           <w:color w:val="000000" w:themeColor="text1"/>
           <w:sz w:val="18"/>
@@ -16417,7 +16413,7 @@
         <w:ind w:rightChars="-67" w:right="-141"/>
         <w:jc w:val="left"/>
         <w:rPr>
-          <w:rFonts w:ascii="思源黑体 CN Bold" w:eastAsia="思源黑体 CN Bold" w:hAnsi="思源黑体 CN Bold" w:cs="微软雅黑"/>
+          <w:rFonts w:ascii="思源黑体 CN Bold" w:eastAsia="思源黑体 CN Bold" w:hAnsi="思源黑体 CN Bold" w:cs="微软雅黑" w:hint="eastAsia"/>
           <w:b/>
           <w:color w:val="000000" w:themeColor="text1"/>
           <w:sz w:val="18"/>
@@ -16431,7 +16427,7 @@
         <w:ind w:rightChars="-67" w:right="-141"/>
         <w:jc w:val="left"/>
         <w:rPr>
-          <w:rFonts w:ascii="思源黑体 CN Bold" w:eastAsia="思源黑体 CN Bold" w:hAnsi="思源黑体 CN Bold" w:cs="微软雅黑"/>
+          <w:rFonts w:ascii="思源黑体 CN Bold" w:eastAsia="思源黑体 CN Bold" w:hAnsi="思源黑体 CN Bold" w:cs="微软雅黑" w:hint="eastAsia"/>
           <w:b/>
           <w:color w:val="000000" w:themeColor="text1"/>
           <w:sz w:val="18"/>
@@ -16445,7 +16441,7 @@
         <w:ind w:rightChars="-67" w:right="-141"/>
         <w:jc w:val="left"/>
         <w:rPr>
-          <w:rFonts w:ascii="思源黑体 CN Bold" w:eastAsia="思源黑体 CN Bold" w:hAnsi="思源黑体 CN Bold" w:cs="微软雅黑"/>
+          <w:rFonts w:ascii="思源黑体 CN Bold" w:eastAsia="思源黑体 CN Bold" w:hAnsi="思源黑体 CN Bold" w:cs="微软雅黑" w:hint="eastAsia"/>
           <w:b/>
           <w:color w:val="000000" w:themeColor="text1"/>
           <w:sz w:val="18"/>
@@ -16458,7 +16454,7 @@
         <w:spacing w:line="400" w:lineRule="exact"/>
         <w:ind w:firstLineChars="200" w:firstLine="420"/>
         <w:rPr>
-          <w:rFonts w:ascii="思源黑体 CN Normal" w:eastAsia="思源黑体 CN Normal" w:hAnsi="思源黑体 CN Normal" w:cs="微软雅黑"/>
+          <w:rFonts w:ascii="思源黑体 CN Normal" w:eastAsia="思源黑体 CN Normal" w:hAnsi="思源黑体 CN Normal" w:cs="微软雅黑" w:hint="eastAsia"/>
           <w:b/>
           <w:szCs w:val="21"/>
         </w:rPr>
@@ -16557,7 +16553,7 @@
         <w:spacing w:line="400" w:lineRule="exact"/>
         <w:ind w:firstLine="363"/>
         <w:rPr>
-          <w:rFonts w:ascii="思源黑体 CN Bold" w:eastAsia="思源黑体 CN Bold" w:hAnsi="思源黑体 CN Bold" w:cs="微软雅黑"/>
+          <w:rFonts w:ascii="思源黑体 CN Bold" w:eastAsia="思源黑体 CN Bold" w:hAnsi="思源黑体 CN Bold" w:cs="微软雅黑" w:hint="eastAsia"/>
           <w:b/>
           <w:szCs w:val="21"/>
         </w:rPr>
@@ -16609,7 +16605,7 @@
               </wp:inline>
             </w:drawing>
           </mc:Choice>
-          <mc:Fallback xmlns:w16sdtfl="http://schemas.microsoft.com/office/word/2024/wordml/sdtformatlock" xmlns:w16du="http://schemas.microsoft.com/office/word/2023/wordml/word16du" xmlns:oel="http://schemas.microsoft.com/office/2019/extlst">
+          <mc:Fallback>
             <w:pict>
               <v:line w14:anchorId="079D7BEC" id="Line 9" o:spid="_x0000_s1026" style="visibility:visible;mso-wrap-style:square;mso-left-percent:-10001;mso-top-percent:-10001;mso-position-horizontal:absolute;mso-position-horizontal-relative:char;mso-position-vertical:absolute;mso-position-vertical-relative:line;mso-left-percent:-10001;mso-top-percent:-10001" from="0,0" to="431pt,.35pt" o:gfxdata="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" strokecolor="#00653b" strokeweight="2pt">
                 <w10:anchorlock/>
@@ -16624,7 +16620,7 @@
         <w:spacing w:line="400" w:lineRule="exact"/>
         <w:ind w:firstLine="363"/>
         <w:rPr>
-          <w:rFonts w:ascii="思源黑体 CN Normal" w:eastAsia="思源黑体 CN Normal" w:hAnsi="思源黑体 CN Normal"/>
+          <w:rFonts w:ascii="思源黑体 CN Normal" w:eastAsia="思源黑体 CN Normal" w:hAnsi="思源黑体 CN Normal" w:hint="eastAsia"/>
           <w:sz w:val="18"/>
           <w:szCs w:val="18"/>
         </w:rPr>
@@ -16651,6 +16647,9 @@
     <w:p>
       <w:pPr>
         <w:spacing w:line="400" w:lineRule="exact"/>
+        <w:rPr>
+          <w:rFonts w:hint="eastAsia"/>
+        </w:rPr>
       </w:pPr>
       <w:r>
         <w:rPr>
@@ -16664,7 +16663,7 @@
         <w:widowControl/>
         <w:jc w:val="left"/>
         <w:rPr>
-          <w:rFonts w:ascii="思源黑体 CN Bold" w:eastAsia="思源黑体 CN Bold" w:hAnsi="思源黑体 CN Bold" w:cs="思源黑体 CN Bold"/>
+          <w:rFonts w:ascii="思源黑体 CN Bold" w:eastAsia="思源黑体 CN Bold" w:hAnsi="思源黑体 CN Bold" w:cs="思源黑体 CN Bold" w:hint="eastAsia"/>
           <w:b/>
           <w:color w:val="3C6243"/>
           <w:sz w:val="36"/>
@@ -16771,7 +16770,7 @@
         <w:spacing w:line="600" w:lineRule="auto"/>
         <w:ind w:left="360" w:firstLineChars="0"/>
         <w:rPr>
-          <w:rFonts w:ascii="思源黑体 CN Bold" w:eastAsia="思源黑体 CN Bold" w:hAnsi="思源黑体 CN Bold" w:cs="思源黑体 CN Bold"/>
+          <w:rFonts w:ascii="思源黑体 CN Bold" w:eastAsia="思源黑体 CN Bold" w:hAnsi="思源黑体 CN Bold" w:cs="思源黑体 CN Bold" w:hint="eastAsia"/>
           <w:b/>
           <w:color w:val="3C6243"/>
           <w:kern w:val="0"/>
@@ -16820,7 +16819,7 @@
         </w:tabs>
         <w:spacing w:line="400" w:lineRule="exact"/>
         <w:rPr>
-          <w:rFonts w:ascii="思源黑体 CN Normal" w:eastAsia="思源黑体 CN Normal" w:hAnsi="思源黑体 CN Normal" w:cs="思源黑体 CN Normal"/>
+          <w:rFonts w:ascii="思源黑体 CN Normal" w:eastAsia="思源黑体 CN Normal" w:hAnsi="思源黑体 CN Normal" w:cs="思源黑体 CN Normal" w:hint="eastAsia"/>
           <w:kern w:val="0"/>
           <w:szCs w:val="21"/>
         </w:rPr>
@@ -16842,7 +16841,7 @@
         <w:spacing w:line="100" w:lineRule="exact"/>
         <w:ind w:firstLineChars="200" w:firstLine="420"/>
         <w:rPr>
-          <w:rFonts w:ascii="思源黑体 CN Normal" w:eastAsia="思源黑体 CN Normal" w:hAnsi="思源黑体 CN Normal" w:cs="思源黑体 CN Normal"/>
+          <w:rFonts w:ascii="思源黑体 CN Normal" w:eastAsia="思源黑体 CN Normal" w:hAnsi="思源黑体 CN Normal" w:cs="思源黑体 CN Normal" w:hint="eastAsia"/>
           <w:kern w:val="0"/>
           <w:szCs w:val="21"/>
         </w:rPr>
@@ -16881,7 +16880,7 @@
               <w:widowControl/>
               <w:jc w:val="center"/>
               <w:rPr>
-                <w:rFonts w:ascii="思源黑体 CN Bold" w:eastAsia="思源黑体 CN Bold" w:hAnsi="思源黑体 CN Bold" w:cs="思源黑体 CN Bold"/>
+                <w:rFonts w:ascii="思源黑体 CN Bold" w:eastAsia="思源黑体 CN Bold" w:hAnsi="思源黑体 CN Bold" w:cs="思源黑体 CN Bold" w:hint="eastAsia"/>
                 <w:b/>
                 <w:bCs/>
                 <w:color w:val="FFFFFF"/>
@@ -16920,7 +16919,7 @@
               <w:widowControl/>
               <w:jc w:val="center"/>
               <w:rPr>
-                <w:rFonts w:ascii="思源黑体 CN Bold" w:eastAsia="思源黑体 CN Bold" w:hAnsi="思源黑体 CN Bold" w:cs="思源黑体 CN Bold"/>
+                <w:rFonts w:ascii="思源黑体 CN Bold" w:eastAsia="思源黑体 CN Bold" w:hAnsi="思源黑体 CN Bold" w:cs="思源黑体 CN Bold" w:hint="eastAsia"/>
                 <w:b/>
                 <w:bCs/>
                 <w:color w:val="FFFFFF"/>
@@ -16959,7 +16958,7 @@
               <w:widowControl/>
               <w:jc w:val="center"/>
               <w:rPr>
-                <w:rFonts w:ascii="思源黑体 CN Bold" w:eastAsia="思源黑体 CN Bold" w:hAnsi="思源黑体 CN Bold" w:cs="思源黑体 CN Bold"/>
+                <w:rFonts w:ascii="思源黑体 CN Bold" w:eastAsia="思源黑体 CN Bold" w:hAnsi="思源黑体 CN Bold" w:cs="思源黑体 CN Bold" w:hint="eastAsia"/>
                 <w:b/>
                 <w:bCs/>
                 <w:color w:val="FFFFFF"/>
@@ -17001,7 +17000,7 @@
             <w:pPr>
               <w:widowControl/>
               <w:rPr>
-                <w:rFonts w:ascii="思源黑体 CN Normal" w:eastAsia="思源黑体 CN Normal" w:hAnsi="思源黑体 CN Normal"/>
+                <w:rFonts w:ascii="思源黑体 CN Normal" w:eastAsia="思源黑体 CN Normal" w:hAnsi="思源黑体 CN Normal" w:hint="eastAsia"/>
                 <w:sz w:val="18"/>
                 <w:szCs w:val="18"/>
               </w:rPr>
@@ -17033,7 +17032,7 @@
             <w:pPr>
               <w:widowControl/>
               <w:rPr>
-                <w:rFonts w:ascii="思源黑体 CN Normal" w:eastAsia="思源黑体 CN Normal" w:hAnsi="思源黑体 CN Normal" w:cs="思源黑体 CN Bold"/>
+                <w:rFonts w:ascii="思源黑体 CN Normal" w:eastAsia="思源黑体 CN Normal" w:hAnsi="思源黑体 CN Normal" w:cs="思源黑体 CN Bold" w:hint="eastAsia"/>
                 <w:b/>
                 <w:bCs/>
                 <w:color w:val="FFFFFF"/>
@@ -17069,7 +17068,7 @@
             <w:pPr>
               <w:widowControl/>
               <w:rPr>
-                <w:rFonts w:ascii="思源黑体 CN Normal" w:eastAsia="思源黑体 CN Normal" w:hAnsi="思源黑体 CN Normal" w:cs="思源黑体 CN Bold"/>
+                <w:rFonts w:ascii="思源黑体 CN Normal" w:eastAsia="思源黑体 CN Normal" w:hAnsi="思源黑体 CN Normal" w:cs="思源黑体 CN Bold" w:hint="eastAsia"/>
                 <w:b/>
                 <w:bCs/>
                 <w:color w:val="FFFFFF"/>
@@ -17117,7 +17116,7 @@
             <w:pPr>
               <w:widowControl/>
               <w:rPr>
-                <w:rFonts w:ascii="思源黑体 CN Normal" w:eastAsia="思源黑体 CN Normal" w:hAnsi="思源黑体 CN Normal"/>
+                <w:rFonts w:ascii="思源黑体 CN Normal" w:eastAsia="思源黑体 CN Normal" w:hAnsi="思源黑体 CN Normal" w:hint="eastAsia"/>
                 <w:sz w:val="18"/>
                 <w:szCs w:val="18"/>
               </w:rPr>
@@ -17149,7 +17148,7 @@
             <w:pPr>
               <w:widowControl/>
               <w:rPr>
-                <w:rFonts w:ascii="思源黑体 CN Normal" w:eastAsia="思源黑体 CN Normal" w:hAnsi="思源黑体 CN Normal"/>
+                <w:rFonts w:ascii="思源黑体 CN Normal" w:eastAsia="思源黑体 CN Normal" w:hAnsi="思源黑体 CN Normal" w:hint="eastAsia"/>
                 <w:sz w:val="18"/>
                 <w:szCs w:val="18"/>
               </w:rPr>
@@ -17181,7 +17180,7 @@
             <w:pPr>
               <w:widowControl/>
               <w:rPr>
-                <w:rFonts w:ascii="思源黑体 CN Normal" w:eastAsia="思源黑体 CN Normal" w:hAnsi="思源黑体 CN Normal"/>
+                <w:rFonts w:ascii="思源黑体 CN Normal" w:eastAsia="思源黑体 CN Normal" w:hAnsi="思源黑体 CN Normal" w:hint="eastAsia"/>
                 <w:sz w:val="18"/>
                 <w:szCs w:val="18"/>
               </w:rPr>
@@ -17225,7 +17224,7 @@
             <w:pPr>
               <w:widowControl/>
               <w:rPr>
-                <w:rFonts w:ascii="思源黑体 CN Normal" w:eastAsia="思源黑体 CN Normal" w:hAnsi="思源黑体 CN Normal"/>
+                <w:rFonts w:ascii="思源黑体 CN Normal" w:eastAsia="思源黑体 CN Normal" w:hAnsi="思源黑体 CN Normal" w:hint="eastAsia"/>
                 <w:sz w:val="18"/>
                 <w:szCs w:val="18"/>
               </w:rPr>
@@ -17257,7 +17256,7 @@
             <w:pPr>
               <w:widowControl/>
               <w:rPr>
-                <w:rFonts w:ascii="思源黑体 CN Normal" w:eastAsia="思源黑体 CN Normal" w:hAnsi="思源黑体 CN Normal"/>
+                <w:rFonts w:ascii="思源黑体 CN Normal" w:eastAsia="思源黑体 CN Normal" w:hAnsi="思源黑体 CN Normal" w:hint="eastAsia"/>
                 <w:sz w:val="18"/>
                 <w:szCs w:val="18"/>
               </w:rPr>
@@ -17299,7 +17298,7 @@
             <w:pPr>
               <w:widowControl/>
               <w:rPr>
-                <w:rFonts w:ascii="思源黑体 CN Normal" w:eastAsia="思源黑体 CN Normal" w:hAnsi="思源黑体 CN Normal"/>
+                <w:rFonts w:ascii="思源黑体 CN Normal" w:eastAsia="思源黑体 CN Normal" w:hAnsi="思源黑体 CN Normal" w:hint="eastAsia"/>
                 <w:sz w:val="18"/>
                 <w:szCs w:val="18"/>
               </w:rPr>
@@ -17317,7 +17316,13 @@
         </w:tc>
       </w:tr>
     </w:tbl>
-    <w:p/>
+    <w:p>
+      <w:pPr>
+        <w:rPr>
+          <w:rFonts w:hint="eastAsia"/>
+        </w:rPr>
+      </w:pPr>
+    </w:p>
     <w:p>
       <w:pPr>
         <w:pStyle w:val="af2"/>
@@ -17328,7 +17333,7 @@
         <w:spacing w:line="600" w:lineRule="auto"/>
         <w:ind w:left="360" w:firstLineChars="0"/>
         <w:rPr>
-          <w:rFonts w:ascii="思源黑体 CN Bold" w:eastAsia="思源黑体 CN Bold" w:hAnsi="思源黑体 CN Bold" w:cs="思源黑体 CN Bold"/>
+          <w:rFonts w:ascii="思源黑体 CN Bold" w:eastAsia="思源黑体 CN Bold" w:hAnsi="思源黑体 CN Bold" w:cs="思源黑体 CN Bold" w:hint="eastAsia"/>
           <w:b/>
           <w:color w:val="3C6243"/>
           <w:kern w:val="0"/>
@@ -17382,7 +17387,7 @@
               <w:widowControl/>
               <w:jc w:val="center"/>
               <w:rPr>
-                <w:rFonts w:ascii="思源黑体 CN Bold" w:eastAsia="思源黑体 CN Bold" w:hAnsi="思源黑体 CN Bold" w:cs="思源黑体 CN Bold"/>
+                <w:rFonts w:ascii="思源黑体 CN Bold" w:eastAsia="思源黑体 CN Bold" w:hAnsi="思源黑体 CN Bold" w:cs="思源黑体 CN Bold" w:hint="eastAsia"/>
                 <w:b/>
                 <w:bCs/>
                 <w:color w:val="FFFFFF"/>
@@ -17421,7 +17426,7 @@
               <w:widowControl/>
               <w:jc w:val="center"/>
               <w:rPr>
-                <w:rFonts w:ascii="思源黑体 CN Bold" w:eastAsia="思源黑体 CN Bold" w:hAnsi="思源黑体 CN Bold" w:cs="思源黑体 CN Bold"/>
+                <w:rFonts w:ascii="思源黑体 CN Bold" w:eastAsia="思源黑体 CN Bold" w:hAnsi="思源黑体 CN Bold" w:cs="思源黑体 CN Bold" w:hint="eastAsia"/>
                 <w:b/>
                 <w:bCs/>
                 <w:color w:val="FFFFFF"/>
@@ -17465,7 +17470,7 @@
             <w:pPr>
               <w:widowControl/>
               <w:rPr>
-                <w:rFonts w:ascii="思源黑体 CN Normal" w:eastAsia="思源黑体 CN Normal" w:hAnsi="思源黑体 CN Normal" w:cs="思源黑体 CN Bold"/>
+                <w:rFonts w:ascii="思源黑体 CN Normal" w:eastAsia="思源黑体 CN Normal" w:hAnsi="思源黑体 CN Normal" w:cs="思源黑体 CN Bold" w:hint="eastAsia"/>
                 <w:b/>
                 <w:bCs/>
                 <w:color w:val="FFFFFF"/>
@@ -17510,7 +17515,7 @@
               <w:spacing w:line="400" w:lineRule="exact"/>
               <w:ind w:firstLineChars="0"/>
               <w:rPr>
-                <w:rFonts w:ascii="思源黑体 CN Normal" w:eastAsia="思源黑体 CN Normal" w:hAnsi="思源黑体 CN Normal"/>
+                <w:rFonts w:ascii="思源黑体 CN Normal" w:eastAsia="思源黑体 CN Normal" w:hAnsi="思源黑体 CN Normal" w:hint="eastAsia"/>
                 <w:kern w:val="0"/>
                 <w:sz w:val="18"/>
                 <w:szCs w:val="18"/>
@@ -17539,7 +17544,7 @@
               <w:spacing w:line="400" w:lineRule="exact"/>
               <w:ind w:firstLineChars="0"/>
               <w:rPr>
-                <w:rFonts w:ascii="思源黑体 CN Normal" w:eastAsia="思源黑体 CN Normal" w:hAnsi="思源黑体 CN Normal" w:cs="思源黑体 CN Normal"/>
+                <w:rFonts w:ascii="思源黑体 CN Normal" w:eastAsia="思源黑体 CN Normal" w:hAnsi="思源黑体 CN Normal" w:cs="思源黑体 CN Normal" w:hint="eastAsia"/>
                 <w:sz w:val="18"/>
                 <w:szCs w:val="18"/>
               </w:rPr>
@@ -17578,7 +17583,7 @@
             <w:pPr>
               <w:widowControl/>
               <w:rPr>
-                <w:rFonts w:ascii="思源黑体 CN Normal" w:eastAsia="思源黑体 CN Normal" w:hAnsi="思源黑体 CN Normal"/>
+                <w:rFonts w:ascii="思源黑体 CN Normal" w:eastAsia="思源黑体 CN Normal" w:hAnsi="思源黑体 CN Normal" w:hint="eastAsia"/>
                 <w:sz w:val="18"/>
                 <w:szCs w:val="18"/>
               </w:rPr>
@@ -17619,7 +17624,7 @@
               <w:spacing w:line="400" w:lineRule="exact"/>
               <w:ind w:firstLineChars="0"/>
               <w:rPr>
-                <w:rFonts w:ascii="思源黑体 CN Normal" w:eastAsia="思源黑体 CN Normal" w:hAnsi="思源黑体 CN Normal"/>
+                <w:rFonts w:ascii="思源黑体 CN Normal" w:eastAsia="思源黑体 CN Normal" w:hAnsi="思源黑体 CN Normal" w:hint="eastAsia"/>
                 <w:kern w:val="0"/>
                 <w:sz w:val="18"/>
                 <w:szCs w:val="18"/>
@@ -17648,7 +17653,7 @@
               <w:spacing w:line="400" w:lineRule="exact"/>
               <w:ind w:firstLineChars="0"/>
               <w:rPr>
-                <w:rFonts w:ascii="思源黑体 CN Normal" w:eastAsia="思源黑体 CN Normal" w:hAnsi="思源黑体 CN Normal" w:cs="思源黑体 CN Normal"/>
+                <w:rFonts w:ascii="思源黑体 CN Normal" w:eastAsia="思源黑体 CN Normal" w:hAnsi="思源黑体 CN Normal" w:cs="思源黑体 CN Normal" w:hint="eastAsia"/>
                 <w:sz w:val="18"/>
                 <w:szCs w:val="18"/>
               </w:rPr>
@@ -17687,7 +17692,7 @@
             <w:pPr>
               <w:widowControl/>
               <w:rPr>
-                <w:rFonts w:ascii="思源黑体 CN Normal" w:eastAsia="思源黑体 CN Normal" w:hAnsi="思源黑体 CN Normal"/>
+                <w:rFonts w:ascii="思源黑体 CN Normal" w:eastAsia="思源黑体 CN Normal" w:hAnsi="思源黑体 CN Normal" w:hint="eastAsia"/>
                 <w:sz w:val="18"/>
                 <w:szCs w:val="18"/>
               </w:rPr>
@@ -17739,7 +17744,7 @@
               <w:spacing w:line="400" w:lineRule="exact"/>
               <w:ind w:firstLineChars="0"/>
               <w:rPr>
-                <w:rFonts w:ascii="思源黑体 CN Normal" w:eastAsia="思源黑体 CN Normal" w:hAnsi="思源黑体 CN Normal" w:cs="思源黑体 CN Normal"/>
+                <w:rFonts w:ascii="思源黑体 CN Normal" w:eastAsia="思源黑体 CN Normal" w:hAnsi="思源黑体 CN Normal" w:cs="思源黑体 CN Normal" w:hint="eastAsia"/>
                 <w:sz w:val="18"/>
                 <w:szCs w:val="18"/>
               </w:rPr>
@@ -17821,6 +17826,7 @@
               <w:spacing w:line="400" w:lineRule="exact"/>
               <w:ind w:firstLineChars="0"/>
               <w:rPr>
+                <w:rFonts w:hint="eastAsia"/>
                 <w:sz w:val="18"/>
                 <w:szCs w:val="18"/>
               </w:rPr>
@@ -17852,7 +17858,7 @@
         <w:widowControl/>
         <w:jc w:val="left"/>
         <w:rPr>
-          <w:rFonts w:ascii="思源黑体 CN Bold" w:eastAsia="思源黑体 CN Bold" w:hAnsi="思源黑体 CN Bold" w:cs="微软雅黑"/>
+          <w:rFonts w:ascii="思源黑体 CN Bold" w:eastAsia="思源黑体 CN Bold" w:hAnsi="思源黑体 CN Bold" w:cs="微软雅黑" w:hint="eastAsia"/>
           <w:b/>
           <w:color w:val="00653B"/>
           <w:sz w:val="36"/>
@@ -17868,7 +17874,7 @@
         <w:snapToGrid w:val="0"/>
         <w:ind w:rightChars="-67" w:right="-141"/>
         <w:rPr>
-          <w:rFonts w:ascii="思源黑体 CN Bold" w:eastAsia="思源黑体 CN Bold" w:hAnsi="思源黑体 CN Bold" w:cs="微软雅黑"/>
+          <w:rFonts w:ascii="思源黑体 CN Bold" w:eastAsia="思源黑体 CN Bold" w:hAnsi="思源黑体 CN Bold" w:cs="微软雅黑" w:hint="eastAsia"/>
           <w:b/>
           <w:color w:val="00653B"/>
           <w:sz w:val="36"/>
@@ -17986,7 +17992,7 @@
               <w:spacing w:line="240" w:lineRule="atLeast"/>
               <w:jc w:val="center"/>
               <w:rPr>
-                <w:rFonts w:ascii="思源黑体 CN Bold" w:eastAsia="思源黑体 CN Bold" w:hAnsi="思源黑体 CN Bold" w:cs="思源黑体 CN Normal"/>
+                <w:rFonts w:ascii="思源黑体 CN Bold" w:eastAsia="思源黑体 CN Bold" w:hAnsi="思源黑体 CN Bold" w:cs="思源黑体 CN Normal" w:hint="eastAsia"/>
                 <w:b/>
                 <w:bCs/>
                 <w:color w:val="FFFFFF"/>
@@ -18021,7 +18027,7 @@
               <w:spacing w:line="240" w:lineRule="atLeast"/>
               <w:jc w:val="center"/>
               <w:rPr>
-                <w:rFonts w:ascii="思源黑体 CN Bold" w:eastAsia="思源黑体 CN Bold" w:hAnsi="思源黑体 CN Bold" w:cs="思源黑体 CN Normal"/>
+                <w:rFonts w:ascii="思源黑体 CN Bold" w:eastAsia="思源黑体 CN Bold" w:hAnsi="思源黑体 CN Bold" w:cs="思源黑体 CN Normal" w:hint="eastAsia"/>
                 <w:b/>
                 <w:bCs/>
                 <w:color w:val="FFFFFF"/>
@@ -18056,7 +18062,7 @@
               <w:spacing w:line="240" w:lineRule="atLeast"/>
               <w:jc w:val="center"/>
               <w:rPr>
-                <w:rFonts w:ascii="思源黑体 CN Bold" w:eastAsia="思源黑体 CN Bold" w:hAnsi="思源黑体 CN Bold" w:cs="思源黑体 CN Normal"/>
+                <w:rFonts w:ascii="思源黑体 CN Bold" w:eastAsia="思源黑体 CN Bold" w:hAnsi="思源黑体 CN Bold" w:cs="思源黑体 CN Normal" w:hint="eastAsia"/>
                 <w:b/>
                 <w:bCs/>
                 <w:color w:val="FFFFFF"/>
@@ -18096,7 +18102,7 @@
               <w:spacing w:line="240" w:lineRule="atLeast"/>
               <w:jc w:val="center"/>
               <w:rPr>
-                <w:rFonts w:ascii="思源黑体 CN Normal" w:eastAsia="思源黑体 CN Normal" w:hAnsi="思源黑体 CN Normal" w:cs="思源黑体 CN Normal"/>
+                <w:rFonts w:ascii="思源黑体 CN Normal" w:eastAsia="思源黑体 CN Normal" w:hAnsi="思源黑体 CN Normal" w:cs="思源黑体 CN Normal" w:hint="eastAsia"/>
                 <w:kern w:val="0"/>
                 <w:sz w:val="18"/>
                 <w:szCs w:val="18"/>
@@ -18115,7 +18121,7 @@
               <w:widowControl/>
               <w:jc w:val="center"/>
               <w:rPr>
-                <w:rFonts w:ascii="思源黑体 CN Bold" w:eastAsia="思源黑体 CN Bold" w:hAnsi="思源黑体 CN Bold" w:cs="思源黑体 CN Normal"/>
+                <w:rFonts w:ascii="思源黑体 CN Bold" w:eastAsia="思源黑体 CN Bold" w:hAnsi="思源黑体 CN Bold" w:cs="思源黑体 CN Normal" w:hint="eastAsia"/>
                 <w:b/>
                 <w:bCs/>
                 <w:color w:val="FFFFFF"/>
@@ -18147,7 +18153,7 @@
               <w:widowControl/>
               <w:jc w:val="center"/>
               <w:rPr>
-                <w:rFonts w:ascii="思源黑体 CN Bold" w:eastAsia="思源黑体 CN Bold" w:hAnsi="思源黑体 CN Bold" w:cs="思源黑体 CN Normal"/>
+                <w:rFonts w:ascii="思源黑体 CN Bold" w:eastAsia="思源黑体 CN Bold" w:hAnsi="思源黑体 CN Bold" w:cs="思源黑体 CN Normal" w:hint="eastAsia"/>
                 <w:b/>
                 <w:bCs/>
                 <w:color w:val="FFFFFF"/>
@@ -18179,7 +18185,7 @@
               <w:widowControl/>
               <w:jc w:val="center"/>
               <w:rPr>
-                <w:rFonts w:ascii="思源黑体 CN Bold" w:eastAsia="思源黑体 CN Bold" w:hAnsi="思源黑体 CN Bold" w:cs="思源黑体 CN Normal"/>
+                <w:rFonts w:ascii="思源黑体 CN Bold" w:eastAsia="思源黑体 CN Bold" w:hAnsi="思源黑体 CN Bold" w:cs="思源黑体 CN Normal" w:hint="eastAsia"/>
                 <w:b/>
                 <w:bCs/>
                 <w:color w:val="FFFFFF"/>
@@ -18212,7 +18218,7 @@
               <w:spacing w:line="240" w:lineRule="atLeast"/>
               <w:jc w:val="center"/>
               <w:rPr>
-                <w:rFonts w:ascii="思源黑体 CN Normal" w:eastAsia="思源黑体 CN Normal" w:hAnsi="思源黑体 CN Normal" w:cs="Times New Roman"/>
+                <w:rFonts w:ascii="思源黑体 CN Normal" w:eastAsia="思源黑体 CN Normal" w:hAnsi="思源黑体 CN Normal" w:cs="Times New Roman" w:hint="eastAsia"/>
                 <w:kern w:val="0"/>
                 <w:sz w:val="18"/>
                 <w:szCs w:val="18"/>
@@ -18237,7 +18243,7 @@
               <w:spacing w:line="240" w:lineRule="atLeast"/>
               <w:jc w:val="center"/>
               <w:rPr>
-                <w:rFonts w:ascii="思源黑体 CN Normal" w:eastAsia="思源黑体 CN Normal" w:hAnsi="思源黑体 CN Normal"/>
+                <w:rFonts w:ascii="思源黑体 CN Normal" w:eastAsia="思源黑体 CN Normal" w:hAnsi="思源黑体 CN Normal" w:hint="eastAsia"/>
                 <w:sz w:val="18"/>
                 <w:szCs w:val="18"/>
                 <w:lang w:val="fr-FR"/>
@@ -18264,7 +18270,7 @@
               <w:spacing w:line="240" w:lineRule="atLeast"/>
               <w:jc w:val="center"/>
               <w:rPr>
-                <w:rFonts w:ascii="思源黑体 CN Normal" w:eastAsia="思源黑体 CN Normal" w:hAnsi="思源黑体 CN Normal"/>
+                <w:rFonts w:ascii="思源黑体 CN Normal" w:eastAsia="思源黑体 CN Normal" w:hAnsi="思源黑体 CN Normal" w:hint="eastAsia"/>
                 <w:sz w:val="18"/>
                 <w:szCs w:val="18"/>
               </w:rPr>
@@ -18306,17 +18312,17 @@
               <w:spacing w:line="240" w:lineRule="atLeast"/>
               <w:jc w:val="center"/>
               <w:rPr>
-                <w:rFonts w:ascii="思源黑体 CN Normal" w:eastAsia="思源黑体 CN Normal" w:hAnsi="思源黑体 CN Normal"/>
-                <w:sz w:val="18"/>
-                <w:szCs w:val="18"/>
-              </w:rPr>
-            </w:pPr>
-            <w:r>
-              <w:rPr>
                 <w:rFonts w:ascii="思源黑体 CN Normal" w:eastAsia="思源黑体 CN Normal" w:hAnsi="思源黑体 CN Normal" w:hint="eastAsia"/>
                 <w:sz w:val="18"/>
                 <w:szCs w:val="18"/>
               </w:rPr>
+            </w:pPr>
+            <w:r>
+              <w:rPr>
+                <w:rFonts w:ascii="思源黑体 CN Normal" w:eastAsia="思源黑体 CN Normal" w:hAnsi="思源黑体 CN Normal" w:hint="eastAsia"/>
+                <w:sz w:val="18"/>
+                <w:szCs w:val="18"/>
+              </w:rPr>
               <w:t>/</w:t>
             </w:r>
           </w:p>
@@ -18331,17 +18337,17 @@
               <w:spacing w:line="240" w:lineRule="atLeast"/>
               <w:jc w:val="center"/>
               <w:rPr>
-                <w:rFonts w:ascii="思源黑体 CN Normal" w:eastAsia="思源黑体 CN Normal" w:hAnsi="思源黑体 CN Normal"/>
-                <w:sz w:val="18"/>
-                <w:szCs w:val="18"/>
-              </w:rPr>
-            </w:pPr>
-            <w:r>
-              <w:rPr>
                 <w:rFonts w:ascii="思源黑体 CN Normal" w:eastAsia="思源黑体 CN Normal" w:hAnsi="思源黑体 CN Normal" w:hint="eastAsia"/>
                 <w:sz w:val="18"/>
                 <w:szCs w:val="18"/>
               </w:rPr>
+            </w:pPr>
+            <w:r>
+              <w:rPr>
+                <w:rFonts w:ascii="思源黑体 CN Normal" w:eastAsia="思源黑体 CN Normal" w:hAnsi="思源黑体 CN Normal" w:hint="eastAsia"/>
+                <w:sz w:val="18"/>
+                <w:szCs w:val="18"/>
+              </w:rPr>
               <w:t>≥20％</w:t>
             </w:r>
           </w:p>
@@ -18356,7 +18362,7 @@
               <w:spacing w:line="240" w:lineRule="atLeast"/>
               <w:jc w:val="center"/>
               <w:rPr>
-                <w:rFonts w:ascii="思源黑体 CN Normal" w:eastAsia="思源黑体 CN Normal" w:hAnsi="思源黑体 CN Normal"/>
+                <w:rFonts w:ascii="思源黑体 CN Normal" w:eastAsia="思源黑体 CN Normal" w:hAnsi="思源黑体 CN Normal" w:hint="eastAsia"/>
                 <w:sz w:val="18"/>
                 <w:szCs w:val="18"/>
               </w:rPr>
@@ -18385,7 +18391,7 @@
               <w:ind w:firstLineChars="0" w:firstLine="0"/>
               <w:jc w:val="center"/>
               <w:rPr>
-                <w:rFonts w:ascii="思源黑体 CN Normal" w:eastAsia="思源黑体 CN Normal" w:hAnsi="思源黑体 CN Normal" w:cs="微软雅黑"/>
+                <w:rFonts w:ascii="思源黑体 CN Normal" w:eastAsia="思源黑体 CN Normal" w:hAnsi="思源黑体 CN Normal" w:cs="微软雅黑" w:hint="eastAsia"/>
                 <w:bCs/>
                 <w:sz w:val="18"/>
                 <w:szCs w:val="18"/>
@@ -18472,7 +18478,7 @@
               <w:ind w:firstLineChars="0" w:firstLine="0"/>
               <w:jc w:val="center"/>
               <w:rPr>
-                <w:rFonts w:ascii="思源黑体 CN Normal" w:eastAsia="思源黑体 CN Normal" w:hAnsi="思源黑体 CN Normal" w:cs="微软雅黑"/>
+                <w:rFonts w:ascii="思源黑体 CN Normal" w:eastAsia="思源黑体 CN Normal" w:hAnsi="思源黑体 CN Normal" w:cs="微软雅黑" w:hint="eastAsia"/>
                 <w:bCs/>
                 <w:sz w:val="18"/>
                 <w:szCs w:val="18"/>
@@ -18504,7 +18510,25 @@
                 <w:szCs w:val="18"/>
               </w:rPr>
               <w:lastRenderedPageBreak/>
-              <w:t>lib_quality_control.lib_dna_qc.macrodissection_performed==”是”%}</w:t>
+              <w:t>lib_quality_control.lib_dna_qc.macrodissection_performed==”</w:t>
+            </w:r>
+            <w:r>
+              <w:rPr>
+                <w:rFonts w:ascii="思源黑体 CN Normal" w:eastAsia="思源黑体 CN Normal" w:hAnsi="思源黑体 CN Normal" w:cs="微软雅黑" w:hint="eastAsia"/>
+                <w:bCs/>
+                <w:sz w:val="18"/>
+                <w:szCs w:val="18"/>
+              </w:rPr>
+              <w:t>YES</w:t>
+            </w:r>
+            <w:r>
+              <w:rPr>
+                <w:rFonts w:ascii="思源黑体 CN Normal" w:eastAsia="思源黑体 CN Normal" w:hAnsi="思源黑体 CN Normal" w:cs="微软雅黑" w:hint="eastAsia"/>
+                <w:bCs/>
+                <w:sz w:val="18"/>
+                <w:szCs w:val="18"/>
+              </w:rPr>
+              <w:t>”%}</w:t>
             </w:r>
           </w:p>
           <w:p>
@@ -18515,7 +18539,7 @@
               <w:ind w:firstLineChars="0" w:firstLine="0"/>
               <w:jc w:val="center"/>
               <w:rPr>
-                <w:rFonts w:ascii="思源黑体 CN Normal" w:eastAsia="思源黑体 CN Normal" w:hAnsi="思源黑体 CN Normal" w:cs="微软雅黑"/>
+                <w:rFonts w:ascii="思源黑体 CN Normal" w:eastAsia="思源黑体 CN Normal" w:hAnsi="思源黑体 CN Normal" w:cs="微软雅黑" w:hint="eastAsia"/>
                 <w:bCs/>
                 <w:sz w:val="18"/>
                 <w:szCs w:val="18"/>
@@ -18537,7 +18561,7 @@
               <w:snapToGrid w:val="0"/>
               <w:jc w:val="center"/>
               <w:rPr>
-                <w:rFonts w:ascii="思源黑体 CN Normal" w:eastAsia="思源黑体 CN Normal" w:hAnsi="思源黑体 CN Normal" w:cs="微软雅黑"/>
+                <w:rFonts w:ascii="思源黑体 CN Normal" w:eastAsia="思源黑体 CN Normal" w:hAnsi="思源黑体 CN Normal" w:cs="微软雅黑" w:hint="eastAsia"/>
                 <w:bCs/>
                 <w:sz w:val="18"/>
                 <w:szCs w:val="18"/>
@@ -18561,7 +18585,7 @@
               <w:ind w:firstLineChars="0" w:firstLine="0"/>
               <w:jc w:val="center"/>
               <w:rPr>
-                <w:rFonts w:ascii="思源黑体 CN Normal" w:eastAsia="思源黑体 CN Normal" w:hAnsi="思源黑体 CN Normal" w:cs="微软雅黑"/>
+                <w:rFonts w:ascii="思源黑体 CN Normal" w:eastAsia="思源黑体 CN Normal" w:hAnsi="思源黑体 CN Normal" w:cs="微软雅黑" w:hint="eastAsia"/>
                 <w:bCs/>
                 <w:sz w:val="18"/>
                 <w:szCs w:val="18"/>
@@ -18582,7 +18606,7 @@
               <w:spacing w:line="240" w:lineRule="atLeast"/>
               <w:jc w:val="center"/>
               <w:rPr>
-                <w:rFonts w:ascii="思源黑体 CN Normal" w:eastAsia="思源黑体 CN Normal" w:hAnsi="思源黑体 CN Normal" w:cs="微软雅黑"/>
+                <w:rFonts w:ascii="思源黑体 CN Normal" w:eastAsia="思源黑体 CN Normal" w:hAnsi="思源黑体 CN Normal" w:cs="微软雅黑" w:hint="eastAsia"/>
                 <w:bCs/>
                 <w:sz w:val="18"/>
                 <w:szCs w:val="18"/>
@@ -18603,7 +18627,7 @@
               <w:spacing w:line="240" w:lineRule="atLeast"/>
               <w:jc w:val="center"/>
               <w:rPr>
-                <w:rFonts w:ascii="思源黑体 CN Normal" w:eastAsia="思源黑体 CN Normal" w:hAnsi="思源黑体 CN Normal" w:cs="微软雅黑"/>
+                <w:rFonts w:ascii="思源黑体 CN Normal" w:eastAsia="思源黑体 CN Normal" w:hAnsi="思源黑体 CN Normal" w:cs="微软雅黑" w:hint="eastAsia"/>
                 <w:bCs/>
                 <w:sz w:val="18"/>
                 <w:szCs w:val="18"/>
@@ -18633,7 +18657,7 @@
               <w:spacing w:line="240" w:lineRule="atLeast"/>
               <w:jc w:val="center"/>
               <w:rPr>
-                <w:rFonts w:ascii="思源黑体 CN Normal" w:eastAsia="思源黑体 CN Normal" w:hAnsi="思源黑体 CN Normal" w:cs="微软雅黑"/>
+                <w:rFonts w:ascii="思源黑体 CN Normal" w:eastAsia="思源黑体 CN Normal" w:hAnsi="思源黑体 CN Normal" w:cs="微软雅黑" w:hint="eastAsia"/>
                 <w:bCs/>
                 <w:sz w:val="18"/>
                 <w:szCs w:val="18"/>
@@ -18663,7 +18687,7 @@
               <w:spacing w:line="240" w:lineRule="atLeast"/>
               <w:jc w:val="center"/>
               <w:rPr>
-                <w:rFonts w:ascii="思源黑体 CN Normal" w:eastAsia="思源黑体 CN Normal" w:hAnsi="思源黑体 CN Normal" w:cs="Times New Roman"/>
+                <w:rFonts w:ascii="思源黑体 CN Normal" w:eastAsia="思源黑体 CN Normal" w:hAnsi="思源黑体 CN Normal" w:cs="Times New Roman" w:hint="eastAsia"/>
                 <w:kern w:val="0"/>
                 <w:sz w:val="18"/>
                 <w:szCs w:val="18"/>
@@ -18707,7 +18731,7 @@
               <w:spacing w:line="240" w:lineRule="atLeast"/>
               <w:jc w:val="center"/>
               <w:rPr>
-                <w:rFonts w:ascii="思源黑体 CN Normal" w:eastAsia="思源黑体 CN Normal" w:hAnsi="思源黑体 CN Normal"/>
+                <w:rFonts w:ascii="思源黑体 CN Normal" w:eastAsia="思源黑体 CN Normal" w:hAnsi="思源黑体 CN Normal" w:hint="eastAsia"/>
                 <w:sz w:val="18"/>
                 <w:szCs w:val="18"/>
               </w:rPr>
@@ -18725,7 +18749,7 @@
               <w:spacing w:line="240" w:lineRule="atLeast"/>
               <w:jc w:val="center"/>
               <w:rPr>
-                <w:rFonts w:ascii="思源黑体 CN Normal" w:eastAsia="思源黑体 CN Normal" w:hAnsi="思源黑体 CN Normal"/>
+                <w:rFonts w:ascii="思源黑体 CN Normal" w:eastAsia="思源黑体 CN Normal" w:hAnsi="思源黑体 CN Normal" w:hint="eastAsia"/>
                 <w:sz w:val="18"/>
                 <w:szCs w:val="18"/>
               </w:rPr>
@@ -18743,7 +18767,7 @@
               <w:spacing w:line="240" w:lineRule="atLeast"/>
               <w:jc w:val="center"/>
               <w:rPr>
-                <w:rFonts w:ascii="思源黑体 CN Normal" w:eastAsia="思源黑体 CN Normal" w:hAnsi="思源黑体 CN Normal"/>
+                <w:rFonts w:ascii="思源黑体 CN Normal" w:eastAsia="思源黑体 CN Normal" w:hAnsi="思源黑体 CN Normal" w:hint="eastAsia"/>
                 <w:sz w:val="18"/>
                 <w:szCs w:val="18"/>
               </w:rPr>
@@ -18760,17 +18784,17 @@
               <w:spacing w:line="240" w:lineRule="atLeast"/>
               <w:jc w:val="center"/>
               <w:rPr>
-                <w:rFonts w:ascii="思源黑体 CN Normal" w:eastAsia="思源黑体 CN Normal" w:hAnsi="思源黑体 CN Normal"/>
-                <w:sz w:val="18"/>
-                <w:szCs w:val="18"/>
-              </w:rPr>
-            </w:pPr>
-            <w:r>
-              <w:rPr>
                 <w:rFonts w:ascii="思源黑体 CN Normal" w:eastAsia="思源黑体 CN Normal" w:hAnsi="思源黑体 CN Normal" w:hint="eastAsia"/>
                 <w:sz w:val="18"/>
                 <w:szCs w:val="18"/>
               </w:rPr>
+            </w:pPr>
+            <w:r>
+              <w:rPr>
+                <w:rFonts w:ascii="思源黑体 CN Normal" w:eastAsia="思源黑体 CN Normal" w:hAnsi="思源黑体 CN Normal" w:hint="eastAsia"/>
+                <w:sz w:val="18"/>
+                <w:szCs w:val="18"/>
+              </w:rPr>
               <w:t>5%≤肿瘤细胞含量＜20%*</w:t>
             </w:r>
           </w:p>
@@ -18785,7 +18809,7 @@
               <w:spacing w:line="240" w:lineRule="atLeast"/>
               <w:jc w:val="center"/>
               <w:rPr>
-                <w:rFonts w:ascii="思源黑体 CN Normal" w:eastAsia="思源黑体 CN Normal" w:hAnsi="思源黑体 CN Normal"/>
+                <w:rFonts w:ascii="思源黑体 CN Normal" w:eastAsia="思源黑体 CN Normal" w:hAnsi="思源黑体 CN Normal" w:hint="eastAsia"/>
                 <w:sz w:val="18"/>
                 <w:szCs w:val="18"/>
               </w:rPr>
@@ -18811,7 +18835,7 @@
               <w:spacing w:line="240" w:lineRule="atLeast"/>
               <w:jc w:val="center"/>
               <w:rPr>
-                <w:rFonts w:ascii="思源黑体 CN Normal" w:eastAsia="思源黑体 CN Normal" w:hAnsi="思源黑体 CN Normal" w:cs="思源黑体 CN Light"/>
+                <w:rFonts w:ascii="思源黑体 CN Normal" w:eastAsia="思源黑体 CN Normal" w:hAnsi="思源黑体 CN Normal" w:cs="思源黑体 CN Light" w:hint="eastAsia"/>
                 <w:kern w:val="0"/>
                 <w:sz w:val="18"/>
                 <w:szCs w:val="18"/>
@@ -18836,7 +18860,7 @@
               <w:spacing w:line="240" w:lineRule="atLeast"/>
               <w:jc w:val="center"/>
               <w:rPr>
-                <w:rFonts w:ascii="思源黑体 CN Normal" w:eastAsia="思源黑体 CN Normal" w:hAnsi="思源黑体 CN Normal"/>
+                <w:rFonts w:ascii="思源黑体 CN Normal" w:eastAsia="思源黑体 CN Normal" w:hAnsi="思源黑体 CN Normal" w:hint="eastAsia"/>
                 <w:sz w:val="18"/>
                 <w:szCs w:val="18"/>
               </w:rPr>
@@ -18854,7 +18878,7 @@
               <w:spacing w:line="240" w:lineRule="atLeast"/>
               <w:jc w:val="center"/>
               <w:rPr>
-                <w:rFonts w:ascii="思源黑体 CN Normal" w:eastAsia="思源黑体 CN Normal" w:hAnsi="思源黑体 CN Normal"/>
+                <w:rFonts w:ascii="思源黑体 CN Normal" w:eastAsia="思源黑体 CN Normal" w:hAnsi="思源黑体 CN Normal" w:hint="eastAsia"/>
                 <w:sz w:val="18"/>
                 <w:szCs w:val="18"/>
               </w:rPr>
@@ -18880,7 +18904,7 @@
               <w:spacing w:line="240" w:lineRule="atLeast"/>
               <w:jc w:val="center"/>
               <w:rPr>
-                <w:rFonts w:ascii="思源黑体 CN Normal" w:eastAsia="思源黑体 CN Normal" w:hAnsi="思源黑体 CN Normal"/>
+                <w:rFonts w:ascii="思源黑体 CN Normal" w:eastAsia="思源黑体 CN Normal" w:hAnsi="思源黑体 CN Normal" w:hint="eastAsia"/>
                 <w:sz w:val="18"/>
                 <w:szCs w:val="18"/>
               </w:rPr>
@@ -18933,7 +18957,7 @@
               <w:spacing w:line="240" w:lineRule="atLeast"/>
               <w:jc w:val="center"/>
               <w:rPr>
-                <w:rFonts w:ascii="思源黑体 CN Normal" w:eastAsia="思源黑体 CN Normal" w:hAnsi="思源黑体 CN Normal"/>
+                <w:rFonts w:ascii="思源黑体 CN Normal" w:eastAsia="思源黑体 CN Normal" w:hAnsi="思源黑体 CN Normal" w:hint="eastAsia"/>
                 <w:sz w:val="18"/>
                 <w:szCs w:val="18"/>
               </w:rPr>
@@ -18975,7 +18999,7 @@
               <w:spacing w:line="240" w:lineRule="atLeast"/>
               <w:jc w:val="center"/>
               <w:rPr>
-                <w:rFonts w:ascii="思源黑体 CN Normal" w:eastAsia="思源黑体 CN Normal" w:hAnsi="思源黑体 CN Normal" w:cs="Times New Roman"/>
+                <w:rFonts w:ascii="思源黑体 CN Normal" w:eastAsia="思源黑体 CN Normal" w:hAnsi="思源黑体 CN Normal" w:cs="Times New Roman" w:hint="eastAsia"/>
                 <w:kern w:val="0"/>
                 <w:sz w:val="18"/>
                 <w:szCs w:val="18"/>
@@ -18999,6 +19023,9 @@
             <w:pPr>
               <w:spacing w:line="240" w:lineRule="atLeast"/>
               <w:jc w:val="center"/>
+              <w:rPr>
+                <w:rFonts w:hint="eastAsia"/>
+              </w:rPr>
             </w:pPr>
           </w:p>
         </w:tc>
@@ -19012,6 +19039,9 @@
             <w:pPr>
               <w:spacing w:line="240" w:lineRule="atLeast"/>
               <w:jc w:val="center"/>
+              <w:rPr>
+                <w:rFonts w:hint="eastAsia"/>
+              </w:rPr>
             </w:pPr>
           </w:p>
         </w:tc>
@@ -19025,6 +19055,9 @@
             <w:pPr>
               <w:spacing w:line="240" w:lineRule="atLeast"/>
               <w:jc w:val="center"/>
+              <w:rPr>
+                <w:rFonts w:hint="eastAsia"/>
+              </w:rPr>
             </w:pPr>
           </w:p>
         </w:tc>
@@ -19058,7 +19091,7 @@
               <w:spacing w:line="240" w:lineRule="atLeast"/>
               <w:jc w:val="center"/>
               <w:rPr>
-                <w:rFonts w:ascii="思源黑体 CN Normal" w:eastAsia="思源黑体 CN Normal" w:hAnsi="思源黑体 CN Normal"/>
+                <w:rFonts w:ascii="思源黑体 CN Normal" w:eastAsia="思源黑体 CN Normal" w:hAnsi="思源黑体 CN Normal" w:hint="eastAsia"/>
                 <w:sz w:val="18"/>
                 <w:szCs w:val="18"/>
               </w:rPr>
@@ -19100,7 +19133,7 @@
               <w:spacing w:line="240" w:lineRule="atLeast"/>
               <w:jc w:val="center"/>
               <w:rPr>
-                <w:rFonts w:ascii="思源黑体 CN Normal" w:eastAsia="思源黑体 CN Normal" w:hAnsi="思源黑体 CN Normal"/>
+                <w:rFonts w:ascii="思源黑体 CN Normal" w:eastAsia="思源黑体 CN Normal" w:hAnsi="思源黑体 CN Normal" w:hint="eastAsia"/>
                 <w:sz w:val="18"/>
                 <w:szCs w:val="18"/>
               </w:rPr>
@@ -19124,7 +19157,7 @@
               <w:spacing w:line="240" w:lineRule="atLeast"/>
               <w:jc w:val="center"/>
               <w:rPr>
-                <w:rFonts w:ascii="思源黑体 CN Normal" w:eastAsia="思源黑体 CN Normal" w:hAnsi="思源黑体 CN Normal"/>
+                <w:rFonts w:ascii="思源黑体 CN Normal" w:eastAsia="思源黑体 CN Normal" w:hAnsi="思源黑体 CN Normal" w:hint="eastAsia"/>
                 <w:sz w:val="18"/>
                 <w:szCs w:val="18"/>
                 <w:lang w:val="fr-FR"/>
@@ -19162,7 +19195,7 @@
               <w:spacing w:line="240" w:lineRule="atLeast"/>
               <w:jc w:val="center"/>
               <w:rPr>
-                <w:rFonts w:ascii="思源黑体 CN Normal" w:eastAsia="思源黑体 CN Normal" w:hAnsi="思源黑体 CN Normal"/>
+                <w:rFonts w:ascii="思源黑体 CN Normal" w:eastAsia="思源黑体 CN Normal" w:hAnsi="思源黑体 CN Normal" w:hint="eastAsia"/>
                 <w:sz w:val="18"/>
                 <w:szCs w:val="18"/>
                 <w:lang w:val="fr-FR"/>
@@ -19205,7 +19238,7 @@
               <w:spacing w:line="240" w:lineRule="atLeast"/>
               <w:jc w:val="center"/>
               <w:rPr>
-                <w:rFonts w:ascii="思源黑体 CN Normal" w:eastAsia="思源黑体 CN Normal" w:hAnsi="思源黑体 CN Normal"/>
+                <w:rFonts w:ascii="思源黑体 CN Normal" w:eastAsia="思源黑体 CN Normal" w:hAnsi="思源黑体 CN Normal" w:hint="eastAsia"/>
                 <w:sz w:val="18"/>
                 <w:szCs w:val="18"/>
                 <w:lang w:val="fr-FR"/>
@@ -19241,17 +19274,17 @@
               <w:spacing w:line="240" w:lineRule="atLeast"/>
               <w:jc w:val="center"/>
               <w:rPr>
-                <w:rFonts w:ascii="思源黑体 CN Normal" w:eastAsia="思源黑体 CN Normal" w:hAnsi="思源黑体 CN Normal"/>
-                <w:sz w:val="18"/>
-                <w:szCs w:val="18"/>
-              </w:rPr>
-            </w:pPr>
-            <w:r>
-              <w:rPr>
                 <w:rFonts w:ascii="思源黑体 CN Normal" w:eastAsia="思源黑体 CN Normal" w:hAnsi="思源黑体 CN Normal" w:hint="eastAsia"/>
                 <w:sz w:val="18"/>
                 <w:szCs w:val="18"/>
               </w:rPr>
+            </w:pPr>
+            <w:r>
+              <w:rPr>
+                <w:rFonts w:ascii="思源黑体 CN Normal" w:eastAsia="思源黑体 CN Normal" w:hAnsi="思源黑体 CN Normal" w:hint="eastAsia"/>
+                <w:sz w:val="18"/>
+                <w:szCs w:val="18"/>
+              </w:rPr>
               <w:t>≥4.3</w:t>
             </w:r>
           </w:p>
@@ -19266,7 +19299,7 @@
               <w:spacing w:line="240" w:lineRule="atLeast"/>
               <w:jc w:val="center"/>
               <w:rPr>
-                <w:rFonts w:ascii="思源黑体 CN Normal" w:eastAsia="思源黑体 CN Normal" w:hAnsi="思源黑体 CN Normal"/>
+                <w:rFonts w:ascii="思源黑体 CN Normal" w:eastAsia="思源黑体 CN Normal" w:hAnsi="思源黑体 CN Normal" w:hint="eastAsia"/>
                 <w:sz w:val="18"/>
                 <w:szCs w:val="18"/>
               </w:rPr>
@@ -19319,7 +19352,7 @@
               <w:ind w:firstLineChars="0" w:firstLine="0"/>
               <w:jc w:val="center"/>
               <w:rPr>
-                <w:rFonts w:ascii="思源黑体 CN Normal" w:eastAsia="思源黑体 CN Normal" w:hAnsi="思源黑体 CN Normal" w:cs="微软雅黑"/>
+                <w:rFonts w:ascii="思源黑体 CN Normal" w:eastAsia="思源黑体 CN Normal" w:hAnsi="思源黑体 CN Normal" w:cs="微软雅黑" w:hint="eastAsia"/>
                 <w:bCs/>
                 <w:sz w:val="18"/>
                 <w:szCs w:val="18"/>
@@ -19343,7 +19376,7 @@
               <w:ind w:firstLineChars="0" w:firstLine="0"/>
               <w:jc w:val="center"/>
               <w:rPr>
-                <w:rFonts w:ascii="思源黑体 CN Normal" w:eastAsia="思源黑体 CN Normal" w:hAnsi="思源黑体 CN Normal" w:cs="微软雅黑"/>
+                <w:rFonts w:ascii="思源黑体 CN Normal" w:eastAsia="思源黑体 CN Normal" w:hAnsi="思源黑体 CN Normal" w:cs="微软雅黑" w:hint="eastAsia"/>
                 <w:bCs/>
                 <w:sz w:val="18"/>
                 <w:szCs w:val="18"/>
@@ -19367,7 +19400,7 @@
               <w:ind w:firstLineChars="0" w:firstLine="0"/>
               <w:jc w:val="center"/>
               <w:rPr>
-                <w:rFonts w:ascii="思源黑体 CN Normal" w:eastAsia="思源黑体 CN Normal" w:hAnsi="思源黑体 CN Normal" w:cs="微软雅黑"/>
+                <w:rFonts w:ascii="思源黑体 CN Normal" w:eastAsia="思源黑体 CN Normal" w:hAnsi="思源黑体 CN Normal" w:cs="微软雅黑" w:hint="eastAsia"/>
                 <w:bCs/>
                 <w:sz w:val="18"/>
                 <w:szCs w:val="18"/>
@@ -19391,7 +19424,7 @@
               <w:ind w:firstLineChars="0" w:firstLine="0"/>
               <w:jc w:val="center"/>
               <w:rPr>
-                <w:rFonts w:ascii="思源黑体 CN Normal" w:eastAsia="思源黑体 CN Normal" w:hAnsi="思源黑体 CN Normal" w:cs="微软雅黑"/>
+                <w:rFonts w:ascii="思源黑体 CN Normal" w:eastAsia="思源黑体 CN Normal" w:hAnsi="思源黑体 CN Normal" w:cs="微软雅黑" w:hint="eastAsia"/>
                 <w:bCs/>
                 <w:sz w:val="18"/>
                 <w:szCs w:val="18"/>
@@ -19412,7 +19445,7 @@
               <w:spacing w:line="240" w:lineRule="atLeast"/>
               <w:jc w:val="center"/>
               <w:rPr>
-                <w:rFonts w:ascii="思源黑体 CN Normal" w:eastAsia="思源黑体 CN Normal" w:hAnsi="思源黑体 CN Normal" w:cs="Times New Roman"/>
+                <w:rFonts w:ascii="思源黑体 CN Normal" w:eastAsia="思源黑体 CN Normal" w:hAnsi="思源黑体 CN Normal" w:cs="Times New Roman" w:hint="eastAsia"/>
                 <w:kern w:val="0"/>
                 <w:sz w:val="18"/>
                 <w:szCs w:val="18"/>
@@ -19446,7 +19479,7 @@
               <w:spacing w:line="240" w:lineRule="atLeast"/>
               <w:jc w:val="center"/>
               <w:rPr>
-                <w:rFonts w:ascii="思源黑体 CN Normal" w:eastAsia="思源黑体 CN Normal" w:hAnsi="思源黑体 CN Normal"/>
+                <w:rFonts w:ascii="思源黑体 CN Normal" w:eastAsia="思源黑体 CN Normal" w:hAnsi="思源黑体 CN Normal" w:hint="eastAsia"/>
                 <w:sz w:val="18"/>
                 <w:szCs w:val="18"/>
                 <w:lang w:val="fr-FR"/>
@@ -19465,7 +19498,7 @@
               <w:spacing w:line="240" w:lineRule="atLeast"/>
               <w:jc w:val="center"/>
               <w:rPr>
-                <w:rFonts w:ascii="思源黑体 CN Normal" w:eastAsia="思源黑体 CN Normal" w:hAnsi="思源黑体 CN Normal"/>
+                <w:rFonts w:ascii="思源黑体 CN Normal" w:eastAsia="思源黑体 CN Normal" w:hAnsi="思源黑体 CN Normal" w:hint="eastAsia"/>
                 <w:sz w:val="18"/>
                 <w:szCs w:val="18"/>
               </w:rPr>
@@ -19483,7 +19516,7 @@
               <w:spacing w:line="240" w:lineRule="atLeast"/>
               <w:jc w:val="center"/>
               <w:rPr>
-                <w:rFonts w:ascii="思源黑体 CN Normal" w:eastAsia="思源黑体 CN Normal" w:hAnsi="思源黑体 CN Normal"/>
+                <w:rFonts w:ascii="思源黑体 CN Normal" w:eastAsia="思源黑体 CN Normal" w:hAnsi="思源黑体 CN Normal" w:hint="eastAsia"/>
                 <w:sz w:val="18"/>
                 <w:szCs w:val="18"/>
               </w:rPr>
@@ -19501,7 +19534,7 @@
               <w:spacing w:line="240" w:lineRule="atLeast"/>
               <w:jc w:val="center"/>
               <w:rPr>
-                <w:rFonts w:ascii="思源黑体 CN Normal" w:eastAsia="思源黑体 CN Normal" w:hAnsi="思源黑体 CN Normal"/>
+                <w:rFonts w:ascii="思源黑体 CN Normal" w:eastAsia="思源黑体 CN Normal" w:hAnsi="思源黑体 CN Normal" w:hint="eastAsia"/>
                 <w:sz w:val="18"/>
                 <w:szCs w:val="18"/>
               </w:rPr>
@@ -19518,7 +19551,7 @@
               <w:spacing w:line="240" w:lineRule="atLeast"/>
               <w:jc w:val="center"/>
               <w:rPr>
-                <w:rFonts w:ascii="思源黑体 CN Normal" w:eastAsia="思源黑体 CN Normal" w:hAnsi="思源黑体 CN Normal"/>
+                <w:rFonts w:ascii="思源黑体 CN Normal" w:eastAsia="思源黑体 CN Normal" w:hAnsi="思源黑体 CN Normal" w:hint="eastAsia"/>
                 <w:sz w:val="18"/>
                 <w:szCs w:val="18"/>
               </w:rPr>
@@ -19560,7 +19593,7 @@
               <w:spacing w:line="240" w:lineRule="atLeast"/>
               <w:jc w:val="center"/>
               <w:rPr>
-                <w:rFonts w:ascii="思源黑体 CN Normal" w:eastAsia="思源黑体 CN Normal" w:hAnsi="思源黑体 CN Normal" w:cs="Times New Roman"/>
+                <w:rFonts w:ascii="思源黑体 CN Normal" w:eastAsia="思源黑体 CN Normal" w:hAnsi="思源黑体 CN Normal" w:cs="Times New Roman" w:hint="eastAsia"/>
                 <w:kern w:val="0"/>
                 <w:sz w:val="18"/>
                 <w:szCs w:val="18"/>
@@ -19585,7 +19618,7 @@
               <w:spacing w:line="240" w:lineRule="atLeast"/>
               <w:jc w:val="center"/>
               <w:rPr>
-                <w:rFonts w:ascii="思源黑体 CN Normal" w:eastAsia="思源黑体 CN Normal" w:hAnsi="思源黑体 CN Normal"/>
+                <w:rFonts w:ascii="思源黑体 CN Normal" w:eastAsia="思源黑体 CN Normal" w:hAnsi="思源黑体 CN Normal" w:hint="eastAsia"/>
                 <w:sz w:val="18"/>
                 <w:szCs w:val="18"/>
               </w:rPr>
@@ -19603,7 +19636,7 @@
               <w:spacing w:line="240" w:lineRule="atLeast"/>
               <w:jc w:val="center"/>
               <w:rPr>
-                <w:rFonts w:ascii="思源黑体 CN Normal" w:eastAsia="思源黑体 CN Normal" w:hAnsi="思源黑体 CN Normal"/>
+                <w:rFonts w:ascii="思源黑体 CN Normal" w:eastAsia="思源黑体 CN Normal" w:hAnsi="思源黑体 CN Normal" w:hint="eastAsia"/>
                 <w:sz w:val="18"/>
                 <w:szCs w:val="18"/>
               </w:rPr>
@@ -19620,7 +19653,7 @@
               <w:spacing w:line="240" w:lineRule="atLeast"/>
               <w:jc w:val="center"/>
               <w:rPr>
-                <w:rFonts w:ascii="思源黑体 CN Normal" w:eastAsia="思源黑体 CN Normal" w:hAnsi="思源黑体 CN Normal"/>
+                <w:rFonts w:ascii="思源黑体 CN Normal" w:eastAsia="思源黑体 CN Normal" w:hAnsi="思源黑体 CN Normal" w:hint="eastAsia"/>
                 <w:sz w:val="18"/>
                 <w:szCs w:val="18"/>
                 <w:lang w:val="fr-FR"/>
@@ -19663,7 +19696,7 @@
               <w:spacing w:line="240" w:lineRule="atLeast"/>
               <w:jc w:val="center"/>
               <w:rPr>
-                <w:rFonts w:ascii="思源黑体 CN Normal" w:eastAsia="思源黑体 CN Normal" w:hAnsi="思源黑体 CN Normal"/>
+                <w:rFonts w:ascii="思源黑体 CN Normal" w:eastAsia="思源黑体 CN Normal" w:hAnsi="思源黑体 CN Normal" w:hint="eastAsia"/>
                 <w:sz w:val="18"/>
                 <w:szCs w:val="18"/>
                 <w:lang w:val="fr-FR"/>
@@ -19689,7 +19722,7 @@
               <w:spacing w:line="240" w:lineRule="atLeast"/>
               <w:jc w:val="center"/>
               <w:rPr>
-                <w:rFonts w:ascii="思源黑体 CN Normal" w:eastAsia="思源黑体 CN Normal" w:hAnsi="思源黑体 CN Normal"/>
+                <w:rFonts w:ascii="思源黑体 CN Normal" w:eastAsia="思源黑体 CN Normal" w:hAnsi="思源黑体 CN Normal" w:hint="eastAsia"/>
                 <w:sz w:val="18"/>
                 <w:szCs w:val="18"/>
                 <w:lang w:val="fr-FR"/>
@@ -19716,7 +19749,7 @@
               <w:spacing w:line="240" w:lineRule="atLeast"/>
               <w:jc w:val="center"/>
               <w:rPr>
-                <w:rFonts w:ascii="思源黑体 CN Normal" w:eastAsia="思源黑体 CN Normal" w:hAnsi="思源黑体 CN Normal" w:cs="Times New Roman"/>
+                <w:rFonts w:ascii="思源黑体 CN Normal" w:eastAsia="思源黑体 CN Normal" w:hAnsi="思源黑体 CN Normal" w:cs="Times New Roman" w:hint="eastAsia"/>
                 <w:kern w:val="0"/>
                 <w:sz w:val="18"/>
                 <w:szCs w:val="18"/>
@@ -19742,7 +19775,7 @@
               <w:spacing w:line="240" w:lineRule="atLeast"/>
               <w:jc w:val="center"/>
               <w:rPr>
-                <w:rFonts w:ascii="思源黑体 CN Normal" w:eastAsia="思源黑体 CN Normal" w:hAnsi="思源黑体 CN Normal"/>
+                <w:rFonts w:ascii="思源黑体 CN Normal" w:eastAsia="思源黑体 CN Normal" w:hAnsi="思源黑体 CN Normal" w:hint="eastAsia"/>
                 <w:sz w:val="18"/>
                 <w:szCs w:val="18"/>
                 <w:lang w:val="fr-FR"/>
@@ -19761,49 +19794,49 @@
               <w:spacing w:line="240" w:lineRule="atLeast"/>
               <w:jc w:val="center"/>
               <w:rPr>
+                <w:rFonts w:ascii="思源黑体 CN Normal" w:eastAsia="思源黑体 CN Normal" w:hAnsi="思源黑体 CN Normal" w:hint="eastAsia"/>
+                <w:sz w:val="18"/>
+                <w:szCs w:val="18"/>
+                <w:lang w:val="fr-FR"/>
+              </w:rPr>
+            </w:pPr>
+            <w:r>
+              <w:rPr>
+                <w:rFonts w:ascii="思源黑体 CN Normal" w:eastAsia="思源黑体 CN Normal" w:hAnsi="思源黑体 CN Normal" w:hint="eastAsia"/>
+                <w:sz w:val="18"/>
+                <w:szCs w:val="18"/>
+              </w:rPr>
+              <w:t>DNA</w:t>
+            </w:r>
+            <w:r>
+              <w:rPr>
                 <w:rFonts w:ascii="思源黑体 CN Normal" w:eastAsia="思源黑体 CN Normal" w:hAnsi="思源黑体 CN Normal"/>
                 <w:sz w:val="18"/>
                 <w:szCs w:val="18"/>
-                <w:lang w:val="fr-FR"/>
-              </w:rPr>
-            </w:pPr>
+              </w:rPr>
+              <w:t>总</w:t>
+            </w:r>
             <w:r>
               <w:rPr>
                 <w:rFonts w:ascii="思源黑体 CN Normal" w:eastAsia="思源黑体 CN Normal" w:hAnsi="思源黑体 CN Normal" w:hint="eastAsia"/>
                 <w:sz w:val="18"/>
                 <w:szCs w:val="18"/>
               </w:rPr>
-              <w:t>DNA</w:t>
-            </w:r>
-            <w:r>
-              <w:rPr>
-                <w:rFonts w:ascii="思源黑体 CN Normal" w:eastAsia="思源黑体 CN Normal" w:hAnsi="思源黑体 CN Normal"/>
-                <w:sz w:val="18"/>
-                <w:szCs w:val="18"/>
-              </w:rPr>
-              <w:t>总</w:t>
-            </w:r>
-            <w:r>
+              <w:t>量（ng）</w:t>
+            </w:r>
+          </w:p>
+        </w:tc>
+        <w:tc>
+          <w:tcPr>
+            <w:tcW w:w="1711" w:type="dxa"/>
+            <w:vAlign w:val="center"/>
+          </w:tcPr>
+          <w:p>
+            <w:pPr>
+              <w:spacing w:line="240" w:lineRule="atLeast"/>
+              <w:jc w:val="center"/>
               <w:rPr>
                 <w:rFonts w:ascii="思源黑体 CN Normal" w:eastAsia="思源黑体 CN Normal" w:hAnsi="思源黑体 CN Normal" w:hint="eastAsia"/>
-                <w:sz w:val="18"/>
-                <w:szCs w:val="18"/>
-              </w:rPr>
-              <w:t>量（ng）</w:t>
-            </w:r>
-          </w:p>
-        </w:tc>
-        <w:tc>
-          <w:tcPr>
-            <w:tcW w:w="1711" w:type="dxa"/>
-            <w:vAlign w:val="center"/>
-          </w:tcPr>
-          <w:p>
-            <w:pPr>
-              <w:spacing w:line="240" w:lineRule="atLeast"/>
-              <w:jc w:val="center"/>
-              <w:rPr>
-                <w:rFonts w:ascii="思源黑体 CN Normal" w:eastAsia="思源黑体 CN Normal" w:hAnsi="思源黑体 CN Normal"/>
                 <w:sz w:val="18"/>
                 <w:szCs w:val="18"/>
               </w:rPr>
@@ -19838,17 +19871,17 @@
               <w:spacing w:line="240" w:lineRule="atLeast"/>
               <w:jc w:val="center"/>
               <w:rPr>
-                <w:rFonts w:ascii="思源黑体 CN Normal" w:eastAsia="思源黑体 CN Normal" w:hAnsi="思源黑体 CN Normal"/>
-                <w:sz w:val="18"/>
-                <w:szCs w:val="18"/>
-              </w:rPr>
-            </w:pPr>
-            <w:r>
-              <w:rPr>
                 <w:rFonts w:ascii="思源黑体 CN Normal" w:eastAsia="思源黑体 CN Normal" w:hAnsi="思源黑体 CN Normal" w:hint="eastAsia"/>
                 <w:sz w:val="18"/>
                 <w:szCs w:val="18"/>
               </w:rPr>
+            </w:pPr>
+            <w:r>
+              <w:rPr>
+                <w:rFonts w:ascii="思源黑体 CN Normal" w:eastAsia="思源黑体 CN Normal" w:hAnsi="思源黑体 CN Normal" w:hint="eastAsia"/>
+                <w:sz w:val="18"/>
+                <w:szCs w:val="18"/>
+              </w:rPr>
               <w:t>≥30</w:t>
             </w:r>
           </w:p>
@@ -19863,7 +19896,7 @@
               <w:spacing w:line="240" w:lineRule="atLeast"/>
               <w:jc w:val="center"/>
               <w:rPr>
-                <w:rFonts w:ascii="思源黑体 CN Normal" w:eastAsia="思源黑体 CN Normal" w:hAnsi="思源黑体 CN Normal"/>
+                <w:rFonts w:ascii="思源黑体 CN Normal" w:eastAsia="思源黑体 CN Normal" w:hAnsi="思源黑体 CN Normal" w:hint="eastAsia"/>
                 <w:sz w:val="18"/>
                 <w:szCs w:val="18"/>
               </w:rPr>
@@ -19900,7 +19933,7 @@
               <w:ind w:firstLineChars="0" w:firstLine="0"/>
               <w:jc w:val="center"/>
               <w:rPr>
-                <w:rFonts w:ascii="思源黑体 CN Normal" w:eastAsia="思源黑体 CN Normal" w:hAnsi="思源黑体 CN Normal" w:cs="微软雅黑"/>
+                <w:rFonts w:ascii="思源黑体 CN Normal" w:eastAsia="思源黑体 CN Normal" w:hAnsi="思源黑体 CN Normal" w:cs="微软雅黑" w:hint="eastAsia"/>
                 <w:bCs/>
                 <w:sz w:val="18"/>
                 <w:szCs w:val="18"/>
@@ -19924,7 +19957,7 @@
               <w:ind w:firstLineChars="0" w:firstLine="0"/>
               <w:jc w:val="center"/>
               <w:rPr>
-                <w:rFonts w:ascii="思源黑体 CN Normal" w:eastAsia="思源黑体 CN Normal" w:hAnsi="思源黑体 CN Normal" w:cs="微软雅黑"/>
+                <w:rFonts w:ascii="思源黑体 CN Normal" w:eastAsia="思源黑体 CN Normal" w:hAnsi="思源黑体 CN Normal" w:cs="微软雅黑" w:hint="eastAsia"/>
                 <w:bCs/>
                 <w:sz w:val="18"/>
                 <w:szCs w:val="18"/>
@@ -19948,7 +19981,7 @@
               <w:ind w:firstLineChars="0" w:firstLine="0"/>
               <w:jc w:val="center"/>
               <w:rPr>
-                <w:rFonts w:ascii="思源黑体 CN Normal" w:eastAsia="思源黑体 CN Normal" w:hAnsi="思源黑体 CN Normal" w:cs="微软雅黑"/>
+                <w:rFonts w:ascii="思源黑体 CN Normal" w:eastAsia="思源黑体 CN Normal" w:hAnsi="思源黑体 CN Normal" w:cs="微软雅黑" w:hint="eastAsia"/>
                 <w:bCs/>
                 <w:sz w:val="18"/>
                 <w:szCs w:val="18"/>
@@ -19972,7 +20005,7 @@
               <w:ind w:firstLineChars="0" w:firstLine="0"/>
               <w:jc w:val="center"/>
               <w:rPr>
-                <w:rFonts w:ascii="思源黑体 CN Normal" w:eastAsia="思源黑体 CN Normal" w:hAnsi="思源黑体 CN Normal" w:cs="微软雅黑"/>
+                <w:rFonts w:ascii="思源黑体 CN Normal" w:eastAsia="思源黑体 CN Normal" w:hAnsi="思源黑体 CN Normal" w:cs="微软雅黑" w:hint="eastAsia"/>
                 <w:bCs/>
                 <w:sz w:val="18"/>
                 <w:szCs w:val="18"/>
@@ -19993,7 +20026,7 @@
               <w:spacing w:line="240" w:lineRule="atLeast"/>
               <w:jc w:val="center"/>
               <w:rPr>
-                <w:rFonts w:ascii="思源黑体 CN Normal" w:eastAsia="思源黑体 CN Normal" w:hAnsi="思源黑体 CN Normal" w:cs="Times New Roman"/>
+                <w:rFonts w:ascii="思源黑体 CN Normal" w:eastAsia="思源黑体 CN Normal" w:hAnsi="思源黑体 CN Normal" w:cs="Times New Roman" w:hint="eastAsia"/>
                 <w:kern w:val="0"/>
                 <w:sz w:val="18"/>
                 <w:szCs w:val="18"/>
@@ -20027,7 +20060,7 @@
               <w:spacing w:line="240" w:lineRule="atLeast"/>
               <w:jc w:val="center"/>
               <w:rPr>
-                <w:rFonts w:ascii="思源黑体 CN Normal" w:eastAsia="思源黑体 CN Normal" w:hAnsi="思源黑体 CN Normal"/>
+                <w:rFonts w:ascii="思源黑体 CN Normal" w:eastAsia="思源黑体 CN Normal" w:hAnsi="思源黑体 CN Normal" w:hint="eastAsia"/>
                 <w:sz w:val="18"/>
                 <w:szCs w:val="18"/>
               </w:rPr>
@@ -20045,7 +20078,7 @@
               <w:spacing w:line="240" w:lineRule="atLeast"/>
               <w:jc w:val="center"/>
               <w:rPr>
-                <w:rFonts w:ascii="思源黑体 CN Normal" w:eastAsia="思源黑体 CN Normal" w:hAnsi="思源黑体 CN Normal"/>
+                <w:rFonts w:ascii="思源黑体 CN Normal" w:eastAsia="思源黑体 CN Normal" w:hAnsi="思源黑体 CN Normal" w:hint="eastAsia"/>
                 <w:sz w:val="18"/>
                 <w:szCs w:val="18"/>
               </w:rPr>
@@ -20062,7 +20095,7 @@
               <w:spacing w:line="240" w:lineRule="atLeast"/>
               <w:jc w:val="center"/>
               <w:rPr>
-                <w:rFonts w:ascii="思源黑体 CN Normal" w:eastAsia="思源黑体 CN Normal" w:hAnsi="思源黑体 CN Normal"/>
+                <w:rFonts w:ascii="思源黑体 CN Normal" w:eastAsia="思源黑体 CN Normal" w:hAnsi="思源黑体 CN Normal" w:hint="eastAsia"/>
                 <w:sz w:val="18"/>
                 <w:szCs w:val="18"/>
               </w:rPr>
@@ -20105,7 +20138,7 @@
               <w:spacing w:line="240" w:lineRule="atLeast"/>
               <w:jc w:val="center"/>
               <w:rPr>
-                <w:rFonts w:ascii="思源黑体 CN Normal" w:eastAsia="思源黑体 CN Normal" w:hAnsi="思源黑体 CN Normal"/>
+                <w:rFonts w:ascii="思源黑体 CN Normal" w:eastAsia="思源黑体 CN Normal" w:hAnsi="思源黑体 CN Normal" w:hint="eastAsia"/>
                 <w:sz w:val="18"/>
                 <w:szCs w:val="18"/>
               </w:rPr>
@@ -20122,7 +20155,7 @@
               <w:spacing w:line="240" w:lineRule="atLeast"/>
               <w:jc w:val="center"/>
               <w:rPr>
-                <w:rFonts w:ascii="思源黑体 CN Normal" w:eastAsia="思源黑体 CN Normal" w:hAnsi="思源黑体 CN Normal"/>
+                <w:rFonts w:ascii="思源黑体 CN Normal" w:eastAsia="思源黑体 CN Normal" w:hAnsi="思源黑体 CN Normal" w:hint="eastAsia"/>
                 <w:sz w:val="18"/>
                 <w:szCs w:val="18"/>
               </w:rPr>
@@ -20172,7 +20205,7 @@
               <w:spacing w:line="240" w:lineRule="atLeast"/>
               <w:jc w:val="center"/>
               <w:rPr>
-                <w:rFonts w:ascii="思源黑体 CN Normal" w:eastAsia="思源黑体 CN Normal" w:hAnsi="思源黑体 CN Normal" w:cs="Times New Roman"/>
+                <w:rFonts w:ascii="思源黑体 CN Normal" w:eastAsia="思源黑体 CN Normal" w:hAnsi="思源黑体 CN Normal" w:cs="Times New Roman" w:hint="eastAsia"/>
                 <w:kern w:val="0"/>
                 <w:sz w:val="18"/>
                 <w:szCs w:val="18"/>
@@ -20197,7 +20230,7 @@
               <w:spacing w:line="240" w:lineRule="atLeast"/>
               <w:jc w:val="center"/>
               <w:rPr>
-                <w:rFonts w:ascii="思源黑体 CN Normal" w:eastAsia="思源黑体 CN Normal" w:hAnsi="思源黑体 CN Normal"/>
+                <w:rFonts w:ascii="思源黑体 CN Normal" w:eastAsia="思源黑体 CN Normal" w:hAnsi="思源黑体 CN Normal" w:hint="eastAsia"/>
                 <w:sz w:val="18"/>
                 <w:szCs w:val="18"/>
               </w:rPr>
@@ -20223,7 +20256,7 @@
               <w:spacing w:line="240" w:lineRule="atLeast"/>
               <w:jc w:val="center"/>
               <w:rPr>
-                <w:rFonts w:ascii="思源黑体 CN Normal" w:eastAsia="思源黑体 CN Normal" w:hAnsi="思源黑体 CN Normal"/>
+                <w:rFonts w:ascii="思源黑体 CN Normal" w:eastAsia="思源黑体 CN Normal" w:hAnsi="思源黑体 CN Normal" w:hint="eastAsia"/>
                 <w:sz w:val="18"/>
                 <w:szCs w:val="18"/>
               </w:rPr>
@@ -20249,7 +20282,7 @@
               <w:spacing w:line="240" w:lineRule="atLeast"/>
               <w:jc w:val="center"/>
               <w:rPr>
-                <w:rFonts w:ascii="思源黑体 CN Normal" w:eastAsia="思源黑体 CN Normal" w:hAnsi="思源黑体 CN Normal"/>
+                <w:rFonts w:ascii="思源黑体 CN Normal" w:eastAsia="思源黑体 CN Normal" w:hAnsi="思源黑体 CN Normal" w:hint="eastAsia"/>
                 <w:sz w:val="18"/>
                 <w:szCs w:val="18"/>
               </w:rPr>
@@ -20275,17 +20308,17 @@
               <w:spacing w:line="240" w:lineRule="atLeast"/>
               <w:jc w:val="center"/>
               <w:rPr>
-                <w:rFonts w:ascii="思源黑体 CN Normal" w:eastAsia="思源黑体 CN Normal" w:hAnsi="思源黑体 CN Normal"/>
-                <w:sz w:val="18"/>
-                <w:szCs w:val="18"/>
-              </w:rPr>
-            </w:pPr>
-            <w:r>
-              <w:rPr>
                 <w:rFonts w:ascii="思源黑体 CN Normal" w:eastAsia="思源黑体 CN Normal" w:hAnsi="思源黑体 CN Normal" w:hint="eastAsia"/>
                 <w:sz w:val="18"/>
                 <w:szCs w:val="18"/>
               </w:rPr>
+            </w:pPr>
+            <w:r>
+              <w:rPr>
+                <w:rFonts w:ascii="思源黑体 CN Normal" w:eastAsia="思源黑体 CN Normal" w:hAnsi="思源黑体 CN Normal" w:hint="eastAsia"/>
+                <w:sz w:val="18"/>
+                <w:szCs w:val="18"/>
+              </w:rPr>
               <w:t>/</w:t>
             </w:r>
           </w:p>
@@ -20300,7 +20333,7 @@
               <w:spacing w:line="240" w:lineRule="atLeast"/>
               <w:jc w:val="center"/>
               <w:rPr>
-                <w:rFonts w:ascii="思源黑体 CN Normal" w:eastAsia="思源黑体 CN Normal" w:hAnsi="思源黑体 CN Normal"/>
+                <w:rFonts w:ascii="思源黑体 CN Normal" w:eastAsia="思源黑体 CN Normal" w:hAnsi="思源黑体 CN Normal" w:hint="eastAsia"/>
                 <w:sz w:val="18"/>
                 <w:szCs w:val="18"/>
               </w:rPr>
@@ -20353,7 +20386,7 @@
               <w:ind w:firstLineChars="0" w:firstLine="0"/>
               <w:jc w:val="center"/>
               <w:rPr>
-                <w:rFonts w:ascii="思源黑体 CN Normal" w:eastAsia="思源黑体 CN Normal" w:hAnsi="思源黑体 CN Normal" w:cs="微软雅黑"/>
+                <w:rFonts w:ascii="思源黑体 CN Normal" w:eastAsia="思源黑体 CN Normal" w:hAnsi="思源黑体 CN Normal" w:cs="微软雅黑" w:hint="eastAsia"/>
                 <w:sz w:val="18"/>
                 <w:szCs w:val="18"/>
               </w:rPr>
@@ -20408,7 +20441,7 @@
               <w:ind w:firstLineChars="0" w:firstLine="0"/>
               <w:jc w:val="center"/>
               <w:rPr>
-                <w:rFonts w:ascii="思源黑体 CN Normal" w:eastAsia="思源黑体 CN Normal" w:hAnsi="思源黑体 CN Normal" w:cs="微软雅黑"/>
+                <w:rFonts w:ascii="思源黑体 CN Normal" w:eastAsia="思源黑体 CN Normal" w:hAnsi="思源黑体 CN Normal" w:cs="微软雅黑" w:hint="eastAsia"/>
                 <w:sz w:val="18"/>
                 <w:szCs w:val="18"/>
               </w:rPr>
@@ -20446,7 +20479,7 @@
               <w:ind w:firstLineChars="0" w:firstLine="0"/>
               <w:jc w:val="center"/>
               <w:rPr>
-                <w:rFonts w:ascii="思源黑体 CN Normal" w:eastAsia="思源黑体 CN Normal" w:hAnsi="思源黑体 CN Normal" w:cs="微软雅黑"/>
+                <w:rFonts w:ascii="思源黑体 CN Normal" w:eastAsia="思源黑体 CN Normal" w:hAnsi="思源黑体 CN Normal" w:cs="微软雅黑" w:hint="eastAsia"/>
                 <w:sz w:val="18"/>
                 <w:szCs w:val="18"/>
               </w:rPr>
@@ -20476,7 +20509,7 @@
               <w:ind w:firstLineChars="0" w:firstLine="0"/>
               <w:jc w:val="center"/>
               <w:rPr>
-                <w:rFonts w:ascii="思源黑体 CN Normal" w:eastAsia="思源黑体 CN Normal" w:hAnsi="思源黑体 CN Normal" w:cs="微软雅黑"/>
+                <w:rFonts w:ascii="思源黑体 CN Normal" w:eastAsia="思源黑体 CN Normal" w:hAnsi="思源黑体 CN Normal" w:cs="微软雅黑" w:hint="eastAsia"/>
                 <w:sz w:val="18"/>
                 <w:szCs w:val="18"/>
               </w:rPr>
@@ -20495,7 +20528,7 @@
               <w:spacing w:line="240" w:lineRule="atLeast"/>
               <w:jc w:val="center"/>
               <w:rPr>
-                <w:rFonts w:ascii="思源黑体 CN Normal" w:eastAsia="思源黑体 CN Normal" w:hAnsi="思源黑体 CN Normal" w:cs="Times New Roman"/>
+                <w:rFonts w:ascii="思源黑体 CN Normal" w:eastAsia="思源黑体 CN Normal" w:hAnsi="思源黑体 CN Normal" w:cs="Times New Roman" w:hint="eastAsia"/>
                 <w:kern w:val="0"/>
                 <w:sz w:val="18"/>
                 <w:szCs w:val="18"/>
@@ -20529,7 +20562,7 @@
               <w:spacing w:line="240" w:lineRule="atLeast"/>
               <w:jc w:val="center"/>
               <w:rPr>
-                <w:rFonts w:ascii="思源黑体 CN Normal" w:eastAsia="思源黑体 CN Normal" w:hAnsi="思源黑体 CN Normal"/>
+                <w:rFonts w:ascii="思源黑体 CN Normal" w:eastAsia="思源黑体 CN Normal" w:hAnsi="思源黑体 CN Normal" w:hint="eastAsia"/>
                 <w:sz w:val="18"/>
                 <w:szCs w:val="18"/>
               </w:rPr>
@@ -20547,7 +20580,7 @@
               <w:spacing w:line="240" w:lineRule="atLeast"/>
               <w:jc w:val="center"/>
               <w:rPr>
-                <w:rFonts w:ascii="思源黑体 CN Normal" w:eastAsia="思源黑体 CN Normal" w:hAnsi="思源黑体 CN Normal"/>
+                <w:rFonts w:ascii="思源黑体 CN Normal" w:eastAsia="思源黑体 CN Normal" w:hAnsi="思源黑体 CN Normal" w:hint="eastAsia"/>
                 <w:sz w:val="18"/>
                 <w:szCs w:val="18"/>
               </w:rPr>
@@ -20565,7 +20598,7 @@
               <w:spacing w:line="240" w:lineRule="atLeast"/>
               <w:jc w:val="center"/>
               <w:rPr>
-                <w:rFonts w:ascii="思源黑体 CN Normal" w:eastAsia="思源黑体 CN Normal" w:hAnsi="思源黑体 CN Normal"/>
+                <w:rFonts w:ascii="思源黑体 CN Normal" w:eastAsia="思源黑体 CN Normal" w:hAnsi="思源黑体 CN Normal" w:hint="eastAsia"/>
                 <w:sz w:val="18"/>
                 <w:szCs w:val="18"/>
               </w:rPr>
@@ -20583,7 +20616,7 @@
               <w:spacing w:line="240" w:lineRule="atLeast"/>
               <w:jc w:val="center"/>
               <w:rPr>
-                <w:rFonts w:ascii="思源黑体 CN Normal" w:eastAsia="思源黑体 CN Normal" w:hAnsi="思源黑体 CN Normal"/>
+                <w:rFonts w:ascii="思源黑体 CN Normal" w:eastAsia="思源黑体 CN Normal" w:hAnsi="思源黑体 CN Normal" w:hint="eastAsia"/>
                 <w:sz w:val="18"/>
                 <w:szCs w:val="18"/>
               </w:rPr>
@@ -20600,7 +20633,7 @@
               <w:spacing w:line="240" w:lineRule="atLeast"/>
               <w:jc w:val="center"/>
               <w:rPr>
-                <w:rFonts w:ascii="思源黑体 CN Normal" w:eastAsia="思源黑体 CN Normal" w:hAnsi="思源黑体 CN Normal"/>
+                <w:rFonts w:ascii="思源黑体 CN Normal" w:eastAsia="思源黑体 CN Normal" w:hAnsi="思源黑体 CN Normal" w:hint="eastAsia"/>
                 <w:sz w:val="18"/>
                 <w:szCs w:val="18"/>
               </w:rPr>
@@ -20642,7 +20675,7 @@
               <w:spacing w:line="240" w:lineRule="atLeast"/>
               <w:jc w:val="center"/>
               <w:rPr>
-                <w:rFonts w:ascii="思源黑体 CN Normal" w:eastAsia="思源黑体 CN Normal" w:hAnsi="思源黑体 CN Normal" w:cs="Times New Roman"/>
+                <w:rFonts w:ascii="思源黑体 CN Normal" w:eastAsia="思源黑体 CN Normal" w:hAnsi="思源黑体 CN Normal" w:cs="Times New Roman" w:hint="eastAsia"/>
                 <w:kern w:val="0"/>
                 <w:sz w:val="18"/>
                 <w:szCs w:val="18"/>
@@ -20668,10 +20701,35 @@
               <w:spacing w:line="240" w:lineRule="atLeast"/>
               <w:jc w:val="center"/>
               <w:rPr>
+                <w:rFonts w:ascii="思源黑体 CN Normal" w:eastAsia="思源黑体 CN Normal" w:hAnsi="思源黑体 CN Normal" w:hint="eastAsia"/>
+                <w:sz w:val="18"/>
+                <w:szCs w:val="18"/>
+              </w:rPr>
+            </w:pPr>
+            <w:r>
+              <w:rPr>
                 <w:rFonts w:ascii="思源黑体 CN Normal" w:eastAsia="思源黑体 CN Normal" w:hAnsi="思源黑体 CN Normal"/>
                 <w:sz w:val="18"/>
                 <w:szCs w:val="18"/>
               </w:rPr>
+              <w:t>文库质控</w:t>
+            </w:r>
+          </w:p>
+        </w:tc>
+        <w:tc>
+          <w:tcPr>
+            <w:tcW w:w="2653" w:type="dxa"/>
+            <w:vAlign w:val="center"/>
+          </w:tcPr>
+          <w:p>
+            <w:pPr>
+              <w:spacing w:line="240" w:lineRule="atLeast"/>
+              <w:jc w:val="center"/>
+              <w:rPr>
+                <w:rFonts w:ascii="思源黑体 CN Normal" w:eastAsia="思源黑体 CN Normal" w:hAnsi="思源黑体 CN Normal" w:hint="eastAsia"/>
+                <w:sz w:val="18"/>
+                <w:szCs w:val="18"/>
+              </w:rPr>
             </w:pPr>
             <w:r>
               <w:rPr>
@@ -20679,13 +20737,21 @@
                 <w:sz w:val="18"/>
                 <w:szCs w:val="18"/>
               </w:rPr>
-              <w:t>文库质控</w:t>
-            </w:r>
-          </w:p>
-        </w:tc>
-        <w:tc>
-          <w:tcPr>
-            <w:tcW w:w="2653" w:type="dxa"/>
+              <w:t>文库浓度</w:t>
+            </w:r>
+            <w:r>
+              <w:rPr>
+                <w:rFonts w:ascii="思源黑体 CN Normal" w:eastAsia="思源黑体 CN Normal" w:hAnsi="思源黑体 CN Normal" w:hint="eastAsia"/>
+                <w:sz w:val="18"/>
+                <w:szCs w:val="18"/>
+              </w:rPr>
+              <w:t>（ng/µL）</w:t>
+            </w:r>
+          </w:p>
+        </w:tc>
+        <w:tc>
+          <w:tcPr>
+            <w:tcW w:w="1711" w:type="dxa"/>
             <w:vAlign w:val="center"/>
           </w:tcPr>
           <w:p>
@@ -20693,32 +20759,24 @@
               <w:spacing w:line="240" w:lineRule="atLeast"/>
               <w:jc w:val="center"/>
               <w:rPr>
-                <w:rFonts w:ascii="思源黑体 CN Normal" w:eastAsia="思源黑体 CN Normal" w:hAnsi="思源黑体 CN Normal"/>
-                <w:sz w:val="18"/>
-                <w:szCs w:val="18"/>
-              </w:rPr>
-            </w:pPr>
-            <w:r>
-              <w:rPr>
-                <w:rFonts w:ascii="思源黑体 CN Normal" w:eastAsia="思源黑体 CN Normal" w:hAnsi="思源黑体 CN Normal"/>
-                <w:sz w:val="18"/>
-                <w:szCs w:val="18"/>
-              </w:rPr>
-              <w:t>文库浓度</w:t>
-            </w:r>
-            <w:r>
-              <w:rPr>
                 <w:rFonts w:ascii="思源黑体 CN Normal" w:eastAsia="思源黑体 CN Normal" w:hAnsi="思源黑体 CN Normal" w:hint="eastAsia"/>
                 <w:sz w:val="18"/>
                 <w:szCs w:val="18"/>
               </w:rPr>
-              <w:t>（ng/µL）</w:t>
-            </w:r>
-          </w:p>
-        </w:tc>
-        <w:tc>
-          <w:tcPr>
-            <w:tcW w:w="1711" w:type="dxa"/>
+            </w:pPr>
+            <w:r>
+              <w:rPr>
+                <w:rFonts w:ascii="思源黑体 CN Normal" w:eastAsia="思源黑体 CN Normal" w:hAnsi="思源黑体 CN Normal" w:hint="eastAsia"/>
+                <w:sz w:val="18"/>
+                <w:szCs w:val="18"/>
+              </w:rPr>
+              <w:t>/</w:t>
+            </w:r>
+          </w:p>
+        </w:tc>
+        <w:tc>
+          <w:tcPr>
+            <w:tcW w:w="2128" w:type="dxa"/>
             <w:vAlign w:val="center"/>
           </w:tcPr>
           <w:p>
@@ -20726,24 +20784,24 @@
               <w:spacing w:line="240" w:lineRule="atLeast"/>
               <w:jc w:val="center"/>
               <w:rPr>
-                <w:rFonts w:ascii="思源黑体 CN Normal" w:eastAsia="思源黑体 CN Normal" w:hAnsi="思源黑体 CN Normal"/>
-                <w:sz w:val="18"/>
-                <w:szCs w:val="18"/>
-              </w:rPr>
-            </w:pPr>
-            <w:r>
-              <w:rPr>
                 <w:rFonts w:ascii="思源黑体 CN Normal" w:eastAsia="思源黑体 CN Normal" w:hAnsi="思源黑体 CN Normal" w:hint="eastAsia"/>
                 <w:sz w:val="18"/>
                 <w:szCs w:val="18"/>
               </w:rPr>
-              <w:t>/</w:t>
-            </w:r>
-          </w:p>
-        </w:tc>
-        <w:tc>
-          <w:tcPr>
-            <w:tcW w:w="2128" w:type="dxa"/>
+            </w:pPr>
+            <w:r>
+              <w:rPr>
+                <w:rFonts w:ascii="思源黑体 CN Normal" w:eastAsia="思源黑体 CN Normal" w:hAnsi="思源黑体 CN Normal" w:hint="eastAsia"/>
+                <w:sz w:val="18"/>
+                <w:szCs w:val="18"/>
+              </w:rPr>
+              <w:t>≥5</w:t>
+            </w:r>
+          </w:p>
+        </w:tc>
+        <w:tc>
+          <w:tcPr>
+            <w:tcW w:w="2166" w:type="dxa"/>
             <w:vAlign w:val="center"/>
           </w:tcPr>
           <w:p>
@@ -20751,32 +20809,7 @@
               <w:spacing w:line="240" w:lineRule="atLeast"/>
               <w:jc w:val="center"/>
               <w:rPr>
-                <w:rFonts w:ascii="思源黑体 CN Normal" w:eastAsia="思源黑体 CN Normal" w:hAnsi="思源黑体 CN Normal"/>
-                <w:sz w:val="18"/>
-                <w:szCs w:val="18"/>
-              </w:rPr>
-            </w:pPr>
-            <w:r>
-              <w:rPr>
                 <w:rFonts w:ascii="思源黑体 CN Normal" w:eastAsia="思源黑体 CN Normal" w:hAnsi="思源黑体 CN Normal" w:hint="eastAsia"/>
-                <w:sz w:val="18"/>
-                <w:szCs w:val="18"/>
-              </w:rPr>
-              <w:t>≥5</w:t>
-            </w:r>
-          </w:p>
-        </w:tc>
-        <w:tc>
-          <w:tcPr>
-            <w:tcW w:w="2166" w:type="dxa"/>
-            <w:vAlign w:val="center"/>
-          </w:tcPr>
-          <w:p>
-            <w:pPr>
-              <w:spacing w:line="240" w:lineRule="atLeast"/>
-              <w:jc w:val="center"/>
-              <w:rPr>
-                <w:rFonts w:ascii="思源黑体 CN Normal" w:eastAsia="思源黑体 CN Normal" w:hAnsi="思源黑体 CN Normal"/>
                 <w:sz w:val="18"/>
                 <w:szCs w:val="18"/>
               </w:rPr>
@@ -20804,7 +20837,7 @@
               <w:ind w:firstLineChars="0" w:firstLine="0"/>
               <w:jc w:val="center"/>
               <w:rPr>
-                <w:rFonts w:ascii="思源黑体 CN Normal" w:eastAsia="思源黑体 CN Normal" w:hAnsi="思源黑体 CN Normal" w:cs="微软雅黑"/>
+                <w:rFonts w:ascii="思源黑体 CN Normal" w:eastAsia="思源黑体 CN Normal" w:hAnsi="思源黑体 CN Normal" w:cs="微软雅黑" w:hint="eastAsia"/>
                 <w:bCs/>
                 <w:sz w:val="18"/>
                 <w:szCs w:val="18"/>
@@ -20847,7 +20880,7 @@
               <w:ind w:firstLineChars="0" w:firstLine="0"/>
               <w:jc w:val="center"/>
               <w:rPr>
-                <w:rFonts w:ascii="思源黑体 CN Normal" w:eastAsia="思源黑体 CN Normal" w:hAnsi="思源黑体 CN Normal" w:cs="微软雅黑"/>
+                <w:rFonts w:ascii="思源黑体 CN Normal" w:eastAsia="思源黑体 CN Normal" w:hAnsi="思源黑体 CN Normal" w:cs="微软雅黑" w:hint="eastAsia"/>
                 <w:bCs/>
                 <w:sz w:val="18"/>
                 <w:szCs w:val="18"/>
@@ -20871,7 +20904,7 @@
               <w:ind w:firstLineChars="0" w:firstLine="0"/>
               <w:jc w:val="center"/>
               <w:rPr>
-                <w:rFonts w:ascii="思源黑体 CN Normal" w:eastAsia="思源黑体 CN Normal" w:hAnsi="思源黑体 CN Normal" w:cs="微软雅黑"/>
+                <w:rFonts w:ascii="思源黑体 CN Normal" w:eastAsia="思源黑体 CN Normal" w:hAnsi="思源黑体 CN Normal" w:cs="微软雅黑" w:hint="eastAsia"/>
                 <w:bCs/>
                 <w:sz w:val="18"/>
                 <w:szCs w:val="18"/>
@@ -20904,7 +20937,7 @@
               <w:ind w:firstLineChars="0" w:firstLine="0"/>
               <w:jc w:val="center"/>
               <w:rPr>
-                <w:rFonts w:ascii="思源黑体 CN Normal" w:eastAsia="思源黑体 CN Normal" w:hAnsi="思源黑体 CN Normal" w:cs="微软雅黑"/>
+                <w:rFonts w:ascii="思源黑体 CN Normal" w:eastAsia="思源黑体 CN Normal" w:hAnsi="思源黑体 CN Normal" w:cs="微软雅黑" w:hint="eastAsia"/>
                 <w:bCs/>
                 <w:sz w:val="18"/>
                 <w:szCs w:val="18"/>
@@ -20925,7 +20958,7 @@
               <w:spacing w:line="240" w:lineRule="atLeast"/>
               <w:jc w:val="center"/>
               <w:rPr>
-                <w:rFonts w:ascii="思源黑体 CN Normal" w:eastAsia="思源黑体 CN Normal" w:hAnsi="思源黑体 CN Normal" w:cs="Times New Roman"/>
+                <w:rFonts w:ascii="思源黑体 CN Normal" w:eastAsia="思源黑体 CN Normal" w:hAnsi="思源黑体 CN Normal" w:cs="Times New Roman" w:hint="eastAsia"/>
                 <w:kern w:val="0"/>
                 <w:sz w:val="18"/>
                 <w:szCs w:val="18"/>
@@ -20960,16 +20993,84 @@
               <w:spacing w:line="240" w:lineRule="atLeast"/>
               <w:jc w:val="center"/>
               <w:rPr>
+                <w:rFonts w:ascii="思源黑体 CN Normal" w:eastAsia="思源黑体 CN Normal" w:hAnsi="思源黑体 CN Normal" w:hint="eastAsia"/>
+                <w:sz w:val="18"/>
+                <w:szCs w:val="18"/>
+              </w:rPr>
+            </w:pPr>
+          </w:p>
+        </w:tc>
+        <w:tc>
+          <w:tcPr>
+            <w:tcW w:w="2653" w:type="dxa"/>
+            <w:vAlign w:val="center"/>
+          </w:tcPr>
+          <w:p>
+            <w:pPr>
+              <w:spacing w:line="240" w:lineRule="atLeast"/>
+              <w:jc w:val="center"/>
+              <w:rPr>
+                <w:rFonts w:ascii="思源黑体 CN Normal" w:eastAsia="思源黑体 CN Normal" w:hAnsi="思源黑体 CN Normal" w:hint="eastAsia"/>
+                <w:sz w:val="18"/>
+                <w:szCs w:val="18"/>
+              </w:rPr>
+            </w:pPr>
+            <w:r>
+              <w:rPr>
+                <w:rFonts w:ascii="思源黑体 CN Normal" w:eastAsia="思源黑体 CN Normal" w:hAnsi="思源黑体 CN Normal" w:hint="eastAsia"/>
+                <w:sz w:val="18"/>
+                <w:szCs w:val="18"/>
+                <w:lang w:val="fr-FR"/>
+              </w:rPr>
+              <w:t>预文库总量</w:t>
+            </w:r>
+            <w:r>
+              <w:rPr>
+                <w:rFonts w:ascii="思源黑体 CN Normal" w:eastAsia="思源黑体 CN Normal" w:hAnsi="思源黑体 CN Normal" w:hint="eastAsia"/>
+                <w:sz w:val="18"/>
+                <w:szCs w:val="18"/>
+              </w:rPr>
+              <w:t>（ng）</w:t>
+            </w:r>
+          </w:p>
+        </w:tc>
+        <w:tc>
+          <w:tcPr>
+            <w:tcW w:w="1711" w:type="dxa"/>
+            <w:vAlign w:val="center"/>
+          </w:tcPr>
+          <w:p>
+            <w:pPr>
+              <w:spacing w:line="240" w:lineRule="atLeast"/>
+              <w:jc w:val="center"/>
+              <w:rPr>
+                <w:rFonts w:ascii="思源黑体 CN Normal" w:eastAsia="思源黑体 CN Normal" w:hAnsi="思源黑体 CN Normal" w:hint="eastAsia"/>
+                <w:sz w:val="18"/>
+                <w:szCs w:val="18"/>
+              </w:rPr>
+            </w:pPr>
+            <w:r>
+              <w:rPr>
                 <w:rFonts w:ascii="思源黑体 CN Normal" w:eastAsia="思源黑体 CN Normal" w:hAnsi="思源黑体 CN Normal"/>
                 <w:sz w:val="18"/>
                 <w:szCs w:val="18"/>
-              </w:rPr>
-            </w:pPr>
-          </w:p>
-        </w:tc>
-        <w:tc>
-          <w:tcPr>
-            <w:tcW w:w="2653" w:type="dxa"/>
+                <w:lang w:val="fr-FR"/>
+              </w:rPr>
+              <w:t>≥</w:t>
+            </w:r>
+            <w:r>
+              <w:rPr>
+                <w:rFonts w:ascii="思源黑体 CN Normal" w:eastAsia="思源黑体 CN Normal" w:hAnsi="思源黑体 CN Normal" w:hint="eastAsia"/>
+                <w:sz w:val="18"/>
+                <w:szCs w:val="18"/>
+              </w:rPr>
+              <w:t xml:space="preserve">500 </w:t>
+            </w:r>
+          </w:p>
+        </w:tc>
+        <w:tc>
+          <w:tcPr>
+            <w:tcW w:w="2128" w:type="dxa"/>
             <w:vAlign w:val="center"/>
           </w:tcPr>
           <w:p>
@@ -20977,123 +21078,74 @@
               <w:spacing w:line="240" w:lineRule="atLeast"/>
               <w:jc w:val="center"/>
               <w:rPr>
-                <w:rFonts w:ascii="思源黑体 CN Normal" w:eastAsia="思源黑体 CN Normal" w:hAnsi="思源黑体 CN Normal"/>
-                <w:sz w:val="18"/>
-                <w:szCs w:val="18"/>
-              </w:rPr>
-            </w:pPr>
-            <w:r>
-              <w:rPr>
                 <w:rFonts w:ascii="思源黑体 CN Normal" w:eastAsia="思源黑体 CN Normal" w:hAnsi="思源黑体 CN Normal" w:hint="eastAsia"/>
                 <w:sz w:val="18"/>
                 <w:szCs w:val="18"/>
+              </w:rPr>
+            </w:pPr>
+            <w:r>
+              <w:rPr>
+                <w:rFonts w:ascii="思源黑体 CN Normal" w:eastAsia="思源黑体 CN Normal" w:hAnsi="思源黑体 CN Normal" w:hint="eastAsia"/>
+                <w:sz w:val="18"/>
+                <w:szCs w:val="18"/>
+              </w:rPr>
+              <w:t>/</w:t>
+            </w:r>
+          </w:p>
+        </w:tc>
+        <w:tc>
+          <w:tcPr>
+            <w:tcW w:w="2166" w:type="dxa"/>
+            <w:vAlign w:val="center"/>
+          </w:tcPr>
+          <w:p>
+            <w:pPr>
+              <w:spacing w:line="240" w:lineRule="atLeast"/>
+              <w:jc w:val="center"/>
+              <w:rPr>
+                <w:rFonts w:ascii="思源黑体 CN Normal" w:eastAsia="思源黑体 CN Normal" w:hAnsi="思源黑体 CN Normal" w:hint="eastAsia"/>
+                <w:sz w:val="18"/>
+                <w:szCs w:val="18"/>
+              </w:rPr>
+            </w:pPr>
+            <w:r>
+              <w:rPr>
+                <w:rFonts w:ascii="思源黑体 CN Normal" w:eastAsia="思源黑体 CN Normal" w:hAnsi="思源黑体 CN Normal" w:hint="eastAsia"/>
+                <w:sz w:val="18"/>
+                <w:szCs w:val="18"/>
+              </w:rPr>
+              <w:t>/</w:t>
+            </w:r>
+          </w:p>
+        </w:tc>
+        <w:tc>
+          <w:tcPr>
+            <w:tcW w:w="1118" w:type="dxa"/>
+            <w:vAlign w:val="center"/>
+          </w:tcPr>
+          <w:p>
+            <w:pPr>
+              <w:spacing w:line="240" w:lineRule="atLeast"/>
+              <w:jc w:val="center"/>
+              <w:rPr>
+                <w:rFonts w:ascii="思源黑体 CN Normal" w:eastAsia="思源黑体 CN Normal" w:hAnsi="思源黑体 CN Normal" w:cs="Times New Roman" w:hint="eastAsia"/>
+                <w:kern w:val="0"/>
+                <w:sz w:val="18"/>
+                <w:szCs w:val="18"/>
                 <w:lang w:val="fr-FR"/>
               </w:rPr>
-              <w:t>预文库总量</w:t>
-            </w:r>
-            <w:r>
-              <w:rPr>
-                <w:rFonts w:ascii="思源黑体 CN Normal" w:eastAsia="思源黑体 CN Normal" w:hAnsi="思源黑体 CN Normal" w:hint="eastAsia"/>
-                <w:sz w:val="18"/>
-                <w:szCs w:val="18"/>
-              </w:rPr>
-              <w:t>（ng）</w:t>
-            </w:r>
-          </w:p>
-        </w:tc>
-        <w:tc>
-          <w:tcPr>
-            <w:tcW w:w="1711" w:type="dxa"/>
-            <w:vAlign w:val="center"/>
-          </w:tcPr>
-          <w:p>
-            <w:pPr>
-              <w:spacing w:line="240" w:lineRule="atLeast"/>
-              <w:jc w:val="center"/>
-              <w:rPr>
-                <w:rFonts w:ascii="思源黑体 CN Normal" w:eastAsia="思源黑体 CN Normal" w:hAnsi="思源黑体 CN Normal"/>
-                <w:sz w:val="18"/>
-                <w:szCs w:val="18"/>
-              </w:rPr>
-            </w:pPr>
-            <w:r>
-              <w:rPr>
-                <w:rFonts w:ascii="思源黑体 CN Normal" w:eastAsia="思源黑体 CN Normal" w:hAnsi="思源黑体 CN Normal"/>
+            </w:pPr>
+            <w:r>
+              <w:rPr>
+                <w:rFonts w:ascii="思源黑体 CN Normal" w:eastAsia="思源黑体 CN Normal" w:hAnsi="思源黑体 CN Normal" w:cs="Times New Roman" w:hint="eastAsia"/>
+                <w:kern w:val="0"/>
                 <w:sz w:val="18"/>
                 <w:szCs w:val="18"/>
                 <w:lang w:val="fr-FR"/>
               </w:rPr>
-              <w:t>≥</w:t>
-            </w:r>
-            <w:r>
-              <w:rPr>
-                <w:rFonts w:ascii="思源黑体 CN Normal" w:eastAsia="思源黑体 CN Normal" w:hAnsi="思源黑体 CN Normal" w:hint="eastAsia"/>
-                <w:sz w:val="18"/>
-                <w:szCs w:val="18"/>
-              </w:rPr>
-              <w:t xml:space="preserve">500 </w:t>
-            </w:r>
-          </w:p>
-        </w:tc>
-        <w:tc>
-          <w:tcPr>
-            <w:tcW w:w="2128" w:type="dxa"/>
-            <w:vAlign w:val="center"/>
-          </w:tcPr>
-          <w:p>
-            <w:pPr>
-              <w:spacing w:line="240" w:lineRule="atLeast"/>
-              <w:jc w:val="center"/>
-              <w:rPr>
-                <w:rFonts w:ascii="思源黑体 CN Normal" w:eastAsia="思源黑体 CN Normal" w:hAnsi="思源黑体 CN Normal"/>
-                <w:sz w:val="18"/>
-                <w:szCs w:val="18"/>
-              </w:rPr>
-            </w:pPr>
-            <w:r>
-              <w:rPr>
-                <w:rFonts w:ascii="思源黑体 CN Normal" w:eastAsia="思源黑体 CN Normal" w:hAnsi="思源黑体 CN Normal" w:hint="eastAsia"/>
-                <w:sz w:val="18"/>
-                <w:szCs w:val="18"/>
-              </w:rPr>
-              <w:t>/</w:t>
-            </w:r>
-          </w:p>
-        </w:tc>
-        <w:tc>
-          <w:tcPr>
-            <w:tcW w:w="2166" w:type="dxa"/>
-            <w:vAlign w:val="center"/>
-          </w:tcPr>
-          <w:p>
-            <w:pPr>
-              <w:spacing w:line="240" w:lineRule="atLeast"/>
-              <w:jc w:val="center"/>
-              <w:rPr>
-                <w:rFonts w:ascii="思源黑体 CN Normal" w:eastAsia="思源黑体 CN Normal" w:hAnsi="思源黑体 CN Normal"/>
-                <w:sz w:val="18"/>
-                <w:szCs w:val="18"/>
-              </w:rPr>
-            </w:pPr>
-            <w:r>
-              <w:rPr>
-                <w:rFonts w:ascii="思源黑体 CN Normal" w:eastAsia="思源黑体 CN Normal" w:hAnsi="思源黑体 CN Normal" w:hint="eastAsia"/>
-                <w:sz w:val="18"/>
-                <w:szCs w:val="18"/>
-              </w:rPr>
-              <w:t>/</w:t>
-            </w:r>
-          </w:p>
-        </w:tc>
-        <w:tc>
-          <w:tcPr>
-            <w:tcW w:w="1118" w:type="dxa"/>
-            <w:vAlign w:val="center"/>
-          </w:tcPr>
-          <w:p>
-            <w:pPr>
-              <w:spacing w:line="240" w:lineRule="atLeast"/>
-              <w:jc w:val="center"/>
+              <w:t>{</w:t>
+            </w:r>
+            <w:r>
               <w:rPr>
                 <w:rFonts w:ascii="思源黑体 CN Normal" w:eastAsia="思源黑体 CN Normal" w:hAnsi="思源黑体 CN Normal" w:cs="Times New Roman"/>
                 <w:kern w:val="0"/>
@@ -21101,8 +21153,24 @@
                 <w:szCs w:val="18"/>
                 <w:lang w:val="fr-FR"/>
               </w:rPr>
-            </w:pPr>
-            <w:r>
+              <w:t>%p if  lib_quality_control and lib_quality_control.li</w:t>
+            </w:r>
+            <w:r>
+              <w:rPr>
+                <w:rFonts w:ascii="思源黑体 CN Normal" w:eastAsia="思源黑体 CN Normal" w:hAnsi="思源黑体 CN Normal" w:cs="Times New Roman"/>
+                <w:kern w:val="0"/>
+                <w:sz w:val="18"/>
+                <w:szCs w:val="18"/>
+                <w:lang w:val="fr-FR"/>
+              </w:rPr>
+              <w:lastRenderedPageBreak/>
+              <w:t>b_dna_qc and lib_quality_control.lib_dna_qc.dna_pre_library_qty%}</w:t>
+            </w:r>
+          </w:p>
+          <w:p>
+            <w:pPr>
+              <w:spacing w:line="240" w:lineRule="atLeast"/>
+              <w:jc w:val="center"/>
               <w:rPr>
                 <w:rFonts w:ascii="思源黑体 CN Normal" w:eastAsia="思源黑体 CN Normal" w:hAnsi="思源黑体 CN Normal" w:cs="Times New Roman" w:hint="eastAsia"/>
                 <w:kern w:val="0"/>
@@ -21110,8 +21178,7 @@
                 <w:szCs w:val="18"/>
                 <w:lang w:val="fr-FR"/>
               </w:rPr>
-              <w:t>{</w:t>
-            </w:r>
+            </w:pPr>
             <w:r>
               <w:rPr>
                 <w:rFonts w:ascii="思源黑体 CN Normal" w:eastAsia="思源黑体 CN Normal" w:hAnsi="思源黑体 CN Normal" w:cs="Times New Roman"/>
@@ -21120,7 +21187,17 @@
                 <w:szCs w:val="18"/>
                 <w:lang w:val="fr-FR"/>
               </w:rPr>
-              <w:t>%p if  lib_quality_control and lib_quality_control.li</w:t>
+              <w:t>{{lib_quality_control.lib_dna_qc.dna_pre_library_qty|replace(</w:t>
+            </w:r>
+            <w:r>
+              <w:rPr>
+                <w:rFonts w:ascii="思源黑体 CN Normal" w:eastAsia="思源黑体 CN Normal" w:hAnsi="思源黑体 CN Normal" w:cs="Times New Roman" w:hint="eastAsia"/>
+                <w:kern w:val="0"/>
+                <w:sz w:val="18"/>
+                <w:szCs w:val="18"/>
+                <w:lang w:val="fr-FR"/>
+              </w:rPr>
+              <w:t>“</w:t>
             </w:r>
             <w:r>
               <w:rPr>
@@ -21130,14 +21207,19 @@
                 <w:szCs w:val="18"/>
                 <w:lang w:val="fr-FR"/>
               </w:rPr>
-              <w:lastRenderedPageBreak/>
-              <w:t>b_dna_qc and lib_quality_control.lib_dna_qc.dna_pre_library_qty%}</w:t>
-            </w:r>
-          </w:p>
-          <w:p>
-            <w:pPr>
-              <w:spacing w:line="240" w:lineRule="atLeast"/>
-              <w:jc w:val="center"/>
+              <w:t>.00</w:t>
+            </w:r>
+            <w:r>
+              <w:rPr>
+                <w:rFonts w:ascii="思源黑体 CN Normal" w:eastAsia="思源黑体 CN Normal" w:hAnsi="思源黑体 CN Normal" w:cs="Times New Roman" w:hint="eastAsia"/>
+                <w:kern w:val="0"/>
+                <w:sz w:val="18"/>
+                <w:szCs w:val="18"/>
+                <w:lang w:val="fr-FR"/>
+              </w:rPr>
+              <w:t>”,“”</w:t>
+            </w:r>
+            <w:r>
               <w:rPr>
                 <w:rFonts w:ascii="思源黑体 CN Normal" w:eastAsia="思源黑体 CN Normal" w:hAnsi="思源黑体 CN Normal" w:cs="Times New Roman"/>
                 <w:kern w:val="0"/>
@@ -21145,55 +21227,6 @@
                 <w:szCs w:val="18"/>
                 <w:lang w:val="fr-FR"/>
               </w:rPr>
-            </w:pPr>
-            <w:r>
-              <w:rPr>
-                <w:rFonts w:ascii="思源黑体 CN Normal" w:eastAsia="思源黑体 CN Normal" w:hAnsi="思源黑体 CN Normal" w:cs="Times New Roman"/>
-                <w:kern w:val="0"/>
-                <w:sz w:val="18"/>
-                <w:szCs w:val="18"/>
-                <w:lang w:val="fr-FR"/>
-              </w:rPr>
-              <w:t>{{lib_quality_control.lib_dna_qc.dna_pre_library_qty|replace(</w:t>
-            </w:r>
-            <w:r>
-              <w:rPr>
-                <w:rFonts w:ascii="思源黑体 CN Normal" w:eastAsia="思源黑体 CN Normal" w:hAnsi="思源黑体 CN Normal" w:cs="Times New Roman" w:hint="eastAsia"/>
-                <w:kern w:val="0"/>
-                <w:sz w:val="18"/>
-                <w:szCs w:val="18"/>
-                <w:lang w:val="fr-FR"/>
-              </w:rPr>
-              <w:t>“</w:t>
-            </w:r>
-            <w:r>
-              <w:rPr>
-                <w:rFonts w:ascii="思源黑体 CN Normal" w:eastAsia="思源黑体 CN Normal" w:hAnsi="思源黑体 CN Normal" w:cs="Times New Roman"/>
-                <w:kern w:val="0"/>
-                <w:sz w:val="18"/>
-                <w:szCs w:val="18"/>
-                <w:lang w:val="fr-FR"/>
-              </w:rPr>
-              <w:t>.00</w:t>
-            </w:r>
-            <w:r>
-              <w:rPr>
-                <w:rFonts w:ascii="思源黑体 CN Normal" w:eastAsia="思源黑体 CN Normal" w:hAnsi="思源黑体 CN Normal" w:cs="Times New Roman" w:hint="eastAsia"/>
-                <w:kern w:val="0"/>
-                <w:sz w:val="18"/>
-                <w:szCs w:val="18"/>
-                <w:lang w:val="fr-FR"/>
-              </w:rPr>
-              <w:t>”,“”</w:t>
-            </w:r>
-            <w:r>
-              <w:rPr>
-                <w:rFonts w:ascii="思源黑体 CN Normal" w:eastAsia="思源黑体 CN Normal" w:hAnsi="思源黑体 CN Normal" w:cs="Times New Roman"/>
-                <w:kern w:val="0"/>
-                <w:sz w:val="18"/>
-                <w:szCs w:val="18"/>
-                <w:lang w:val="fr-FR"/>
-              </w:rPr>
               <w:t> )}}</w:t>
             </w:r>
           </w:p>
@@ -21205,7 +21238,7 @@
               <w:ind w:firstLineChars="0" w:firstLine="0"/>
               <w:jc w:val="center"/>
               <w:rPr>
-                <w:rFonts w:ascii="思源黑体 CN Normal" w:eastAsia="思源黑体 CN Normal" w:hAnsi="思源黑体 CN Normal" w:cs="微软雅黑"/>
+                <w:rFonts w:ascii="思源黑体 CN Normal" w:eastAsia="思源黑体 CN Normal" w:hAnsi="思源黑体 CN Normal" w:cs="微软雅黑" w:hint="eastAsia"/>
                 <w:bCs/>
                 <w:sz w:val="18"/>
                 <w:szCs w:val="18"/>
@@ -21248,7 +21281,7 @@
               <w:ind w:firstLineChars="0" w:firstLine="0"/>
               <w:jc w:val="center"/>
               <w:rPr>
-                <w:rFonts w:ascii="思源黑体 CN Normal" w:eastAsia="思源黑体 CN Normal" w:hAnsi="思源黑体 CN Normal" w:cs="微软雅黑"/>
+                <w:rFonts w:ascii="思源黑体 CN Normal" w:eastAsia="思源黑体 CN Normal" w:hAnsi="思源黑体 CN Normal" w:cs="微软雅黑" w:hint="eastAsia"/>
                 <w:bCs/>
                 <w:sz w:val="18"/>
                 <w:szCs w:val="18"/>
@@ -21269,7 +21302,7 @@
               <w:spacing w:line="240" w:lineRule="atLeast"/>
               <w:jc w:val="center"/>
               <w:rPr>
-                <w:rFonts w:ascii="思源黑体 CN Normal" w:eastAsia="思源黑体 CN Normal" w:hAnsi="思源黑体 CN Normal" w:cs="Times New Roman"/>
+                <w:rFonts w:ascii="思源黑体 CN Normal" w:eastAsia="思源黑体 CN Normal" w:hAnsi="思源黑体 CN Normal" w:cs="Times New Roman" w:hint="eastAsia"/>
                 <w:kern w:val="0"/>
                 <w:sz w:val="18"/>
                 <w:szCs w:val="18"/>
@@ -21304,7 +21337,7 @@
               <w:spacing w:line="240" w:lineRule="atLeast"/>
               <w:jc w:val="center"/>
               <w:rPr>
-                <w:rFonts w:ascii="思源黑体 CN Normal" w:eastAsia="思源黑体 CN Normal" w:hAnsi="思源黑体 CN Normal"/>
+                <w:rFonts w:ascii="思源黑体 CN Normal" w:eastAsia="思源黑体 CN Normal" w:hAnsi="思源黑体 CN Normal" w:hint="eastAsia"/>
                 <w:sz w:val="18"/>
                 <w:szCs w:val="18"/>
               </w:rPr>
@@ -21321,17 +21354,17 @@
               <w:spacing w:line="240" w:lineRule="atLeast"/>
               <w:jc w:val="center"/>
               <w:rPr>
-                <w:rFonts w:ascii="思源黑体 CN Normal" w:eastAsia="思源黑体 CN Normal" w:hAnsi="思源黑体 CN Normal"/>
-                <w:sz w:val="18"/>
-                <w:szCs w:val="18"/>
-              </w:rPr>
-            </w:pPr>
-            <w:r>
-              <w:rPr>
                 <w:rFonts w:ascii="思源黑体 CN Normal" w:eastAsia="思源黑体 CN Normal" w:hAnsi="思源黑体 CN Normal" w:hint="eastAsia"/>
                 <w:sz w:val="18"/>
                 <w:szCs w:val="18"/>
               </w:rPr>
+            </w:pPr>
+            <w:r>
+              <w:rPr>
+                <w:rFonts w:ascii="思源黑体 CN Normal" w:eastAsia="思源黑体 CN Normal" w:hAnsi="思源黑体 CN Normal" w:hint="eastAsia"/>
+                <w:sz w:val="18"/>
+                <w:szCs w:val="18"/>
+              </w:rPr>
               <w:t>捕获文库总量（ng）</w:t>
             </w:r>
           </w:p>
@@ -21346,16 +21379,16 @@
               <w:spacing w:line="240" w:lineRule="atLeast"/>
               <w:jc w:val="center"/>
               <w:rPr>
-                <w:rFonts w:ascii="思源黑体 CN Normal" w:eastAsia="思源黑体 CN Normal" w:hAnsi="思源黑体 CN Normal"/>
-                <w:sz w:val="18"/>
-                <w:szCs w:val="18"/>
-              </w:rPr>
-            </w:pPr>
-            <w:r>
-              <w:rPr>
                 <w:rFonts w:ascii="思源黑体 CN Normal" w:eastAsia="思源黑体 CN Normal" w:hAnsi="思源黑体 CN Normal" w:hint="eastAsia"/>
                 <w:sz w:val="18"/>
                 <w:szCs w:val="18"/>
+              </w:rPr>
+            </w:pPr>
+            <w:r>
+              <w:rPr>
+                <w:rFonts w:ascii="思源黑体 CN Normal" w:eastAsia="思源黑体 CN Normal" w:hAnsi="思源黑体 CN Normal" w:hint="eastAsia"/>
+                <w:sz w:val="18"/>
+                <w:szCs w:val="18"/>
                 <w:lang w:val="fr-FR"/>
               </w:rPr>
               <w:t xml:space="preserve">≥75 </w:t>
@@ -21372,17 +21405,17 @@
               <w:spacing w:line="240" w:lineRule="atLeast"/>
               <w:jc w:val="center"/>
               <w:rPr>
-                <w:rFonts w:ascii="思源黑体 CN Normal" w:eastAsia="思源黑体 CN Normal" w:hAnsi="思源黑体 CN Normal"/>
-                <w:sz w:val="18"/>
-                <w:szCs w:val="18"/>
-              </w:rPr>
-            </w:pPr>
-            <w:r>
-              <w:rPr>
                 <w:rFonts w:ascii="思源黑体 CN Normal" w:eastAsia="思源黑体 CN Normal" w:hAnsi="思源黑体 CN Normal" w:hint="eastAsia"/>
                 <w:sz w:val="18"/>
                 <w:szCs w:val="18"/>
               </w:rPr>
+            </w:pPr>
+            <w:r>
+              <w:rPr>
+                <w:rFonts w:ascii="思源黑体 CN Normal" w:eastAsia="思源黑体 CN Normal" w:hAnsi="思源黑体 CN Normal" w:hint="eastAsia"/>
+                <w:sz w:val="18"/>
+                <w:szCs w:val="18"/>
+              </w:rPr>
               <w:t>/</w:t>
             </w:r>
           </w:p>
@@ -21397,17 +21430,17 @@
               <w:spacing w:line="240" w:lineRule="atLeast"/>
               <w:jc w:val="center"/>
               <w:rPr>
-                <w:rFonts w:ascii="思源黑体 CN Normal" w:eastAsia="思源黑体 CN Normal" w:hAnsi="思源黑体 CN Normal"/>
-                <w:sz w:val="18"/>
-                <w:szCs w:val="18"/>
-              </w:rPr>
-            </w:pPr>
-            <w:r>
-              <w:rPr>
                 <w:rFonts w:ascii="思源黑体 CN Normal" w:eastAsia="思源黑体 CN Normal" w:hAnsi="思源黑体 CN Normal" w:hint="eastAsia"/>
                 <w:sz w:val="18"/>
                 <w:szCs w:val="18"/>
               </w:rPr>
+            </w:pPr>
+            <w:r>
+              <w:rPr>
+                <w:rFonts w:ascii="思源黑体 CN Normal" w:eastAsia="思源黑体 CN Normal" w:hAnsi="思源黑体 CN Normal" w:hint="eastAsia"/>
+                <w:sz w:val="18"/>
+                <w:szCs w:val="18"/>
+              </w:rPr>
               <w:t>/</w:t>
             </w:r>
           </w:p>
@@ -21421,6 +21454,25 @@
             <w:pPr>
               <w:spacing w:line="240" w:lineRule="atLeast"/>
               <w:jc w:val="center"/>
+              <w:rPr>
+                <w:rFonts w:ascii="思源黑体 CN Normal" w:eastAsia="思源黑体 CN Normal" w:hAnsi="思源黑体 CN Normal" w:cs="Times New Roman" w:hint="eastAsia"/>
+                <w:kern w:val="0"/>
+                <w:sz w:val="18"/>
+                <w:szCs w:val="18"/>
+                <w:lang w:val="fr-FR"/>
+              </w:rPr>
+            </w:pPr>
+            <w:r>
+              <w:rPr>
+                <w:rFonts w:ascii="思源黑体 CN Normal" w:eastAsia="思源黑体 CN Normal" w:hAnsi="思源黑体 CN Normal" w:cs="Times New Roman" w:hint="eastAsia"/>
+                <w:kern w:val="0"/>
+                <w:sz w:val="18"/>
+                <w:szCs w:val="18"/>
+                <w:lang w:val="fr-FR"/>
+              </w:rPr>
+              <w:t>{</w:t>
+            </w:r>
+            <w:r>
               <w:rPr>
                 <w:rFonts w:ascii="思源黑体 CN Normal" w:eastAsia="思源黑体 CN Normal" w:hAnsi="思源黑体 CN Normal" w:cs="Times New Roman"/>
                 <w:kern w:val="0"/>
@@ -21428,8 +21480,34 @@
                 <w:szCs w:val="18"/>
                 <w:lang w:val="fr-FR"/>
               </w:rPr>
-            </w:pPr>
-            <w:r>
+              <w:t>%p if lib_quality_control and lib_quality_control.lib_dna_qc and lib_quality_control.lib_dna_qc.</w:t>
+            </w:r>
+            <w:r>
+              <w:rPr>
+                <w:rFonts w:ascii="思源黑体 CN Normal" w:eastAsia="思源黑体 CN Normal" w:hAnsi="思源黑体 CN Normal" w:cs="Times New Roman"/>
+                <w:kern w:val="0"/>
+                <w:sz w:val="18"/>
+                <w:szCs w:val="18"/>
+                <w:lang w:val="fr-FR"/>
+              </w:rPr>
+              <w:t>dna_fnl_library_qty</w:t>
+            </w:r>
+            <w:r>
+              <w:rPr>
+                <w:rFonts w:ascii="思源黑体 CN Normal" w:eastAsia="思源黑体 CN Normal" w:hAnsi="思源黑体 CN Normal" w:cs="Times New Roman"/>
+                <w:kern w:val="0"/>
+                <w:sz w:val="18"/>
+                <w:szCs w:val="18"/>
+                <w:lang w:val="fr-FR"/>
+              </w:rPr>
+              <w:lastRenderedPageBreak/>
+              <w:t>%}</w:t>
+            </w:r>
+          </w:p>
+          <w:p>
+            <w:pPr>
+              <w:spacing w:line="240" w:lineRule="atLeast"/>
+              <w:jc w:val="center"/>
               <w:rPr>
                 <w:rFonts w:ascii="思源黑体 CN Normal" w:eastAsia="思源黑体 CN Normal" w:hAnsi="思源黑体 CN Normal" w:cs="Times New Roman" w:hint="eastAsia"/>
                 <w:kern w:val="0"/>
@@ -21437,6 +21515,15 @@
                 <w:szCs w:val="18"/>
                 <w:lang w:val="fr-FR"/>
               </w:rPr>
+            </w:pPr>
+            <w:r>
+              <w:rPr>
+                <w:rFonts w:ascii="思源黑体 CN Normal" w:eastAsia="思源黑体 CN Normal" w:hAnsi="思源黑体 CN Normal" w:cs="Times New Roman" w:hint="eastAsia"/>
+                <w:kern w:val="0"/>
+                <w:sz w:val="18"/>
+                <w:szCs w:val="18"/>
+                <w:lang w:val="fr-FR"/>
+              </w:rPr>
               <w:t>{</w:t>
             </w:r>
             <w:r>
@@ -21447,7 +21534,7 @@
                 <w:szCs w:val="18"/>
                 <w:lang w:val="fr-FR"/>
               </w:rPr>
-              <w:t>%p if lib_quality_control and lib_quality_control.lib_dna_qc and lib_quality_control.lib_dna_qc.</w:t>
+              <w:t>{ lib_quality_control.lib_dna_qc.</w:t>
             </w:r>
             <w:r>
               <w:rPr>
@@ -21467,14 +21554,19 @@
                 <w:szCs w:val="18"/>
                 <w:lang w:val="fr-FR"/>
               </w:rPr>
-              <w:lastRenderedPageBreak/>
-              <w:t>%}</w:t>
-            </w:r>
-          </w:p>
-          <w:p>
-            <w:pPr>
-              <w:spacing w:line="240" w:lineRule="atLeast"/>
-              <w:jc w:val="center"/>
+              <w:t xml:space="preserve"> |</w:t>
+            </w:r>
+            <w:r>
+              <w:rPr>
+                <w:rFonts w:ascii="思源黑体 CN Normal" w:eastAsia="思源黑体 CN Normal" w:hAnsi="思源黑体 CN Normal" w:cs="Times New Roman" w:hint="eastAsia"/>
+                <w:kern w:val="0"/>
+                <w:sz w:val="18"/>
+                <w:szCs w:val="18"/>
+                <w:lang w:val="fr-FR"/>
+              </w:rPr>
+              <w:t>replace</w:t>
+            </w:r>
+            <w:r>
               <w:rPr>
                 <w:rFonts w:ascii="思源黑体 CN Normal" w:eastAsia="思源黑体 CN Normal" w:hAnsi="思源黑体 CN Normal" w:cs="Times New Roman"/>
                 <w:kern w:val="0"/>
@@ -21482,7 +21574,8 @@
                 <w:szCs w:val="18"/>
                 <w:lang w:val="fr-FR"/>
               </w:rPr>
-            </w:pPr>
+              <w:t>(</w:t>
+            </w:r>
             <w:r>
               <w:rPr>
                 <w:rFonts w:ascii="思源黑体 CN Normal" w:eastAsia="思源黑体 CN Normal" w:hAnsi="思源黑体 CN Normal" w:cs="Times New Roman" w:hint="eastAsia"/>
@@ -21491,7 +21584,7 @@
                 <w:szCs w:val="18"/>
                 <w:lang w:val="fr-FR"/>
               </w:rPr>
-              <w:t>{</w:t>
+              <w:t>“.</w:t>
             </w:r>
             <w:r>
               <w:rPr>
@@ -21501,7 +21594,17 @@
                 <w:szCs w:val="18"/>
                 <w:lang w:val="fr-FR"/>
               </w:rPr>
-              <w:t>{ lib_quality_control.lib_dna_qc.</w:t>
+              <w:t>00</w:t>
+            </w:r>
+            <w:r>
+              <w:rPr>
+                <w:rFonts w:ascii="思源黑体 CN Normal" w:eastAsia="思源黑体 CN Normal" w:hAnsi="思源黑体 CN Normal" w:cs="Times New Roman" w:hint="eastAsia"/>
+                <w:kern w:val="0"/>
+                <w:sz w:val="18"/>
+                <w:szCs w:val="18"/>
+                <w:lang w:val="fr-FR"/>
+              </w:rPr>
+              <w:t>”,“”</w:t>
             </w:r>
             <w:r>
               <w:rPr>
@@ -21511,76 +21614,6 @@
                 <w:szCs w:val="18"/>
                 <w:lang w:val="fr-FR"/>
               </w:rPr>
-              <w:t>dna_fnl_library_qty</w:t>
-            </w:r>
-            <w:r>
-              <w:rPr>
-                <w:rFonts w:ascii="思源黑体 CN Normal" w:eastAsia="思源黑体 CN Normal" w:hAnsi="思源黑体 CN Normal" w:cs="Times New Roman"/>
-                <w:kern w:val="0"/>
-                <w:sz w:val="18"/>
-                <w:szCs w:val="18"/>
-                <w:lang w:val="fr-FR"/>
-              </w:rPr>
-              <w:t xml:space="preserve"> |</w:t>
-            </w:r>
-            <w:r>
-              <w:rPr>
-                <w:rFonts w:ascii="思源黑体 CN Normal" w:eastAsia="思源黑体 CN Normal" w:hAnsi="思源黑体 CN Normal" w:cs="Times New Roman" w:hint="eastAsia"/>
-                <w:kern w:val="0"/>
-                <w:sz w:val="18"/>
-                <w:szCs w:val="18"/>
-                <w:lang w:val="fr-FR"/>
-              </w:rPr>
-              <w:t>replace</w:t>
-            </w:r>
-            <w:r>
-              <w:rPr>
-                <w:rFonts w:ascii="思源黑体 CN Normal" w:eastAsia="思源黑体 CN Normal" w:hAnsi="思源黑体 CN Normal" w:cs="Times New Roman"/>
-                <w:kern w:val="0"/>
-                <w:sz w:val="18"/>
-                <w:szCs w:val="18"/>
-                <w:lang w:val="fr-FR"/>
-              </w:rPr>
-              <w:t>(</w:t>
-            </w:r>
-            <w:r>
-              <w:rPr>
-                <w:rFonts w:ascii="思源黑体 CN Normal" w:eastAsia="思源黑体 CN Normal" w:hAnsi="思源黑体 CN Normal" w:cs="Times New Roman" w:hint="eastAsia"/>
-                <w:kern w:val="0"/>
-                <w:sz w:val="18"/>
-                <w:szCs w:val="18"/>
-                <w:lang w:val="fr-FR"/>
-              </w:rPr>
-              <w:t>“.</w:t>
-            </w:r>
-            <w:r>
-              <w:rPr>
-                <w:rFonts w:ascii="思源黑体 CN Normal" w:eastAsia="思源黑体 CN Normal" w:hAnsi="思源黑体 CN Normal" w:cs="Times New Roman"/>
-                <w:kern w:val="0"/>
-                <w:sz w:val="18"/>
-                <w:szCs w:val="18"/>
-                <w:lang w:val="fr-FR"/>
-              </w:rPr>
-              <w:t>00</w:t>
-            </w:r>
-            <w:r>
-              <w:rPr>
-                <w:rFonts w:ascii="思源黑体 CN Normal" w:eastAsia="思源黑体 CN Normal" w:hAnsi="思源黑体 CN Normal" w:cs="Times New Roman" w:hint="eastAsia"/>
-                <w:kern w:val="0"/>
-                <w:sz w:val="18"/>
-                <w:szCs w:val="18"/>
-                <w:lang w:val="fr-FR"/>
-              </w:rPr>
-              <w:t>”,“”</w:t>
-            </w:r>
-            <w:r>
-              <w:rPr>
-                <w:rFonts w:ascii="思源黑体 CN Normal" w:eastAsia="思源黑体 CN Normal" w:hAnsi="思源黑体 CN Normal" w:cs="Times New Roman"/>
-                <w:kern w:val="0"/>
-                <w:sz w:val="18"/>
-                <w:szCs w:val="18"/>
-                <w:lang w:val="fr-FR"/>
-              </w:rPr>
               <w:t>)}}</w:t>
             </w:r>
           </w:p>
@@ -21592,7 +21625,7 @@
               <w:ind w:firstLineChars="0" w:firstLine="0"/>
               <w:jc w:val="center"/>
               <w:rPr>
-                <w:rFonts w:ascii="思源黑体 CN Normal" w:eastAsia="思源黑体 CN Normal" w:hAnsi="思源黑体 CN Normal" w:cs="微软雅黑"/>
+                <w:rFonts w:ascii="思源黑体 CN Normal" w:eastAsia="思源黑体 CN Normal" w:hAnsi="思源黑体 CN Normal" w:cs="微软雅黑" w:hint="eastAsia"/>
                 <w:bCs/>
                 <w:sz w:val="18"/>
                 <w:szCs w:val="18"/>
@@ -21625,7 +21658,7 @@
               <w:ind w:firstLineChars="0" w:firstLine="0"/>
               <w:jc w:val="center"/>
               <w:rPr>
-                <w:rFonts w:ascii="思源黑体 CN Normal" w:eastAsia="思源黑体 CN Normal" w:hAnsi="思源黑体 CN Normal" w:cs="微软雅黑"/>
+                <w:rFonts w:ascii="思源黑体 CN Normal" w:eastAsia="思源黑体 CN Normal" w:hAnsi="思源黑体 CN Normal" w:cs="微软雅黑" w:hint="eastAsia"/>
                 <w:bCs/>
                 <w:sz w:val="18"/>
                 <w:szCs w:val="18"/>
@@ -21646,7 +21679,7 @@
               <w:spacing w:line="240" w:lineRule="atLeast"/>
               <w:jc w:val="center"/>
               <w:rPr>
-                <w:rFonts w:ascii="思源黑体 CN Normal" w:eastAsia="思源黑体 CN Normal" w:hAnsi="思源黑体 CN Normal" w:cs="Times New Roman"/>
+                <w:rFonts w:ascii="思源黑体 CN Normal" w:eastAsia="思源黑体 CN Normal" w:hAnsi="思源黑体 CN Normal" w:cs="Times New Roman" w:hint="eastAsia"/>
                 <w:kern w:val="0"/>
                 <w:sz w:val="18"/>
                 <w:szCs w:val="18"/>
@@ -21681,7 +21714,7 @@
               <w:spacing w:line="240" w:lineRule="atLeast"/>
               <w:jc w:val="center"/>
               <w:rPr>
-                <w:rFonts w:ascii="思源黑体 CN Normal" w:eastAsia="思源黑体 CN Normal" w:hAnsi="思源黑体 CN Normal"/>
+                <w:rFonts w:ascii="思源黑体 CN Normal" w:eastAsia="思源黑体 CN Normal" w:hAnsi="思源黑体 CN Normal" w:hint="eastAsia"/>
                 <w:sz w:val="18"/>
                 <w:szCs w:val="18"/>
               </w:rPr>
@@ -21716,7 +21749,7 @@
               <w:spacing w:line="240" w:lineRule="atLeast"/>
               <w:jc w:val="center"/>
               <w:rPr>
-                <w:rFonts w:ascii="思源黑体 CN Normal" w:eastAsia="思源黑体 CN Normal" w:hAnsi="思源黑体 CN Normal"/>
+                <w:rFonts w:ascii="思源黑体 CN Normal" w:eastAsia="思源黑体 CN Normal" w:hAnsi="思源黑体 CN Normal" w:hint="eastAsia"/>
                 <w:sz w:val="18"/>
                 <w:szCs w:val="18"/>
               </w:rPr>
@@ -21742,17 +21775,17 @@
               <w:spacing w:line="240" w:lineRule="atLeast"/>
               <w:jc w:val="center"/>
               <w:rPr>
-                <w:rFonts w:ascii="思源黑体 CN Normal" w:eastAsia="思源黑体 CN Normal" w:hAnsi="思源黑体 CN Normal"/>
-                <w:sz w:val="18"/>
-                <w:szCs w:val="18"/>
-              </w:rPr>
-            </w:pPr>
-            <w:r>
-              <w:rPr>
                 <w:rFonts w:ascii="思源黑体 CN Normal" w:eastAsia="思源黑体 CN Normal" w:hAnsi="思源黑体 CN Normal" w:hint="eastAsia"/>
                 <w:sz w:val="18"/>
                 <w:szCs w:val="18"/>
               </w:rPr>
+            </w:pPr>
+            <w:r>
+              <w:rPr>
+                <w:rFonts w:ascii="思源黑体 CN Normal" w:eastAsia="思源黑体 CN Normal" w:hAnsi="思源黑体 CN Normal" w:hint="eastAsia"/>
+                <w:sz w:val="18"/>
+                <w:szCs w:val="18"/>
+              </w:rPr>
               <w:t>≥75％</w:t>
             </w:r>
           </w:p>
@@ -21767,17 +21800,17 @@
               <w:spacing w:line="240" w:lineRule="atLeast"/>
               <w:jc w:val="center"/>
               <w:rPr>
-                <w:rFonts w:ascii="思源黑体 CN Normal" w:eastAsia="思源黑体 CN Normal" w:hAnsi="思源黑体 CN Normal"/>
-                <w:sz w:val="18"/>
-                <w:szCs w:val="18"/>
-              </w:rPr>
-            </w:pPr>
-            <w:r>
-              <w:rPr>
                 <w:rFonts w:ascii="思源黑体 CN Normal" w:eastAsia="思源黑体 CN Normal" w:hAnsi="思源黑体 CN Normal" w:hint="eastAsia"/>
                 <w:sz w:val="18"/>
                 <w:szCs w:val="18"/>
               </w:rPr>
+            </w:pPr>
+            <w:r>
+              <w:rPr>
+                <w:rFonts w:ascii="思源黑体 CN Normal" w:eastAsia="思源黑体 CN Normal" w:hAnsi="思源黑体 CN Normal" w:hint="eastAsia"/>
+                <w:sz w:val="18"/>
+                <w:szCs w:val="18"/>
+              </w:rPr>
               <w:t>≥75％</w:t>
             </w:r>
           </w:p>
@@ -21792,17 +21825,17 @@
               <w:spacing w:line="240" w:lineRule="atLeast"/>
               <w:jc w:val="center"/>
               <w:rPr>
-                <w:rFonts w:ascii="思源黑体 CN Normal" w:eastAsia="思源黑体 CN Normal" w:hAnsi="思源黑体 CN Normal"/>
-                <w:sz w:val="18"/>
-                <w:szCs w:val="18"/>
-              </w:rPr>
-            </w:pPr>
-            <w:r>
-              <w:rPr>
                 <w:rFonts w:ascii="思源黑体 CN Normal" w:eastAsia="思源黑体 CN Normal" w:hAnsi="思源黑体 CN Normal" w:hint="eastAsia"/>
                 <w:sz w:val="18"/>
                 <w:szCs w:val="18"/>
               </w:rPr>
+            </w:pPr>
+            <w:r>
+              <w:rPr>
+                <w:rFonts w:ascii="思源黑体 CN Normal" w:eastAsia="思源黑体 CN Normal" w:hAnsi="思源黑体 CN Normal" w:hint="eastAsia"/>
+                <w:sz w:val="18"/>
+                <w:szCs w:val="18"/>
+              </w:rPr>
               <w:t>≥75％</w:t>
             </w:r>
           </w:p>
@@ -21817,7 +21850,7 @@
               <w:spacing w:line="240" w:lineRule="atLeast"/>
               <w:jc w:val="center"/>
               <w:rPr>
-                <w:rFonts w:ascii="思源黑体 CN Normal" w:eastAsia="思源黑体 CN Normal" w:hAnsi="思源黑体 CN Normal" w:cs="Times New Roman"/>
+                <w:rFonts w:ascii="思源黑体 CN Normal" w:eastAsia="思源黑体 CN Normal" w:hAnsi="思源黑体 CN Normal" w:cs="Times New Roman" w:hint="eastAsia"/>
                 <w:kern w:val="0"/>
                 <w:sz w:val="18"/>
                 <w:szCs w:val="18"/>
@@ -21879,16 +21912,49 @@
               <w:spacing w:line="240" w:lineRule="atLeast"/>
               <w:jc w:val="center"/>
               <w:rPr>
+                <w:rFonts w:ascii="思源黑体 CN Normal" w:eastAsia="思源黑体 CN Normal" w:hAnsi="思源黑体 CN Normal" w:hint="eastAsia"/>
+                <w:sz w:val="18"/>
+                <w:szCs w:val="18"/>
+              </w:rPr>
+            </w:pPr>
+          </w:p>
+        </w:tc>
+        <w:tc>
+          <w:tcPr>
+            <w:tcW w:w="2653" w:type="dxa"/>
+            <w:vAlign w:val="center"/>
+          </w:tcPr>
+          <w:p>
+            <w:pPr>
+              <w:spacing w:line="240" w:lineRule="atLeast"/>
+              <w:jc w:val="center"/>
+              <w:rPr>
+                <w:rFonts w:ascii="思源黑体 CN Normal" w:eastAsia="思源黑体 CN Normal" w:hAnsi="思源黑体 CN Normal" w:hint="eastAsia"/>
+                <w:sz w:val="18"/>
+                <w:szCs w:val="18"/>
+              </w:rPr>
+            </w:pPr>
+            <w:r>
+              <w:rPr>
+                <w:rFonts w:ascii="思源黑体 CN Normal" w:eastAsia="思源黑体 CN Normal" w:hAnsi="思源黑体 CN Normal" w:hint="eastAsia"/>
+                <w:sz w:val="18"/>
+                <w:szCs w:val="18"/>
+              </w:rPr>
+              <w:t>BRCA区域覆盖度</w:t>
+            </w:r>
+            <w:r>
+              <w:rPr>
                 <w:rFonts w:ascii="思源黑体 CN Normal" w:eastAsia="思源黑体 CN Normal" w:hAnsi="思源黑体 CN Normal"/>
                 <w:sz w:val="18"/>
                 <w:szCs w:val="18"/>
               </w:rPr>
-            </w:pPr>
-          </w:p>
-        </w:tc>
-        <w:tc>
-          <w:tcPr>
-            <w:tcW w:w="2653" w:type="dxa"/>
+              <w:t>Coverage(180×)_BRCA</w:t>
+            </w:r>
+          </w:p>
+        </w:tc>
+        <w:tc>
+          <w:tcPr>
+            <w:tcW w:w="1711" w:type="dxa"/>
             <w:vAlign w:val="center"/>
           </w:tcPr>
           <w:p>
@@ -21896,32 +21962,24 @@
               <w:spacing w:line="240" w:lineRule="atLeast"/>
               <w:jc w:val="center"/>
               <w:rPr>
-                <w:rFonts w:ascii="思源黑体 CN Normal" w:eastAsia="思源黑体 CN Normal" w:hAnsi="思源黑体 CN Normal"/>
-                <w:sz w:val="18"/>
-                <w:szCs w:val="18"/>
-              </w:rPr>
-            </w:pPr>
-            <w:r>
-              <w:rPr>
                 <w:rFonts w:ascii="思源黑体 CN Normal" w:eastAsia="思源黑体 CN Normal" w:hAnsi="思源黑体 CN Normal" w:hint="eastAsia"/>
                 <w:sz w:val="18"/>
                 <w:szCs w:val="18"/>
               </w:rPr>
-              <w:t>BRCA区域覆盖度</w:t>
-            </w:r>
-            <w:r>
-              <w:rPr>
-                <w:rFonts w:ascii="思源黑体 CN Normal" w:eastAsia="思源黑体 CN Normal" w:hAnsi="思源黑体 CN Normal"/>
-                <w:sz w:val="18"/>
-                <w:szCs w:val="18"/>
-              </w:rPr>
-              <w:t>Coverage(180×)_BRCA</w:t>
-            </w:r>
-          </w:p>
-        </w:tc>
-        <w:tc>
-          <w:tcPr>
-            <w:tcW w:w="1711" w:type="dxa"/>
+            </w:pPr>
+            <w:r>
+              <w:rPr>
+                <w:rFonts w:ascii="思源黑体 CN Normal" w:eastAsia="思源黑体 CN Normal" w:hAnsi="思源黑体 CN Normal" w:hint="eastAsia"/>
+                <w:sz w:val="18"/>
+                <w:szCs w:val="18"/>
+              </w:rPr>
+              <w:t>/</w:t>
+            </w:r>
+          </w:p>
+        </w:tc>
+        <w:tc>
+          <w:tcPr>
+            <w:tcW w:w="2128" w:type="dxa"/>
             <w:vAlign w:val="center"/>
           </w:tcPr>
           <w:p>
@@ -21929,24 +21987,24 @@
               <w:spacing w:line="240" w:lineRule="atLeast"/>
               <w:jc w:val="center"/>
               <w:rPr>
-                <w:rFonts w:ascii="思源黑体 CN Normal" w:eastAsia="思源黑体 CN Normal" w:hAnsi="思源黑体 CN Normal"/>
-                <w:sz w:val="18"/>
-                <w:szCs w:val="18"/>
-              </w:rPr>
-            </w:pPr>
-            <w:r>
-              <w:rPr>
                 <w:rFonts w:ascii="思源黑体 CN Normal" w:eastAsia="思源黑体 CN Normal" w:hAnsi="思源黑体 CN Normal" w:hint="eastAsia"/>
                 <w:sz w:val="18"/>
                 <w:szCs w:val="18"/>
               </w:rPr>
+            </w:pPr>
+            <w:r>
+              <w:rPr>
+                <w:rFonts w:ascii="思源黑体 CN Normal" w:eastAsia="思源黑体 CN Normal" w:hAnsi="思源黑体 CN Normal" w:hint="eastAsia"/>
+                <w:sz w:val="18"/>
+                <w:szCs w:val="18"/>
+              </w:rPr>
               <w:t>/</w:t>
             </w:r>
           </w:p>
         </w:tc>
         <w:tc>
           <w:tcPr>
-            <w:tcW w:w="2128" w:type="dxa"/>
+            <w:tcW w:w="2166" w:type="dxa"/>
             <w:vAlign w:val="center"/>
           </w:tcPr>
           <w:p>
@@ -21954,32 +22012,7 @@
               <w:spacing w:line="240" w:lineRule="atLeast"/>
               <w:jc w:val="center"/>
               <w:rPr>
-                <w:rFonts w:ascii="思源黑体 CN Normal" w:eastAsia="思源黑体 CN Normal" w:hAnsi="思源黑体 CN Normal"/>
-                <w:sz w:val="18"/>
-                <w:szCs w:val="18"/>
-              </w:rPr>
-            </w:pPr>
-            <w:r>
-              <w:rPr>
                 <w:rFonts w:ascii="思源黑体 CN Normal" w:eastAsia="思源黑体 CN Normal" w:hAnsi="思源黑体 CN Normal" w:hint="eastAsia"/>
-                <w:sz w:val="18"/>
-                <w:szCs w:val="18"/>
-              </w:rPr>
-              <w:t>/</w:t>
-            </w:r>
-          </w:p>
-        </w:tc>
-        <w:tc>
-          <w:tcPr>
-            <w:tcW w:w="2166" w:type="dxa"/>
-            <w:vAlign w:val="center"/>
-          </w:tcPr>
-          <w:p>
-            <w:pPr>
-              <w:spacing w:line="240" w:lineRule="atLeast"/>
-              <w:jc w:val="center"/>
-              <w:rPr>
-                <w:rFonts w:ascii="思源黑体 CN Normal" w:eastAsia="思源黑体 CN Normal" w:hAnsi="思源黑体 CN Normal"/>
                 <w:sz w:val="18"/>
                 <w:szCs w:val="18"/>
               </w:rPr>
@@ -22007,7 +22040,7 @@
               <w:ind w:firstLineChars="0" w:firstLine="0"/>
               <w:jc w:val="center"/>
               <w:rPr>
-                <w:rFonts w:ascii="思源黑体 CN Normal" w:eastAsia="思源黑体 CN Normal" w:hAnsi="思源黑体 CN Normal" w:cs="微软雅黑"/>
+                <w:rFonts w:ascii="思源黑体 CN Normal" w:eastAsia="思源黑体 CN Normal" w:hAnsi="思源黑体 CN Normal" w:cs="微软雅黑" w:hint="eastAsia"/>
                 <w:bCs/>
                 <w:sz w:val="18"/>
                 <w:szCs w:val="18"/>
@@ -22040,7 +22073,7 @@
               <w:ind w:firstLineChars="0" w:firstLine="0"/>
               <w:jc w:val="center"/>
               <w:rPr>
-                <w:rFonts w:ascii="思源黑体 CN Normal" w:eastAsia="思源黑体 CN Normal" w:hAnsi="思源黑体 CN Normal" w:cs="微软雅黑"/>
+                <w:rFonts w:ascii="思源黑体 CN Normal" w:eastAsia="思源黑体 CN Normal" w:hAnsi="思源黑体 CN Normal" w:cs="微软雅黑" w:hint="eastAsia"/>
                 <w:bCs/>
                 <w:sz w:val="18"/>
                 <w:szCs w:val="18"/>
@@ -22064,7 +22097,7 @@
               <w:ind w:firstLineChars="0" w:firstLine="0"/>
               <w:jc w:val="center"/>
               <w:rPr>
-                <w:rFonts w:ascii="思源黑体 CN Normal" w:eastAsia="思源黑体 CN Normal" w:hAnsi="思源黑体 CN Normal" w:cs="微软雅黑"/>
+                <w:rFonts w:ascii="思源黑体 CN Normal" w:eastAsia="思源黑体 CN Normal" w:hAnsi="思源黑体 CN Normal" w:cs="微软雅黑" w:hint="eastAsia"/>
                 <w:bCs/>
                 <w:sz w:val="18"/>
                 <w:szCs w:val="18"/>
@@ -22097,7 +22130,7 @@
               <w:ind w:firstLineChars="0" w:firstLine="0"/>
               <w:jc w:val="center"/>
               <w:rPr>
-                <w:rFonts w:ascii="思源黑体 CN Normal" w:eastAsia="思源黑体 CN Normal" w:hAnsi="思源黑体 CN Normal" w:cs="微软雅黑"/>
+                <w:rFonts w:ascii="思源黑体 CN Normal" w:eastAsia="思源黑体 CN Normal" w:hAnsi="思源黑体 CN Normal" w:cs="微软雅黑" w:hint="eastAsia"/>
                 <w:bCs/>
                 <w:sz w:val="18"/>
                 <w:szCs w:val="18"/>
@@ -22118,7 +22151,7 @@
               <w:spacing w:line="240" w:lineRule="atLeast"/>
               <w:jc w:val="center"/>
               <w:rPr>
-                <w:rFonts w:ascii="思源黑体 CN Normal" w:eastAsia="思源黑体 CN Normal" w:hAnsi="思源黑体 CN Normal" w:cs="Times New Roman"/>
+                <w:rFonts w:ascii="思源黑体 CN Normal" w:eastAsia="思源黑体 CN Normal" w:hAnsi="思源黑体 CN Normal" w:cs="Times New Roman" w:hint="eastAsia"/>
                 <w:kern w:val="0"/>
                 <w:sz w:val="18"/>
                 <w:szCs w:val="18"/>
@@ -22152,16 +22185,68 @@
               <w:spacing w:line="240" w:lineRule="atLeast"/>
               <w:jc w:val="center"/>
               <w:rPr>
+                <w:rFonts w:ascii="思源黑体 CN Normal" w:eastAsia="思源黑体 CN Normal" w:hAnsi="思源黑体 CN Normal" w:hint="eastAsia"/>
+                <w:sz w:val="18"/>
+                <w:szCs w:val="18"/>
+              </w:rPr>
+            </w:pPr>
+          </w:p>
+        </w:tc>
+        <w:tc>
+          <w:tcPr>
+            <w:tcW w:w="2653" w:type="dxa"/>
+            <w:vAlign w:val="center"/>
+          </w:tcPr>
+          <w:p>
+            <w:pPr>
+              <w:spacing w:line="240" w:lineRule="atLeast"/>
+              <w:jc w:val="center"/>
+              <w:rPr>
+                <w:rFonts w:ascii="思源黑体 CN Normal" w:eastAsia="思源黑体 CN Normal" w:hAnsi="思源黑体 CN Normal" w:hint="eastAsia"/>
+                <w:sz w:val="18"/>
+                <w:szCs w:val="18"/>
+              </w:rPr>
+            </w:pPr>
+            <w:r>
+              <w:rPr>
+                <w:rFonts w:ascii="思源黑体 CN Normal" w:eastAsia="思源黑体 CN Normal" w:hAnsi="思源黑体 CN Normal" w:hint="eastAsia"/>
+                <w:sz w:val="18"/>
+                <w:szCs w:val="18"/>
+              </w:rPr>
+              <w:t>CDS区域覆盖度</w:t>
+            </w:r>
+          </w:p>
+          <w:p>
+            <w:pPr>
+              <w:spacing w:line="240" w:lineRule="atLeast"/>
+              <w:jc w:val="center"/>
+              <w:rPr>
+                <w:rFonts w:ascii="思源黑体 CN Normal" w:eastAsia="思源黑体 CN Normal" w:hAnsi="思源黑体 CN Normal" w:hint="eastAsia"/>
+                <w:sz w:val="18"/>
+                <w:szCs w:val="18"/>
+              </w:rPr>
+            </w:pPr>
+            <w:r>
+              <w:rPr>
                 <w:rFonts w:ascii="思源黑体 CN Normal" w:eastAsia="思源黑体 CN Normal" w:hAnsi="思源黑体 CN Normal"/>
                 <w:sz w:val="18"/>
                 <w:szCs w:val="18"/>
               </w:rPr>
-            </w:pPr>
-          </w:p>
-        </w:tc>
-        <w:tc>
-          <w:tcPr>
-            <w:tcW w:w="2653" w:type="dxa"/>
+              <w:t>Coverage(180×)_</w:t>
+            </w:r>
+            <w:r>
+              <w:rPr>
+                <w:rFonts w:ascii="思源黑体 CN Normal" w:eastAsia="思源黑体 CN Normal" w:hAnsi="思源黑体 CN Normal" w:hint="eastAsia"/>
+                <w:sz w:val="18"/>
+                <w:szCs w:val="18"/>
+              </w:rPr>
+              <w:t>CDS</w:t>
+            </w:r>
+          </w:p>
+        </w:tc>
+        <w:tc>
+          <w:tcPr>
+            <w:tcW w:w="1711" w:type="dxa"/>
             <w:vAlign w:val="center"/>
           </w:tcPr>
           <w:p>
@@ -22169,51 +22254,49 @@
               <w:spacing w:line="240" w:lineRule="atLeast"/>
               <w:jc w:val="center"/>
               <w:rPr>
-                <w:rFonts w:ascii="思源黑体 CN Normal" w:eastAsia="思源黑体 CN Normal" w:hAnsi="思源黑体 CN Normal"/>
-                <w:sz w:val="18"/>
-                <w:szCs w:val="18"/>
-              </w:rPr>
-            </w:pPr>
-            <w:r>
-              <w:rPr>
                 <w:rFonts w:ascii="思源黑体 CN Normal" w:eastAsia="思源黑体 CN Normal" w:hAnsi="思源黑体 CN Normal" w:hint="eastAsia"/>
                 <w:sz w:val="18"/>
                 <w:szCs w:val="18"/>
               </w:rPr>
-              <w:t>CDS区域覆盖度</w:t>
-            </w:r>
-          </w:p>
+            </w:pPr>
+            <w:r>
+              <w:rPr>
+                <w:rFonts w:ascii="思源黑体 CN Normal" w:eastAsia="思源黑体 CN Normal" w:hAnsi="思源黑体 CN Normal" w:hint="eastAsia"/>
+                <w:sz w:val="18"/>
+                <w:szCs w:val="18"/>
+              </w:rPr>
+              <w:t>/</w:t>
+            </w:r>
+          </w:p>
+        </w:tc>
+        <w:tc>
+          <w:tcPr>
+            <w:tcW w:w="2128" w:type="dxa"/>
+            <w:vAlign w:val="center"/>
+          </w:tcPr>
           <w:p>
             <w:pPr>
               <w:spacing w:line="240" w:lineRule="atLeast"/>
               <w:jc w:val="center"/>
               <w:rPr>
-                <w:rFonts w:ascii="思源黑体 CN Normal" w:eastAsia="思源黑体 CN Normal" w:hAnsi="思源黑体 CN Normal"/>
-                <w:sz w:val="18"/>
-                <w:szCs w:val="18"/>
-              </w:rPr>
-            </w:pPr>
-            <w:r>
-              <w:rPr>
-                <w:rFonts w:ascii="思源黑体 CN Normal" w:eastAsia="思源黑体 CN Normal" w:hAnsi="思源黑体 CN Normal"/>
-                <w:sz w:val="18"/>
-                <w:szCs w:val="18"/>
-              </w:rPr>
-              <w:t>Coverage(180×)_</w:t>
-            </w:r>
-            <w:r>
-              <w:rPr>
                 <w:rFonts w:ascii="思源黑体 CN Normal" w:eastAsia="思源黑体 CN Normal" w:hAnsi="思源黑体 CN Normal" w:hint="eastAsia"/>
                 <w:sz w:val="18"/>
                 <w:szCs w:val="18"/>
               </w:rPr>
-              <w:t>CDS</w:t>
-            </w:r>
-          </w:p>
-        </w:tc>
-        <w:tc>
-          <w:tcPr>
-            <w:tcW w:w="1711" w:type="dxa"/>
+            </w:pPr>
+            <w:r>
+              <w:rPr>
+                <w:rFonts w:ascii="思源黑体 CN Normal" w:eastAsia="思源黑体 CN Normal" w:hAnsi="思源黑体 CN Normal" w:hint="eastAsia"/>
+                <w:sz w:val="18"/>
+                <w:szCs w:val="18"/>
+              </w:rPr>
+              <w:t>/</w:t>
+            </w:r>
+          </w:p>
+        </w:tc>
+        <w:tc>
+          <w:tcPr>
+            <w:tcW w:w="2166" w:type="dxa"/>
             <w:vAlign w:val="center"/>
           </w:tcPr>
           <w:p>
@@ -22221,57 +22304,7 @@
               <w:spacing w:line="240" w:lineRule="atLeast"/>
               <w:jc w:val="center"/>
               <w:rPr>
-                <w:rFonts w:ascii="思源黑体 CN Normal" w:eastAsia="思源黑体 CN Normal" w:hAnsi="思源黑体 CN Normal"/>
-                <w:sz w:val="18"/>
-                <w:szCs w:val="18"/>
-              </w:rPr>
-            </w:pPr>
-            <w:r>
-              <w:rPr>
                 <w:rFonts w:ascii="思源黑体 CN Normal" w:eastAsia="思源黑体 CN Normal" w:hAnsi="思源黑体 CN Normal" w:hint="eastAsia"/>
-                <w:sz w:val="18"/>
-                <w:szCs w:val="18"/>
-              </w:rPr>
-              <w:t>/</w:t>
-            </w:r>
-          </w:p>
-        </w:tc>
-        <w:tc>
-          <w:tcPr>
-            <w:tcW w:w="2128" w:type="dxa"/>
-            <w:vAlign w:val="center"/>
-          </w:tcPr>
-          <w:p>
-            <w:pPr>
-              <w:spacing w:line="240" w:lineRule="atLeast"/>
-              <w:jc w:val="center"/>
-              <w:rPr>
-                <w:rFonts w:ascii="思源黑体 CN Normal" w:eastAsia="思源黑体 CN Normal" w:hAnsi="思源黑体 CN Normal"/>
-                <w:sz w:val="18"/>
-                <w:szCs w:val="18"/>
-              </w:rPr>
-            </w:pPr>
-            <w:r>
-              <w:rPr>
-                <w:rFonts w:ascii="思源黑体 CN Normal" w:eastAsia="思源黑体 CN Normal" w:hAnsi="思源黑体 CN Normal" w:hint="eastAsia"/>
-                <w:sz w:val="18"/>
-                <w:szCs w:val="18"/>
-              </w:rPr>
-              <w:t>/</w:t>
-            </w:r>
-          </w:p>
-        </w:tc>
-        <w:tc>
-          <w:tcPr>
-            <w:tcW w:w="2166" w:type="dxa"/>
-            <w:vAlign w:val="center"/>
-          </w:tcPr>
-          <w:p>
-            <w:pPr>
-              <w:spacing w:line="240" w:lineRule="atLeast"/>
-              <w:jc w:val="center"/>
-              <w:rPr>
-                <w:rFonts w:ascii="思源黑体 CN Normal" w:eastAsia="思源黑体 CN Normal" w:hAnsi="思源黑体 CN Normal"/>
                 <w:sz w:val="18"/>
                 <w:szCs w:val="18"/>
               </w:rPr>
@@ -22299,7 +22332,7 @@
               <w:ind w:firstLineChars="0" w:firstLine="0"/>
               <w:jc w:val="center"/>
               <w:rPr>
-                <w:rFonts w:ascii="思源黑体 CN Normal" w:eastAsia="思源黑体 CN Normal" w:hAnsi="思源黑体 CN Normal" w:cs="微软雅黑"/>
+                <w:rFonts w:ascii="思源黑体 CN Normal" w:eastAsia="思源黑体 CN Normal" w:hAnsi="思源黑体 CN Normal" w:cs="微软雅黑" w:hint="eastAsia"/>
                 <w:bCs/>
                 <w:sz w:val="18"/>
                 <w:szCs w:val="18"/>
@@ -22332,7 +22365,7 @@
               <w:ind w:firstLineChars="0" w:firstLine="0"/>
               <w:jc w:val="center"/>
               <w:rPr>
-                <w:rFonts w:ascii="思源黑体 CN Normal" w:eastAsia="思源黑体 CN Normal" w:hAnsi="思源黑体 CN Normal" w:cs="微软雅黑"/>
+                <w:rFonts w:ascii="思源黑体 CN Normal" w:eastAsia="思源黑体 CN Normal" w:hAnsi="思源黑体 CN Normal" w:cs="微软雅黑" w:hint="eastAsia"/>
                 <w:bCs/>
                 <w:sz w:val="18"/>
                 <w:szCs w:val="18"/>
@@ -22357,7 +22390,7 @@
               <w:ind w:firstLineChars="0" w:firstLine="0"/>
               <w:jc w:val="center"/>
               <w:rPr>
-                <w:rFonts w:ascii="思源黑体 CN Normal" w:eastAsia="思源黑体 CN Normal" w:hAnsi="思源黑体 CN Normal" w:cs="微软雅黑"/>
+                <w:rFonts w:ascii="思源黑体 CN Normal" w:eastAsia="思源黑体 CN Normal" w:hAnsi="思源黑体 CN Normal" w:cs="微软雅黑" w:hint="eastAsia"/>
                 <w:bCs/>
                 <w:sz w:val="18"/>
                 <w:szCs w:val="18"/>
@@ -22390,7 +22423,7 @@
               <w:ind w:firstLineChars="0" w:firstLine="0"/>
               <w:jc w:val="center"/>
               <w:rPr>
-                <w:rFonts w:ascii="思源黑体 CN Normal" w:eastAsia="思源黑体 CN Normal" w:hAnsi="思源黑体 CN Normal" w:cs="微软雅黑"/>
+                <w:rFonts w:ascii="思源黑体 CN Normal" w:eastAsia="思源黑体 CN Normal" w:hAnsi="思源黑体 CN Normal" w:cs="微软雅黑" w:hint="eastAsia"/>
                 <w:bCs/>
                 <w:sz w:val="18"/>
                 <w:szCs w:val="18"/>
@@ -22411,7 +22444,7 @@
               <w:spacing w:line="240" w:lineRule="atLeast"/>
               <w:jc w:val="center"/>
               <w:rPr>
-                <w:rFonts w:ascii="思源黑体 CN Normal" w:eastAsia="思源黑体 CN Normal" w:hAnsi="思源黑体 CN Normal" w:cs="Times New Roman"/>
+                <w:rFonts w:ascii="思源黑体 CN Normal" w:eastAsia="思源黑体 CN Normal" w:hAnsi="思源黑体 CN Normal" w:cs="Times New Roman" w:hint="eastAsia"/>
                 <w:kern w:val="0"/>
                 <w:sz w:val="18"/>
                 <w:szCs w:val="18"/>
@@ -22445,7 +22478,7 @@
               <w:spacing w:line="240" w:lineRule="atLeast"/>
               <w:jc w:val="center"/>
               <w:rPr>
-                <w:rFonts w:ascii="思源黑体 CN Normal" w:eastAsia="思源黑体 CN Normal" w:hAnsi="思源黑体 CN Normal"/>
+                <w:rFonts w:ascii="思源黑体 CN Normal" w:eastAsia="思源黑体 CN Normal" w:hAnsi="思源黑体 CN Normal" w:hint="eastAsia"/>
                 <w:sz w:val="18"/>
                 <w:szCs w:val="18"/>
               </w:rPr>
@@ -22565,7 +22598,7 @@
               <w:ind w:firstLineChars="0" w:firstLine="0"/>
               <w:jc w:val="center"/>
               <w:rPr>
-                <w:rFonts w:ascii="思源黑体 CN Normal" w:eastAsia="思源黑体 CN Normal" w:hAnsi="思源黑体 CN Normal" w:cs="微软雅黑"/>
+                <w:rFonts w:ascii="思源黑体 CN Normal" w:eastAsia="思源黑体 CN Normal" w:hAnsi="思源黑体 CN Normal" w:cs="微软雅黑" w:hint="eastAsia"/>
                 <w:bCs/>
                 <w:sz w:val="18"/>
                 <w:szCs w:val="18"/>
@@ -22598,7 +22631,7 @@
               <w:ind w:firstLineChars="0" w:firstLine="0"/>
               <w:jc w:val="center"/>
               <w:rPr>
-                <w:rFonts w:ascii="思源黑体 CN Normal" w:eastAsia="思源黑体 CN Normal" w:hAnsi="思源黑体 CN Normal" w:cs="微软雅黑"/>
+                <w:rFonts w:ascii="思源黑体 CN Normal" w:eastAsia="思源黑体 CN Normal" w:hAnsi="思源黑体 CN Normal" w:cs="微软雅黑" w:hint="eastAsia"/>
                 <w:bCs/>
                 <w:sz w:val="18"/>
                 <w:szCs w:val="18"/>
@@ -22622,7 +22655,7 @@
               <w:ind w:firstLineChars="0" w:firstLine="0"/>
               <w:jc w:val="center"/>
               <w:rPr>
-                <w:rFonts w:ascii="思源黑体 CN Normal" w:eastAsia="思源黑体 CN Normal" w:hAnsi="思源黑体 CN Normal" w:cs="微软雅黑"/>
+                <w:rFonts w:ascii="思源黑体 CN Normal" w:eastAsia="思源黑体 CN Normal" w:hAnsi="思源黑体 CN Normal" w:cs="微软雅黑" w:hint="eastAsia"/>
                 <w:bCs/>
                 <w:sz w:val="18"/>
                 <w:szCs w:val="18"/>
@@ -22655,7 +22688,7 @@
               <w:ind w:firstLineChars="0" w:firstLine="0"/>
               <w:jc w:val="center"/>
               <w:rPr>
-                <w:rFonts w:ascii="思源黑体 CN Normal" w:eastAsia="思源黑体 CN Normal" w:hAnsi="思源黑体 CN Normal" w:cs="微软雅黑"/>
+                <w:rFonts w:ascii="思源黑体 CN Normal" w:eastAsia="思源黑体 CN Normal" w:hAnsi="思源黑体 CN Normal" w:cs="微软雅黑" w:hint="eastAsia"/>
                 <w:bCs/>
                 <w:sz w:val="18"/>
                 <w:szCs w:val="18"/>
@@ -22713,7 +22746,7 @@
               <w:spacing w:line="240" w:lineRule="atLeast"/>
               <w:jc w:val="center"/>
               <w:rPr>
-                <w:rFonts w:ascii="思源黑体 CN Normal" w:eastAsia="思源黑体 CN Normal" w:hAnsi="思源黑体 CN Normal"/>
+                <w:rFonts w:ascii="思源黑体 CN Normal" w:eastAsia="思源黑体 CN Normal" w:hAnsi="思源黑体 CN Normal" w:hint="eastAsia"/>
                 <w:sz w:val="18"/>
                 <w:szCs w:val="18"/>
               </w:rPr>
@@ -22833,7 +22866,7 @@
               <w:ind w:firstLineChars="0" w:firstLine="0"/>
               <w:jc w:val="center"/>
               <w:rPr>
-                <w:rFonts w:ascii="思源黑体 CN Normal" w:eastAsia="思源黑体 CN Normal" w:hAnsi="思源黑体 CN Normal" w:cs="微软雅黑"/>
+                <w:rFonts w:ascii="思源黑体 CN Normal" w:eastAsia="思源黑体 CN Normal" w:hAnsi="思源黑体 CN Normal" w:cs="微软雅黑" w:hint="eastAsia"/>
                 <w:bCs/>
                 <w:sz w:val="18"/>
                 <w:szCs w:val="18"/>
@@ -22876,7 +22909,7 @@
               <w:ind w:firstLineChars="0" w:firstLine="0"/>
               <w:jc w:val="center"/>
               <w:rPr>
-                <w:rFonts w:ascii="思源黑体 CN Normal" w:eastAsia="思源黑体 CN Normal" w:hAnsi="思源黑体 CN Normal" w:cs="微软雅黑"/>
+                <w:rFonts w:ascii="思源黑体 CN Normal" w:eastAsia="思源黑体 CN Normal" w:hAnsi="思源黑体 CN Normal" w:cs="微软雅黑" w:hint="eastAsia"/>
                 <w:bCs/>
                 <w:sz w:val="18"/>
                 <w:szCs w:val="18"/>
@@ -22909,7 +22942,7 @@
               <w:ind w:firstLineChars="0" w:firstLine="0"/>
               <w:jc w:val="center"/>
               <w:rPr>
-                <w:rFonts w:ascii="思源黑体 CN Normal" w:eastAsia="思源黑体 CN Normal" w:hAnsi="思源黑体 CN Normal" w:cs="微软雅黑"/>
+                <w:rFonts w:ascii="思源黑体 CN Normal" w:eastAsia="思源黑体 CN Normal" w:hAnsi="思源黑体 CN Normal" w:cs="微软雅黑" w:hint="eastAsia"/>
                 <w:bCs/>
                 <w:sz w:val="18"/>
                 <w:szCs w:val="18"/>
@@ -22942,7 +22975,7 @@
               <w:ind w:firstLineChars="0" w:firstLine="0"/>
               <w:jc w:val="center"/>
               <w:rPr>
-                <w:rFonts w:ascii="思源黑体 CN Normal" w:eastAsia="思源黑体 CN Normal" w:hAnsi="思源黑体 CN Normal" w:cs="微软雅黑"/>
+                <w:rFonts w:ascii="思源黑体 CN Normal" w:eastAsia="思源黑体 CN Normal" w:hAnsi="思源黑体 CN Normal" w:cs="微软雅黑" w:hint="eastAsia"/>
                 <w:bCs/>
                 <w:sz w:val="18"/>
                 <w:szCs w:val="18"/>
@@ -23000,16 +23033,82 @@
               <w:spacing w:line="240" w:lineRule="atLeast"/>
               <w:jc w:val="center"/>
               <w:rPr>
+                <w:rFonts w:ascii="思源黑体 CN Normal" w:eastAsia="思源黑体 CN Normal" w:hAnsi="思源黑体 CN Normal" w:hint="eastAsia"/>
+                <w:sz w:val="18"/>
+                <w:szCs w:val="18"/>
+              </w:rPr>
+            </w:pPr>
+          </w:p>
+        </w:tc>
+        <w:tc>
+          <w:tcPr>
+            <w:tcW w:w="2653" w:type="dxa"/>
+            <w:vAlign w:val="center"/>
+          </w:tcPr>
+          <w:p>
+            <w:pPr>
+              <w:spacing w:line="240" w:lineRule="atLeast"/>
+              <w:jc w:val="center"/>
+              <w:rPr>
+                <w:rFonts w:ascii="思源黑体 CN Normal" w:eastAsia="思源黑体 CN Normal" w:hAnsi="思源黑体 CN Normal" w:hint="eastAsia"/>
+                <w:sz w:val="18"/>
+                <w:szCs w:val="18"/>
+              </w:rPr>
+            </w:pPr>
+            <w:r>
+              <w:rPr>
+                <w:rFonts w:ascii="思源黑体 CN Normal" w:eastAsia="思源黑体 CN Normal" w:hAnsi="思源黑体 CN Normal" w:hint="eastAsia"/>
+                <w:sz w:val="18"/>
+                <w:szCs w:val="18"/>
+              </w:rPr>
+              <w:t>有效测序深度（X）</w:t>
+            </w:r>
+          </w:p>
+        </w:tc>
+        <w:tc>
+          <w:tcPr>
+            <w:tcW w:w="1711" w:type="dxa"/>
+            <w:vAlign w:val="center"/>
+          </w:tcPr>
+          <w:p>
+            <w:pPr>
+              <w:spacing w:line="240" w:lineRule="atLeast"/>
+              <w:jc w:val="center"/>
+              <w:rPr>
+                <w:rFonts w:ascii="思源黑体 CN Normal" w:eastAsia="思源黑体 CN Normal" w:hAnsi="思源黑体 CN Normal" w:hint="eastAsia"/>
+                <w:sz w:val="18"/>
+                <w:szCs w:val="18"/>
+              </w:rPr>
+            </w:pPr>
+            <w:r>
+              <w:rPr>
+                <w:rFonts w:ascii="思源黑体 CN Normal" w:eastAsia="思源黑体 CN Normal" w:hAnsi="思源黑体 CN Normal" w:hint="eastAsia"/>
+                <w:sz w:val="18"/>
+                <w:szCs w:val="18"/>
+              </w:rPr>
+              <w:t>≥</w:t>
+            </w:r>
+            <w:r>
+              <w:rPr>
                 <w:rFonts w:ascii="思源黑体 CN Normal" w:eastAsia="思源黑体 CN Normal" w:hAnsi="思源黑体 CN Normal"/>
                 <w:sz w:val="18"/>
                 <w:szCs w:val="18"/>
               </w:rPr>
-            </w:pPr>
-          </w:p>
-        </w:tc>
-        <w:tc>
-          <w:tcPr>
-            <w:tcW w:w="2653" w:type="dxa"/>
+              <w:t>2000</w:t>
+            </w:r>
+            <w:r>
+              <w:rPr>
+                <w:rFonts w:ascii="思源黑体 CN Normal" w:eastAsia="思源黑体 CN Normal" w:hAnsi="思源黑体 CN Normal" w:hint="eastAsia"/>
+                <w:sz w:val="18"/>
+                <w:szCs w:val="18"/>
+              </w:rPr>
+              <w:t>（中位）</w:t>
+            </w:r>
+          </w:p>
+        </w:tc>
+        <w:tc>
+          <w:tcPr>
+            <w:tcW w:w="2128" w:type="dxa"/>
             <w:vAlign w:val="center"/>
           </w:tcPr>
           <w:p>
@@ -23017,24 +23116,24 @@
               <w:spacing w:line="240" w:lineRule="atLeast"/>
               <w:jc w:val="center"/>
               <w:rPr>
-                <w:rFonts w:ascii="思源黑体 CN Normal" w:eastAsia="思源黑体 CN Normal" w:hAnsi="思源黑体 CN Normal"/>
-                <w:sz w:val="18"/>
-                <w:szCs w:val="18"/>
-              </w:rPr>
-            </w:pPr>
-            <w:r>
-              <w:rPr>
                 <w:rFonts w:ascii="思源黑体 CN Normal" w:eastAsia="思源黑体 CN Normal" w:hAnsi="思源黑体 CN Normal" w:hint="eastAsia"/>
                 <w:sz w:val="18"/>
                 <w:szCs w:val="18"/>
               </w:rPr>
-              <w:t>有效测序深度（X）</w:t>
-            </w:r>
-          </w:p>
-        </w:tc>
-        <w:tc>
-          <w:tcPr>
-            <w:tcW w:w="1711" w:type="dxa"/>
+            </w:pPr>
+            <w:r>
+              <w:rPr>
+                <w:rFonts w:ascii="思源黑体 CN Normal" w:eastAsia="思源黑体 CN Normal" w:hAnsi="思源黑体 CN Normal" w:hint="eastAsia"/>
+                <w:sz w:val="18"/>
+                <w:szCs w:val="18"/>
+              </w:rPr>
+              <w:t>≥400（平均）</w:t>
+            </w:r>
+          </w:p>
+        </w:tc>
+        <w:tc>
+          <w:tcPr>
+            <w:tcW w:w="2166" w:type="dxa"/>
             <w:vAlign w:val="center"/>
           </w:tcPr>
           <w:p>
@@ -23042,73 +23141,7 @@
               <w:spacing w:line="240" w:lineRule="atLeast"/>
               <w:jc w:val="center"/>
               <w:rPr>
-                <w:rFonts w:ascii="思源黑体 CN Normal" w:eastAsia="思源黑体 CN Normal" w:hAnsi="思源黑体 CN Normal"/>
-                <w:sz w:val="18"/>
-                <w:szCs w:val="18"/>
-              </w:rPr>
-            </w:pPr>
-            <w:r>
-              <w:rPr>
                 <w:rFonts w:ascii="思源黑体 CN Normal" w:eastAsia="思源黑体 CN Normal" w:hAnsi="思源黑体 CN Normal" w:hint="eastAsia"/>
-                <w:sz w:val="18"/>
-                <w:szCs w:val="18"/>
-              </w:rPr>
-              <w:t>≥</w:t>
-            </w:r>
-            <w:r>
-              <w:rPr>
-                <w:rFonts w:ascii="思源黑体 CN Normal" w:eastAsia="思源黑体 CN Normal" w:hAnsi="思源黑体 CN Normal"/>
-                <w:sz w:val="18"/>
-                <w:szCs w:val="18"/>
-              </w:rPr>
-              <w:t>2000</w:t>
-            </w:r>
-            <w:r>
-              <w:rPr>
-                <w:rFonts w:ascii="思源黑体 CN Normal" w:eastAsia="思源黑体 CN Normal" w:hAnsi="思源黑体 CN Normal" w:hint="eastAsia"/>
-                <w:sz w:val="18"/>
-                <w:szCs w:val="18"/>
-              </w:rPr>
-              <w:t>（中位）</w:t>
-            </w:r>
-          </w:p>
-        </w:tc>
-        <w:tc>
-          <w:tcPr>
-            <w:tcW w:w="2128" w:type="dxa"/>
-            <w:vAlign w:val="center"/>
-          </w:tcPr>
-          <w:p>
-            <w:pPr>
-              <w:spacing w:line="240" w:lineRule="atLeast"/>
-              <w:jc w:val="center"/>
-              <w:rPr>
-                <w:rFonts w:ascii="思源黑体 CN Normal" w:eastAsia="思源黑体 CN Normal" w:hAnsi="思源黑体 CN Normal"/>
-                <w:sz w:val="18"/>
-                <w:szCs w:val="18"/>
-              </w:rPr>
-            </w:pPr>
-            <w:r>
-              <w:rPr>
-                <w:rFonts w:ascii="思源黑体 CN Normal" w:eastAsia="思源黑体 CN Normal" w:hAnsi="思源黑体 CN Normal" w:hint="eastAsia"/>
-                <w:sz w:val="18"/>
-                <w:szCs w:val="18"/>
-              </w:rPr>
-              <w:t>≥400（平均）</w:t>
-            </w:r>
-          </w:p>
-        </w:tc>
-        <w:tc>
-          <w:tcPr>
-            <w:tcW w:w="2166" w:type="dxa"/>
-            <w:vAlign w:val="center"/>
-          </w:tcPr>
-          <w:p>
-            <w:pPr>
-              <w:spacing w:line="240" w:lineRule="atLeast"/>
-              <w:jc w:val="center"/>
-              <w:rPr>
-                <w:rFonts w:ascii="思源黑体 CN Normal" w:eastAsia="思源黑体 CN Normal" w:hAnsi="思源黑体 CN Normal"/>
                 <w:sz w:val="18"/>
                 <w:szCs w:val="18"/>
               </w:rPr>
@@ -23136,7 +23169,7 @@
               <w:ind w:firstLineChars="0" w:firstLine="0"/>
               <w:jc w:val="center"/>
               <w:rPr>
-                <w:rFonts w:ascii="思源黑体 CN Normal" w:eastAsia="思源黑体 CN Normal" w:hAnsi="思源黑体 CN Normal" w:cs="微软雅黑"/>
+                <w:rFonts w:ascii="思源黑体 CN Normal" w:eastAsia="思源黑体 CN Normal" w:hAnsi="思源黑体 CN Normal" w:cs="微软雅黑" w:hint="eastAsia"/>
                 <w:bCs/>
                 <w:sz w:val="18"/>
                 <w:szCs w:val="18"/>
@@ -23187,7 +23220,7 @@
               <w:ind w:firstLineChars="0" w:firstLine="0"/>
               <w:jc w:val="center"/>
               <w:rPr>
-                <w:rFonts w:ascii="思源黑体 CN Normal" w:eastAsia="思源黑体 CN Normal" w:hAnsi="思源黑体 CN Normal" w:cs="微软雅黑"/>
+                <w:rFonts w:ascii="思源黑体 CN Normal" w:eastAsia="思源黑体 CN Normal" w:hAnsi="思源黑体 CN Normal" w:cs="微软雅黑" w:hint="eastAsia"/>
                 <w:bCs/>
                 <w:sz w:val="18"/>
                 <w:szCs w:val="18"/>
@@ -23211,7 +23244,7 @@
               <w:ind w:firstLineChars="0" w:firstLine="0"/>
               <w:jc w:val="center"/>
               <w:rPr>
-                <w:rFonts w:ascii="思源黑体 CN Normal" w:eastAsia="思源黑体 CN Normal" w:hAnsi="思源黑体 CN Normal" w:cs="微软雅黑"/>
+                <w:rFonts w:ascii="思源黑体 CN Normal" w:eastAsia="思源黑体 CN Normal" w:hAnsi="思源黑体 CN Normal" w:cs="微软雅黑" w:hint="eastAsia"/>
                 <w:bCs/>
                 <w:sz w:val="18"/>
                 <w:szCs w:val="18"/>
@@ -23280,19 +23313,80 @@
               <w:ind w:firstLineChars="0" w:firstLine="0"/>
               <w:jc w:val="center"/>
               <w:rPr>
+                <w:rFonts w:ascii="思源黑体 CN Normal" w:eastAsia="思源黑体 CN Normal" w:hAnsi="思源黑体 CN Normal" w:cs="Times New Roman" w:hint="eastAsia"/>
+                <w:kern w:val="0"/>
+                <w:sz w:val="18"/>
+                <w:szCs w:val="18"/>
+              </w:rPr>
+            </w:pPr>
+            <w:r>
+              <w:rPr>
+                <w:rFonts w:ascii="思源黑体 CN Normal" w:eastAsia="思源黑体 CN Normal" w:hAnsi="思源黑体 CN Normal" w:cs="Times New Roman" w:hint="eastAsia"/>
+                <w:kern w:val="0"/>
+                <w:sz w:val="18"/>
+                <w:szCs w:val="18"/>
+              </w:rPr>
+              <w:t>{</w:t>
+            </w:r>
+            <w:r>
+              <w:rPr>
                 <w:rFonts w:ascii="思源黑体 CN Normal" w:eastAsia="思源黑体 CN Normal" w:hAnsi="思源黑体 CN Normal" w:cs="Times New Roman"/>
                 <w:kern w:val="0"/>
                 <w:sz w:val="18"/>
                 <w:szCs w:val="18"/>
               </w:rPr>
-            </w:pPr>
-            <w:r>
+              <w:t>{qc.dna_data_qc.de</w:t>
+            </w:r>
+            <w:r>
+              <w:rPr>
+                <w:rFonts w:ascii="思源黑体 CN Normal" w:eastAsia="思源黑体 CN Normal" w:hAnsi="思源黑体 CN Normal" w:cs="Times New Roman"/>
+                <w:kern w:val="0"/>
+                <w:sz w:val="18"/>
+                <w:szCs w:val="18"/>
+              </w:rPr>
+              <w:lastRenderedPageBreak/>
+              <w:t>pth_median</w:t>
+            </w:r>
+            <w:r>
+              <w:rPr>
+                <w:rFonts w:ascii="思源黑体 CN Normal" w:eastAsia="思源黑体 CN Normal" w:hAnsi="思源黑体 CN Normal" w:cs="Times New Roman"/>
+                <w:kern w:val="0"/>
+                <w:sz w:val="18"/>
+                <w:szCs w:val="18"/>
+              </w:rPr>
+              <w:t>|replace(“.00”,””)</w:t>
+            </w:r>
+            <w:r>
+              <w:rPr>
+                <w:rFonts w:ascii="思源黑体 CN Normal" w:eastAsia="思源黑体 CN Normal" w:hAnsi="思源黑体 CN Normal" w:cs="Times New Roman"/>
+                <w:kern w:val="0"/>
+                <w:sz w:val="18"/>
+                <w:szCs w:val="18"/>
+              </w:rPr>
+              <w:t>}}</w:t>
+            </w:r>
+          </w:p>
+          <w:p>
+            <w:pPr>
+              <w:pStyle w:val="af2"/>
+              <w:adjustRightInd w:val="0"/>
+              <w:snapToGrid w:val="0"/>
+              <w:ind w:firstLineChars="0" w:firstLine="0"/>
+              <w:jc w:val="center"/>
               <w:rPr>
                 <w:rFonts w:ascii="思源黑体 CN Normal" w:eastAsia="思源黑体 CN Normal" w:hAnsi="思源黑体 CN Normal" w:cs="Times New Roman" w:hint="eastAsia"/>
                 <w:kern w:val="0"/>
                 <w:sz w:val="18"/>
                 <w:szCs w:val="18"/>
               </w:rPr>
+            </w:pPr>
+            <w:r>
+              <w:rPr>
+                <w:rFonts w:ascii="思源黑体 CN Normal" w:eastAsia="思源黑体 CN Normal" w:hAnsi="思源黑体 CN Normal" w:cs="Times New Roman" w:hint="eastAsia"/>
+                <w:kern w:val="0"/>
+                <w:sz w:val="18"/>
+                <w:szCs w:val="18"/>
+              </w:rPr>
               <w:t>{</w:t>
             </w:r>
             <w:r>
@@ -23302,7 +23396,31 @@
                 <w:sz w:val="18"/>
                 <w:szCs w:val="18"/>
               </w:rPr>
-              <w:t>{qc.dna_data_qc.de</w:t>
+              <w:t>%p else%}</w:t>
+            </w:r>
+          </w:p>
+          <w:p>
+            <w:pPr>
+              <w:pStyle w:val="af2"/>
+              <w:adjustRightInd w:val="0"/>
+              <w:snapToGrid w:val="0"/>
+              <w:ind w:firstLineChars="0" w:firstLine="0"/>
+              <w:jc w:val="center"/>
+              <w:rPr>
+                <w:rFonts w:ascii="思源黑体 CN Normal" w:eastAsia="思源黑体 CN Normal" w:hAnsi="思源黑体 CN Normal" w:cs="Times New Roman" w:hint="eastAsia"/>
+                <w:kern w:val="0"/>
+                <w:sz w:val="18"/>
+                <w:szCs w:val="18"/>
+              </w:rPr>
+            </w:pPr>
+            <w:r>
+              <w:rPr>
+                <w:rFonts w:ascii="思源黑体 CN Normal" w:eastAsia="思源黑体 CN Normal" w:hAnsi="思源黑体 CN Normal" w:cs="Times New Roman" w:hint="eastAsia"/>
+                <w:kern w:val="0"/>
+                <w:sz w:val="18"/>
+                <w:szCs w:val="18"/>
+              </w:rPr>
+              <w:t>N</w:t>
             </w:r>
             <w:r>
               <w:rPr>
@@ -23311,100 +23429,15 @@
                 <w:sz w:val="18"/>
                 <w:szCs w:val="18"/>
               </w:rPr>
-              <w:lastRenderedPageBreak/>
-              <w:t>pth_median</w:t>
-            </w:r>
-            <w:r>
-              <w:rPr>
-                <w:rFonts w:ascii="思源黑体 CN Normal" w:eastAsia="思源黑体 CN Normal" w:hAnsi="思源黑体 CN Normal" w:cs="Times New Roman"/>
-                <w:kern w:val="0"/>
-                <w:sz w:val="18"/>
-                <w:szCs w:val="18"/>
-              </w:rPr>
-              <w:t>|replace(“.00”,””)</w:t>
-            </w:r>
-            <w:r>
-              <w:rPr>
-                <w:rFonts w:ascii="思源黑体 CN Normal" w:eastAsia="思源黑体 CN Normal" w:hAnsi="思源黑体 CN Normal" w:cs="Times New Roman"/>
-                <w:kern w:val="0"/>
-                <w:sz w:val="18"/>
-                <w:szCs w:val="18"/>
-              </w:rPr>
-              <w:t>}}</w:t>
-            </w:r>
-          </w:p>
-          <w:p>
-            <w:pPr>
-              <w:pStyle w:val="af2"/>
-              <w:adjustRightInd w:val="0"/>
-              <w:snapToGrid w:val="0"/>
-              <w:ind w:firstLineChars="0" w:firstLine="0"/>
-              <w:jc w:val="center"/>
-              <w:rPr>
-                <w:rFonts w:ascii="思源黑体 CN Normal" w:eastAsia="思源黑体 CN Normal" w:hAnsi="思源黑体 CN Normal" w:cs="Times New Roman"/>
-                <w:kern w:val="0"/>
-                <w:sz w:val="18"/>
-                <w:szCs w:val="18"/>
-              </w:rPr>
-            </w:pPr>
-            <w:r>
+              <w:t>/A</w:t>
+            </w:r>
+          </w:p>
+          <w:p>
+            <w:pPr>
+              <w:spacing w:line="240" w:lineRule="atLeast"/>
+              <w:jc w:val="center"/>
               <w:rPr>
                 <w:rFonts w:ascii="思源黑体 CN Normal" w:eastAsia="思源黑体 CN Normal" w:hAnsi="思源黑体 CN Normal" w:cs="Times New Roman" w:hint="eastAsia"/>
-                <w:kern w:val="0"/>
-                <w:sz w:val="18"/>
-                <w:szCs w:val="18"/>
-              </w:rPr>
-              <w:t>{</w:t>
-            </w:r>
-            <w:r>
-              <w:rPr>
-                <w:rFonts w:ascii="思源黑体 CN Normal" w:eastAsia="思源黑体 CN Normal" w:hAnsi="思源黑体 CN Normal" w:cs="Times New Roman"/>
-                <w:kern w:val="0"/>
-                <w:sz w:val="18"/>
-                <w:szCs w:val="18"/>
-              </w:rPr>
-              <w:t>%p else%}</w:t>
-            </w:r>
-          </w:p>
-          <w:p>
-            <w:pPr>
-              <w:pStyle w:val="af2"/>
-              <w:adjustRightInd w:val="0"/>
-              <w:snapToGrid w:val="0"/>
-              <w:ind w:firstLineChars="0" w:firstLine="0"/>
-              <w:jc w:val="center"/>
-              <w:rPr>
-                <w:rFonts w:ascii="思源黑体 CN Normal" w:eastAsia="思源黑体 CN Normal" w:hAnsi="思源黑体 CN Normal" w:cs="Times New Roman"/>
-                <w:kern w:val="0"/>
-                <w:sz w:val="18"/>
-                <w:szCs w:val="18"/>
-              </w:rPr>
-            </w:pPr>
-            <w:r>
-              <w:rPr>
-                <w:rFonts w:ascii="思源黑体 CN Normal" w:eastAsia="思源黑体 CN Normal" w:hAnsi="思源黑体 CN Normal" w:cs="Times New Roman" w:hint="eastAsia"/>
-                <w:kern w:val="0"/>
-                <w:sz w:val="18"/>
-                <w:szCs w:val="18"/>
-              </w:rPr>
-              <w:t>N</w:t>
-            </w:r>
-            <w:r>
-              <w:rPr>
-                <w:rFonts w:ascii="思源黑体 CN Normal" w:eastAsia="思源黑体 CN Normal" w:hAnsi="思源黑体 CN Normal" w:cs="Times New Roman"/>
-                <w:kern w:val="0"/>
-                <w:sz w:val="18"/>
-                <w:szCs w:val="18"/>
-              </w:rPr>
-              <w:t>/A</w:t>
-            </w:r>
-          </w:p>
-          <w:p>
-            <w:pPr>
-              <w:spacing w:line="240" w:lineRule="atLeast"/>
-              <w:jc w:val="center"/>
-              <w:rPr>
-                <w:rFonts w:ascii="思源黑体 CN Normal" w:eastAsia="思源黑体 CN Normal" w:hAnsi="思源黑体 CN Normal" w:cs="Times New Roman"/>
                 <w:kern w:val="0"/>
                 <w:sz w:val="18"/>
                 <w:szCs w:val="18"/>
@@ -23447,16 +23480,41 @@
               <w:spacing w:line="240" w:lineRule="atLeast"/>
               <w:jc w:val="center"/>
               <w:rPr>
+                <w:rFonts w:ascii="思源黑体 CN Normal" w:eastAsia="思源黑体 CN Normal" w:hAnsi="思源黑体 CN Normal" w:hint="eastAsia"/>
+                <w:sz w:val="18"/>
+                <w:szCs w:val="18"/>
+              </w:rPr>
+            </w:pPr>
+          </w:p>
+        </w:tc>
+        <w:tc>
+          <w:tcPr>
+            <w:tcW w:w="2653" w:type="dxa"/>
+            <w:vAlign w:val="center"/>
+          </w:tcPr>
+          <w:p>
+            <w:pPr>
+              <w:spacing w:line="240" w:lineRule="atLeast"/>
+              <w:jc w:val="center"/>
+              <w:rPr>
+                <w:rFonts w:ascii="思源黑体 CN Normal" w:eastAsia="思源黑体 CN Normal" w:hAnsi="思源黑体 CN Normal" w:hint="eastAsia"/>
+                <w:sz w:val="18"/>
+                <w:szCs w:val="18"/>
+              </w:rPr>
+            </w:pPr>
+            <w:r>
+              <w:rPr>
                 <w:rFonts w:ascii="思源黑体 CN Normal" w:eastAsia="思源黑体 CN Normal" w:hAnsi="思源黑体 CN Normal"/>
                 <w:sz w:val="18"/>
                 <w:szCs w:val="18"/>
               </w:rPr>
-            </w:pPr>
-          </w:p>
-        </w:tc>
-        <w:tc>
-          <w:tcPr>
-            <w:tcW w:w="2653" w:type="dxa"/>
+              <w:t>1000X有效深度覆盖率</w:t>
+            </w:r>
+          </w:p>
+        </w:tc>
+        <w:tc>
+          <w:tcPr>
+            <w:tcW w:w="1711" w:type="dxa"/>
             <w:vAlign w:val="center"/>
           </w:tcPr>
           <w:p>
@@ -23464,24 +23522,32 @@
               <w:spacing w:line="240" w:lineRule="atLeast"/>
               <w:jc w:val="center"/>
               <w:rPr>
+                <w:rFonts w:ascii="思源黑体 CN Normal" w:eastAsia="思源黑体 CN Normal" w:hAnsi="思源黑体 CN Normal" w:hint="eastAsia"/>
+                <w:sz w:val="18"/>
+                <w:szCs w:val="18"/>
+              </w:rPr>
+            </w:pPr>
+            <w:r>
+              <w:rPr>
+                <w:rFonts w:ascii="思源黑体 CN Normal" w:eastAsia="思源黑体 CN Normal" w:hAnsi="思源黑体 CN Normal" w:hint="eastAsia"/>
+                <w:sz w:val="18"/>
+                <w:szCs w:val="18"/>
+              </w:rPr>
+              <w:t>≥</w:t>
+            </w:r>
+            <w:r>
+              <w:rPr>
                 <w:rFonts w:ascii="思源黑体 CN Normal" w:eastAsia="思源黑体 CN Normal" w:hAnsi="思源黑体 CN Normal"/>
                 <w:sz w:val="18"/>
                 <w:szCs w:val="18"/>
               </w:rPr>
-            </w:pPr>
-            <w:r>
-              <w:rPr>
-                <w:rFonts w:ascii="思源黑体 CN Normal" w:eastAsia="思源黑体 CN Normal" w:hAnsi="思源黑体 CN Normal"/>
-                <w:sz w:val="18"/>
-                <w:szCs w:val="18"/>
-              </w:rPr>
-              <w:t>1000X有效深度覆盖率</w:t>
-            </w:r>
-          </w:p>
-        </w:tc>
-        <w:tc>
-          <w:tcPr>
-            <w:tcW w:w="1711" w:type="dxa"/>
+              <w:t>80%</w:t>
+            </w:r>
+          </w:p>
+        </w:tc>
+        <w:tc>
+          <w:tcPr>
+            <w:tcW w:w="2128" w:type="dxa"/>
             <w:vAlign w:val="center"/>
           </w:tcPr>
           <w:p>
@@ -23489,32 +23555,24 @@
               <w:spacing w:line="240" w:lineRule="atLeast"/>
               <w:jc w:val="center"/>
               <w:rPr>
-                <w:rFonts w:ascii="思源黑体 CN Normal" w:eastAsia="思源黑体 CN Normal" w:hAnsi="思源黑体 CN Normal"/>
-                <w:sz w:val="18"/>
-                <w:szCs w:val="18"/>
-              </w:rPr>
-            </w:pPr>
-            <w:r>
-              <w:rPr>
                 <w:rFonts w:ascii="思源黑体 CN Normal" w:eastAsia="思源黑体 CN Normal" w:hAnsi="思源黑体 CN Normal" w:hint="eastAsia"/>
                 <w:sz w:val="18"/>
                 <w:szCs w:val="18"/>
               </w:rPr>
-              <w:t>≥</w:t>
-            </w:r>
-            <w:r>
-              <w:rPr>
-                <w:rFonts w:ascii="思源黑体 CN Normal" w:eastAsia="思源黑体 CN Normal" w:hAnsi="思源黑体 CN Normal"/>
-                <w:sz w:val="18"/>
-                <w:szCs w:val="18"/>
-              </w:rPr>
-              <w:t>80%</w:t>
-            </w:r>
-          </w:p>
-        </w:tc>
-        <w:tc>
-          <w:tcPr>
-            <w:tcW w:w="2128" w:type="dxa"/>
+            </w:pPr>
+            <w:r>
+              <w:rPr>
+                <w:rFonts w:ascii="思源黑体 CN Normal" w:eastAsia="思源黑体 CN Normal" w:hAnsi="思源黑体 CN Normal" w:hint="eastAsia"/>
+                <w:sz w:val="18"/>
+                <w:szCs w:val="18"/>
+              </w:rPr>
+              <w:t>/</w:t>
+            </w:r>
+          </w:p>
+        </w:tc>
+        <w:tc>
+          <w:tcPr>
+            <w:tcW w:w="2166" w:type="dxa"/>
             <w:vAlign w:val="center"/>
           </w:tcPr>
           <w:p>
@@ -23522,32 +23580,7 @@
               <w:spacing w:line="240" w:lineRule="atLeast"/>
               <w:jc w:val="center"/>
               <w:rPr>
-                <w:rFonts w:ascii="思源黑体 CN Normal" w:eastAsia="思源黑体 CN Normal" w:hAnsi="思源黑体 CN Normal"/>
-                <w:sz w:val="18"/>
-                <w:szCs w:val="18"/>
-              </w:rPr>
-            </w:pPr>
-            <w:r>
-              <w:rPr>
                 <w:rFonts w:ascii="思源黑体 CN Normal" w:eastAsia="思源黑体 CN Normal" w:hAnsi="思源黑体 CN Normal" w:hint="eastAsia"/>
-                <w:sz w:val="18"/>
-                <w:szCs w:val="18"/>
-              </w:rPr>
-              <w:t>/</w:t>
-            </w:r>
-          </w:p>
-        </w:tc>
-        <w:tc>
-          <w:tcPr>
-            <w:tcW w:w="2166" w:type="dxa"/>
-            <w:vAlign w:val="center"/>
-          </w:tcPr>
-          <w:p>
-            <w:pPr>
-              <w:spacing w:line="240" w:lineRule="atLeast"/>
-              <w:jc w:val="center"/>
-              <w:rPr>
-                <w:rFonts w:ascii="思源黑体 CN Normal" w:eastAsia="思源黑体 CN Normal" w:hAnsi="思源黑体 CN Normal"/>
                 <w:sz w:val="18"/>
                 <w:szCs w:val="18"/>
               </w:rPr>
@@ -23575,11 +23608,44 @@
               <w:ind w:firstLineChars="0" w:firstLine="0"/>
               <w:jc w:val="center"/>
               <w:rPr>
+                <w:rFonts w:ascii="思源黑体 CN Normal" w:eastAsia="思源黑体 CN Normal" w:hAnsi="思源黑体 CN Normal" w:cs="Times New Roman" w:hint="eastAsia"/>
+                <w:kern w:val="0"/>
+                <w:sz w:val="18"/>
+                <w:szCs w:val="18"/>
+              </w:rPr>
+            </w:pPr>
+            <w:r>
+              <w:rPr>
+                <w:rFonts w:ascii="思源黑体 CN Normal" w:eastAsia="思源黑体 CN Normal" w:hAnsi="思源黑体 CN Normal" w:cs="Times New Roman" w:hint="eastAsia"/>
+                <w:kern w:val="0"/>
+                <w:sz w:val="18"/>
+                <w:szCs w:val="18"/>
+              </w:rPr>
+              <w:t>{</w:t>
+            </w:r>
+            <w:r>
+              <w:rPr>
                 <w:rFonts w:ascii="思源黑体 CN Normal" w:eastAsia="思源黑体 CN Normal" w:hAnsi="思源黑体 CN Normal" w:cs="Times New Roman"/>
                 <w:kern w:val="0"/>
                 <w:sz w:val="18"/>
                 <w:szCs w:val="18"/>
               </w:rPr>
+              <w:t>%p if qc and qc.dna_data_qc and qc.dna_data_qc.cover1000_ratio%}</w:t>
+            </w:r>
+          </w:p>
+          <w:p>
+            <w:pPr>
+              <w:pStyle w:val="af2"/>
+              <w:adjustRightInd w:val="0"/>
+              <w:snapToGrid w:val="0"/>
+              <w:ind w:firstLineChars="0" w:firstLine="0"/>
+              <w:jc w:val="center"/>
+              <w:rPr>
+                <w:rFonts w:ascii="思源黑体 CN Normal" w:eastAsia="思源黑体 CN Normal" w:hAnsi="思源黑体 CN Normal" w:cs="微软雅黑" w:hint="eastAsia"/>
+                <w:bCs/>
+                <w:sz w:val="18"/>
+                <w:szCs w:val="18"/>
+              </w:rPr>
             </w:pPr>
             <w:r>
               <w:rPr>
@@ -23597,7 +23663,25 @@
                 <w:sz w:val="18"/>
                 <w:szCs w:val="18"/>
               </w:rPr>
-              <w:t>%p if qc and qc.dna_data_qc and qc.dna_data_qc.cover1000_ratio%}</w:t>
+              <w:t>{qc.dna_data_qc.cover1000_ratio</w:t>
+            </w:r>
+            <w:r>
+              <w:rPr>
+                <w:rFonts w:ascii="思源黑体 CN Normal" w:eastAsia="思源黑体 CN Normal" w:hAnsi="思源黑体 CN Normal" w:cs="Times New Roman"/>
+                <w:kern w:val="0"/>
+                <w:sz w:val="18"/>
+                <w:szCs w:val="18"/>
+              </w:rPr>
+              <w:t>|replace(“.00%”,”%”)</w:t>
+            </w:r>
+            <w:r>
+              <w:rPr>
+                <w:rFonts w:ascii="思源黑体 CN Normal" w:eastAsia="思源黑体 CN Normal" w:hAnsi="思源黑体 CN Normal" w:cs="Times New Roman"/>
+                <w:kern w:val="0"/>
+                <w:sz w:val="18"/>
+                <w:szCs w:val="18"/>
+              </w:rPr>
+              <w:t>}}</w:t>
             </w:r>
           </w:p>
           <w:p>
@@ -23608,47 +23692,29 @@
               <w:ind w:firstLineChars="0" w:firstLine="0"/>
               <w:jc w:val="center"/>
               <w:rPr>
-                <w:rFonts w:ascii="思源黑体 CN Normal" w:eastAsia="思源黑体 CN Normal" w:hAnsi="思源黑体 CN Normal" w:cs="微软雅黑"/>
-                <w:bCs/>
-                <w:sz w:val="18"/>
-                <w:szCs w:val="18"/>
-              </w:rPr>
-            </w:pPr>
-            <w:r>
-              <w:rPr>
-                <w:rFonts w:ascii="思源黑体 CN Normal" w:eastAsia="思源黑体 CN Normal" w:hAnsi="思源黑体 CN Normal" w:cs="Times New Roman" w:hint="eastAsia"/>
-                <w:kern w:val="0"/>
-                <w:sz w:val="18"/>
-                <w:szCs w:val="18"/>
-              </w:rPr>
-              <w:t>{</w:t>
-            </w:r>
-            <w:r>
-              <w:rPr>
-                <w:rFonts w:ascii="思源黑体 CN Normal" w:eastAsia="思源黑体 CN Normal" w:hAnsi="思源黑体 CN Normal" w:cs="Times New Roman"/>
-                <w:kern w:val="0"/>
-                <w:sz w:val="18"/>
-                <w:szCs w:val="18"/>
-              </w:rPr>
-              <w:t>{qc.dna_data_qc.cover1000_ratio</w:t>
-            </w:r>
-            <w:r>
-              <w:rPr>
-                <w:rFonts w:ascii="思源黑体 CN Normal" w:eastAsia="思源黑体 CN Normal" w:hAnsi="思源黑体 CN Normal" w:cs="Times New Roman"/>
-                <w:kern w:val="0"/>
-                <w:sz w:val="18"/>
-                <w:szCs w:val="18"/>
-              </w:rPr>
-              <w:t>|replace(“.00%”,”%”)</w:t>
-            </w:r>
-            <w:r>
-              <w:rPr>
-                <w:rFonts w:ascii="思源黑体 CN Normal" w:eastAsia="思源黑体 CN Normal" w:hAnsi="思源黑体 CN Normal" w:cs="Times New Roman"/>
-                <w:kern w:val="0"/>
-                <w:sz w:val="18"/>
-                <w:szCs w:val="18"/>
-              </w:rPr>
-              <w:t>}}</w:t>
+                <w:rFonts w:ascii="思源黑体 CN Normal" w:eastAsia="思源黑体 CN Normal" w:hAnsi="思源黑体 CN Normal" w:cs="微软雅黑" w:hint="eastAsia"/>
+                <w:bCs/>
+                <w:sz w:val="18"/>
+                <w:szCs w:val="18"/>
+              </w:rPr>
+            </w:pPr>
+            <w:r>
+              <w:rPr>
+                <w:rFonts w:ascii="思源黑体 CN Normal" w:eastAsia="思源黑体 CN Normal" w:hAnsi="思源黑体 CN Normal" w:cs="微软雅黑"/>
+                <w:bCs/>
+                <w:sz w:val="18"/>
+                <w:szCs w:val="18"/>
+              </w:rPr>
+              <w:t>{%p else%}</w:t>
+            </w:r>
+            <w:r>
+              <w:rPr>
+                <w:rFonts w:ascii="思源黑体 CN Normal" w:eastAsia="思源黑体 CN Normal" w:hAnsi="思源黑体 CN Normal" w:cs="微软雅黑" w:hint="eastAsia"/>
+                <w:bCs/>
+                <w:sz w:val="18"/>
+                <w:szCs w:val="18"/>
+              </w:rPr>
+              <w:t xml:space="preserve"> </w:t>
             </w:r>
           </w:p>
           <w:p>
@@ -23659,40 +23725,7 @@
               <w:ind w:firstLineChars="0" w:firstLine="0"/>
               <w:jc w:val="center"/>
               <w:rPr>
-                <w:rFonts w:ascii="思源黑体 CN Normal" w:eastAsia="思源黑体 CN Normal" w:hAnsi="思源黑体 CN Normal" w:cs="微软雅黑"/>
-                <w:bCs/>
-                <w:sz w:val="18"/>
-                <w:szCs w:val="18"/>
-              </w:rPr>
-            </w:pPr>
-            <w:r>
-              <w:rPr>
-                <w:rFonts w:ascii="思源黑体 CN Normal" w:eastAsia="思源黑体 CN Normal" w:hAnsi="思源黑体 CN Normal" w:cs="微软雅黑"/>
-                <w:bCs/>
-                <w:sz w:val="18"/>
-                <w:szCs w:val="18"/>
-              </w:rPr>
-              <w:t>{%p else%}</w:t>
-            </w:r>
-            <w:r>
-              <w:rPr>
-                <w:rFonts w:ascii="思源黑体 CN Normal" w:eastAsia="思源黑体 CN Normal" w:hAnsi="思源黑体 CN Normal" w:cs="微软雅黑" w:hint="eastAsia"/>
-                <w:bCs/>
-                <w:sz w:val="18"/>
-                <w:szCs w:val="18"/>
-              </w:rPr>
-              <w:t xml:space="preserve"> </w:t>
-            </w:r>
-          </w:p>
-          <w:p>
-            <w:pPr>
-              <w:pStyle w:val="af2"/>
-              <w:adjustRightInd w:val="0"/>
-              <w:snapToGrid w:val="0"/>
-              <w:ind w:firstLineChars="0" w:firstLine="0"/>
-              <w:jc w:val="center"/>
-              <w:rPr>
-                <w:rFonts w:ascii="思源黑体 CN Normal" w:eastAsia="思源黑体 CN Normal" w:hAnsi="思源黑体 CN Normal" w:cs="微软雅黑"/>
+                <w:rFonts w:ascii="思源黑体 CN Normal" w:eastAsia="思源黑体 CN Normal" w:hAnsi="思源黑体 CN Normal" w:cs="微软雅黑" w:hint="eastAsia"/>
                 <w:bCs/>
                 <w:sz w:val="18"/>
                 <w:szCs w:val="18"/>
@@ -23713,7 +23746,7 @@
               <w:spacing w:line="240" w:lineRule="atLeast"/>
               <w:jc w:val="center"/>
               <w:rPr>
-                <w:rFonts w:ascii="思源黑体 CN Normal" w:eastAsia="思源黑体 CN Normal" w:hAnsi="思源黑体 CN Normal" w:cs="Times New Roman"/>
+                <w:rFonts w:ascii="思源黑体 CN Normal" w:eastAsia="思源黑体 CN Normal" w:hAnsi="思源黑体 CN Normal" w:cs="Times New Roman" w:hint="eastAsia"/>
                 <w:kern w:val="0"/>
                 <w:sz w:val="18"/>
                 <w:szCs w:val="18"/>
@@ -23757,7 +23790,7 @@
               <w:spacing w:line="240" w:lineRule="atLeast"/>
               <w:jc w:val="center"/>
               <w:rPr>
-                <w:rFonts w:ascii="思源黑体 CN Normal" w:eastAsia="思源黑体 CN Normal" w:hAnsi="思源黑体 CN Normal"/>
+                <w:rFonts w:ascii="思源黑体 CN Normal" w:eastAsia="思源黑体 CN Normal" w:hAnsi="思源黑体 CN Normal" w:hint="eastAsia"/>
                 <w:sz w:val="18"/>
                 <w:szCs w:val="18"/>
               </w:rPr>
@@ -23774,17 +23807,17 @@
               <w:spacing w:line="240" w:lineRule="atLeast"/>
               <w:jc w:val="center"/>
               <w:rPr>
-                <w:rFonts w:ascii="思源黑体 CN Normal" w:eastAsia="思源黑体 CN Normal" w:hAnsi="思源黑体 CN Normal"/>
-                <w:sz w:val="18"/>
-                <w:szCs w:val="18"/>
-              </w:rPr>
-            </w:pPr>
-            <w:r>
-              <w:rPr>
                 <w:rFonts w:ascii="思源黑体 CN Normal" w:eastAsia="思源黑体 CN Normal" w:hAnsi="思源黑体 CN Normal" w:hint="eastAsia"/>
                 <w:sz w:val="18"/>
                 <w:szCs w:val="18"/>
               </w:rPr>
+            </w:pPr>
+            <w:r>
+              <w:rPr>
+                <w:rFonts w:ascii="思源黑体 CN Normal" w:eastAsia="思源黑体 CN Normal" w:hAnsi="思源黑体 CN Normal" w:hint="eastAsia"/>
+                <w:sz w:val="18"/>
+                <w:szCs w:val="18"/>
+              </w:rPr>
               <w:t>CNV背景噪声</w:t>
             </w:r>
           </w:p>
@@ -23799,17 +23832,17 @@
               <w:spacing w:line="240" w:lineRule="atLeast"/>
               <w:jc w:val="center"/>
               <w:rPr>
-                <w:rFonts w:ascii="思源黑体 CN Normal" w:eastAsia="思源黑体 CN Normal" w:hAnsi="思源黑体 CN Normal"/>
-                <w:sz w:val="18"/>
-                <w:szCs w:val="18"/>
-              </w:rPr>
-            </w:pPr>
-            <w:r>
-              <w:rPr>
                 <w:rFonts w:ascii="思源黑体 CN Normal" w:eastAsia="思源黑体 CN Normal" w:hAnsi="思源黑体 CN Normal" w:hint="eastAsia"/>
                 <w:sz w:val="18"/>
                 <w:szCs w:val="18"/>
               </w:rPr>
+            </w:pPr>
+            <w:r>
+              <w:rPr>
+                <w:rFonts w:ascii="思源黑体 CN Normal" w:eastAsia="思源黑体 CN Normal" w:hAnsi="思源黑体 CN Normal" w:hint="eastAsia"/>
+                <w:sz w:val="18"/>
+                <w:szCs w:val="18"/>
+              </w:rPr>
               <w:t>≤0.2</w:t>
             </w:r>
           </w:p>
@@ -23824,17 +23857,17 @@
               <w:spacing w:line="240" w:lineRule="atLeast"/>
               <w:jc w:val="center"/>
               <w:rPr>
-                <w:rFonts w:ascii="思源黑体 CN Normal" w:eastAsia="思源黑体 CN Normal" w:hAnsi="思源黑体 CN Normal"/>
-                <w:sz w:val="18"/>
-                <w:szCs w:val="18"/>
-              </w:rPr>
-            </w:pPr>
-            <w:r>
-              <w:rPr>
                 <w:rFonts w:ascii="思源黑体 CN Normal" w:eastAsia="思源黑体 CN Normal" w:hAnsi="思源黑体 CN Normal" w:hint="eastAsia"/>
                 <w:sz w:val="18"/>
                 <w:szCs w:val="18"/>
               </w:rPr>
+            </w:pPr>
+            <w:r>
+              <w:rPr>
+                <w:rFonts w:ascii="思源黑体 CN Normal" w:eastAsia="思源黑体 CN Normal" w:hAnsi="思源黑体 CN Normal" w:hint="eastAsia"/>
+                <w:sz w:val="18"/>
+                <w:szCs w:val="18"/>
+              </w:rPr>
               <w:t>/</w:t>
             </w:r>
           </w:p>
@@ -23849,17 +23882,17 @@
               <w:spacing w:line="240" w:lineRule="atLeast"/>
               <w:jc w:val="center"/>
               <w:rPr>
-                <w:rFonts w:ascii="思源黑体 CN Normal" w:eastAsia="思源黑体 CN Normal" w:hAnsi="思源黑体 CN Normal"/>
-                <w:sz w:val="18"/>
-                <w:szCs w:val="18"/>
-              </w:rPr>
-            </w:pPr>
-            <w:r>
-              <w:rPr>
                 <w:rFonts w:ascii="思源黑体 CN Normal" w:eastAsia="思源黑体 CN Normal" w:hAnsi="思源黑体 CN Normal" w:hint="eastAsia"/>
                 <w:sz w:val="18"/>
                 <w:szCs w:val="18"/>
               </w:rPr>
+            </w:pPr>
+            <w:r>
+              <w:rPr>
+                <w:rFonts w:ascii="思源黑体 CN Normal" w:eastAsia="思源黑体 CN Normal" w:hAnsi="思源黑体 CN Normal" w:hint="eastAsia"/>
+                <w:sz w:val="18"/>
+                <w:szCs w:val="18"/>
+              </w:rPr>
               <w:t>/</w:t>
             </w:r>
           </w:p>
@@ -23873,20 +23906,50 @@
             <w:pPr>
               <w:spacing w:line="240" w:lineRule="atLeast"/>
               <w:jc w:val="center"/>
+              <w:rPr>
+                <w:rFonts w:ascii="思源黑体 CN Normal" w:eastAsia="思源黑体 CN Normal" w:hAnsi="思源黑体 CN Normal" w:cs="Times New Roman" w:hint="eastAsia"/>
+                <w:kern w:val="0"/>
+                <w:sz w:val="18"/>
+                <w:szCs w:val="18"/>
+              </w:rPr>
+            </w:pPr>
+            <w:r>
+              <w:rPr>
+                <w:rFonts w:ascii="思源黑体 CN Normal" w:eastAsia="思源黑体 CN Normal" w:hAnsi="思源黑体 CN Normal" w:cs="Times New Roman" w:hint="eastAsia"/>
+                <w:kern w:val="0"/>
+                <w:sz w:val="18"/>
+                <w:szCs w:val="18"/>
+              </w:rPr>
+              <w:t>{</w:t>
+            </w:r>
+            <w:r>
               <w:rPr>
                 <w:rFonts w:ascii="思源黑体 CN Normal" w:eastAsia="思源黑体 CN Normal" w:hAnsi="思源黑体 CN Normal" w:cs="Times New Roman"/>
                 <w:kern w:val="0"/>
                 <w:sz w:val="18"/>
                 <w:szCs w:val="18"/>
               </w:rPr>
-            </w:pPr>
-            <w:r>
+              <w:t>%p if qc and qc.dna_data_qc and qc.dna_data_qc.cnv_noise%}</w:t>
+            </w:r>
+          </w:p>
+          <w:p>
+            <w:pPr>
+              <w:spacing w:line="240" w:lineRule="atLeast"/>
+              <w:jc w:val="center"/>
               <w:rPr>
                 <w:rFonts w:ascii="思源黑体 CN Normal" w:eastAsia="思源黑体 CN Normal" w:hAnsi="思源黑体 CN Normal" w:cs="Times New Roman" w:hint="eastAsia"/>
                 <w:kern w:val="0"/>
                 <w:sz w:val="18"/>
                 <w:szCs w:val="18"/>
               </w:rPr>
+            </w:pPr>
+            <w:r>
+              <w:rPr>
+                <w:rFonts w:ascii="思源黑体 CN Normal" w:eastAsia="思源黑体 CN Normal" w:hAnsi="思源黑体 CN Normal" w:cs="Times New Roman" w:hint="eastAsia"/>
+                <w:kern w:val="0"/>
+                <w:sz w:val="18"/>
+                <w:szCs w:val="18"/>
+              </w:rPr>
               <w:t>{</w:t>
             </w:r>
             <w:r>
@@ -23896,36 +23959,6 @@
                 <w:sz w:val="18"/>
                 <w:szCs w:val="18"/>
               </w:rPr>
-              <w:t>%p if qc and qc.dna_data_qc and qc.dna_data_qc.cnv_noise%}</w:t>
-            </w:r>
-          </w:p>
-          <w:p>
-            <w:pPr>
-              <w:spacing w:line="240" w:lineRule="atLeast"/>
-              <w:jc w:val="center"/>
-              <w:rPr>
-                <w:rFonts w:ascii="思源黑体 CN Normal" w:eastAsia="思源黑体 CN Normal" w:hAnsi="思源黑体 CN Normal" w:cs="Times New Roman"/>
-                <w:kern w:val="0"/>
-                <w:sz w:val="18"/>
-                <w:szCs w:val="18"/>
-              </w:rPr>
-            </w:pPr>
-            <w:r>
-              <w:rPr>
-                <w:rFonts w:ascii="思源黑体 CN Normal" w:eastAsia="思源黑体 CN Normal" w:hAnsi="思源黑体 CN Normal" w:cs="Times New Roman" w:hint="eastAsia"/>
-                <w:kern w:val="0"/>
-                <w:sz w:val="18"/>
-                <w:szCs w:val="18"/>
-              </w:rPr>
-              <w:t>{</w:t>
-            </w:r>
-            <w:r>
-              <w:rPr>
-                <w:rFonts w:ascii="思源黑体 CN Normal" w:eastAsia="思源黑体 CN Normal" w:hAnsi="思源黑体 CN Normal" w:cs="Times New Roman"/>
-                <w:kern w:val="0"/>
-                <w:sz w:val="18"/>
-                <w:szCs w:val="18"/>
-              </w:rPr>
               <w:t>{qc.dna_data_qc.cnv_noise}}</w:t>
             </w:r>
           </w:p>
@@ -23937,7 +23970,7 @@
               <w:ind w:firstLineChars="0" w:firstLine="0"/>
               <w:jc w:val="center"/>
               <w:rPr>
-                <w:rFonts w:ascii="思源黑体 CN Normal" w:eastAsia="思源黑体 CN Normal" w:hAnsi="思源黑体 CN Normal" w:cs="微软雅黑"/>
+                <w:rFonts w:ascii="思源黑体 CN Normal" w:eastAsia="思源黑体 CN Normal" w:hAnsi="思源黑体 CN Normal" w:cs="微软雅黑" w:hint="eastAsia"/>
                 <w:bCs/>
                 <w:sz w:val="18"/>
                 <w:szCs w:val="18"/>
@@ -23970,7 +24003,7 @@
               <w:ind w:firstLineChars="0" w:firstLine="0"/>
               <w:jc w:val="center"/>
               <w:rPr>
-                <w:rFonts w:ascii="思源黑体 CN Normal" w:eastAsia="思源黑体 CN Normal" w:hAnsi="思源黑体 CN Normal" w:cs="微软雅黑"/>
+                <w:rFonts w:ascii="思源黑体 CN Normal" w:eastAsia="思源黑体 CN Normal" w:hAnsi="思源黑体 CN Normal" w:cs="微软雅黑" w:hint="eastAsia"/>
                 <w:bCs/>
                 <w:sz w:val="18"/>
                 <w:szCs w:val="18"/>
@@ -23991,7 +24024,7 @@
               <w:spacing w:line="240" w:lineRule="atLeast"/>
               <w:jc w:val="center"/>
               <w:rPr>
-                <w:rFonts w:ascii="思源黑体 CN Normal" w:eastAsia="思源黑体 CN Normal" w:hAnsi="思源黑体 CN Normal" w:cs="Times New Roman"/>
+                <w:rFonts w:ascii="思源黑体 CN Normal" w:eastAsia="思源黑体 CN Normal" w:hAnsi="思源黑体 CN Normal" w:cs="Times New Roman" w:hint="eastAsia"/>
                 <w:kern w:val="0"/>
                 <w:sz w:val="18"/>
                 <w:szCs w:val="18"/>
@@ -24015,7 +24048,7 @@
         <w:snapToGrid w:val="0"/>
         <w:spacing w:line="400" w:lineRule="exact"/>
         <w:rPr>
-          <w:rFonts w:ascii="思源黑体 CN Normal" w:eastAsia="思源黑体 CN Normal" w:hAnsi="思源黑体 CN Normal" w:cs="微软雅黑"/>
+          <w:rFonts w:ascii="思源黑体 CN Normal" w:eastAsia="思源黑体 CN Normal" w:hAnsi="思源黑体 CN Normal" w:cs="微软雅黑" w:hint="eastAsia"/>
           <w:b/>
           <w:sz w:val="18"/>
           <w:szCs w:val="18"/>
@@ -24042,7 +24075,7 @@
         <w:spacing w:line="400" w:lineRule="exact"/>
         <w:ind w:firstLineChars="0"/>
         <w:rPr>
-          <w:rFonts w:ascii="思源黑体 CN Normal" w:eastAsia="思源黑体 CN Normal" w:hAnsi="思源黑体 CN Normal" w:cs="微软雅黑"/>
+          <w:rFonts w:ascii="思源黑体 CN Normal" w:eastAsia="思源黑体 CN Normal" w:hAnsi="思源黑体 CN Normal" w:cs="微软雅黑" w:hint="eastAsia"/>
           <w:bCs/>
           <w:sz w:val="18"/>
           <w:szCs w:val="18"/>
@@ -24097,7 +24130,7 @@
         <w:spacing w:line="400" w:lineRule="exact"/>
         <w:ind w:firstLineChars="0"/>
         <w:rPr>
-          <w:rFonts w:ascii="思源黑体 CN Normal" w:eastAsia="思源黑体 CN Normal" w:hAnsi="思源黑体 CN Normal" w:cs="微软雅黑"/>
+          <w:rFonts w:ascii="思源黑体 CN Normal" w:eastAsia="思源黑体 CN Normal" w:hAnsi="思源黑体 CN Normal" w:cs="微软雅黑" w:hint="eastAsia"/>
           <w:bCs/>
           <w:sz w:val="18"/>
           <w:szCs w:val="18"/>
@@ -24125,7 +24158,7 @@
         <w:spacing w:line="400" w:lineRule="exact"/>
         <w:ind w:firstLineChars="0"/>
         <w:rPr>
-          <w:rFonts w:ascii="思源黑体 CN Normal" w:eastAsia="思源黑体 CN Normal" w:hAnsi="思源黑体 CN Normal" w:cs="微软雅黑"/>
+          <w:rFonts w:ascii="思源黑体 CN Normal" w:eastAsia="思源黑体 CN Normal" w:hAnsi="思源黑体 CN Normal" w:cs="微软雅黑" w:hint="eastAsia"/>
           <w:bCs/>
           <w:sz w:val="18"/>
           <w:szCs w:val="18"/>
@@ -24152,7 +24185,7 @@
         <w:spacing w:line="400" w:lineRule="exact"/>
         <w:ind w:firstLineChars="0"/>
         <w:rPr>
-          <w:rFonts w:ascii="思源黑体 CN Normal" w:eastAsia="思源黑体 CN Normal" w:hAnsi="思源黑体 CN Normal" w:cs="微软雅黑"/>
+          <w:rFonts w:ascii="思源黑体 CN Normal" w:eastAsia="思源黑体 CN Normal" w:hAnsi="思源黑体 CN Normal" w:cs="微软雅黑" w:hint="eastAsia"/>
           <w:bCs/>
           <w:sz w:val="18"/>
           <w:szCs w:val="18"/>
@@ -24248,7 +24281,7 @@
         </w:tabs>
         <w:spacing w:line="400" w:lineRule="exact"/>
         <w:rPr>
-          <w:rFonts w:ascii="思源黑体 CN Normal" w:eastAsia="思源黑体 CN Normal" w:hAnsi="思源黑体 CN Normal" w:cs="微软雅黑"/>
+          <w:rFonts w:ascii="思源黑体 CN Normal" w:eastAsia="思源黑体 CN Normal" w:hAnsi="思源黑体 CN Normal" w:cs="微软雅黑" w:hint="eastAsia"/>
           <w:sz w:val="18"/>
           <w:szCs w:val="18"/>
         </w:rPr>
@@ -24262,7 +24295,7 @@
         </w:tabs>
         <w:spacing w:line="400" w:lineRule="exact"/>
         <w:rPr>
-          <w:rFonts w:ascii="思源黑体 CN Normal" w:eastAsia="思源黑体 CN Normal" w:hAnsi="思源黑体 CN Normal" w:cs="微软雅黑"/>
+          <w:rFonts w:ascii="思源黑体 CN Normal" w:eastAsia="思源黑体 CN Normal" w:hAnsi="思源黑体 CN Normal" w:cs="微软雅黑" w:hint="eastAsia"/>
           <w:sz w:val="18"/>
           <w:szCs w:val="18"/>
         </w:rPr>
@@ -24276,7 +24309,7 @@
         </w:tabs>
         <w:spacing w:line="400" w:lineRule="exact"/>
         <w:rPr>
-          <w:rFonts w:ascii="思源黑体 CN Normal" w:eastAsia="思源黑体 CN Normal" w:hAnsi="思源黑体 CN Normal" w:cs="微软雅黑"/>
+          <w:rFonts w:ascii="思源黑体 CN Normal" w:eastAsia="思源黑体 CN Normal" w:hAnsi="思源黑体 CN Normal" w:cs="微软雅黑" w:hint="eastAsia"/>
           <w:sz w:val="18"/>
           <w:szCs w:val="18"/>
         </w:rPr>
@@ -24292,7 +24325,7 @@
         <w:spacing w:line="600" w:lineRule="auto"/>
         <w:ind w:left="360" w:firstLineChars="0"/>
         <w:rPr>
-          <w:rFonts w:ascii="思源黑体 CN Bold" w:eastAsia="思源黑体 CN Bold" w:hAnsi="思源黑体 CN Bold" w:cs="微软雅黑"/>
+          <w:rFonts w:ascii="思源黑体 CN Bold" w:eastAsia="思源黑体 CN Bold" w:hAnsi="思源黑体 CN Bold" w:cs="微软雅黑" w:hint="eastAsia"/>
           <w:b/>
           <w:bCs/>
           <w:color w:val="00653B"/>
@@ -24325,7 +24358,7 @@
         <w:spacing w:line="400" w:lineRule="exact"/>
         <w:ind w:firstLineChars="0"/>
         <w:rPr>
-          <w:rFonts w:ascii="思源黑体 CN Normal" w:eastAsia="思源黑体 CN Normal" w:hAnsi="思源黑体 CN Normal"/>
+          <w:rFonts w:ascii="思源黑体 CN Normal" w:eastAsia="思源黑体 CN Normal" w:hAnsi="思源黑体 CN Normal" w:hint="eastAsia"/>
           <w:kern w:val="0"/>
           <w:szCs w:val="21"/>
         </w:rPr>
@@ -24353,7 +24386,7 @@
         <w:spacing w:line="400" w:lineRule="exact"/>
         <w:ind w:left="0" w:firstLineChars="0" w:firstLine="0"/>
         <w:rPr>
-          <w:rFonts w:ascii="思源黑体 CN Normal" w:eastAsia="思源黑体 CN Normal" w:hAnsi="思源黑体 CN Normal"/>
+          <w:rFonts w:ascii="思源黑体 CN Normal" w:eastAsia="思源黑体 CN Normal" w:hAnsi="思源黑体 CN Normal" w:hint="eastAsia"/>
           <w:kern w:val="0"/>
           <w:szCs w:val="21"/>
         </w:rPr>
@@ -24380,7 +24413,7 @@
         <w:spacing w:line="400" w:lineRule="exact"/>
         <w:ind w:left="0" w:firstLineChars="0" w:firstLine="0"/>
         <w:rPr>
-          <w:rFonts w:ascii="思源黑体 CN Normal" w:eastAsia="思源黑体 CN Normal" w:hAnsi="思源黑体 CN Normal"/>
+          <w:rFonts w:ascii="思源黑体 CN Normal" w:eastAsia="思源黑体 CN Normal" w:hAnsi="思源黑体 CN Normal" w:hint="eastAsia"/>
           <w:kern w:val="0"/>
           <w:szCs w:val="21"/>
         </w:rPr>
@@ -24408,7 +24441,7 @@
         <w:spacing w:line="400" w:lineRule="exact"/>
         <w:ind w:firstLineChars="0"/>
         <w:rPr>
-          <w:rFonts w:ascii="思源黑体 CN Normal" w:eastAsia="思源黑体 CN Normal" w:hAnsi="思源黑体 CN Normal"/>
+          <w:rFonts w:ascii="思源黑体 CN Normal" w:eastAsia="思源黑体 CN Normal" w:hAnsi="思源黑体 CN Normal" w:hint="eastAsia"/>
           <w:kern w:val="0"/>
           <w:szCs w:val="21"/>
         </w:rPr>
@@ -24432,7 +24465,7 @@
         <w:spacing w:line="400" w:lineRule="exact"/>
         <w:ind w:firstLineChars="0"/>
         <w:rPr>
-          <w:rFonts w:ascii="思源黑体 CN Normal" w:eastAsia="思源黑体 CN Normal" w:hAnsi="思源黑体 CN Normal"/>
+          <w:rFonts w:ascii="思源黑体 CN Normal" w:eastAsia="思源黑体 CN Normal" w:hAnsi="思源黑体 CN Normal" w:hint="eastAsia"/>
           <w:kern w:val="0"/>
           <w:szCs w:val="21"/>
         </w:rPr>
@@ -24466,6 +24499,9 @@
         </w:tabs>
         <w:spacing w:line="400" w:lineRule="exact"/>
         <w:ind w:firstLineChars="0"/>
+        <w:rPr>
+          <w:rFonts w:hint="eastAsia"/>
+        </w:rPr>
       </w:pPr>
       <w:r>
         <w:rPr>
@@ -24505,7 +24541,7 @@
         <w:spacing w:line="400" w:lineRule="exact"/>
         <w:ind w:left="0" w:firstLineChars="0" w:firstLine="0"/>
         <w:rPr>
-          <w:rFonts w:ascii="思源黑体 CN Normal" w:eastAsia="思源黑体 CN Normal" w:hAnsi="思源黑体 CN Normal"/>
+          <w:rFonts w:ascii="思源黑体 CN Normal" w:eastAsia="思源黑体 CN Normal" w:hAnsi="思源黑体 CN Normal" w:hint="eastAsia"/>
           <w:kern w:val="0"/>
           <w:szCs w:val="21"/>
         </w:rPr>
@@ -24534,9 +24570,14 @@
 </file>
 
 <file path=word/endnotes.xml><?xml version="1.0" encoding="utf-8"?>
-<w:endnotes xmlns:wpc="http://schemas.microsoft.com/office/word/2010/wordprocessingCanvas" xmlns:cx="http://schemas.microsoft.com/office/drawing/2014/chartex" xmlns:cx1="http://schemas.microsoft.com/office/drawing/2015/9/8/chartex" xmlns:cx2="http://schemas.microsoft.com/office/drawing/2015/10/21/chartex" xmlns:cx3="http://schemas.microsoft.com/office/drawing/2016/5/9/chartex" xmlns:cx4="http://schemas.microsoft.com/office/drawing/2016/5/10/chartex" xmlns:cx5="http://schemas.microsoft.com/office/drawing/2016/5/11/chartex" xmlns:cx6="http://schemas.microsoft.com/office/drawing/2016/5/12/chartex" xmlns:cx7="http://schemas.microsoft.com/office/drawing/2016/5/13/chartex" xmlns:cx8="http://schemas.microsoft.com/office/drawing/2016/5/14/chartex" xmlns:mc="http://schemas.openxmlformats.org/markup-compatibility/2006" xmlns:aink="http://schemas.microsoft.com/office/drawing/2016/ink" xmlns:am3d="http://schemas.microsoft.com/office/drawing/2017/model3d" xmlns:o="urn:schemas-microsoft-com:office:office" xmlns:r="http://schemas.openxmlformats.org/officeDocument/2006/relationships" xmlns:m="http://schemas.openxmlformats.org/officeDocument/2006/math" xmlns:v="urn:schemas-microsoft-com:vml" xmlns:wp14="http://schemas.microsoft.com/office/word/2010/wordprocessingDrawing" xmlns:wp="http://schemas.openxmlformats.org/drawingml/2006/wordprocessingDrawing" xmlns:w10="urn:schemas-microsoft-com:office:word" xmlns:w="http://schemas.openxmlformats.org/wordprocessingml/2006/main" xmlns:w14="http://schemas.microsoft.com/office/word/2010/wordml" xmlns:w15="http://schemas.microsoft.com/office/word/2012/wordml" xmlns:w16cex="http://schemas.microsoft.com/office/word/2018/wordml/cex" xmlns:w16cid="http://schemas.microsoft.com/office/word/2016/wordml/cid" xmlns:w16="http://schemas.microsoft.com/office/word/2018/wordml" xmlns:w16sdtdh="http://schemas.microsoft.com/office/word/2020/wordml/sdtdatahash" xmlns:w16se="http://schemas.microsoft.com/office/word/2015/wordml/symex" xmlns:wpg="http://schemas.microsoft.com/office/word/2010/wordprocessingGroup" xmlns:wpi="http://schemas.microsoft.com/office/word/2010/wordprocessingInk" xmlns:wne="http://schemas.microsoft.com/office/word/2006/wordml" xmlns:wps="http://schemas.microsoft.com/office/word/2010/wordprocessingShape" mc:Ignorable="w14 w15 w16se w16cid w16 w16cex w16sdtdh wp14">
+<w:endnotes xmlns:wpc="http://schemas.microsoft.com/office/word/2010/wordprocessingCanvas" xmlns:cx="http://schemas.microsoft.com/office/drawing/2014/chartex" xmlns:cx1="http://schemas.microsoft.com/office/drawing/2015/9/8/chartex" xmlns:cx2="http://schemas.microsoft.com/office/drawing/2015/10/21/chartex" xmlns:cx3="http://schemas.microsoft.com/office/drawing/2016/5/9/chartex" xmlns:cx4="http://schemas.microsoft.com/office/drawing/2016/5/10/chartex" xmlns:cx5="http://schemas.microsoft.com/office/drawing/2016/5/11/chartex" xmlns:cx6="http://schemas.microsoft.com/office/drawing/2016/5/12/chartex" xmlns:cx7="http://schemas.microsoft.com/office/drawing/2016/5/13/chartex" xmlns:cx8="http://schemas.microsoft.com/office/drawing/2016/5/14/chartex" xmlns:mc="http://schemas.openxmlformats.org/markup-compatibility/2006" xmlns:aink="http://schemas.microsoft.com/office/drawing/2016/ink" xmlns:am3d="http://schemas.microsoft.com/office/drawing/2017/model3d" xmlns:o="urn:schemas-microsoft-com:office:office" xmlns:oel="http://schemas.microsoft.com/office/2019/extlst" xmlns:r="http://schemas.openxmlformats.org/officeDocument/2006/relationships" xmlns:m="http://schemas.openxmlformats.org/officeDocument/2006/math" xmlns:v="urn:schemas-microsoft-com:vml" xmlns:wp14="http://schemas.microsoft.com/office/word/2010/wordprocessingDrawing" xmlns:wp="http://schemas.openxmlformats.org/drawingml/2006/wordprocessingDrawing" xmlns:w10="urn:schemas-microsoft-com:office:word" xmlns:w="http://schemas.openxmlformats.org/wordprocessingml/2006/main" xmlns:w14="http://schemas.microsoft.com/office/word/2010/wordml" xmlns:w15="http://schemas.microsoft.com/office/word/2012/wordml" xmlns:w16cex="http://schemas.microsoft.com/office/word/2018/wordml/cex" xmlns:w16cid="http://schemas.microsoft.com/office/word/2016/wordml/cid" xmlns:w16="http://schemas.microsoft.com/office/word/2018/wordml" xmlns:w16du="http://schemas.microsoft.com/office/word/2023/wordml/word16du" xmlns:w16sdtdh="http://schemas.microsoft.com/office/word/2020/wordml/sdtdatahash" xmlns:w16sdtfl="http://schemas.microsoft.com/office/word/2024/wordml/sdtformatlock" xmlns:w16se="http://schemas.microsoft.com/office/word/2015/wordml/symex" xmlns:wpg="http://schemas.microsoft.com/office/word/2010/wordprocessingGroup" xmlns:wpi="http://schemas.microsoft.com/office/word/2010/wordprocessingInk" xmlns:wne="http://schemas.microsoft.com/office/word/2006/wordml" xmlns:wps="http://schemas.microsoft.com/office/word/2010/wordprocessingShape" mc:Ignorable="w14 w15 w16se w16cid w16 w16cex w16sdtdh w16sdtfl w16du wp14">
   <w:endnote w:type="separator" w:id="-1">
     <w:p>
+      <w:pPr>
+        <w:rPr>
+          <w:rFonts w:hint="eastAsia"/>
+        </w:rPr>
+      </w:pPr>
       <w:r>
         <w:separator/>
       </w:r>
@@ -24544,6 +24585,11 @@
   </w:endnote>
   <w:endnote w:type="continuationSeparator" w:id="0">
     <w:p>
+      <w:pPr>
+        <w:rPr>
+          <w:rFonts w:hint="eastAsia"/>
+        </w:rPr>
+      </w:pPr>
       <w:r>
         <w:continuationSeparator/>
       </w:r>
@@ -24553,7 +24599,7 @@
 </file>
 
 <file path=word/footer1.xml><?xml version="1.0" encoding="utf-8"?>
-<w:ftr xmlns:wpc="http://schemas.microsoft.com/office/word/2010/wordprocessingCanvas" xmlns:cx="http://schemas.microsoft.com/office/drawing/2014/chartex" xmlns:cx1="http://schemas.microsoft.com/office/drawing/2015/9/8/chartex" xmlns:cx2="http://schemas.microsoft.com/office/drawing/2015/10/21/chartex" xmlns:cx3="http://schemas.microsoft.com/office/drawing/2016/5/9/chartex" xmlns:cx4="http://schemas.microsoft.com/office/drawing/2016/5/10/chartex" xmlns:cx5="http://schemas.microsoft.com/office/drawing/2016/5/11/chartex" xmlns:cx6="http://schemas.microsoft.com/office/drawing/2016/5/12/chartex" xmlns:cx7="http://schemas.microsoft.com/office/drawing/2016/5/13/chartex" xmlns:cx8="http://schemas.microsoft.com/office/drawing/2016/5/14/chartex" xmlns:mc="http://schemas.openxmlformats.org/markup-compatibility/2006" xmlns:aink="http://schemas.microsoft.com/office/drawing/2016/ink" xmlns:am3d="http://schemas.microsoft.com/office/drawing/2017/model3d" xmlns:o="urn:schemas-microsoft-com:office:office" xmlns:r="http://schemas.openxmlformats.org/officeDocument/2006/relationships" xmlns:m="http://schemas.openxmlformats.org/officeDocument/2006/math" xmlns:v="urn:schemas-microsoft-com:vml" xmlns:wp14="http://schemas.microsoft.com/office/word/2010/wordprocessingDrawing" xmlns:wp="http://schemas.openxmlformats.org/drawingml/2006/wordprocessingDrawing" xmlns:w10="urn:schemas-microsoft-com:office:word" xmlns:w="http://schemas.openxmlformats.org/wordprocessingml/2006/main" xmlns:w14="http://schemas.microsoft.com/office/word/2010/wordml" xmlns:w15="http://schemas.microsoft.com/office/word/2012/wordml" xmlns:w16cex="http://schemas.microsoft.com/office/word/2018/wordml/cex" xmlns:w16cid="http://schemas.microsoft.com/office/word/2016/wordml/cid" xmlns:w16="http://schemas.microsoft.com/office/word/2018/wordml" xmlns:w16sdtdh="http://schemas.microsoft.com/office/word/2020/wordml/sdtdatahash" xmlns:w16se="http://schemas.microsoft.com/office/word/2015/wordml/symex" xmlns:wpg="http://schemas.microsoft.com/office/word/2010/wordprocessingGroup" xmlns:wpi="http://schemas.microsoft.com/office/word/2010/wordprocessingInk" xmlns:wne="http://schemas.microsoft.com/office/word/2006/wordml" xmlns:wps="http://schemas.microsoft.com/office/word/2010/wordprocessingShape" mc:Ignorable="w14 w15 w16se w16cid w16 w16cex w16sdtdh wp14">
+<w:ftr xmlns:wpc="http://schemas.microsoft.com/office/word/2010/wordprocessingCanvas" xmlns:cx="http://schemas.microsoft.com/office/drawing/2014/chartex" xmlns:cx1="http://schemas.microsoft.com/office/drawing/2015/9/8/chartex" xmlns:cx2="http://schemas.microsoft.com/office/drawing/2015/10/21/chartex" xmlns:cx3="http://schemas.microsoft.com/office/drawing/2016/5/9/chartex" xmlns:cx4="http://schemas.microsoft.com/office/drawing/2016/5/10/chartex" xmlns:cx5="http://schemas.microsoft.com/office/drawing/2016/5/11/chartex" xmlns:cx6="http://schemas.microsoft.com/office/drawing/2016/5/12/chartex" xmlns:cx7="http://schemas.microsoft.com/office/drawing/2016/5/13/chartex" xmlns:cx8="http://schemas.microsoft.com/office/drawing/2016/5/14/chartex" xmlns:mc="http://schemas.openxmlformats.org/markup-compatibility/2006" xmlns:aink="http://schemas.microsoft.com/office/drawing/2016/ink" xmlns:am3d="http://schemas.microsoft.com/office/drawing/2017/model3d" xmlns:o="urn:schemas-microsoft-com:office:office" xmlns:oel="http://schemas.microsoft.com/office/2019/extlst" xmlns:r="http://schemas.openxmlformats.org/officeDocument/2006/relationships" xmlns:m="http://schemas.openxmlformats.org/officeDocument/2006/math" xmlns:v="urn:schemas-microsoft-com:vml" xmlns:wp14="http://schemas.microsoft.com/office/word/2010/wordprocessingDrawing" xmlns:wp="http://schemas.openxmlformats.org/drawingml/2006/wordprocessingDrawing" xmlns:w10="urn:schemas-microsoft-com:office:word" xmlns:w="http://schemas.openxmlformats.org/wordprocessingml/2006/main" xmlns:w14="http://schemas.microsoft.com/office/word/2010/wordml" xmlns:w15="http://schemas.microsoft.com/office/word/2012/wordml" xmlns:w16cex="http://schemas.microsoft.com/office/word/2018/wordml/cex" xmlns:w16cid="http://schemas.microsoft.com/office/word/2016/wordml/cid" xmlns:w16="http://schemas.microsoft.com/office/word/2018/wordml" xmlns:w16du="http://schemas.microsoft.com/office/word/2023/wordml/word16du" xmlns:w16sdtdh="http://schemas.microsoft.com/office/word/2020/wordml/sdtdatahash" xmlns:w16sdtfl="http://schemas.microsoft.com/office/word/2024/wordml/sdtformatlock" xmlns:w16se="http://schemas.microsoft.com/office/word/2015/wordml/symex" xmlns:wpg="http://schemas.microsoft.com/office/word/2010/wordprocessingGroup" xmlns:wpi="http://schemas.microsoft.com/office/word/2010/wordprocessingInk" xmlns:wne="http://schemas.microsoft.com/office/word/2006/wordml" xmlns:wps="http://schemas.microsoft.com/office/word/2010/wordprocessingShape" mc:Ignorable="w14 w15 w16se w16cid w16 w16cex w16sdtdh w16sdtfl w16du wp14">
   <w:tbl>
     <w:tblPr>
       <w:tblW w:w="8931" w:type="dxa"/>
@@ -24584,7 +24630,7 @@
             <w:widowControl/>
             <w:jc w:val="left"/>
             <w:rPr>
-              <w:rFonts w:ascii="思源黑体 CN Normal" w:eastAsia="思源黑体 CN Normal" w:hAnsi="思源黑体 CN Normal" w:cs="Calibri"/>
+              <w:rFonts w:ascii="思源黑体 CN Normal" w:eastAsia="思源黑体 CN Normal" w:hAnsi="思源黑体 CN Normal" w:cs="Calibri" w:hint="eastAsia"/>
               <w:kern w:val="0"/>
               <w:sz w:val="18"/>
               <w:szCs w:val="18"/>
@@ -24654,7 +24700,7 @@
             <w:widowControl/>
             <w:jc w:val="left"/>
             <w:rPr>
-              <w:rFonts w:ascii="思源黑体 CN Normal" w:eastAsia="思源黑体 CN Normal" w:hAnsi="思源黑体 CN Normal" w:cs="Calibri"/>
+              <w:rFonts w:ascii="思源黑体 CN Normal" w:eastAsia="思源黑体 CN Normal" w:hAnsi="思源黑体 CN Normal" w:cs="Calibri" w:hint="eastAsia"/>
               <w:kern w:val="0"/>
               <w:sz w:val="18"/>
               <w:szCs w:val="18"/>
@@ -24810,7 +24856,7 @@
             <w:widowControl/>
             <w:jc w:val="left"/>
             <w:rPr>
-              <w:rFonts w:ascii="思源黑体 CN Normal" w:eastAsia="思源黑体 CN Normal" w:hAnsi="思源黑体 CN Normal" w:cs="Calibri"/>
+              <w:rFonts w:ascii="思源黑体 CN Normal" w:eastAsia="思源黑体 CN Normal" w:hAnsi="思源黑体 CN Normal" w:cs="Calibri" w:hint="eastAsia"/>
               <w:kern w:val="0"/>
               <w:sz w:val="18"/>
               <w:szCs w:val="18"/>
@@ -24848,7 +24894,7 @@
             <w:widowControl/>
             <w:jc w:val="left"/>
             <w:rPr>
-              <w:rFonts w:ascii="思源黑体 CN Normal" w:eastAsia="思源黑体 CN Normal" w:hAnsi="思源黑体 CN Normal" w:cs="Calibri"/>
+              <w:rFonts w:ascii="思源黑体 CN Normal" w:eastAsia="思源黑体 CN Normal" w:hAnsi="思源黑体 CN Normal" w:cs="Calibri" w:hint="eastAsia"/>
               <w:kern w:val="0"/>
               <w:sz w:val="18"/>
               <w:szCs w:val="18"/>
@@ -24900,7 +24946,7 @@
             <w:widowControl/>
             <w:jc w:val="left"/>
             <w:rPr>
-              <w:rFonts w:ascii="思源黑体 CN Normal" w:eastAsia="思源黑体 CN Normal" w:hAnsi="思源黑体 CN Normal" w:cs="Calibri"/>
+              <w:rFonts w:ascii="思源黑体 CN Normal" w:eastAsia="思源黑体 CN Normal" w:hAnsi="思源黑体 CN Normal" w:cs="Calibri" w:hint="eastAsia"/>
               <w:kern w:val="0"/>
               <w:sz w:val="18"/>
               <w:szCs w:val="18"/>
@@ -24924,7 +24970,7 @@
             <w:widowControl/>
             <w:jc w:val="left"/>
             <w:rPr>
-              <w:rFonts w:ascii="思源黑体 CN Normal" w:eastAsia="思源黑体 CN Normal" w:hAnsi="思源黑体 CN Normal" w:cs="Calibri"/>
+              <w:rFonts w:ascii="思源黑体 CN Normal" w:eastAsia="思源黑体 CN Normal" w:hAnsi="思源黑体 CN Normal" w:cs="Calibri" w:hint="eastAsia"/>
               <w:kern w:val="0"/>
               <w:sz w:val="18"/>
               <w:szCs w:val="18"/>
@@ -24973,13 +25019,16 @@
   <w:p>
     <w:pPr>
       <w:pStyle w:val="a6"/>
+      <w:rPr>
+        <w:rFonts w:hint="eastAsia"/>
+      </w:rPr>
     </w:pPr>
   </w:p>
 </w:ftr>
 </file>
 
 <file path=word/footer2.xml><?xml version="1.0" encoding="utf-8"?>
-<w:ftr xmlns:wpc="http://schemas.microsoft.com/office/word/2010/wordprocessingCanvas" xmlns:cx="http://schemas.microsoft.com/office/drawing/2014/chartex" xmlns:cx1="http://schemas.microsoft.com/office/drawing/2015/9/8/chartex" xmlns:cx2="http://schemas.microsoft.com/office/drawing/2015/10/21/chartex" xmlns:cx3="http://schemas.microsoft.com/office/drawing/2016/5/9/chartex" xmlns:cx4="http://schemas.microsoft.com/office/drawing/2016/5/10/chartex" xmlns:cx5="http://schemas.microsoft.com/office/drawing/2016/5/11/chartex" xmlns:cx6="http://schemas.microsoft.com/office/drawing/2016/5/12/chartex" xmlns:cx7="http://schemas.microsoft.com/office/drawing/2016/5/13/chartex" xmlns:cx8="http://schemas.microsoft.com/office/drawing/2016/5/14/chartex" xmlns:mc="http://schemas.openxmlformats.org/markup-compatibility/2006" xmlns:aink="http://schemas.microsoft.com/office/drawing/2016/ink" xmlns:am3d="http://schemas.microsoft.com/office/drawing/2017/model3d" xmlns:o="urn:schemas-microsoft-com:office:office" xmlns:r="http://schemas.openxmlformats.org/officeDocument/2006/relationships" xmlns:m="http://schemas.openxmlformats.org/officeDocument/2006/math" xmlns:v="urn:schemas-microsoft-com:vml" xmlns:wp14="http://schemas.microsoft.com/office/word/2010/wordprocessingDrawing" xmlns:wp="http://schemas.openxmlformats.org/drawingml/2006/wordprocessingDrawing" xmlns:w10="urn:schemas-microsoft-com:office:word" xmlns:w="http://schemas.openxmlformats.org/wordprocessingml/2006/main" xmlns:w14="http://schemas.microsoft.com/office/word/2010/wordml" xmlns:w15="http://schemas.microsoft.com/office/word/2012/wordml" xmlns:w16cex="http://schemas.microsoft.com/office/word/2018/wordml/cex" xmlns:w16cid="http://schemas.microsoft.com/office/word/2016/wordml/cid" xmlns:w16="http://schemas.microsoft.com/office/word/2018/wordml" xmlns:w16sdtdh="http://schemas.microsoft.com/office/word/2020/wordml/sdtdatahash" xmlns:w16se="http://schemas.microsoft.com/office/word/2015/wordml/symex" xmlns:wpg="http://schemas.microsoft.com/office/word/2010/wordprocessingGroup" xmlns:wpi="http://schemas.microsoft.com/office/word/2010/wordprocessingInk" xmlns:wne="http://schemas.microsoft.com/office/word/2006/wordml" xmlns:wps="http://schemas.microsoft.com/office/word/2010/wordprocessingShape" mc:Ignorable="w14 w15 w16se w16cid w16 w16cex w16sdtdh wp14">
+<w:ftr xmlns:wpc="http://schemas.microsoft.com/office/word/2010/wordprocessingCanvas" xmlns:cx="http://schemas.microsoft.com/office/drawing/2014/chartex" xmlns:cx1="http://schemas.microsoft.com/office/drawing/2015/9/8/chartex" xmlns:cx2="http://schemas.microsoft.com/office/drawing/2015/10/21/chartex" xmlns:cx3="http://schemas.microsoft.com/office/drawing/2016/5/9/chartex" xmlns:cx4="http://schemas.microsoft.com/office/drawing/2016/5/10/chartex" xmlns:cx5="http://schemas.microsoft.com/office/drawing/2016/5/11/chartex" xmlns:cx6="http://schemas.microsoft.com/office/drawing/2016/5/12/chartex" xmlns:cx7="http://schemas.microsoft.com/office/drawing/2016/5/13/chartex" xmlns:cx8="http://schemas.microsoft.com/office/drawing/2016/5/14/chartex" xmlns:mc="http://schemas.openxmlformats.org/markup-compatibility/2006" xmlns:aink="http://schemas.microsoft.com/office/drawing/2016/ink" xmlns:am3d="http://schemas.microsoft.com/office/drawing/2017/model3d" xmlns:o="urn:schemas-microsoft-com:office:office" xmlns:oel="http://schemas.microsoft.com/office/2019/extlst" xmlns:r="http://schemas.openxmlformats.org/officeDocument/2006/relationships" xmlns:m="http://schemas.openxmlformats.org/officeDocument/2006/math" xmlns:v="urn:schemas-microsoft-com:vml" xmlns:wp14="http://schemas.microsoft.com/office/word/2010/wordprocessingDrawing" xmlns:wp="http://schemas.openxmlformats.org/drawingml/2006/wordprocessingDrawing" xmlns:w10="urn:schemas-microsoft-com:office:word" xmlns:w="http://schemas.openxmlformats.org/wordprocessingml/2006/main" xmlns:w14="http://schemas.microsoft.com/office/word/2010/wordml" xmlns:w15="http://schemas.microsoft.com/office/word/2012/wordml" xmlns:w16cex="http://schemas.microsoft.com/office/word/2018/wordml/cex" xmlns:w16cid="http://schemas.microsoft.com/office/word/2016/wordml/cid" xmlns:w16="http://schemas.microsoft.com/office/word/2018/wordml" xmlns:w16du="http://schemas.microsoft.com/office/word/2023/wordml/word16du" xmlns:w16sdtdh="http://schemas.microsoft.com/office/word/2020/wordml/sdtdatahash" xmlns:w16sdtfl="http://schemas.microsoft.com/office/word/2024/wordml/sdtformatlock" xmlns:w16se="http://schemas.microsoft.com/office/word/2015/wordml/symex" xmlns:wpg="http://schemas.microsoft.com/office/word/2010/wordprocessingGroup" xmlns:wpi="http://schemas.microsoft.com/office/word/2010/wordprocessingInk" xmlns:wne="http://schemas.microsoft.com/office/word/2006/wordml" xmlns:wps="http://schemas.microsoft.com/office/word/2010/wordprocessingShape" mc:Ignorable="w14 w15 w16se w16cid w16 w16cex w16sdtdh w16sdtfl w16du wp14">
   <w:tbl>
     <w:tblPr>
       <w:tblW w:w="8931" w:type="dxa"/>
@@ -25010,7 +25059,7 @@
             <w:widowControl/>
             <w:jc w:val="left"/>
             <w:rPr>
-              <w:rFonts w:ascii="思源黑体 CN Normal" w:eastAsia="思源黑体 CN Normal" w:hAnsi="思源黑体 CN Normal" w:cs="Calibri"/>
+              <w:rFonts w:ascii="思源黑体 CN Normal" w:eastAsia="思源黑体 CN Normal" w:hAnsi="思源黑体 CN Normal" w:cs="Calibri" w:hint="eastAsia"/>
               <w:kern w:val="0"/>
               <w:sz w:val="18"/>
               <w:szCs w:val="18"/>
@@ -25080,7 +25129,7 @@
             <w:widowControl/>
             <w:jc w:val="left"/>
             <w:rPr>
-              <w:rFonts w:ascii="思源黑体 CN Normal" w:eastAsia="思源黑体 CN Normal" w:hAnsi="思源黑体 CN Normal" w:cs="Calibri"/>
+              <w:rFonts w:ascii="思源黑体 CN Normal" w:eastAsia="思源黑体 CN Normal" w:hAnsi="思源黑体 CN Normal" w:cs="Calibri" w:hint="eastAsia"/>
               <w:kern w:val="0"/>
               <w:sz w:val="18"/>
               <w:szCs w:val="18"/>
@@ -25212,7 +25261,7 @@
             <w:widowControl/>
             <w:jc w:val="left"/>
             <w:rPr>
-              <w:rFonts w:ascii="思源黑体 CN Normal" w:eastAsia="思源黑体 CN Normal" w:hAnsi="思源黑体 CN Normal" w:cs="Calibri"/>
+              <w:rFonts w:ascii="思源黑体 CN Normal" w:eastAsia="思源黑体 CN Normal" w:hAnsi="思源黑体 CN Normal" w:cs="Calibri" w:hint="eastAsia"/>
               <w:kern w:val="0"/>
               <w:sz w:val="18"/>
               <w:szCs w:val="18"/>
@@ -25250,7 +25299,7 @@
             <w:widowControl/>
             <w:jc w:val="left"/>
             <w:rPr>
-              <w:rFonts w:ascii="思源黑体 CN Normal" w:eastAsia="思源黑体 CN Normal" w:hAnsi="思源黑体 CN Normal" w:cs="Calibri"/>
+              <w:rFonts w:ascii="思源黑体 CN Normal" w:eastAsia="思源黑体 CN Normal" w:hAnsi="思源黑体 CN Normal" w:cs="Calibri" w:hint="eastAsia"/>
               <w:kern w:val="0"/>
               <w:sz w:val="18"/>
               <w:szCs w:val="18"/>
@@ -25302,7 +25351,7 @@
             <w:widowControl/>
             <w:jc w:val="left"/>
             <w:rPr>
-              <w:rFonts w:ascii="思源黑体 CN Normal" w:eastAsia="思源黑体 CN Normal" w:hAnsi="思源黑体 CN Normal" w:cs="Calibri"/>
+              <w:rFonts w:ascii="思源黑体 CN Normal" w:eastAsia="思源黑体 CN Normal" w:hAnsi="思源黑体 CN Normal" w:cs="Calibri" w:hint="eastAsia"/>
               <w:kern w:val="0"/>
               <w:sz w:val="18"/>
               <w:szCs w:val="18"/>
@@ -25326,7 +25375,7 @@
             <w:widowControl/>
             <w:jc w:val="left"/>
             <w:rPr>
-              <w:rFonts w:ascii="思源黑体 CN Normal" w:eastAsia="思源黑体 CN Normal" w:hAnsi="思源黑体 CN Normal" w:cs="Calibri"/>
+              <w:rFonts w:ascii="思源黑体 CN Normal" w:eastAsia="思源黑体 CN Normal" w:hAnsi="思源黑体 CN Normal" w:cs="Calibri" w:hint="eastAsia"/>
               <w:kern w:val="0"/>
               <w:sz w:val="18"/>
               <w:szCs w:val="18"/>
@@ -25375,15 +25424,23 @@
   <w:p>
     <w:pPr>
       <w:pStyle w:val="a6"/>
+      <w:rPr>
+        <w:rFonts w:hint="eastAsia"/>
+      </w:rPr>
     </w:pPr>
   </w:p>
 </w:ftr>
 </file>
 
 <file path=word/footnotes.xml><?xml version="1.0" encoding="utf-8"?>
-<w:footnotes xmlns:wpc="http://schemas.microsoft.com/office/word/2010/wordprocessingCanvas" xmlns:cx="http://schemas.microsoft.com/office/drawing/2014/chartex" xmlns:cx1="http://schemas.microsoft.com/office/drawing/2015/9/8/chartex" xmlns:cx2="http://schemas.microsoft.com/office/drawing/2015/10/21/chartex" xmlns:cx3="http://schemas.microsoft.com/office/drawing/2016/5/9/chartex" xmlns:cx4="http://schemas.microsoft.com/office/drawing/2016/5/10/chartex" xmlns:cx5="http://schemas.microsoft.com/office/drawing/2016/5/11/chartex" xmlns:cx6="http://schemas.microsoft.com/office/drawing/2016/5/12/chartex" xmlns:cx7="http://schemas.microsoft.com/office/drawing/2016/5/13/chartex" xmlns:cx8="http://schemas.microsoft.com/office/drawing/2016/5/14/chartex" xmlns:mc="http://schemas.openxmlformats.org/markup-compatibility/2006" xmlns:aink="http://schemas.microsoft.com/office/drawing/2016/ink" xmlns:am3d="http://schemas.microsoft.com/office/drawing/2017/model3d" xmlns:o="urn:schemas-microsoft-com:office:office" xmlns:r="http://schemas.openxmlformats.org/officeDocument/2006/relationships" xmlns:m="http://schemas.openxmlformats.org/officeDocument/2006/math" xmlns:v="urn:schemas-microsoft-com:vml" xmlns:wp14="http://schemas.microsoft.com/office/word/2010/wordprocessingDrawing" xmlns:wp="http://schemas.openxmlformats.org/drawingml/2006/wordprocessingDrawing" xmlns:w10="urn:schemas-microsoft-com:office:word" xmlns:w="http://schemas.openxmlformats.org/wordprocessingml/2006/main" xmlns:w14="http://schemas.microsoft.com/office/word/2010/wordml" xmlns:w15="http://schemas.microsoft.com/office/word/2012/wordml" xmlns:w16cex="http://schemas.microsoft.com/office/word/2018/wordml/cex" xmlns:w16cid="http://schemas.microsoft.com/office/word/2016/wordml/cid" xmlns:w16="http://schemas.microsoft.com/office/word/2018/wordml" xmlns:w16sdtdh="http://schemas.microsoft.com/office/word/2020/wordml/sdtdatahash" xmlns:w16se="http://schemas.microsoft.com/office/word/2015/wordml/symex" xmlns:wpg="http://schemas.microsoft.com/office/word/2010/wordprocessingGroup" xmlns:wpi="http://schemas.microsoft.com/office/word/2010/wordprocessingInk" xmlns:wne="http://schemas.microsoft.com/office/word/2006/wordml" xmlns:wps="http://schemas.microsoft.com/office/word/2010/wordprocessingShape" mc:Ignorable="w14 w15 w16se w16cid w16 w16cex w16sdtdh wp14">
+<w:footnotes xmlns:wpc="http://schemas.microsoft.com/office/word/2010/wordprocessingCanvas" xmlns:cx="http://schemas.microsoft.com/office/drawing/2014/chartex" xmlns:cx1="http://schemas.microsoft.com/office/drawing/2015/9/8/chartex" xmlns:cx2="http://schemas.microsoft.com/office/drawing/2015/10/21/chartex" xmlns:cx3="http://schemas.microsoft.com/office/drawing/2016/5/9/chartex" xmlns:cx4="http://schemas.microsoft.com/office/drawing/2016/5/10/chartex" xmlns:cx5="http://schemas.microsoft.com/office/drawing/2016/5/11/chartex" xmlns:cx6="http://schemas.microsoft.com/office/drawing/2016/5/12/chartex" xmlns:cx7="http://schemas.microsoft.com/office/drawing/2016/5/13/chartex" xmlns:cx8="http://schemas.microsoft.com/office/drawing/2016/5/14/chartex" xmlns:mc="http://schemas.openxmlformats.org/markup-compatibility/2006" xmlns:aink="http://schemas.microsoft.com/office/drawing/2016/ink" xmlns:am3d="http://schemas.microsoft.com/office/drawing/2017/model3d" xmlns:o="urn:schemas-microsoft-com:office:office" xmlns:oel="http://schemas.microsoft.com/office/2019/extlst" xmlns:r="http://schemas.openxmlformats.org/officeDocument/2006/relationships" xmlns:m="http://schemas.openxmlformats.org/officeDocument/2006/math" xmlns:v="urn:schemas-microsoft-com:vml" xmlns:wp14="http://schemas.microsoft.com/office/word/2010/wordprocessingDrawing" xmlns:wp="http://schemas.openxmlformats.org/drawingml/2006/wordprocessingDrawing" xmlns:w10="urn:schemas-microsoft-com:office:word" xmlns:w="http://schemas.openxmlformats.org/wordprocessingml/2006/main" xmlns:w14="http://schemas.microsoft.com/office/word/2010/wordml" xmlns:w15="http://schemas.microsoft.com/office/word/2012/wordml" xmlns:w16cex="http://schemas.microsoft.com/office/word/2018/wordml/cex" xmlns:w16cid="http://schemas.microsoft.com/office/word/2016/wordml/cid" xmlns:w16="http://schemas.microsoft.com/office/word/2018/wordml" xmlns:w16du="http://schemas.microsoft.com/office/word/2023/wordml/word16du" xmlns:w16sdtdh="http://schemas.microsoft.com/office/word/2020/wordml/sdtdatahash" xmlns:w16sdtfl="http://schemas.microsoft.com/office/word/2024/wordml/sdtformatlock" xmlns:w16se="http://schemas.microsoft.com/office/word/2015/wordml/symex" xmlns:wpg="http://schemas.microsoft.com/office/word/2010/wordprocessingGroup" xmlns:wpi="http://schemas.microsoft.com/office/word/2010/wordprocessingInk" xmlns:wne="http://schemas.microsoft.com/office/word/2006/wordml" xmlns:wps="http://schemas.microsoft.com/office/word/2010/wordprocessingShape" mc:Ignorable="w14 w15 w16se w16cid w16 w16cex w16sdtdh w16sdtfl w16du wp14">
   <w:footnote w:type="separator" w:id="-1">
     <w:p>
+      <w:pPr>
+        <w:rPr>
+          <w:rFonts w:hint="eastAsia"/>
+        </w:rPr>
+      </w:pPr>
       <w:r>
         <w:separator/>
       </w:r>
@@ -25391,6 +25448,11 @@
   </w:footnote>
   <w:footnote w:type="continuationSeparator" w:id="0">
     <w:p>
+      <w:pPr>
+        <w:rPr>
+          <w:rFonts w:hint="eastAsia"/>
+        </w:rPr>
+      </w:pPr>
       <w:r>
         <w:continuationSeparator/>
       </w:r>
@@ -25400,7 +25462,7 @@
 </file>
 
 <file path=word/header1.xml><?xml version="1.0" encoding="utf-8"?>
-<w:hdr xmlns:wpc="http://schemas.microsoft.com/office/word/2010/wordprocessingCanvas" xmlns:cx="http://schemas.microsoft.com/office/drawing/2014/chartex" xmlns:cx1="http://schemas.microsoft.com/office/drawing/2015/9/8/chartex" xmlns:cx2="http://schemas.microsoft.com/office/drawing/2015/10/21/chartex" xmlns:cx3="http://schemas.microsoft.com/office/drawing/2016/5/9/chartex" xmlns:cx4="http://schemas.microsoft.com/office/drawing/2016/5/10/chartex" xmlns:cx5="http://schemas.microsoft.com/office/drawing/2016/5/11/chartex" xmlns:cx6="http://schemas.microsoft.com/office/drawing/2016/5/12/chartex" xmlns:cx7="http://schemas.microsoft.com/office/drawing/2016/5/13/chartex" xmlns:cx8="http://schemas.microsoft.com/office/drawing/2016/5/14/chartex" xmlns:mc="http://schemas.openxmlformats.org/markup-compatibility/2006" xmlns:aink="http://schemas.microsoft.com/office/drawing/2016/ink" xmlns:am3d="http://schemas.microsoft.com/office/drawing/2017/model3d" xmlns:o="urn:schemas-microsoft-com:office:office" xmlns:r="http://schemas.openxmlformats.org/officeDocument/2006/relationships" xmlns:m="http://schemas.openxmlformats.org/officeDocument/2006/math" xmlns:v="urn:schemas-microsoft-com:vml" xmlns:wp14="http://schemas.microsoft.com/office/word/2010/wordprocessingDrawing" xmlns:wp="http://schemas.openxmlformats.org/drawingml/2006/wordprocessingDrawing" xmlns:w10="urn:schemas-microsoft-com:office:word" xmlns:w="http://schemas.openxmlformats.org/wordprocessingml/2006/main" xmlns:w14="http://schemas.microsoft.com/office/word/2010/wordml" xmlns:w15="http://schemas.microsoft.com/office/word/2012/wordml" xmlns:w16cex="http://schemas.microsoft.com/office/word/2018/wordml/cex" xmlns:w16cid="http://schemas.microsoft.com/office/word/2016/wordml/cid" xmlns:w16="http://schemas.microsoft.com/office/word/2018/wordml" xmlns:w16sdtdh="http://schemas.microsoft.com/office/word/2020/wordml/sdtdatahash" xmlns:w16se="http://schemas.microsoft.com/office/word/2015/wordml/symex" xmlns:wpg="http://schemas.microsoft.com/office/word/2010/wordprocessingGroup" xmlns:wpi="http://schemas.microsoft.com/office/word/2010/wordprocessingInk" xmlns:wne="http://schemas.microsoft.com/office/word/2006/wordml" xmlns:wps="http://schemas.microsoft.com/office/word/2010/wordprocessingShape" mc:Ignorable="w14 w15 w16se w16cid w16 w16cex w16sdtdh wp14">
+<w:hdr xmlns:wpc="http://schemas.microsoft.com/office/word/2010/wordprocessingCanvas" xmlns:cx="http://schemas.microsoft.com/office/drawing/2014/chartex" xmlns:cx1="http://schemas.microsoft.com/office/drawing/2015/9/8/chartex" xmlns:cx2="http://schemas.microsoft.com/office/drawing/2015/10/21/chartex" xmlns:cx3="http://schemas.microsoft.com/office/drawing/2016/5/9/chartex" xmlns:cx4="http://schemas.microsoft.com/office/drawing/2016/5/10/chartex" xmlns:cx5="http://schemas.microsoft.com/office/drawing/2016/5/11/chartex" xmlns:cx6="http://schemas.microsoft.com/office/drawing/2016/5/12/chartex" xmlns:cx7="http://schemas.microsoft.com/office/drawing/2016/5/13/chartex" xmlns:cx8="http://schemas.microsoft.com/office/drawing/2016/5/14/chartex" xmlns:mc="http://schemas.openxmlformats.org/markup-compatibility/2006" xmlns:aink="http://schemas.microsoft.com/office/drawing/2016/ink" xmlns:am3d="http://schemas.microsoft.com/office/drawing/2017/model3d" xmlns:o="urn:schemas-microsoft-com:office:office" xmlns:oel="http://schemas.microsoft.com/office/2019/extlst" xmlns:r="http://schemas.openxmlformats.org/officeDocument/2006/relationships" xmlns:m="http://schemas.openxmlformats.org/officeDocument/2006/math" xmlns:v="urn:schemas-microsoft-com:vml" xmlns:wp14="http://schemas.microsoft.com/office/word/2010/wordprocessingDrawing" xmlns:wp="http://schemas.openxmlformats.org/drawingml/2006/wordprocessingDrawing" xmlns:w10="urn:schemas-microsoft-com:office:word" xmlns:w="http://schemas.openxmlformats.org/wordprocessingml/2006/main" xmlns:w14="http://schemas.microsoft.com/office/word/2010/wordml" xmlns:w15="http://schemas.microsoft.com/office/word/2012/wordml" xmlns:w16cex="http://schemas.microsoft.com/office/word/2018/wordml/cex" xmlns:w16cid="http://schemas.microsoft.com/office/word/2016/wordml/cid" xmlns:w16="http://schemas.microsoft.com/office/word/2018/wordml" xmlns:w16du="http://schemas.microsoft.com/office/word/2023/wordml/word16du" xmlns:w16sdtdh="http://schemas.microsoft.com/office/word/2020/wordml/sdtdatahash" xmlns:w16sdtfl="http://schemas.microsoft.com/office/word/2024/wordml/sdtformatlock" xmlns:w16se="http://schemas.microsoft.com/office/word/2015/wordml/symex" xmlns:wpg="http://schemas.microsoft.com/office/word/2010/wordprocessingGroup" xmlns:wpi="http://schemas.microsoft.com/office/word/2010/wordprocessingInk" xmlns:wne="http://schemas.microsoft.com/office/word/2006/wordml" xmlns:wps="http://schemas.microsoft.com/office/word/2010/wordprocessingShape" mc:Ignorable="w14 w15 w16se w16cid w16 w16cex w16sdtdh w16sdtfl w16du wp14">
   <w:tbl>
     <w:tblPr>
       <w:tblStyle w:val="ae"/>
@@ -25444,6 +25506,9 @@
               <w:tab w:val="clear" w:pos="8306"/>
             </w:tabs>
             <w:ind w:firstLineChars="0" w:firstLine="0"/>
+            <w:rPr>
+              <w:rFonts w:hint="eastAsia"/>
+            </w:rPr>
           </w:pPr>
           <w:r>
             <w:rPr>
@@ -25525,7 +25590,7 @@
             </w:tabs>
             <w:ind w:firstLineChars="0" w:firstLine="0"/>
             <w:rPr>
-              <w:rFonts w:ascii="思源黑体 CN Normal" w:eastAsia="思源黑体 CN Normal" w:hAnsi="思源黑体 CN Normal"/>
+              <w:rFonts w:ascii="思源黑体 CN Normal" w:eastAsia="思源黑体 CN Normal" w:hAnsi="思源黑体 CN Normal" w:hint="eastAsia"/>
             </w:rPr>
           </w:pPr>
           <w:bookmarkStart w:id="7" w:name="_Hlk105663091"/>
@@ -25554,7 +25619,7 @@
             </w:tabs>
             <w:ind w:firstLineChars="0" w:firstLine="0"/>
             <w:rPr>
-              <w:rFonts w:ascii="思源黑体 CN Normal" w:eastAsia="思源黑体 CN Normal" w:hAnsi="思源黑体 CN Normal"/>
+              <w:rFonts w:ascii="思源黑体 CN Normal" w:eastAsia="思源黑体 CN Normal" w:hAnsi="思源黑体 CN Normal" w:hint="eastAsia"/>
             </w:rPr>
           </w:pPr>
           <w:r>
@@ -25588,7 +25653,7 @@
             </w:tabs>
             <w:ind w:firstLineChars="0" w:firstLine="0"/>
             <w:rPr>
-              <w:rFonts w:ascii="思源黑体 CN Normal" w:eastAsia="思源黑体 CN Normal" w:hAnsi="思源黑体 CN Normal"/>
+              <w:rFonts w:ascii="思源黑体 CN Normal" w:eastAsia="思源黑体 CN Normal" w:hAnsi="思源黑体 CN Normal" w:hint="eastAsia"/>
               <w:color w:val="A6A6A6" w:themeColor="background1" w:themeShade="A6"/>
             </w:rPr>
           </w:pPr>
@@ -25618,7 +25683,7 @@
             </w:tabs>
             <w:ind w:firstLineChars="0" w:firstLine="0"/>
             <w:rPr>
-              <w:rFonts w:ascii="思源黑体 CN Normal" w:eastAsia="思源黑体 CN Normal" w:hAnsi="思源黑体 CN Normal"/>
+              <w:rFonts w:ascii="思源黑体 CN Normal" w:eastAsia="思源黑体 CN Normal" w:hAnsi="思源黑体 CN Normal" w:hint="eastAsia"/>
               <w:color w:val="A6A6A6" w:themeColor="background1" w:themeShade="A6"/>
             </w:rPr>
           </w:pPr>
@@ -25658,6 +25723,9 @@
               <w:tab w:val="clear" w:pos="8306"/>
             </w:tabs>
             <w:ind w:firstLineChars="0" w:firstLine="0"/>
+            <w:rPr>
+              <w:rFonts w:hint="eastAsia"/>
+            </w:rPr>
           </w:pPr>
         </w:p>
       </w:tc>
@@ -25678,7 +25746,7 @@
             </w:tabs>
             <w:ind w:firstLineChars="0" w:firstLine="0"/>
             <w:rPr>
-              <w:rFonts w:ascii="思源黑体 CN Normal" w:eastAsia="思源黑体 CN Normal" w:hAnsi="思源黑体 CN Normal"/>
+              <w:rFonts w:ascii="思源黑体 CN Normal" w:eastAsia="思源黑体 CN Normal" w:hAnsi="思源黑体 CN Normal" w:hint="eastAsia"/>
             </w:rPr>
           </w:pPr>
           <w:r>
@@ -25706,7 +25774,7 @@
             </w:tabs>
             <w:ind w:firstLineChars="0" w:firstLine="0"/>
             <w:rPr>
-              <w:rFonts w:ascii="思源黑体 CN Normal" w:eastAsia="思源黑体 CN Normal" w:hAnsi="思源黑体 CN Normal"/>
+              <w:rFonts w:ascii="思源黑体 CN Normal" w:eastAsia="思源黑体 CN Normal" w:hAnsi="思源黑体 CN Normal" w:hint="eastAsia"/>
             </w:rPr>
           </w:pPr>
           <w:r>
@@ -25758,7 +25826,7 @@
             </w:tabs>
             <w:ind w:firstLineChars="0" w:firstLine="0"/>
             <w:rPr>
-              <w:rFonts w:ascii="思源黑体 CN Normal" w:eastAsia="思源黑体 CN Normal" w:hAnsi="思源黑体 CN Normal"/>
+              <w:rFonts w:ascii="思源黑体 CN Normal" w:eastAsia="思源黑体 CN Normal" w:hAnsi="思源黑体 CN Normal" w:hint="eastAsia"/>
             </w:rPr>
           </w:pPr>
           <w:r>
@@ -25786,7 +25854,7 @@
             </w:tabs>
             <w:ind w:firstLineChars="0" w:firstLine="0"/>
             <w:rPr>
-              <w:rFonts w:ascii="思源黑体 CN Normal" w:eastAsia="思源黑体 CN Normal" w:hAnsi="思源黑体 CN Normal"/>
+              <w:rFonts w:ascii="思源黑体 CN Normal" w:eastAsia="思源黑体 CN Normal" w:hAnsi="思源黑体 CN Normal" w:hint="eastAsia"/>
             </w:rPr>
           </w:pPr>
           <w:r>
@@ -25808,6 +25876,7 @@
   <w:p>
     <w:pPr>
       <w:rPr>
+        <w:rFonts w:hint="eastAsia"/>
         <w:sz w:val="2"/>
         <w:szCs w:val="4"/>
       </w:rPr>
@@ -25817,7 +25886,7 @@
 </file>
 
 <file path=word/numbering.xml><?xml version="1.0" encoding="utf-8"?>
-<w:numbering xmlns:wpc="http://schemas.microsoft.com/office/word/2010/wordprocessingCanvas" xmlns:cx="http://schemas.microsoft.com/office/drawing/2014/chartex" xmlns:cx1="http://schemas.microsoft.com/office/drawing/2015/9/8/chartex" xmlns:cx2="http://schemas.microsoft.com/office/drawing/2015/10/21/chartex" xmlns:cx3="http://schemas.microsoft.com/office/drawing/2016/5/9/chartex" xmlns:cx4="http://schemas.microsoft.com/office/drawing/2016/5/10/chartex" xmlns:cx5="http://schemas.microsoft.com/office/drawing/2016/5/11/chartex" xmlns:cx6="http://schemas.microsoft.com/office/drawing/2016/5/12/chartex" xmlns:cx7="http://schemas.microsoft.com/office/drawing/2016/5/13/chartex" xmlns:cx8="http://schemas.microsoft.com/office/drawing/2016/5/14/chartex" xmlns:mc="http://schemas.openxmlformats.org/markup-compatibility/2006" xmlns:aink="http://schemas.microsoft.com/office/drawing/2016/ink" xmlns:am3d="http://schemas.microsoft.com/office/drawing/2017/model3d" xmlns:o="urn:schemas-microsoft-com:office:office" xmlns:r="http://schemas.openxmlformats.org/officeDocument/2006/relationships" xmlns:m="http://schemas.openxmlformats.org/officeDocument/2006/math" xmlns:v="urn:schemas-microsoft-com:vml" xmlns:wp14="http://schemas.microsoft.com/office/word/2010/wordprocessingDrawing" xmlns:wp="http://schemas.openxmlformats.org/drawingml/2006/wordprocessingDrawing" xmlns:w10="urn:schemas-microsoft-com:office:word" xmlns:w="http://schemas.openxmlformats.org/wordprocessingml/2006/main" xmlns:w14="http://schemas.microsoft.com/office/word/2010/wordml" xmlns:w15="http://schemas.microsoft.com/office/word/2012/wordml" xmlns:w16cex="http://schemas.microsoft.com/office/word/2018/wordml/cex" xmlns:w16cid="http://schemas.microsoft.com/office/word/2016/wordml/cid" xmlns:w16="http://schemas.microsoft.com/office/word/2018/wordml" xmlns:w16sdtdh="http://schemas.microsoft.com/office/word/2020/wordml/sdtdatahash" xmlns:w16se="http://schemas.microsoft.com/office/word/2015/wordml/symex" xmlns:wpg="http://schemas.microsoft.com/office/word/2010/wordprocessingGroup" xmlns:wpi="http://schemas.microsoft.com/office/word/2010/wordprocessingInk" xmlns:wne="http://schemas.microsoft.com/office/word/2006/wordml" xmlns:wps="http://schemas.microsoft.com/office/word/2010/wordprocessingShape" mc:Ignorable="w14 w15 w16se w16cid w16 w16cex w16sdtdh wp14">
+<w:numbering xmlns:wpc="http://schemas.microsoft.com/office/word/2010/wordprocessingCanvas" xmlns:cx="http://schemas.microsoft.com/office/drawing/2014/chartex" xmlns:cx1="http://schemas.microsoft.com/office/drawing/2015/9/8/chartex" xmlns:cx2="http://schemas.microsoft.com/office/drawing/2015/10/21/chartex" xmlns:cx3="http://schemas.microsoft.com/office/drawing/2016/5/9/chartex" xmlns:cx4="http://schemas.microsoft.com/office/drawing/2016/5/10/chartex" xmlns:cx5="http://schemas.microsoft.com/office/drawing/2016/5/11/chartex" xmlns:cx6="http://schemas.microsoft.com/office/drawing/2016/5/12/chartex" xmlns:cx7="http://schemas.microsoft.com/office/drawing/2016/5/13/chartex" xmlns:cx8="http://schemas.microsoft.com/office/drawing/2016/5/14/chartex" xmlns:mc="http://schemas.openxmlformats.org/markup-compatibility/2006" xmlns:aink="http://schemas.microsoft.com/office/drawing/2016/ink" xmlns:am3d="http://schemas.microsoft.com/office/drawing/2017/model3d" xmlns:o="urn:schemas-microsoft-com:office:office" xmlns:oel="http://schemas.microsoft.com/office/2019/extlst" xmlns:r="http://schemas.openxmlformats.org/officeDocument/2006/relationships" xmlns:m="http://schemas.openxmlformats.org/officeDocument/2006/math" xmlns:v="urn:schemas-microsoft-com:vml" xmlns:wp14="http://schemas.microsoft.com/office/word/2010/wordprocessingDrawing" xmlns:wp="http://schemas.openxmlformats.org/drawingml/2006/wordprocessingDrawing" xmlns:w10="urn:schemas-microsoft-com:office:word" xmlns:w="http://schemas.openxmlformats.org/wordprocessingml/2006/main" xmlns:w14="http://schemas.microsoft.com/office/word/2010/wordml" xmlns:w15="http://schemas.microsoft.com/office/word/2012/wordml" xmlns:w16cex="http://schemas.microsoft.com/office/word/2018/wordml/cex" xmlns:w16cid="http://schemas.microsoft.com/office/word/2016/wordml/cid" xmlns:w16="http://schemas.microsoft.com/office/word/2018/wordml" xmlns:w16du="http://schemas.microsoft.com/office/word/2023/wordml/word16du" xmlns:w16sdtdh="http://schemas.microsoft.com/office/word/2020/wordml/sdtdatahash" xmlns:w16sdtfl="http://schemas.microsoft.com/office/word/2024/wordml/sdtformatlock" xmlns:w16se="http://schemas.microsoft.com/office/word/2015/wordml/symex" xmlns:wpg="http://schemas.microsoft.com/office/word/2010/wordprocessingGroup" xmlns:wpi="http://schemas.microsoft.com/office/word/2010/wordprocessingInk" xmlns:wne="http://schemas.microsoft.com/office/word/2006/wordml" xmlns:wps="http://schemas.microsoft.com/office/word/2010/wordprocessingShape" mc:Ignorable="w14 w15 w16se w16cid w16 w16cex w16sdtdh w16sdtfl w16du wp14">
   <w:abstractNum w:abstractNumId="0" w15:restartNumberingAfterBreak="0">
     <w:nsid w:val="A52A55AD"/>
     <w:multiLevelType w:val="singleLevel"/>
@@ -26275,32 +26344,32 @@
       </w:rPr>
     </w:lvl>
   </w:abstractNum>
-  <w:num w:numId="1">
+  <w:num w:numId="1" w16cid:durableId="1313555958">
     <w:abstractNumId w:val="6"/>
   </w:num>
-  <w:num w:numId="2">
+  <w:num w:numId="2" w16cid:durableId="687758391">
     <w:abstractNumId w:val="2"/>
   </w:num>
-  <w:num w:numId="3">
+  <w:num w:numId="3" w16cid:durableId="161631641">
     <w:abstractNumId w:val="4"/>
   </w:num>
-  <w:num w:numId="4">
+  <w:num w:numId="4" w16cid:durableId="1180047750">
     <w:abstractNumId w:val="5"/>
   </w:num>
-  <w:num w:numId="5">
+  <w:num w:numId="5" w16cid:durableId="47340122">
     <w:abstractNumId w:val="1"/>
   </w:num>
-  <w:num w:numId="6">
+  <w:num w:numId="6" w16cid:durableId="1156919316">
     <w:abstractNumId w:val="3"/>
   </w:num>
-  <w:num w:numId="7">
+  <w:num w:numId="7" w16cid:durableId="736511153">
     <w:abstractNumId w:val="0"/>
   </w:num>
 </w:numbering>
 </file>
 
 <file path=word/styles.xml><?xml version="1.0" encoding="utf-8"?>
-<w:styles xmlns:mc="http://schemas.openxmlformats.org/markup-compatibility/2006" xmlns:r="http://schemas.openxmlformats.org/officeDocument/2006/relationships" xmlns:w="http://schemas.openxmlformats.org/wordprocessingml/2006/main" xmlns:w14="http://schemas.microsoft.com/office/word/2010/wordml" xmlns:w15="http://schemas.microsoft.com/office/word/2012/wordml" xmlns:w16cex="http://schemas.microsoft.com/office/word/2018/wordml/cex" xmlns:w16cid="http://schemas.microsoft.com/office/word/2016/wordml/cid" xmlns:w16="http://schemas.microsoft.com/office/word/2018/wordml" xmlns:w16sdtdh="http://schemas.microsoft.com/office/word/2020/wordml/sdtdatahash" xmlns:w16se="http://schemas.microsoft.com/office/word/2015/wordml/symex" mc:Ignorable="w14 w15 w16se w16cid w16 w16cex w16sdtdh">
+<w:styles xmlns:mc="http://schemas.openxmlformats.org/markup-compatibility/2006" xmlns:r="http://schemas.openxmlformats.org/officeDocument/2006/relationships" xmlns:w="http://schemas.openxmlformats.org/wordprocessingml/2006/main" xmlns:w14="http://schemas.microsoft.com/office/word/2010/wordml" xmlns:w15="http://schemas.microsoft.com/office/word/2012/wordml" xmlns:w16cex="http://schemas.microsoft.com/office/word/2018/wordml/cex" xmlns:w16cid="http://schemas.microsoft.com/office/word/2016/wordml/cid" xmlns:w16="http://schemas.microsoft.com/office/word/2018/wordml" xmlns:w16du="http://schemas.microsoft.com/office/word/2023/wordml/word16du" xmlns:w16sdtdh="http://schemas.microsoft.com/office/word/2020/wordml/sdtdatahash" xmlns:w16sdtfl="http://schemas.microsoft.com/office/word/2024/wordml/sdtformatlock" xmlns:w16se="http://schemas.microsoft.com/office/word/2015/wordml/symex" mc:Ignorable="w14 w15 w16se w16cid w16 w16cex w16sdtdh w16sdtfl w16du">
   <w:docDefaults>
     <w:rPrDefault>
       <w:rPr>
@@ -28056,10 +28125,6 @@
 </file>
 
 <file path=customXml/item1.xml><?xml version="1.0" encoding="utf-8"?>
-<b:Sources xmlns:b="http://schemas.openxmlformats.org/officeDocument/2006/bibliography" xmlns="http://schemas.openxmlformats.org/officeDocument/2006/bibliography" SelectedStyle="\APASixthEditionOfficeOnline.xsl" StyleName="APA" Version="6"/>
-</file>
-
-<file path=customXml/item2.xml><?xml version="1.0" encoding="utf-8"?>
 <s:customData xmlns="http://www.wps.cn/officeDocument/2013/wpsCustomData" xmlns:s="http://www.wps.cn/officeDocument/2013/wpsCustomData">
   <customSectProps/>
   <customShpExts>
@@ -28068,18 +28133,22 @@
 </s:customData>
 </file>
 
+<file path=customXml/item2.xml><?xml version="1.0" encoding="utf-8"?>
+<b:Sources xmlns:b="http://schemas.openxmlformats.org/officeDocument/2006/bibliography" xmlns="http://schemas.openxmlformats.org/officeDocument/2006/bibliography" SelectedStyle="\APASixthEditionOfficeOnline.xsl" StyleName="APA" Version="6"/>
+</file>
+
 <file path=customXml/itemProps1.xml><?xml version="1.0" encoding="utf-8"?>
+<ds:datastoreItem xmlns:ds="http://schemas.openxmlformats.org/officeDocument/2006/customXml" ds:itemID="{B1977F7D-205B-4081-913C-38D41E755F92}">
+  <ds:schemaRefs>
+    <ds:schemaRef ds:uri="http://www.wps.cn/officeDocument/2013/wpsCustomData"/>
+  </ds:schemaRefs>
+</ds:datastoreItem>
+</file>
+
+<file path=customXml/itemProps2.xml><?xml version="1.0" encoding="utf-8"?>
 <ds:datastoreItem xmlns:ds="http://schemas.openxmlformats.org/officeDocument/2006/customXml" ds:itemID="{4B2AF0A1-A60E-47F2-B9EF-6445E310AC47}">
   <ds:schemaRefs>
     <ds:schemaRef ds:uri="http://schemas.openxmlformats.org/officeDocument/2006/bibliography"/>
   </ds:schemaRefs>
 </ds:datastoreItem>
-</file>
-
-<file path=customXml/itemProps2.xml><?xml version="1.0" encoding="utf-8"?>
-<ds:datastoreItem xmlns:ds="http://schemas.openxmlformats.org/officeDocument/2006/customXml" ds:itemID="{B1977F7D-205B-4081-913C-38D41E755F92}">
-  <ds:schemaRefs>
-    <ds:schemaRef ds:uri="http://www.wps.cn/officeDocument/2013/wpsCustomData"/>
-  </ds:schemaRefs>
-</ds:datastoreItem>
 </file>